--- a/outputs/reports/Energy-Ecology Trade-off of Wind Farm Array Orientation Methods and Results.docx
+++ b/outputs/reports/Energy-Ecology Trade-off of Wind Farm Array Orientation Methods and Results.docx
@@ -65,7 +65,7 @@
           <w:rFonts w:eastAsia="宋体"/>
           <w:lang w:eastAsia="zh-CN"/>
         </w:rPr>
-        <w:t>风机阵列方向能否作为低成本的建设前生态设计杠杆？本研究回答：若允许牺牲少量年发电量（AEP），将风机排布朝向调整至对候鸟更友好的方向，能换来多少碰撞风险的下降。</w:t>
+        <w:t>风机阵列方向能否作为低成本的建设前生态设计杠杆？本研究回答：若允许牺牲少量年发电量（AEP），将风机排布朝向调整至对候鸟更友好的方向，能换来多少几何暴露的下降。</w:t>
       </w:r>
     </w:p>
     <w:p>
@@ -80,7 +80,7 @@
           <w:rFonts w:eastAsia="宋体"/>
           <w:lang w:eastAsia="zh-CN"/>
         </w:rPr>
-        <w:t>研究覆盖西欧海上和陆上两类场景。海上：171个风场的工程级AEP曲线，其中41个有实测候鸟方向数据（VPTS天气雷达与Bauer格网双源交叉验证）。陆上：OSM逐台风机坐标（100,327台）与Global Wind Atlas风资源数据，通过Jensen尾流模型计算AEP</w:t>
+        <w:t>研究覆盖西欧海上和陆上两类场景。海上：171个风场的工程级AEP曲线，其中55个有实测候鸟方向数据（VPTS天气雷达29场、Bauer格网26场）。陆上：OSM逐台风机坐标（100,327台）与Global Wind Atlas风资源数据，通过Jensen尾流模型计算AEP(θ)曲线，结合Bauer天气雷达候鸟方向数据。在5,869个完成AEP计算的风场中，4,191个落在Bauer候鸟方向数据产品覆盖范围内（格网43–55°N、4.75°W–16°E，200 km匹配半径），进入交换率分析；其余1,678个（主要在英国/爱尔兰、北欧/波罗的海、伊比利亚）超出该范围被排除。</w:t>
       </w:r>
       <w:proofErr w:type="gramStart"/>
       <w:r>
@@ -88,20 +88,17 @@
           <w:rFonts w:eastAsia="宋体"/>
           <w:lang w:eastAsia="zh-CN"/>
         </w:rPr>
-        <w:t>(</w:t>
       </w:r>
       <w:r>
         <w:rPr>
           <w:rFonts w:eastAsia="宋体"/>
         </w:rPr>
-        <w:t>θ</w:t>
       </w:r>
       <w:r>
         <w:rPr>
           <w:rFonts w:eastAsia="宋体"/>
           <w:lang w:eastAsia="zh-CN"/>
         </w:rPr>
-        <w:t>)</w:t>
       </w:r>
       <w:proofErr w:type="gramEnd"/>
       <w:r>
@@ -109,7 +106,6 @@
           <w:rFonts w:eastAsia="宋体"/>
           <w:lang w:eastAsia="zh-CN"/>
         </w:rPr>
-        <w:t>曲线，结合Bauer天气雷达候鸟方向数据，完成4,085个风场的完整分析。</w:t>
       </w:r>
     </w:p>
     <w:p>
@@ -1673,6 +1669,14 @@
       </w:r>
     </w:p>
     <w:p>
+      <w:r>
+        <w:rPr>
+          <w:rFonts w:eastAsia="宋体"/>
+        </w:rPr>
+        <w:t>需强调：本模型输出的是几何暴露（筛查性假设），未经飞行高度、回避率与死亡校准，不构成实测碰撞死亡下降；本文的"暴露降"均指几何暴露下降率——海上 VPTS/Bauer 模型额外纳入通量、飞行高度与保护权重，更接近碰撞暴露，但同样未经死亡校准。</w:t>
+      </w:r>
+    </w:p>
+    <w:p>
       <w:pPr>
         <w:pStyle w:val="21"/>
         <w:rPr>
@@ -1788,7 +1792,7 @@
           <w:rFonts w:eastAsia="宋体"/>
           <w:lang w:eastAsia="zh-CN"/>
         </w:rPr>
-        <w:t>机型参数：OSM标签提供轮毂高度、叶轮直径、额定功率（覆盖58%涡轮），缺失值由Bauer数据库空间最近邻填补，98.3%农场具备完整参数</w:t>
+        <w:t>机型参数：OSM标签提供轮毂高度、叶轮直径、额定功率（覆盖58%涡轮），缺失值由Bauer数据库空间最近邻填补。剔除轮毂高度或叶轮直径&lt;20 m的微型/垂直轴风机（Jensen尾流模型不适用），风场数5,954→5,869。轮毂高度98.5%、叶轮直径98.4%来自真实标签，但额定功率仅67.9%为真实值（其余以2,000 kW默认填充），输出CSV已加imputed标志位区分真实标签与默认填充。</w:t>
       </w:r>
     </w:p>
     <w:p>
@@ -1810,7 +1814,7 @@
         <w:rPr>
           <w:rFonts w:eastAsia="宋体"/>
         </w:rPr>
-        <w:t xml:space="preserve"> Wind Atlas API获取Weibull参数（A尺度、k形状、12扇区频率），按实际轮毂高度插值，共4,965个坐标</w:t>
+        <w:t xml:space="preserve"> Wind Atlas API获取Weibull参数（A尺度、k形状、12扇区频率），按实际轮毂高度插值（对数风廓线，地表粗糙度指数3，对应0.4 m，典型欧洲农业地表），共4,965个坐标</w:t>
       </w:r>
     </w:p>
     <w:p>
@@ -1901,7 +1905,7 @@
           <w:rFonts w:eastAsia="宋体"/>
           <w:lang w:eastAsia="zh-CN"/>
         </w:rPr>
-        <w:t>AEP积分：36风向×59风速bin=2,124个状态点，逐状态积分Weibull PDF，18个朝向角度扫描。覆盖5,953个风场（94,606台风机），总计约31 TWh。</w:t>
+        <w:t>AEP积分：59个风速bin逐点积分Weibull PDF得到无尾流能量E_no_wake；尾流效率η在4个代表风速档（4/8/12/16 m/s）按Weibull概率加权，与36个来流风向（10°分辨率）卷积，18个朝向角度扫描。覆盖5,869个风场（93,964台风机），最优朝向总发电约547 TWh（容量因子28.1%）。</w:t>
       </w:r>
     </w:p>
     <w:p>
@@ -1974,7 +1978,7 @@
         <w:rPr>
           <w:rFonts w:eastAsia="宋体"/>
         </w:rPr>
-        <w:t>_econ)。AEP代价 = 实际损失/AEP_max，风险降RR = [E(θ_econ)</w:t>
+        <w:t>_econ)。AEP代价 = 实际损失/AEP_max，暴露降RR = [E(θ_econ)</w:t>
       </w:r>
       <w:r>
         <w:rPr>
@@ -2247,7 +2251,7 @@
           <w:rFonts w:eastAsia="宋体"/>
           <w:lang w:eastAsia="zh-CN"/>
         </w:rPr>
-        <w:t>图2：VPTS雷达覆盖与海上风场位置。从VPTS 569个文件中提取5个可用雷达站，主站</w:t>
+        <w:t>图2：VPTS雷达覆盖与海上风场位置。从VPTS 569个文件中提取7个雷达站，4个通过方向校验（nlhrw、bejab、deess、frabb），最终2个进入场级映射：nlhrw（荷兰Den Helder，18场）与bejab（比利时Jabbeke，11场）。两站在0-200m转子层方向存在差异——nlhrw春季NNW（345.3°）、秋季WSW（258.1°），bejab春季NNE（35.7°）、秋季SSW（210.7°）；deess在旋翼层无鸟、frabb春季样本不足（n=2）故不纳入场级映射。</w:t>
       </w:r>
       <w:proofErr w:type="spellStart"/>
       <w:r>
@@ -2255,7 +2259,6 @@
           <w:rFonts w:eastAsia="宋体"/>
           <w:lang w:eastAsia="zh-CN"/>
         </w:rPr>
-        <w:t>nlhrw</w:t>
       </w:r>
       <w:proofErr w:type="spellEnd"/>
       <w:r>
@@ -2263,7 +2266,6 @@
           <w:rFonts w:eastAsia="宋体"/>
           <w:lang w:eastAsia="zh-CN"/>
         </w:rPr>
-        <w:t>（荷兰Den Helder, 14,258个观测窗）和</w:t>
       </w:r>
       <w:proofErr w:type="spellStart"/>
       <w:r>
@@ -2271,7 +2273,6 @@
           <w:rFonts w:eastAsia="宋体"/>
           <w:lang w:eastAsia="zh-CN"/>
         </w:rPr>
-        <w:t>bejab</w:t>
       </w:r>
       <w:proofErr w:type="spellEnd"/>
       <w:r>
@@ -2279,7 +2280,6 @@
           <w:rFonts w:eastAsia="宋体"/>
           <w:lang w:eastAsia="zh-CN"/>
         </w:rPr>
-        <w:t>（比利时</w:t>
       </w:r>
       <w:proofErr w:type="spellStart"/>
       <w:r>
@@ -2287,7 +2287,6 @@
           <w:rFonts w:eastAsia="宋体"/>
           <w:lang w:eastAsia="zh-CN"/>
         </w:rPr>
-        <w:t>Jabbeke</w:t>
       </w:r>
       <w:proofErr w:type="spellEnd"/>
       <w:r>
@@ -2295,7 +2294,6 @@
           <w:rFonts w:eastAsia="宋体"/>
           <w:lang w:eastAsia="zh-CN"/>
         </w:rPr>
-        <w:t>, 13,866个观测窗）春秋方向独立一致，均指示NNE-SSW迁徙轴。</w:t>
       </w:r>
     </w:p>
     <w:p>
@@ -2367,7 +2365,7 @@
           <w:rFonts w:eastAsia="宋体"/>
           <w:lang w:eastAsia="zh-CN"/>
         </w:rPr>
-        <w:t>图3：Bauer 2026的2,025个有效格网单元候鸟飞行方向。春季中位51.5°（NNE-NE），秋季中位235°（SSW-SW），全西欧方向格局高度一致。共41个海上风场获得实测方向（VPTS雷达与Bauer格网双源）。</w:t>
+        <w:t>图3：Bauer 2026的2,025个有效格网单元候鸟飞行方向。春季中位51.5°（NNE-NE），秋季中位235°（SSW-SW），全西欧方向格局高度一致。共55个海上风场获得实测方向（VPTS雷达29场、Bauer格网26场）。</w:t>
       </w:r>
     </w:p>
     <w:p>
@@ -2384,7 +2382,7 @@
         </w:rPr>
         <w:drawing>
           <wp:inline distT="0" distB="0" distL="0" distR="0" wp14:anchorId="2796DF50" wp14:editId="6201CC0A">
-            <wp:extent cx="4846320" cy="3371140"/>
+            <wp:extent cx="4846320" cy="3042692"/>
             <wp:effectExtent l="0" t="0" r="0" b="0"/>
             <wp:docPr id="4" name="Picture 4"/>
             <wp:cNvGraphicFramePr>
@@ -2406,7 +2404,7 @@
                   <pic:spPr>
                     <a:xfrm>
                       <a:off x="0" y="0"/>
-                      <a:ext cx="4846320" cy="3371140"/>
+                      <a:ext cx="4846320" cy="3042692"/>
                     </a:xfrm>
                     <a:prstGeom prst="rect">
                       <a:avLst/>
@@ -2438,7 +2436,7 @@
           <w:rFonts w:eastAsia="宋体"/>
           <w:lang w:eastAsia="zh-CN"/>
         </w:rPr>
-        <w:t>图5：1% AEP预算下海上41场（绿色）能源-生态散点。金色为ERA5推测场（已被证伪无效）。41个有实测方向的风场，以平均0.42%的AEP损失，几何暴露风险降低84.3%（中位90.1%），38/41场风险降超过50%。</w:t>
+        <w:t>图5：1% AEP预算下海上实测方向风场（绿色）能源-生态散点，VPTS与Bauer两源分列。金色为ERA5推测场（已被证伪无效）。VPTS雷达29场以平均0.38%的AEP损失实现暴露降中位84.2%（RR&gt;90%占38%）；Bauer格网26场以平均0.49%的AEP损失实现暴露降中位47.6%（RR&gt;90%占15%）。两源春季方向存在系统性分歧（VPTS 345.3°/35.7° vs Bauer 57.8°），结果差异显著，故分列呈现而非合并。</w:t>
       </w:r>
     </w:p>
     <w:p>
@@ -2544,7 +2542,7 @@
           <w:rFonts w:eastAsia="宋体"/>
           <w:lang w:eastAsia="zh-CN"/>
         </w:rPr>
-        <w:t>图20：左——经济最优朝向分布，集中在0-40°和140-170°，对应西风带主导和局地地形风。右——AEP</w:t>
+        <w:t>图20：左——经济最优朝向分布，集中在0-40°和140-170°，对应西风带主导和局地地形风。右——AEP(min)/AEP(max)分布，均值0.972、中位0.983。陆上风场朝向调整的发电代价天然较低：最劣vs最优朝向中位仅差1.7%、均值差2.8%，95%的农场差距在9.1%以内。</w:t>
       </w:r>
       <w:proofErr w:type="gramStart"/>
       <w:r>
@@ -2552,7 +2550,6 @@
           <w:rFonts w:eastAsia="宋体"/>
           <w:lang w:eastAsia="zh-CN"/>
         </w:rPr>
-        <w:t>(min)</w:t>
       </w:r>
       <w:proofErr w:type="gramEnd"/>
       <w:r>
@@ -2560,7 +2557,6 @@
           <w:rFonts w:eastAsia="宋体"/>
           <w:lang w:eastAsia="zh-CN"/>
         </w:rPr>
-        <w:t>/AEP</w:t>
       </w:r>
       <w:proofErr w:type="gramStart"/>
       <w:r>
@@ -2568,7 +2564,6 @@
           <w:rFonts w:eastAsia="宋体"/>
           <w:lang w:eastAsia="zh-CN"/>
         </w:rPr>
-        <w:t>(max)</w:t>
       </w:r>
       <w:proofErr w:type="gramEnd"/>
       <w:r>
@@ -2576,7 +2571,6 @@
           <w:rFonts w:eastAsia="宋体"/>
           <w:lang w:eastAsia="zh-CN"/>
         </w:rPr>
-        <w:t>分布，均值0.974、中位0.985。陆上风场朝向调整的发电代价天然较低：最劣vs最优朝向仅差1.5-2.6%，95%的农场差距在8.5%以内。</w:t>
       </w:r>
     </w:p>
     <w:p>
@@ -2617,7 +2611,7 @@
         </w:rPr>
         <w:drawing>
           <wp:inline distT="0" distB="0" distL="0" distR="0" wp14:anchorId="3DB1FF9A" wp14:editId="70A78205">
-            <wp:extent cx="4846320" cy="3619404"/>
+            <wp:extent cx="4846320" cy="3507408"/>
             <wp:effectExtent l="0" t="0" r="0" b="0"/>
             <wp:docPr id="6" name="Picture 6"/>
             <wp:cNvGraphicFramePr>
@@ -2639,7 +2633,7 @@
                   <pic:spPr>
                     <a:xfrm>
                       <a:off x="0" y="0"/>
-                      <a:ext cx="4846320" cy="3619404"/>
+                      <a:ext cx="4846320" cy="3507408"/>
                     </a:xfrm>
                     <a:prstGeom prst="rect">
                       <a:avLst/>
@@ -2671,8 +2665,7 @@
           <w:rFonts w:eastAsia="宋体"/>
           <w:lang w:eastAsia="zh-CN"/>
         </w:rPr>
-        <w:lastRenderedPageBreak/>
-        <w:t>图14：陆上4,085场（蓝）与海上41场（红紫）散点，1% AEP预算。陆上聚类更紧凑、高RR区密度更大。陆上结果优于海上：陆上风玫瑰受地形影响更多样，</w:t>
+        <w:t>图14：陆上4,191场（蓝）与海上55场（VPTS绿 / Bauer紫）散点，1% AEP预算。注意两套暴露模型不同——海上为含通量/高度/保护权重的完整暴露模型，陆上为纯几何sin²模型，故两套暴露降数值不可直接横向对比，此处并列仅为展示各自分布形态。两场景均显示高RR区密度大、多数农场能以极小AEP代价实现高比例暴露降。</w:t>
       </w:r>
       <w:proofErr w:type="spellStart"/>
       <w:r>
@@ -2680,7 +2673,7 @@
           <w:rFonts w:eastAsia="宋体"/>
           <w:lang w:eastAsia="zh-CN"/>
         </w:rPr>
-        <w:t>theta_econ</w:t>
+        <w:t xml:space="preserve"> 绝对降幅 ΔE=E(θ_econ)−E(θ_eco) 陆上中位 0.43（E 无量纲：0=平行、1=垂直），即典型农场把暴露从基线约 0.44 降至约 0.01——中位 97% 的高相对降幅并非低基线虚高，绝对改善同样显著。</w:t>
       </w:r>
       <w:proofErr w:type="spellEnd"/>
       <w:r>
@@ -2688,7 +2681,6 @@
           <w:rFonts w:eastAsia="宋体"/>
           <w:lang w:eastAsia="zh-CN"/>
         </w:rPr>
-        <w:t>分散，转向统一的50°生态最优朝向代价小于海上。</w:t>
       </w:r>
     </w:p>
     <w:tbl>
@@ -2698,6 +2690,7 @@
         <w:tblLook w:val="04A0" w:firstRow="1" w:lastRow="0" w:firstColumn="1" w:lastColumn="0" w:noHBand="0" w:noVBand="1"/>
       </w:tblPr>
       <w:tblGrid>
+        <w:gridCol w:w="3135"/>
         <w:gridCol w:w="3135"/>
         <w:gridCol w:w="3135"/>
         <w:gridCol w:w="3135"/>
@@ -2718,34 +2711,8 @@
                 <w:lang w:eastAsia="zh-CN"/>
               </w:rPr>
             </w:pPr>
-          </w:p>
-        </w:tc>
-        <w:tc>
-          <w:tcPr>
-            <w:tcW w:w="3135" w:type="dxa"/>
-          </w:tcPr>
-          <w:p>
-            <w:pPr>
-              <w:cnfStyle w:val="100000000000" w:firstRow="1" w:lastRow="0" w:firstColumn="0" w:lastColumn="0" w:oddVBand="0" w:evenVBand="0" w:oddHBand="0" w:evenHBand="0" w:firstRowFirstColumn="0" w:firstRowLastColumn="0" w:lastRowFirstColumn="0" w:lastRowLastColumn="0"/>
-              <w:rPr>
-                <w:rFonts w:eastAsia="宋体" w:hint="eastAsia"/>
-              </w:rPr>
-            </w:pPr>
-            <w:proofErr w:type="spellStart"/>
             <w:r>
-              <w:rPr>
-                <w:rFonts w:eastAsia="宋体"/>
-                <w:sz w:val="16"/>
-              </w:rPr>
-              <w:t>陆上</w:t>
-            </w:r>
-            <w:proofErr w:type="spellEnd"/>
-            <w:r>
-              <w:rPr>
-                <w:rFonts w:eastAsia="宋体"/>
-                <w:sz w:val="16"/>
-              </w:rPr>
-              <w:t xml:space="preserve"> (4,085场)</w:t>
+              <w:t>（注：陆海曝露模型不同，数值不可直接横向对比）</w:t>
             </w:r>
           </w:p>
         </w:tc>
@@ -2760,12 +2727,60 @@
                 <w:rFonts w:eastAsia="宋体" w:hint="eastAsia"/>
               </w:rPr>
             </w:pPr>
+            <w:proofErr w:type="spellStart"/>
             <w:r>
               <w:rPr>
                 <w:rFonts w:eastAsia="宋体"/>
                 <w:sz w:val="16"/>
               </w:rPr>
-              <w:t>海上 (41场)</w:t>
+              <w:t>陆上 (4,191场)</w:t>
+            </w:r>
+            <w:proofErr w:type="spellEnd"/>
+            <w:r>
+              <w:rPr>
+                <w:rFonts w:eastAsia="宋体"/>
+                <w:sz w:val="16"/>
+              </w:rPr>
+            </w:r>
+          </w:p>
+        </w:tc>
+        <w:tc>
+          <w:tcPr>
+            <w:tcW w:w="3135" w:type="dxa"/>
+          </w:tcPr>
+          <w:p>
+            <w:pPr>
+              <w:cnfStyle w:val="100000000000" w:firstRow="1" w:lastRow="0" w:firstColumn="0" w:lastColumn="0" w:oddVBand="0" w:evenVBand="0" w:oddHBand="0" w:evenHBand="0" w:firstRowFirstColumn="0" w:firstRowLastColumn="0" w:lastRowFirstColumn="0" w:lastRowLastColumn="0"/>
+              <w:rPr>
+                <w:rFonts w:eastAsia="宋体" w:hint="eastAsia"/>
+              </w:rPr>
+            </w:pPr>
+            <w:r>
+              <w:rPr>
+                <w:rFonts w:eastAsia="宋体"/>
+                <w:sz w:val="16"/>
+              </w:rPr>
+              <w:t>海上·VPTS (37场)</w:t>
+            </w:r>
+          </w:p>
+        </w:tc>
+        <w:tc>
+          <w:tcPr>
+            <w:tcW w:w="3135" w:type="dxa"/>
+          </w:tcPr>
+          <w:p>
+            <w:pPr>
+              <w:cnfStyle w:val="100000000000" w:firstRow="1" w:lastRow="0" w:firstColumn="0" w:lastColumn="0" w:oddVBand="0" w:evenVBand="0" w:oddHBand="0" w:evenHBand="0" w:firstRowFirstColumn="0" w:firstRowLastColumn="0" w:lastRowFirstColumn="0" w:lastRowLastColumn="0"/>
+              <w:rPr>
+                <w:rFonts w:eastAsia="宋体" w:hint="eastAsia"/>
+              </w:rPr>
+            </w:pPr>
+            <w:r>
+              <w:rPr>
+                <w:rFonts w:eastAsia="宋体"/>
+                <w:sz w:val="16"/>
+              </w:rPr>
+              <w:t>海上·Bauer (18场)</w:t>
             </w:r>
           </w:p>
         </w:tc>
@@ -2810,7 +2825,7 @@
                 <w:rFonts w:eastAsia="宋体"/>
                 <w:sz w:val="16"/>
               </w:rPr>
-              <w:t>97.0%</w:t>
+              <w:t>97.4%</w:t>
             </w:r>
           </w:p>
         </w:tc>
@@ -2831,6 +2846,26 @@
                 <w:sz w:val="16"/>
               </w:rPr>
               <w:t>90.1%</w:t>
+            </w:r>
+          </w:p>
+        </w:tc>
+        <w:tc>
+          <w:tcPr>
+            <w:tcW w:w="3135" w:type="dxa"/>
+          </w:tcPr>
+          <w:p>
+            <w:pPr>
+              <w:cnfStyle w:val="000000100000" w:firstRow="0" w:lastRow="0" w:firstColumn="0" w:lastColumn="0" w:oddVBand="0" w:evenVBand="0" w:oddHBand="1" w:evenHBand="0" w:firstRowFirstColumn="0" w:firstRowLastColumn="0" w:lastRowFirstColumn="0" w:lastRowLastColumn="0"/>
+              <w:rPr>
+                <w:rFonts w:eastAsia="宋体" w:hint="eastAsia"/>
+              </w:rPr>
+            </w:pPr>
+            <w:r>
+              <w:rPr>
+                <w:rFonts w:eastAsia="宋体"/>
+                <w:sz w:val="16"/>
+              </w:rPr>
+              <w:t>38.8%</w:t>
             </w:r>
           </w:p>
         </w:tc>
@@ -2875,7 +2910,7 @@
                 <w:rFonts w:eastAsia="宋体"/>
                 <w:sz w:val="16"/>
               </w:rPr>
-              <w:t>0.49%</w:t>
+              <w:t>0.50%</w:t>
             </w:r>
           </w:p>
         </w:tc>
@@ -2896,6 +2931,26 @@
                 <w:sz w:val="16"/>
               </w:rPr>
               <w:t>0.42%</w:t>
+            </w:r>
+          </w:p>
+        </w:tc>
+        <w:tc>
+          <w:tcPr>
+            <w:tcW w:w="3135" w:type="dxa"/>
+          </w:tcPr>
+          <w:p>
+            <w:pPr>
+              <w:cnfStyle w:val="000000010000" w:firstRow="0" w:lastRow="0" w:firstColumn="0" w:lastColumn="0" w:oddVBand="0" w:evenVBand="0" w:oddHBand="0" w:evenHBand="1" w:firstRowFirstColumn="0" w:firstRowLastColumn="0" w:lastRowFirstColumn="0" w:lastRowLastColumn="0"/>
+              <w:rPr>
+                <w:rFonts w:eastAsia="宋体" w:hint="eastAsia"/>
+              </w:rPr>
+            </w:pPr>
+            <w:r>
+              <w:rPr>
+                <w:rFonts w:eastAsia="宋体"/>
+                <w:sz w:val="16"/>
+              </w:rPr>
+              <w:t>0.47%</w:t>
             </w:r>
           </w:p>
         </w:tc>
@@ -2940,7 +2995,7 @@
                 <w:rFonts w:eastAsia="宋体"/>
                 <w:sz w:val="16"/>
               </w:rPr>
-              <w:t>63.7%</w:t>
+              <w:t>64.6%</w:t>
             </w:r>
           </w:p>
         </w:tc>
@@ -2960,7 +3015,27 @@
                 <w:rFonts w:eastAsia="宋体"/>
                 <w:sz w:val="16"/>
               </w:rPr>
-              <w:t>56.1%</w:t>
+              <w:t>62.2%</w:t>
+            </w:r>
+          </w:p>
+        </w:tc>
+        <w:tc>
+          <w:tcPr>
+            <w:tcW w:w="3135" w:type="dxa"/>
+          </w:tcPr>
+          <w:p>
+            <w:pPr>
+              <w:cnfStyle w:val="000000100000" w:firstRow="0" w:lastRow="0" w:firstColumn="0" w:lastColumn="0" w:oddVBand="0" w:evenVBand="0" w:oddHBand="1" w:evenHBand="0" w:firstRowFirstColumn="0" w:firstRowLastColumn="0" w:lastRowFirstColumn="0" w:lastRowLastColumn="0"/>
+              <w:rPr>
+                <w:rFonts w:eastAsia="宋体" w:hint="eastAsia"/>
+              </w:rPr>
+            </w:pPr>
+            <w:r>
+              <w:rPr>
+                <w:rFonts w:eastAsia="宋体"/>
+                <w:sz w:val="16"/>
+              </w:rPr>
+              <w:t>16.7%</w:t>
             </w:r>
           </w:p>
         </w:tc>
@@ -3025,7 +3100,27 @@
                 <w:rFonts w:eastAsia="宋体"/>
                 <w:sz w:val="16"/>
               </w:rPr>
-              <w:t>33-53°（同一NNE-SSW迁徙轴）</w:t>
+              <w:t>50°（中位）</w:t>
+            </w:r>
+          </w:p>
+        </w:tc>
+        <w:tc>
+          <w:tcPr>
+            <w:tcW w:w="3135" w:type="dxa"/>
+          </w:tcPr>
+          <w:p>
+            <w:pPr>
+              <w:cnfStyle w:val="000000010000" w:firstRow="0" w:lastRow="0" w:firstColumn="0" w:lastColumn="0" w:oddVBand="0" w:evenVBand="0" w:oddHBand="0" w:evenHBand="1" w:firstRowFirstColumn="0" w:firstRowLastColumn="0" w:lastRowFirstColumn="0" w:lastRowLastColumn="0"/>
+              <w:rPr>
+                <w:rFonts w:eastAsia="宋体" w:hint="eastAsia"/>
+              </w:rPr>
+            </w:pPr>
+            <w:r>
+              <w:rPr>
+                <w:rFonts w:eastAsia="宋体"/>
+                <w:sz w:val="16"/>
+              </w:rPr>
+              <w:t>50°（中位）</w:t>
             </w:r>
           </w:p>
         </w:tc>
@@ -3120,7 +3215,7 @@
           <w:rFonts w:eastAsia="宋体"/>
           <w:lang w:eastAsia="zh-CN"/>
         </w:rPr>
-        <w:t>图15：左——风险降累积分布（ECDF），曲线陡峭升至~99%后趋平。约6%农场RR≈0%（</w:t>
+        <w:t>图15：左——暴露降累积分布（ECDF），三线对应陆上4,191场（蓝，中位97%）、海上VPTS 29场（绿，中位84%）、海上Bauer 26场（紫，中位48%）。陆上曲线陡峭升至~97%后趋平（约4.3%农场RR&lt;1%）；海上两源分布更分散、整体更低，体现方向口径敏感性。右——0.5%→1%是陆上边际效益最高的区间（1%→2%仅新增2.1个百分点）。</w:t>
       </w:r>
       <w:proofErr w:type="spellStart"/>
       <w:r>
@@ -3128,7 +3223,6 @@
           <w:rFonts w:eastAsia="宋体"/>
           <w:lang w:eastAsia="zh-CN"/>
         </w:rPr>
-        <w:t>theta_econ</w:t>
       </w:r>
       <w:proofErr w:type="spellEnd"/>
       <w:r>
@@ -3136,13 +3230,11 @@
           <w:rFonts w:eastAsia="宋体"/>
           <w:lang w:eastAsia="zh-CN"/>
         </w:rPr>
-        <w:t>已与迁徙方向平行），其余多数农场RR&gt;97%。</w:t>
       </w:r>
       <w:r>
         <w:rPr>
           <w:rFonts w:eastAsia="宋体"/>
         </w:rPr>
-        <w:t>右——0.5%→1%是边际效益最高的区间。</w:t>
       </w:r>
     </w:p>
     <w:tbl>
@@ -3282,7 +3374,7 @@
                 <w:rFonts w:eastAsia="宋体"/>
                 <w:sz w:val="16"/>
               </w:rPr>
-              <w:t>0.25%</w:t>
+              <w:t>0.27%</w:t>
             </w:r>
           </w:p>
         </w:tc>
@@ -3302,7 +3394,7 @@
                 <w:rFonts w:eastAsia="宋体"/>
                 <w:sz w:val="16"/>
               </w:rPr>
-              <w:t>82.0%</w:t>
+              <w:t>82.3%</w:t>
             </w:r>
           </w:p>
         </w:tc>
@@ -3322,7 +3414,7 @@
                 <w:rFonts w:eastAsia="宋体"/>
                 <w:sz w:val="16"/>
               </w:rPr>
-              <w:t>42.8%</w:t>
+              <w:t>43.0%</w:t>
             </w:r>
           </w:p>
         </w:tc>
@@ -3367,7 +3459,7 @@
                 <w:rFonts w:eastAsia="宋体"/>
                 <w:sz w:val="16"/>
               </w:rPr>
-              <w:t>0.49%</w:t>
+              <w:t>0.50%</w:t>
             </w:r>
           </w:p>
         </w:tc>
@@ -3387,7 +3479,7 @@
                 <w:rFonts w:eastAsia="宋体"/>
                 <w:sz w:val="16"/>
               </w:rPr>
-              <w:t>97.0%</w:t>
+              <w:t>97.4%</w:t>
             </w:r>
           </w:p>
         </w:tc>
@@ -3407,7 +3499,7 @@
                 <w:rFonts w:eastAsia="宋体"/>
                 <w:sz w:val="16"/>
               </w:rPr>
-              <w:t>63.7%</w:t>
+              <w:t>64.6%</w:t>
             </w:r>
           </w:p>
         </w:tc>
@@ -3452,7 +3544,7 @@
                 <w:rFonts w:eastAsia="宋体"/>
                 <w:sz w:val="16"/>
               </w:rPr>
-              <w:t>0.74%</w:t>
+              <w:t>0.76%</w:t>
             </w:r>
           </w:p>
         </w:tc>
@@ -3472,7 +3564,7 @@
                 <w:rFonts w:eastAsia="宋体"/>
                 <w:sz w:val="16"/>
               </w:rPr>
-              <w:t>98.9%</w:t>
+              <w:t>99.0%</w:t>
             </w:r>
           </w:p>
         </w:tc>
@@ -3492,7 +3584,7 @@
                 <w:rFonts w:eastAsia="宋体"/>
                 <w:sz w:val="16"/>
               </w:rPr>
-              <w:t>79.9%</w:t>
+              <w:t>80.6%</w:t>
             </w:r>
           </w:p>
         </w:tc>
@@ -3537,7 +3629,7 @@
                 <w:rFonts w:eastAsia="宋体"/>
                 <w:sz w:val="16"/>
               </w:rPr>
-              <w:t>0.98%</w:t>
+              <w:t>1.02%</w:t>
             </w:r>
           </w:p>
         </w:tc>
@@ -3557,7 +3649,7 @@
                 <w:rFonts w:eastAsia="宋体"/>
                 <w:sz w:val="16"/>
               </w:rPr>
-              <w:t>99.2%</w:t>
+              <w:t>99.3%</w:t>
             </w:r>
           </w:p>
         </w:tc>
@@ -3577,12 +3669,20 @@
                 <w:rFonts w:eastAsia="宋体"/>
                 <w:sz w:val="16"/>
               </w:rPr>
-              <w:t>88.4%</w:t>
+              <w:t>89.7%</w:t>
             </w:r>
           </w:p>
         </w:tc>
       </w:tr>
     </w:tbl>
+    <w:p>
+      <w:r>
+        <w:rPr>
+          <w:rFonts w:eastAsia="宋体"/>
+        </w:rPr>
+        <w:t>四级预算对应三个情景：低成本（0.5%，暴露降中位 80.0%）、平衡（1%，中位 97.0%）、保护优先（2%，中位 99.1%）。预算从 1% 提高到 2% 时，暴露降中位仅新增 2.1 个百分点（97.0%→99.1%），边际收益递减，与"较小的发电让步换取大部分收益、预算继续增加则边际下降"的预期一致。</w:t>
+      </w:r>
+    </w:p>
     <w:p>
       <w:pPr>
         <w:rPr>
@@ -3670,7 +3770,7 @@
           <w:rFonts w:eastAsia="宋体"/>
           <w:lang w:eastAsia="zh-CN"/>
         </w:rPr>
-        <w:t>图16：</w:t>
+        <w:t>图16：theta_eco集中在40-60°（占70%）——这并非独立发现，而是几何暴露模型的直接推论：西欧春季（中位51.5°）与秋季（中位235°）候鸟方向近乎反平行（差184°），在sin²模型下E(θ)退化为单一角度sin²(θ−55°)，故θ_eco≈55°是西欧NNE–SSW迁徙轴的必然输出。</w:t>
       </w:r>
       <w:proofErr w:type="spellStart"/>
       <w:r>
@@ -3678,7 +3778,6 @@
           <w:rFonts w:eastAsia="宋体"/>
           <w:lang w:eastAsia="zh-CN"/>
         </w:rPr>
-        <w:t>theta_eco</w:t>
       </w:r>
       <w:proofErr w:type="spellEnd"/>
       <w:r>
@@ -3686,7 +3785,14 @@
           <w:rFonts w:eastAsia="宋体"/>
           <w:lang w:eastAsia="zh-CN"/>
         </w:rPr>
-        <w:t>高度集中在40-60°——生态最优朝向由候鸟飞行方向决定，与风资源最优朝向无关。</w:t>
+      </w:r>
+    </w:p>
+    <w:p>
+      <w:r>
+        <w:rPr>
+          <w:rFonts w:eastAsia="宋体"/>
+        </w:rPr>
+        <w:t>生态调整角（从 θ_econ 转到 θ_eco 的最小转角）中位 40°、平均 36°：49% 的风场在 ≤30° 内达到大部分暴露降，84% 在 ≤50° 内。多数风场需要 30–50° 的朝向调整而非微调，实践上须与主导风向、场地边界约束一并权衡。</w:t>
       </w:r>
     </w:p>
     <w:p>
@@ -3735,7 +3841,7 @@
         </w:rPr>
         <w:drawing>
           <wp:inline distT="0" distB="0" distL="0" distR="0" wp14:anchorId="198E4858" wp14:editId="2A338731">
-            <wp:extent cx="5681662" cy="2715793"/>
+            <wp:extent cx="4846320" cy="1995544"/>
             <wp:effectExtent l="0" t="0" r="0" b="8890"/>
             <wp:docPr id="840601250" name="图片 1"/>
             <wp:cNvGraphicFramePr>
@@ -3795,7 +3901,7 @@
           <w:rFonts w:eastAsia="宋体"/>
           <w:lang w:eastAsia="zh-CN"/>
         </w:rPr>
-        <w:t>图17：左——3-5台至50+台五个规模层风险降均为~80%。朝向杠杆是几何机制（sin²），与风机数量无关。右——距Bauer格网0-25km的RR=82.4%，100-200km仍达74.7%，信号衰减温和。</w:t>
+        <w:t>图17：左——3-5台至50+台五个规模层暴露降均为~80%。朝向杠杆是几何机制（sin²），与风机数量无关。右——距Bauer格网0-25km的RR=84.0%，100-200km仍达74.4%，信号衰减温和。</w:t>
       </w:r>
     </w:p>
     <w:p>
@@ -3891,7 +3997,7 @@
           <w:rFonts w:eastAsia="宋体"/>
           <w:lang w:eastAsia="zh-CN"/>
         </w:rPr>
-        <w:t>图18：德国、丹麦、荷兰、比利时核心区几乎全</w:t>
+        <w:t>图18：暴露降的空间差异主要反映局地风资源的朝向敏感性（AEP(θ)曲线形状），而非候鸟方向的空间格局——候鸟方向全域标准差仅6.4°，空间差异几乎全部来自发电侧。</w:t>
       </w:r>
       <w:proofErr w:type="gramStart"/>
       <w:r>
@@ -3899,7 +4005,6 @@
           <w:rFonts w:eastAsia="宋体"/>
           <w:lang w:eastAsia="zh-CN"/>
         </w:rPr>
-        <w:t>域&gt;</w:t>
       </w:r>
       <w:proofErr w:type="gramEnd"/>
       <w:r>
@@ -3907,7 +4012,6 @@
           <w:rFonts w:eastAsia="宋体"/>
           <w:lang w:eastAsia="zh-CN"/>
         </w:rPr>
-        <w:t>90% RR，边缘地区（西班牙南部、瑞典北部）因距格网较远信号衰减。</w:t>
       </w:r>
     </w:p>
     <w:p>
@@ -4019,7 +4123,7 @@
           <w:rFonts w:ascii="宋体" w:eastAsia="宋体" w:hAnsi="宋体"/>
           <w:color w:val="000000"/>
         </w:rPr>
-        <w:t>六、结论</w:t>
+        <w:t>六、结果框架（R1–R4）与结论</w:t>
       </w:r>
       <w:proofErr w:type="spellEnd"/>
     </w:p>
@@ -4037,7 +4141,7 @@
         </w:rPr>
         <w:drawing>
           <wp:inline distT="0" distB="0" distL="0" distR="0" wp14:anchorId="3422EBBF" wp14:editId="3ABAC39F">
-            <wp:extent cx="5029200" cy="2206468"/>
+            <wp:extent cx="5029200" cy="2064879"/>
             <wp:effectExtent l="0" t="0" r="0" b="0"/>
             <wp:docPr id="12" name="Picture 12"/>
             <wp:cNvGraphicFramePr>
@@ -4059,7 +4163,7 @@
                   <pic:spPr>
                     <a:xfrm>
                       <a:off x="0" y="0"/>
-                      <a:ext cx="5029200" cy="2206468"/>
+                      <a:ext cx="5029200" cy="2064879"/>
                     </a:xfrm>
                     <a:prstGeom prst="rect">
                       <a:avLst/>
@@ -4080,6 +4184,90 @@
       </w:pPr>
     </w:p>
     <w:p>
+      <w:r>
+        <w:rPr>
+          <w:rFonts w:eastAsia="宋体"/>
+        </w:rPr>
+        <w:t>主论点：风电碰撞风险集中在少数物种和区域；其中一部分由阵列方向造成；调整方向可以降低这部分风险，且发电损失有限。以下按 R1→R4 四个结果逐条对照预期结论，并标注本研究能否验证。</w:t>
+      </w:r>
+    </w:p>
+    <w:p>
+      <w:r>
+        <w:rPr>
+          <w:rFonts w:eastAsia="宋体"/>
+          <w:b/>
+        </w:rPr>
+        <w:t>R1 哪些鸟受威胁、危险区在哪里？——降格为"危险区识别"，物种层待验证</w:t>
+      </w:r>
+    </w:p>
+    <w:p>
+      <w:r>
+        <w:rPr>
+          <w:rFonts w:eastAsia="宋体"/>
+        </w:rPr>
+        <w:t>预期：研究覆盖 XXX 个物种、XXX 个风场，XXX 个物种进入旋翼扫掠高度，其中 XXX 个受胁。实测：本研究覆盖 171 海上 + 4,191 陆上风场，但 VPTS/Bauer 雷达无物种标识，无法给出"进入旋翼高度的物种数"。降格结论：CAFF 飞线覆盖 99.9% 风电点但为大陆尺度、无场级区分力（印证 R1.4"粗尺度飞线不能识别危险区"）；识别真实危险区需通量、飞行高度与物种数据。本轮已用 VPTS 0-200m 转子层修正飞高，经验转子高度占比 0.11-0.58（中位约 0.31），显著偏离原假设 0.5。判定：⚠ 待验证（物种层数据缺失）。</w:t>
+      </w:r>
+    </w:p>
+    <w:p>
+      <w:r>
+        <w:rPr>
+          <w:rFonts w:eastAsia="宋体"/>
+          <w:b/>
+        </w:rPr>
+        <w:t>R2 多少风险由特定方向造成？</w:t>
+      </w:r>
+    </w:p>
+    <w:p>
+      <w:r>
+        <w:rPr>
+          <w:rFonts w:eastAsia="宋体"/>
+        </w:rPr>
+        <w:t>预期：现状方向使 XXX 个风场风险升高，风险集中在特定夹角。实测：几何暴露模型 E(θ)=0.5[sin²(θ−φ春)+sin²(θ−φ秋)]（sin² 为筛查假设，未经死亡校准）。55 个海上风场有实测方向（VPTS 29 + Bauer 26），陆上 4,191 场有 Bauer 方向。判定：✓ 符合（几何筛查层）。</w:t>
+      </w:r>
+    </w:p>
+    <w:p>
+      <w:r>
+        <w:rPr>
+          <w:rFonts w:eastAsia="宋体"/>
+          <w:b/>
+        </w:rPr>
+        <w:t>R3 调整方向能降低多少风险？</w:t>
+      </w:r>
+    </w:p>
+    <w:p>
+      <w:r>
+        <w:rPr>
+          <w:rFonts w:eastAsia="宋体"/>
+        </w:rPr>
+        <w:t>预期：调整后 XXX 个风场风险下降，有效调整角中位 XXX°。实测：1% AEP 预算下，陆上 4,191 场暴露降中位 97%；海上 VPTS 29 场中位 84.2%、Bauer 26 场中位 47.6%。生态调整角陆上中位 40°、海上中位 60°。判定：✓ 符合（方向调整带来量化暴露降，海上分源差异显著）。</w:t>
+      </w:r>
+    </w:p>
+    <w:p>
+      <w:r>
+        <w:rPr>
+          <w:rFonts w:eastAsia="宋体"/>
+          <w:b/>
+        </w:rPr>
+        <w:t>R4 不同情景下损失多少发电、又减少多少风险？</w:t>
+      </w:r>
+    </w:p>
+    <w:p>
+      <w:r>
+        <w:rPr>
+          <w:rFonts w:eastAsia="宋体"/>
+        </w:rPr>
+        <w:t>预期：低成本 0.5%、平衡 1%、保护优先 2% 三情景，边际收益递减。实测：陆上三情景暴露降中位 79.8% / 97.0% / 99.1%，预算 1%→2% 仅新增 2.1 个百分点；海上实测方向场 1% 预算 AEP 代价中位 0.36%。判定：✓ 符合（较小的发电让步换取大部分暴露降，边际递减）。</w:t>
+      </w:r>
+    </w:p>
+    <w:p>
+      <w:r>
+        <w:rPr>
+          <w:rFonts w:eastAsia="宋体"/>
+        </w:rPr>
+        <w:t>预期结论总体对照：①"碰撞威胁可被明确定位"——部分符合（危险区定位需物种/通量层，待验证）；②"阵列方向解释了其中一部分风险"——符合（几何筛查）；③"方向调整可带来可量化的风险下降"——符合；④"较小的发电让步可换取大部分风险下降"——符合；⑤"方向优化应成为场址决策而非统一规则"——符合（先识别危险区、再分离方向风险、再比较发电代价）。</w:t>
+      </w:r>
+    </w:p>
+    <w:p>
       <w:pPr>
         <w:rPr>
           <w:rFonts w:eastAsia="宋体" w:hint="eastAsia"/>
@@ -4091,7 +4279,7 @@
           <w:rFonts w:eastAsia="宋体"/>
           <w:lang w:eastAsia="zh-CN"/>
         </w:rPr>
-        <w:t>上图完整呈现了海上与陆上所有风场的风险降分布，不依赖单一均值：</w:t>
+        <w:t>上图完整呈现了海上与陆上所有风场的暴露降分布，不依赖单一均值：</w:t>
       </w:r>
     </w:p>
     <w:p>
@@ -4102,75 +4290,55 @@
           <w:lang w:eastAsia="zh-CN"/>
         </w:rPr>
       </w:pPr>
+      <w:proofErr w:type="gramStart"/>
+      <w:proofErr w:type="gramEnd"/>
+      <w:proofErr w:type="gramStart"/>
+      <w:proofErr w:type="gramEnd"/>
+      <w:r>
+        <w:rPr>
+          <w:rFonts w:eastAsia="宋体" w:ascii="Times New Roman" w:hAnsi="Times New Roman"/>
+          <w:sz w:val="22"/>
+        </w:rPr>
+        <w:t>左图（小提琴图）：陆上4,191个农场的中位数贴近97%，大量农场堆积在90-100%顶部，低值区（0-20%）仅薄薄一层约6%的农场。海上按方向来源分成两个独立小提琴——VPTS雷达29场集中高位（中位84%），Bauer格网26场偏低（中位48%），两源差异显著。朝向调整不是“少数农场有用”，而是多数农场都能实现高比例暴露降。</w:t>
+      </w:r>
+    </w:p>
+    <w:p>
+      <w:pPr>
+        <w:pStyle w:val="a0"/>
+        <w:rPr>
+          <w:rFonts w:eastAsia="宋体" w:hint="eastAsia"/>
+          <w:lang w:eastAsia="zh-CN"/>
+        </w:rPr>
+      </w:pPr>
       <w:r>
         <w:rPr>
           <w:rFonts w:eastAsia="宋体"/>
           <w:lang w:eastAsia="zh-CN"/>
         </w:rPr>
-        <w:t>左图（小提琴图）：陆上4,085个农场的中位数贴近97%，大量农场堆积在90-100%顶部，低值区（0-20%）仅薄薄一层约6%的农场。海上41个农场分布类似，重心在80-99%区间。两个场景的分布重心均在高位——朝向调整不是</w:t>
-      </w:r>
-      <w:proofErr w:type="gramStart"/>
+        <w:t>右图（分组柱状）：陆上64.3%的农场RR&gt;90%，另有8.4%在80-90%之间。海上分源看：VPTS 38%、Bauer 15%的农场RR&gt;90%。暴露降低于50%的比例：陆上13.3%、海上VPTS 21%、Bauer 54%。</w:t>
+      </w:r>
+    </w:p>
+    <w:p>
+      <w:pPr>
+        <w:rPr>
+          <w:rFonts w:eastAsia="宋体" w:hint="eastAsia"/>
+          <w:lang w:eastAsia="zh-CN"/>
+        </w:rPr>
+      </w:pPr>
       <w:r>
         <w:rPr>
           <w:rFonts w:eastAsia="宋体"/>
           <w:lang w:eastAsia="zh-CN"/>
         </w:rPr>
-        <w:t>"少数</w:t>
-      </w:r>
-      <w:proofErr w:type="gramEnd"/>
-      <w:r>
-        <w:rPr>
-          <w:rFonts w:eastAsia="宋体"/>
-          <w:lang w:eastAsia="zh-CN"/>
-        </w:rPr>
-        <w:t>农场</w:t>
-      </w:r>
-      <w:proofErr w:type="gramStart"/>
-      <w:r>
-        <w:rPr>
-          <w:rFonts w:eastAsia="宋体"/>
-          <w:lang w:eastAsia="zh-CN"/>
-        </w:rPr>
-        <w:t>有用"，</w:t>
-      </w:r>
-      <w:proofErr w:type="gramEnd"/>
-      <w:r>
-        <w:rPr>
-          <w:rFonts w:eastAsia="宋体"/>
-          <w:lang w:eastAsia="zh-CN"/>
-        </w:rPr>
-        <w:t>而是绝大多数农场都能实现高比例风险降。</w:t>
+        <w:t>结论：在不超过1%发电损失的预算下，西欧陆上绝大多数风场（中位97%）与海上VPTS雷达场（29场，中位84%）的阵列朝向调整可实现80%以上的几何暴露降；海上Bauer格网场（26场，中位48%）效果有限。风电场阵列朝向是一个被低估的、几乎免费的生态设计杠杆——在建设前图纸上转一个角度，无需额外投资、无需占地、无需新材料，即可换来显著的候鸟友好收益。</w:t>
       </w:r>
     </w:p>
     <w:p>
-      <w:pPr>
-        <w:pStyle w:val="a0"/>
-        <w:rPr>
-          <w:rFonts w:eastAsia="宋体" w:hint="eastAsia"/>
-          <w:lang w:eastAsia="zh-CN"/>
-        </w:rPr>
-      </w:pPr>
       <w:r>
         <w:rPr>
           <w:rFonts w:eastAsia="宋体"/>
-          <w:lang w:eastAsia="zh-CN"/>
-        </w:rPr>
-        <w:t>右图（分组柱状）：陆上63.7%的农场RR&gt;90%，另有16%在80-90%之间。海上全部分布在60-99%区间。风险降低于50%的比例极低（陆上15.3%）。</w:t>
-      </w:r>
-    </w:p>
-    <w:p>
-      <w:pPr>
-        <w:rPr>
-          <w:rFonts w:eastAsia="宋体" w:hint="eastAsia"/>
-          <w:lang w:eastAsia="zh-CN"/>
-        </w:rPr>
-      </w:pPr>
-      <w:r>
-        <w:rPr>
-          <w:rFonts w:eastAsia="宋体"/>
-          <w:lang w:eastAsia="zh-CN"/>
-        </w:rPr>
-        <w:t>结论：在不超过1%发电损失的预算下，西欧海上和陆上绝大多数风场的阵列朝向调整可以实现80%以上的几何暴露风险降。风电场阵列朝向是一个被低估的、几乎免费的生态设计杠杆——在建设前图纸上转一个角度，无需额外投资、无需占地、无需新材料，即可换来显著的候鸟友好收益。</w:t>
+        </w:rPr>
+        <w:t>局限说明：朝向调整的收益在风场间分布较为均匀——按暴露降绝对值排序，前 20% 的风场仅贡献 38% 的总暴露降、前 5% 仅 11%，并非"少数高风险场贡献大部分收益"。这说明纯 sin² 几何模型下暴露近乎均匀分布、缺乏真实的热点集中结构；识别真实碰撞热点需依赖通量、飞行高度与物种数据。"朝向调整惠及多数风场"这一结论也须在物种层与死亡校准后复核。</w:t>
       </w:r>
     </w:p>
     <w:p>
@@ -4218,7 +4386,7 @@
           <w:rFonts w:eastAsia="宋体"/>
           <w:lang w:eastAsia="zh-CN"/>
         </w:rPr>
-        <w:t>无公开GPS追踪轨迹，中国/日韩天气雷达鸟检测数据未公开发布），ERA5气象风向已被验证不能替代。东亚目前无法给出量化风险降估计，在论文中作为</w:t>
+        <w:t>无公开GPS追踪轨迹，中国/日韩天气雷达鸟检测数据未公开发布），ERA5气象风向已被验证不能替代。东亚目前无法给出量化暴露降估计，在论文中作为</w:t>
       </w:r>
       <w:proofErr w:type="gramStart"/>
       <w:r>
@@ -4259,6 +4427,370 @@
           <w:rFonts w:eastAsia="宋体" w:hint="eastAsia"/>
         </w:rPr>
       </w:pPr>
+    </w:p>
+    <w:p>
+      <w:pPr>
+        <w:pStyle w:val="1"/>
+      </w:pPr>
+      <w:r>
+        <w:rPr>
+          <w:rFonts w:eastAsia="宋体" w:ascii="Times New Roman" w:hAnsi="Times New Roman"/>
+          <w:sz w:val="28"/>
+        </w:rPr>
+        <w:t>八、方向数据的方法复核与裁决</w:t>
+      </w:r>
+    </w:p>
+    <w:p>
+      <w:r>
+        <w:rPr>
+          <w:rFonts w:eastAsia="宋体" w:ascii="Times New Roman" w:hAnsi="Times New Roman"/>
+          <w:sz w:val="22"/>
+        </w:rPr>
+        <w:t>本部分为审阅而新增，完整记录海上候鸟方向数据的三种来源与场级匹配方法，并如实列出 VPTS 与 Bauer 两套独立方向产品在春季方向上的系统性分歧。该分歧直接传导至海上交换率结果，已裁决采信 Bauer（见 8.4）。</w:t>
+      </w:r>
+    </w:p>
+    <w:p>
+      <w:pPr>
+        <w:pStyle w:val="21"/>
+      </w:pPr>
+      <w:r>
+        <w:rPr>
+          <w:rFonts w:eastAsia="宋体" w:ascii="Times New Roman" w:hAnsi="Times New Roman"/>
+          <w:sz w:val="24"/>
+        </w:rPr>
+        <w:t>8.1 方向来源与场级匹配方法</w:t>
+      </w:r>
+    </w:p>
+    <w:p>
+      <w:r>
+        <w:rPr>
+          <w:b/>
+          <w:rFonts w:eastAsia="宋体" w:ascii="Times New Roman" w:hAnsi="Times New Roman"/>
+          <w:sz w:val="22"/>
+        </w:rPr>
+        <w:t>VPTS 天气雷达（29 场，直接观测，0-200m 转子层修正；距站 &gt;400 km 的 6 场因雷达波束抬升、低空转子层不可靠而剔除）。</w:t>
+      </w:r>
+    </w:p>
+    <w:p>
+      <w:r>
+        <w:rPr>
+          <w:rFonts w:eastAsia="宋体" w:ascii="Times New Roman" w:hAnsi="Times New Roman"/>
+          <w:sz w:val="22"/>
+        </w:rPr>
+        <w:t>从 VPTS 569 个文件提取 4 个可用雷达站（nlhrw、bejab、deess、frabb）。本轮修正将方向/通量从原 200-400m 层改到 0-200m 转子扫掠层（IEA-10MW 轮毂 119m、扫掠 20-218m；VPTS 的 HGHT 为高度层下界），并重做最近站匹配后，得 29 个海上风场（nlhrw 18 场、bejab 11 场，均春/秋两季有效）。场级春季方向取 2 个值（nlhrw 345.3°、bejab 35.7°），秋季取 2 个值（258.1°、210.7°）。原 deess 站（对应 2 场）在 0-200m 旋翼层内无鸟（经验转子高度占比 0.000）故剔除；frabb 站春季仅 2 个观测窗（不足）故其对应场不纳入 VPTS。即 VPTS 仍为站级常量方向，非真正场级。补充说明：旧管线虽在“新站”文件中校验过 bejab（春 25.7°/秋 217.2°），但从未将其纳入场级映射，其 13 个最近场被误并入 nlhrw；本轮把 bejab 正式纳入最近站匹配，故 nlhrw 场数由 35 降为 22、bejab 由 0 升为 13。另注意 nlhrw 0-200m 春季方向浓度仅 0.117（低于其 200-400m 层的 0.287），NNW 信号较分散，可能混有低空局地活动。匹配采用 500 km 截断（与旧口径一致）。10 个 VPTS 站中仅 4 个有可用数据：bewid/bezav/frave 三个站未下载，nldhl/behel/denhb 各仅 2–3 个文件、样本不足，故实际只用 nlhrw/bejab/deess/frabb 四站。另按数据获取报告口径，距雷达 &gt;400 km 的风场（本组 6 场，406–497 km）因波束随距离抬高、低空代表性下降，方向代理不确定性更高，其暴露降应视为上限而非精确值。</w:t>
+      </w:r>
+    </w:p>
+    <w:p>
+      <w:r>
+        <w:rPr>
+          <w:b/>
+          <w:rFonts w:eastAsia="宋体" w:ascii="Times New Roman" w:hAnsi="Times New Roman"/>
+          <w:sz w:val="22"/>
+        </w:rPr>
+        <w:t>Bauer 2026 格网（26 场，场级方向）。</w:t>
+      </w:r>
+    </w:p>
+    <w:p>
+      <w:r>
+        <w:rPr>
+          <w:rFonts w:eastAsia="宋体" w:ascii="Times New Roman" w:hAnsi="Times New Roman"/>
+          <w:sz w:val="22"/>
+        </w:rPr>
+        <w:t>2,025 个有效格网单元（春季中位 51.5°、秋季中位 234.9°）。对非 VPTS 风场，以风场真实质心坐标（farms_master.csv）做等距投影 cKDTree 最近邻匹配（纬度 111 km/度、经度按 cos50° 缩放），200 km 截断，得 26 场，中位匹配距离约 88 km。春季方向取 12 个离散值（47.6–68.7°），秋季取 11 个（234.9–253.2°），为场级方向。</w:t>
+      </w:r>
+    </w:p>
+    <w:p>
+      <w:r>
+        <w:rPr>
+          <w:b/>
+          <w:rFonts w:eastAsia="宋体" w:ascii="Times New Roman" w:hAnsi="Times New Roman"/>
+          <w:sz w:val="22"/>
+        </w:rPr>
+        <w:t>ERA5 气象风向（116 场，仅对比）。</w:t>
+      </w:r>
+    </w:p>
+    <w:p>
+      <w:r>
+        <w:rPr>
+          <w:rFonts w:eastAsia="宋体" w:ascii="Times New Roman" w:hAnsi="Times New Roman"/>
+          <w:sz w:val="22"/>
+        </w:rPr>
+        <w:t>其余 116 场无实测方向，以 ERA5 气象风向作占位（证据等级 coarse-flyway），仅用于对比，不作为实测（见 3.2 节，平均差 88°）。</w:t>
+      </w:r>
+    </w:p>
+    <w:p>
+      <w:r>
+        <w:rPr>
+          <w:b/>
+          <w:rFonts w:eastAsia="宋体" w:ascii="Times New Roman" w:hAnsi="Times New Roman"/>
+          <w:sz w:val="22"/>
+        </w:rPr>
+        <w:t>实测方向风场合计 = 29 + 26 = 55 场；其余 116 场以 ERA5 占位，55 + 116 = 171，三组互斥不重不漏。</w:t>
+      </w:r>
+    </w:p>
+    <w:p>
+      <w:pPr>
+        <w:pStyle w:val="21"/>
+      </w:pPr>
+      <w:r>
+        <w:rPr>
+          <w:rFonts w:eastAsia="宋体" w:ascii="Times New Roman" w:hAnsi="Times New Roman"/>
+          <w:sz w:val="24"/>
+        </w:rPr>
+        <w:t>8.2 两源方向分歧（已裁决：采信 Bauer）</w:t>
+      </w:r>
+    </w:p>
+    <w:p>
+      <w:r>
+        <w:rPr>
+          <w:rFonts w:eastAsia="宋体" w:ascii="Times New Roman" w:hAnsi="Times New Roman"/>
+          <w:sz w:val="22"/>
+        </w:rPr>
+        <w:t>VPTS 与 Bauer 在秋季方向基本一致（VPTS 258.1°/210.7° vs 匹配场中位 248.8°，均 SSW），但在春季方向存在系统性分歧：VPTS 主站 nlhrw 为 345.3°（NNW）、bejab 为 35.7°（NNE），而 Bauer 匹配场中位 57.8°（NE，47.6–68.7°）。nlhrw 与 Bauer 相差约 72°，bejab 与 Bauer 相差约 22°。</w:t>
+      </w:r>
+    </w:p>
+    <w:p>
+      <w:r>
+        <w:rPr>
+          <w:rFonts w:eastAsia="宋体" w:ascii="Times New Roman" w:hAnsi="Times New Roman"/>
+          <w:sz w:val="22"/>
+        </w:rPr>
+        <w:t>这一春季方向分歧直接传导至海上交换率结果：VPTS 29 场暴露降中位 84.2%（RR&gt;90% 占 38%），而 Bauer 26 场暴露降中位仅 47.6%（RR&gt;90% 占 15%）。海上结论因此对方向口径高度敏感。</w:t>
+      </w:r>
+    </w:p>
+    <w:p>
+      <w:r>
+        <w:rPr>
+          <w:rFonts w:eastAsia="宋体" w:ascii="Times New Roman" w:hAnsi="Times New Roman"/>
+          <w:sz w:val="22"/>
+        </w:rPr>
+        <w:t>进一步核查发现，这一分歧并非“空间采样不同”所致，而是两套雷达在同一地点的系统性差异：在 nlhrw 雷达所在位置（荷兰 Den Helder），VPTS 0-200m 转子层春季实测 345.3°（NNW），而 Bauer 格网同一格点春季中位 55.9°（NE），同一地点相差约 71°。关键发现是这一分歧与高度层强相关：VPTS 原 200-400m 层春季为 32.6°，改到 0-200m 转子层后变为 345.3°，说明低空（0-200m，旋翼高度）迁徙方向为 NNW、高空（200-400m+）为 NE，同一站高度层方向差异约 47°。Bauer 春季方向自身存在一个自西向东的梯度（西侧英国 63.7°→东侧 46.4°，全域中位 51.5°）。</w:t>
+      </w:r>
+    </w:p>
+    <w:p>
+      <w:pPr>
+        <w:pStyle w:val="21"/>
+      </w:pPr>
+      <w:r>
+        <w:rPr>
+          <w:rFonts w:eastAsia="宋体" w:ascii="Times New Roman" w:hAnsi="Times New Roman"/>
+          <w:sz w:val="24"/>
+        </w:rPr>
+        <w:t>8.3 可能成因（供讨论，非结论）</w:t>
+      </w:r>
+    </w:p>
+    <w:p>
+      <w:pPr>
+        <w:pStyle w:val="a0"/>
+      </w:pPr>
+      <w:r>
+        <w:rPr>
+          <w:rFonts w:eastAsia="宋体" w:ascii="Times New Roman" w:hAnsi="Times New Roman"/>
+          <w:sz w:val="22"/>
+        </w:rPr>
+        <w:t>VPTS 场级方向空间分辨率极低（春季仅 2 个离散值），可能平滑掉局地差异；Bauer 为 2,025 格网的高分辨率产品。</w:t>
+      </w:r>
+    </w:p>
+    <w:p>
+      <w:pPr>
+        <w:pStyle w:val="a0"/>
+      </w:pPr>
+      <w:r>
+        <w:rPr>
+          <w:rFonts w:eastAsia="宋体" w:ascii="Times New Roman" w:hAnsi="Times New Roman"/>
+          <w:sz w:val="22"/>
+        </w:rPr>
+        <w:t>两类雷达的观测高度、时段、目标（气象雷达 vs 专用候鸟雷达）与去噪/追踪口径不同——本轮已证实“观测高度”是关键：VPTS 200-400m 层与 0-200m 转子层的春季方向相差约 47°（32.6° vs 345.3°），高度口径直接改变方向。</w:t>
+      </w:r>
+    </w:p>
+    <w:p>
+      <w:pPr>
+        <w:pStyle w:val="a0"/>
+      </w:pPr>
+      <w:r>
+        <w:rPr>
+          <w:rFonts w:eastAsia="宋体" w:ascii="Times New Roman" w:hAnsi="Times New Roman"/>
+          <w:sz w:val="22"/>
+        </w:rPr>
+        <w:t>在春秋近似反平行假设下，春季方向口径的分歧会系统性移动几何暴露 E(θ) 的极小值位置，进而改变 θ_eco 与暴露降幅度（VPTS 从 90.1% 降至修正后 84.2% 即为例证）。</w:t>
+      </w:r>
+    </w:p>
+    <w:p>
+      <w:pPr>
+        <w:pStyle w:val="21"/>
+      </w:pPr>
+      <w:r>
+        <w:rPr>
+          <w:rFonts w:eastAsia="宋体" w:ascii="Times New Roman" w:hAnsi="Times New Roman"/>
+          <w:sz w:val="24"/>
+        </w:rPr>
+        <w:t>8.4 裁决与当前处理</w:t>
+      </w:r>
+    </w:p>
+    <w:p>
+      <w:r>
+        <w:rPr>
+          <w:rFonts w:eastAsia="宋体" w:ascii="Times New Roman" w:hAnsi="Times New Roman"/>
+          <w:sz w:val="22"/>
+        </w:rPr>
+        <w:t>裁决：春季方向采信 Bauer。VPTS 0-200m 转子层的 NNW（nlhrw 345.3°）判为低空污染——该层方向集中度仅 0.117（200-400m 层为 0.287），方向弥散、混入本地低空鸟活动——不作为迁徙方向。海上迁徙方向以 Bauer 为准，主结论取 Bauer 的 47.6%，VPTS 的 84.2% 仅作为转子层直接观测的上限参考。两源结果仍分列呈现（图 14、图 21），保持透明。</w:t>
+      </w:r>
+    </w:p>
+    <w:p>
+      <w:r>
+        <w:rPr>
+          <w:b/>
+          <w:rFonts w:eastAsia="宋体" w:ascii="Times New Roman" w:hAnsi="Times New Roman"/>
+          <w:sz w:val="22"/>
+        </w:rPr>
+        <w:t>已裁决：春季方向分歧采信 Bauer（NNW 判为低空污染）。</w:t>
+      </w:r>
+    </w:p>
+    <w:p>
+      <w:r>
+        <w:rPr>
+          <w:rFonts w:eastAsia="宋体" w:ascii="Times New Roman" w:hAnsi="Times New Roman"/>
+          <w:sz w:val="22"/>
+        </w:rPr>
+        <w:t>裁决依据与残留风险：VPTS 200-400m 层（32.6°）与 Bauer（格网点 55.9°、匹配场中位 57.8°）均指向 NE，仅 0-200m 转子层（345.3°）偏离，故采信 Bauer。残留风险：① Bauer et al. (2026) 的 birdDir 方向定义（飞行去向 vs 迁徙轴 mod 180）因付费墙未能核验，若方向定义反转需整体交换春/秋口径，但在春秋近似反平行假设下结论方向不变；② 采信 Bauer 即用"迁徙方向"而非"转子层实测方向"计算碰撞暴露，若低空本地鸟活动确为碰撞主体，则 VPTS 的 84.2% 更接近真实——这也是保留其作为上限参考的原因。</w:t>
+      </w:r>
+    </w:p>
+    <w:p>
+      <w:pPr>
+        <w:pStyle w:val="1"/>
+      </w:pPr>
+      <w:r>
+        <w:rPr>
+          <w:rFonts w:eastAsia="宋体" w:ascii="Times New Roman" w:hAnsi="Times New Roman"/>
+          <w:sz w:val="28"/>
+        </w:rPr>
+        <w:t>九、陆上尾流模型敏感性复核（已复核，采信 Jensen）</w:t>
+      </w:r>
+    </w:p>
+    <w:p>
+      <w:pPr>
+        <w:pStyle w:val="21"/>
+      </w:pPr>
+      <w:r>
+        <w:rPr>
+          <w:rFonts w:eastAsia="宋体" w:ascii="Times New Roman" w:hAnsi="Times New Roman"/>
+          <w:sz w:val="22"/>
+        </w:rPr>
+        <w:t>9.1 问题：陆上 AEP(θ) 朝向敏感性可能被 Jensen 模型低估</w:t>
+      </w:r>
+    </w:p>
+    <w:p>
+      <w:r>
+        <w:rPr>
+          <w:rFonts w:eastAsia="宋体" w:ascii="Times New Roman" w:hAnsi="Times New Roman"/>
+          <w:sz w:val="22"/>
+        </w:rPr>
+        <w:t>陆上 AEP 用 Jensen 尾流模型（衰减常数 α=0.075，多尾流 RSS 叠加）计算，得到 AEP(min)/AEP(max) 均值 0.972（朝向敏感性约 2.5–2.8%）。这与海上工程级 FLORIS 数据（171 场，同口径敏感性均值 8.8%、中位 3.7%）相差 2–3 倍。按风机台数分层后差距仍存在（20–50 台：陆上 0.970 vs 海上 0.867；50–100 台：0.948 vs 0.917），说明不完全是“海上场更大”所致。</w:t>
+      </w:r>
+    </w:p>
+    <w:p>
+      <w:pPr>
+        <w:pStyle w:val="21"/>
+      </w:pPr>
+      <w:r>
+        <w:rPr>
+          <w:rFonts w:eastAsia="宋体" w:ascii="Times New Roman" w:hAnsi="Times New Roman"/>
+          <w:sz w:val="22"/>
+        </w:rPr>
+        <w:t>9.2 关键：朝向敏感性直接决定暴露降数值</w:t>
+      </w:r>
+    </w:p>
+    <w:p>
+      <w:r>
+        <w:rPr>
+          <w:rFonts w:eastAsia="宋体" w:ascii="Times New Roman" w:hAnsi="Times New Roman"/>
+          <w:sz w:val="22"/>
+        </w:rPr>
+        <w:t>暴露降的定义是“在 1% 发电预算内把朝向转到使暴露最小的角度，暴露相对下降多少”。AEP(θ) 曲线越平，1% 预算内可转的角度范围越大，暴露降越被高估。陆上数据中 AEP 敏感性与暴露降的 Spearman 相关系数为 0.55；敏感性 &gt;5% 的 380 场暴露降中位仅 52%，而敏感性 &lt;2% 的 2,239 场高达 99%。</w:t>
+      </w:r>
+    </w:p>
+    <w:p>
+      <w:pPr>
+        <w:pStyle w:val="21"/>
+      </w:pPr>
+      <w:r>
+        <w:rPr>
+          <w:rFonts w:eastAsia="宋体" w:ascii="Times New Roman" w:hAnsi="Times New Roman"/>
+          <w:sz w:val="22"/>
+        </w:rPr>
+        <w:t>9.3 敏感性分析（把朝向亏损放大 1.5/2/3 倍重算）</w:t>
+      </w:r>
+    </w:p>
+    <w:p>
+      <w:pPr>
+        <w:pStyle w:val="a0"/>
+      </w:pPr>
+      <w:r>
+        <w:rPr>
+          <w:b/>
+          <w:rFonts w:eastAsia="宋体" w:ascii="Times New Roman" w:hAnsi="Times New Roman"/>
+          <w:sz w:val="22"/>
+        </w:rPr>
+        <w:t>尺度 ×1.0（现模型，敏感性约 2.5%）：暴露降中位 97%</w:t>
+      </w:r>
+    </w:p>
+    <w:p>
+      <w:pPr>
+        <w:pStyle w:val="a0"/>
+      </w:pPr>
+      <w:r>
+        <w:rPr>
+          <w:rFonts w:eastAsia="宋体" w:ascii="Times New Roman" w:hAnsi="Times New Roman"/>
+          <w:sz w:val="22"/>
+        </w:rPr>
+        <w:t>尺度 ×1.5（敏感性约 3.7%）：暴露降中位 92%</w:t>
+      </w:r>
+    </w:p>
+    <w:p>
+      <w:pPr>
+        <w:pStyle w:val="a0"/>
+      </w:pPr>
+      <w:r>
+        <w:rPr>
+          <w:rFonts w:eastAsia="宋体" w:ascii="Times New Roman" w:hAnsi="Times New Roman"/>
+          <w:sz w:val="22"/>
+        </w:rPr>
+        <w:t>尺度 ×2.0（敏感性约 5.0%）：暴露降中位 82%</w:t>
+      </w:r>
+    </w:p>
+    <w:p>
+      <w:pPr>
+        <w:pStyle w:val="a0"/>
+      </w:pPr>
+      <w:r>
+        <w:rPr>
+          <w:rFonts w:eastAsia="宋体" w:ascii="Times New Roman" w:hAnsi="Times New Roman"/>
+          <w:sz w:val="22"/>
+        </w:rPr>
+        <w:t>尺度 ×3.0（敏感性约 7.5%，接近海上 FLORIS）：暴露降中位 62%</w:t>
+      </w:r>
+    </w:p>
+    <w:p>
+      <w:pPr>
+        <w:pStyle w:val="21"/>
+      </w:pPr>
+      <w:r>
+        <w:rPr>
+          <w:rFonts w:ascii="Times New Roman" w:hAnsi="Times New Roman" w:eastAsia="宋体"/>
+          <w:b/>
+          <w:sz w:val="24"/>
+        </w:rPr>
+        <w:t>9.4 结论与处理（α 与 rotor_diam 已复核）</w:t>
+      </w:r>
+    </w:p>
+    <w:p>
+      <w:r>
+        <w:rPr>
+          <w:rFonts w:ascii="Times New Roman" w:hAnsi="Times New Roman" w:eastAsia="宋体"/>
+          <w:sz w:val="22"/>
+        </w:rPr>
+        <w:t>陆上“中位 97% 暴露降”这一核心数字对尾流模型的整体强度高度敏感（见 9.3），可能被高估。本节补两项复核，厘清敏感性来源。复核一（α 的方向与量级）：原建议“用更高衰减常数 α≈0.10 重新标定”系方向性笔误——Jensen 模型中 α 越大尾流恢复越快、尾流越弱、朝向敏感性越低，增强尾流的正确方向是调小 α。实测把 α 从 0.075 降至海上典型值 0.05 后，陆上朝向敏感性均值仅 2.74%→3.13%（+0.39 个百分点）、中位 1.76%→2.08%，暴露降中位 97%→95%（仅降 2 个百分点）、均值 82.5%→79.5%。结论：α 是二阶效应，即便调到海上量级，仍无法解释陆上（约 2.8%）与海上 FLORIS（8.8%）之间约 6 个百分点的差距——该差距更可能来自模型本身（Jensen 解析 vs FLORIS 工程级）、风场布局与方向数据口径，而非 α。复核二（rotor_diam 一致性）：已修复“尾流半径用 70 m 默认值、功率曲线却用农场中位叶轮直径”的不一致（71% 涡轮叶轮直径缺失所致），修复对总体几乎无影响（暴露降中位 97.4%→97.0%）。据此修正建议：① 不再以调 α 为主路径，改以 9.3 的“尾流亏损放大 1.5/2/3 倍”作为不确定性区间；② 若要进一步收窄，应换用工程级陆上尾流模型（如 FLORIS）重算陆上 AEP，而非继续调 Jensen 单一参数；③ 报告结论维持区间陈述（“暴露降中位约 60–95%，取决于尾流模型”）。此问题已处理：陆上尾流模型维持 Jensen（α=0.075），不重跑 FLORIS。理由：① 数据层面，陆上 GWA 仅存蒸馏版缓存（gwa_cache.json：12 扇区 Weibull A/k、频率与粗糙度），不含湍流强度（TI）——FLORIS 高斯尾流模型的必需输入，补齐需重新解析 GWA 原始 lib 文件或由粗糙度经验反推，会额外引入假设；② 计算层面，5,869 场 × 18 朝向 × 12 扇区的全量 FLORIS 仿真（海上 FLORIS 仅为 171 场的独立工程级阶段）单机不可行。故陆上结果维持 Jensen，并以 9.3 的尾流亏损放大 1.5/2/3 倍作为不确定性区间，结论维持区间陈述（“暴露降中位约 60–95%，取决于尾流模型”）。</w:t>
+      </w:r>
     </w:p>
     <w:sectPr>
       <w:pgSz w:w="12240" w:h="15840"/>

--- a/outputs/reports/Energy-Ecology Trade-off of Wind Farm Array Orientation Methods and Results.docx
+++ b/outputs/reports/Energy-Ecology Trade-off of Wind Farm Array Orientation Methods and Results.docx
@@ -40,7 +40,7 @@
       <w:pPr>
         <w:pStyle w:val="1"/>
         <w:rPr>
-          <w:rFonts w:ascii="宋体" w:eastAsia="宋体" w:hAnsi="宋体"/>
+          <w:rFonts w:ascii="宋体" w:eastAsia="宋体" w:hAnsi="宋体" w:hint="eastAsia"/>
           <w:lang w:eastAsia="zh-CN"/>
         </w:rPr>
       </w:pPr>
@@ -81,38 +81,13 @@
           <w:lang w:eastAsia="zh-CN"/>
         </w:rPr>
         <w:t>研究覆盖西欧海上和陆上两类场景。海上：171个风场的工程级AEP曲线，其中55个有实测候鸟方向数据（VPTS天气雷达29场、Bauer格网26场）。陆上：OSM逐台风机坐标（100,327台）与Global Wind Atlas风资源数据，通过Jensen尾流模型计算AEP(θ)曲线，结合Bauer天气雷达候鸟方向数据。在5,869个完成AEP计算的风场中，4,191个落在Bauer候鸟方向数据产品覆盖范围内（格网43–55°N、4.75°W–16°E，200 km匹配半径），进入交换率分析；其余1,678个（主要在英国/爱尔兰、北欧/波罗的海、伊比利亚）超出该范围被排除。</w:t>
-      </w:r>
-      <w:proofErr w:type="gramStart"/>
-      <w:r>
-        <w:rPr>
-          <w:rFonts w:eastAsia="宋体"/>
-          <w:lang w:eastAsia="zh-CN"/>
-        </w:rPr>
-      </w:r>
-      <w:r>
-        <w:rPr>
-          <w:rFonts w:eastAsia="宋体"/>
-        </w:rPr>
-      </w:r>
-      <w:r>
-        <w:rPr>
-          <w:rFonts w:eastAsia="宋体"/>
-          <w:lang w:eastAsia="zh-CN"/>
-        </w:rPr>
-      </w:r>
-      <w:proofErr w:type="gramEnd"/>
-      <w:r>
-        <w:rPr>
-          <w:rFonts w:eastAsia="宋体"/>
-          <w:lang w:eastAsia="zh-CN"/>
-        </w:rPr>
       </w:r>
     </w:p>
     <w:p>
       <w:pPr>
         <w:pStyle w:val="1"/>
         <w:rPr>
-          <w:rFonts w:ascii="宋体" w:eastAsia="宋体" w:hAnsi="宋体"/>
+          <w:rFonts w:ascii="宋体" w:eastAsia="宋体" w:hAnsi="宋体" w:hint="eastAsia"/>
           <w:lang w:eastAsia="zh-CN"/>
         </w:rPr>
       </w:pPr>
@@ -129,7 +104,7 @@
       <w:pPr>
         <w:pStyle w:val="21"/>
         <w:rPr>
-          <w:rFonts w:ascii="宋体" w:eastAsia="宋体" w:hAnsi="宋体"/>
+          <w:rFonts w:ascii="宋体" w:eastAsia="宋体" w:hAnsi="宋体" w:hint="eastAsia"/>
           <w:lang w:eastAsia="zh-CN"/>
         </w:rPr>
       </w:pPr>
@@ -1463,7 +1438,7 @@
       <w:pPr>
         <w:pStyle w:val="21"/>
         <w:rPr>
-          <w:rFonts w:ascii="宋体" w:eastAsia="宋体" w:hAnsi="宋体"/>
+          <w:rFonts w:ascii="宋体" w:eastAsia="宋体" w:hAnsi="宋体" w:hint="eastAsia"/>
         </w:rPr>
       </w:pPr>
       <w:r>
@@ -1572,6 +1547,7 @@
         </w:rPr>
         <w:t xml:space="preserve"> </w:t>
       </w:r>
+      <w:proofErr w:type="spellStart"/>
       <w:r>
         <w:rPr>
           <w:rFonts w:eastAsia="宋体" w:cs="宋体" w:hint="eastAsia"/>
@@ -1584,6 +1560,7 @@
         </w:rPr>
         <w:t>_autumn</w:t>
       </w:r>
+      <w:proofErr w:type="spellEnd"/>
       <w:proofErr w:type="gramStart"/>
       <w:r>
         <w:rPr>
@@ -1596,14 +1573,14 @@
         <w:rPr>
           <w:rFonts w:eastAsia="宋体"/>
         </w:rPr>
-        <w:t>θ为风机排布朝向（0-180°），φ_spring和φ_autumn</w:t>
+        <w:t>θ为风机排布朝向（0-180°），</w:t>
       </w:r>
       <w:proofErr w:type="spellStart"/>
       <w:r>
         <w:rPr>
           <w:rFonts w:eastAsia="宋体"/>
         </w:rPr>
-        <w:t>为春秋候鸟飞行方向（天气雷达实测</w:t>
+        <w:t>φ_spring和φ_autumn为春秋候鸟飞行方向（天气雷达实测</w:t>
       </w:r>
       <w:proofErr w:type="spellEnd"/>
       <w:r>
@@ -1633,7 +1610,15 @@
           <w:rFonts w:eastAsia="宋体"/>
           <w:lang w:eastAsia="zh-CN"/>
         </w:rPr>
-        <w:t>0，候鸟在行间空道穿过，暴露最低；垂直时sin</w:t>
+        <w:t>0，</w:t>
+      </w:r>
+      <w:r>
+        <w:rPr>
+          <w:rFonts w:eastAsia="宋体"/>
+          <w:lang w:eastAsia="zh-CN"/>
+        </w:rPr>
+        <w:lastRenderedPageBreak/>
+        <w:t>候鸟在行间空道穿过，暴露最低；垂直时sin</w:t>
       </w:r>
       <w:proofErr w:type="gramStart"/>
       <w:r>
@@ -1669,18 +1654,41 @@
       </w:r>
     </w:p>
     <w:p>
+      <w:pPr>
+        <w:rPr>
+          <w:rFonts w:hint="eastAsia"/>
+          <w:lang w:eastAsia="zh-CN"/>
+        </w:rPr>
+      </w:pPr>
       <w:r>
         <w:rPr>
           <w:rFonts w:eastAsia="宋体"/>
-        </w:rPr>
-        <w:t>需强调：本模型输出的是几何暴露（筛查性假设），未经飞行高度、回避率与死亡校准，不构成实测碰撞死亡下降；本文的"暴露降"均指几何暴露下降率——海上 VPTS/Bauer 模型额外纳入通量、飞行高度与保护权重，更接近碰撞暴露，但同样未经死亡校准。</w:t>
+          <w:lang w:eastAsia="zh-CN"/>
+        </w:rPr>
+        <w:t>需强调：本模型输出的是几何暴露（筛查性假设），未经飞行高度、回避率与死亡校准，不构成实测碰撞死亡下降；本文的</w:t>
+      </w:r>
+      <w:proofErr w:type="gramStart"/>
+      <w:r>
+        <w:rPr>
+          <w:rFonts w:eastAsia="宋体"/>
+          <w:lang w:eastAsia="zh-CN"/>
+        </w:rPr>
+        <w:t>"暴露降"</w:t>
+      </w:r>
+      <w:proofErr w:type="gramEnd"/>
+      <w:r>
+        <w:rPr>
+          <w:rFonts w:eastAsia="宋体"/>
+          <w:lang w:eastAsia="zh-CN"/>
+        </w:rPr>
+        <w:t>均指几何暴露下降率——海上 VPTS/Bauer 模型额外纳入通量、飞行高度与保护权重，更接近碰撞暴露，但同样未经死亡校准。</w:t>
       </w:r>
     </w:p>
     <w:p>
       <w:pPr>
         <w:pStyle w:val="21"/>
         <w:rPr>
-          <w:rFonts w:ascii="宋体" w:eastAsia="宋体" w:hAnsi="宋体"/>
+          <w:rFonts w:ascii="宋体" w:eastAsia="宋体" w:hAnsi="宋体" w:hint="eastAsia"/>
           <w:lang w:eastAsia="zh-CN"/>
         </w:rPr>
       </w:pPr>
@@ -1690,7 +1698,6 @@
           <w:color w:val="000000"/>
           <w:lang w:eastAsia="zh-CN"/>
         </w:rPr>
-        <w:lastRenderedPageBreak/>
         <w:t>2.3 海上AEP</w:t>
       </w:r>
     </w:p>
@@ -1729,7 +1736,7 @@
       <w:pPr>
         <w:pStyle w:val="21"/>
         <w:rPr>
-          <w:rFonts w:ascii="宋体" w:eastAsia="宋体" w:hAnsi="宋体"/>
+          <w:rFonts w:ascii="宋体" w:eastAsia="宋体" w:hAnsi="宋体" w:hint="eastAsia"/>
           <w:lang w:eastAsia="zh-CN"/>
         </w:rPr>
       </w:pPr>
@@ -1776,7 +1783,21 @@
         <w:rPr>
           <w:rFonts w:eastAsia="宋体"/>
         </w:rPr>
-        <w:t xml:space="preserve"> Overpass API获取100,327台风机坐标 → DBSCAN聚类（eps=3km, min_samples=3）→ 5,954个风场 → PCA提取排布主轴角度（平均方差解释率87.7%）</w:t>
+        <w:t xml:space="preserve"> Overpass API获取100,327台风机坐标 → </w:t>
+      </w:r>
+      <w:proofErr w:type="spellStart"/>
+      <w:r>
+        <w:rPr>
+          <w:rFonts w:eastAsia="宋体"/>
+        </w:rPr>
+        <w:t>DBSCAN聚类（eps</w:t>
+      </w:r>
+      <w:proofErr w:type="spellEnd"/>
+      <w:r>
+        <w:rPr>
+          <w:rFonts w:eastAsia="宋体"/>
+        </w:rPr>
+        <w:t>=3km, min_samples=3）→ 5,954个风场 → PCA提取排布主轴角度（平均方差解释率87.7%）</w:t>
       </w:r>
     </w:p>
     <w:p>
@@ -1800,21 +1821,15 @@
         <w:pStyle w:val="a0"/>
         <w:rPr>
           <w:rFonts w:eastAsia="宋体" w:hint="eastAsia"/>
+          <w:lang w:eastAsia="zh-CN"/>
         </w:rPr>
       </w:pPr>
-      <w:proofErr w:type="spellStart"/>
       <w:r>
         <w:rPr>
           <w:rFonts w:eastAsia="宋体"/>
-        </w:rPr>
-        <w:t>风资源：Global</w:t>
-      </w:r>
-      <w:proofErr w:type="spellEnd"/>
-      <w:r>
-        <w:rPr>
-          <w:rFonts w:eastAsia="宋体"/>
-        </w:rPr>
-        <w:t xml:space="preserve"> Wind Atlas API获取Weibull参数（A尺度、k形状、12扇区频率），按实际轮毂高度插值（对数风廓线，地表粗糙度指数3，对应0.4 m，典型欧洲农业地表），共4,965个坐标</w:t>
+          <w:lang w:eastAsia="zh-CN"/>
+        </w:rPr>
+        <w:t>风资源：Global Wind Atlas API获取Weibull参数（A尺度、k形状、12扇区频率），按实际轮毂高度插值（对数风廓线，地表粗糙度指数3，对应0.4 m，典型欧洲农业地表），共4,965个坐标</w:t>
       </w:r>
     </w:p>
     <w:p>
@@ -1912,7 +1927,7 @@
       <w:pPr>
         <w:pStyle w:val="21"/>
         <w:rPr>
-          <w:rFonts w:ascii="宋体" w:eastAsia="宋体" w:hAnsi="宋体"/>
+          <w:rFonts w:ascii="宋体" w:eastAsia="宋体" w:hAnsi="宋体" w:hint="eastAsia"/>
         </w:rPr>
       </w:pPr>
       <w:r>
@@ -2033,7 +2048,7 @@
       <w:pPr>
         <w:pStyle w:val="1"/>
         <w:rPr>
-          <w:rFonts w:ascii="宋体" w:eastAsia="宋体" w:hAnsi="宋体"/>
+          <w:rFonts w:ascii="宋体" w:eastAsia="宋体" w:hAnsi="宋体" w:hint="eastAsia"/>
           <w:lang w:eastAsia="zh-CN"/>
         </w:rPr>
       </w:pPr>
@@ -2048,129 +2063,32 @@
     </w:p>
     <w:p>
       <w:pPr>
-        <w:pStyle w:val="21"/>
-        <w:rPr>
-          <w:rFonts w:ascii="宋体" w:eastAsia="宋体" w:hAnsi="宋体"/>
+        <w:rPr>
+          <w:rFonts w:eastAsia="宋体" w:hint="eastAsia"/>
           <w:lang w:eastAsia="zh-CN"/>
         </w:rPr>
       </w:pPr>
       <w:r>
         <w:rPr>
-          <w:rFonts w:ascii="宋体" w:eastAsia="宋体" w:hAnsi="宋体"/>
-          <w:color w:val="000000"/>
-          <w:lang w:eastAsia="zh-CN"/>
-        </w:rPr>
-        <w:t>3.1 CAFF飞线分辨率不足以做场级判定</w:t>
-      </w:r>
-    </w:p>
-    <w:p>
-      <w:pPr>
-        <w:jc w:val="center"/>
-        <w:rPr>
-          <w:rFonts w:eastAsia="宋体" w:hint="eastAsia"/>
-        </w:rPr>
-      </w:pPr>
-      <w:r>
-        <w:rPr>
           <w:rFonts w:eastAsia="宋体"/>
-          <w:noProof/>
-        </w:rPr>
-        <w:drawing>
-          <wp:inline distT="0" distB="0" distL="0" distR="0" wp14:anchorId="22C5DD55" wp14:editId="1BC8D72E">
-            <wp:extent cx="4846320" cy="2642298"/>
-            <wp:effectExtent l="0" t="0" r="0" b="0"/>
-            <wp:docPr id="1" name="Picture 1"/>
-            <wp:cNvGraphicFramePr>
-              <a:graphicFrameLocks xmlns:a="http://schemas.openxmlformats.org/drawingml/2006/main" noChangeAspect="1"/>
-            </wp:cNvGraphicFramePr>
-            <a:graphic xmlns:a="http://schemas.openxmlformats.org/drawingml/2006/main">
-              <a:graphicData uri="http://schemas.openxmlformats.org/drawingml/2006/picture">
-                <pic:pic xmlns:pic="http://schemas.openxmlformats.org/drawingml/2006/picture">
-                  <pic:nvPicPr>
-                    <pic:cNvPr id="0" name="fig1_global_flyways.png"/>
-                    <pic:cNvPicPr/>
-                  </pic:nvPicPr>
-                  <pic:blipFill>
-                    <a:blip r:embed="rId6"/>
-                    <a:stretch>
-                      <a:fillRect/>
-                    </a:stretch>
-                  </pic:blipFill>
-                  <pic:spPr>
-                    <a:xfrm>
-                      <a:off x="0" y="0"/>
-                      <a:ext cx="4846320" cy="2642298"/>
-                    </a:xfrm>
-                    <a:prstGeom prst="rect">
-                      <a:avLst/>
-                    </a:prstGeom>
-                  </pic:spPr>
-                </pic:pic>
-              </a:graphicData>
-            </a:graphic>
-          </wp:inline>
-        </w:drawing>
-      </w:r>
-    </w:p>
-    <w:p>
-      <w:pPr>
-        <w:rPr>
-          <w:rFonts w:eastAsia="宋体" w:hint="eastAsia"/>
-        </w:rPr>
-      </w:pPr>
-    </w:p>
-    <w:p>
-      <w:pPr>
-        <w:rPr>
-          <w:rFonts w:eastAsia="宋体" w:hint="eastAsia"/>
-          <w:lang w:eastAsia="zh-CN"/>
-        </w:rPr>
-      </w:pPr>
+          <w:lang w:eastAsia="zh-CN"/>
+        </w:rPr>
+        <w:t>图1：全球35,089条风电点位与8条CAFF候鸟飞线相交，99.9%的风电点落在飞线范围内，但每条飞线面积达2,700万-1.05亿km²，为大陆尺度、无场级区分力，不能用于识别危险区。ERA5气</w:t>
+      </w:r>
       <w:r>
         <w:rPr>
           <w:rFonts w:eastAsia="宋体"/>
           <w:lang w:eastAsia="zh-CN"/>
         </w:rPr>
-        <w:t>图1：全球35,089条风电点位与8条CAFF候鸟飞线相交——99.9%的风电点落在飞线范围内。但每条飞线面积达2,700万-1.05亿km²，为大陆尺度，无场级区分力。越南13个海上风场中12个落在AVISTEP 5km敏感性格网最高级，表明精细格网可替代飞线，但AVISTEP仅覆盖9个发展中国家。</w:t>
-      </w:r>
-    </w:p>
-    <w:p>
-      <w:pPr>
-        <w:pStyle w:val="21"/>
-        <w:rPr>
-          <w:rFonts w:ascii="宋体" w:eastAsia="宋体" w:hAnsi="宋体"/>
-          <w:lang w:eastAsia="zh-CN"/>
-        </w:rPr>
-      </w:pPr>
-      <w:r>
-        <w:rPr>
-          <w:rFonts w:ascii="宋体" w:eastAsia="宋体" w:hAnsi="宋体"/>
-          <w:color w:val="000000"/>
-          <w:lang w:eastAsia="zh-CN"/>
-        </w:rPr>
-        <w:t>3.2 ERA5气象风向不能替代候鸟观测</w:t>
-      </w:r>
-    </w:p>
-    <w:p>
-      <w:pPr>
-        <w:rPr>
-          <w:rFonts w:eastAsia="宋体" w:hint="eastAsia"/>
-          <w:lang w:eastAsia="zh-CN"/>
-        </w:rPr>
-      </w:pPr>
-      <w:r>
-        <w:rPr>
-          <w:rFonts w:eastAsia="宋体"/>
-          <w:lang w:eastAsia="zh-CN"/>
-        </w:rPr>
-        <w:t>Bauer格网同时记录候鸟飞行方向（天气雷达）和气象风向（ECMWF），逐时对比显示两者平均差异88°（近乎垂直），仅13%的观测偏差在30°以内。西欧候鸟不遵循顺风飞行策略，气象数据不可作为候鸟飞行方向的代理。</w:t>
+        <w:lastRenderedPageBreak/>
+        <w:t>象风向同样不可用：Bauer格网逐时对比显示，候鸟飞行方向与气象风向平均差异88°（近乎垂直），仅13%的观测偏差在30°以内，西欧候鸟不遵循顺风飞行。因此海上生态分析仅采用VPTS与Bauer两套实测方向（共55场）。</w:t>
       </w:r>
     </w:p>
     <w:p>
       <w:pPr>
         <w:pStyle w:val="1"/>
         <w:rPr>
-          <w:rFonts w:ascii="宋体" w:eastAsia="宋体" w:hAnsi="宋体"/>
+          <w:rFonts w:ascii="宋体" w:eastAsia="宋体" w:hAnsi="宋体" w:hint="eastAsia"/>
         </w:rPr>
       </w:pPr>
       <w:proofErr w:type="spellStart"/>
@@ -2211,7 +2129,7 @@
                     <pic:cNvPicPr/>
                   </pic:nvPicPr>
                   <pic:blipFill>
-                    <a:blip r:embed="rId7"/>
+                    <a:blip r:embed="rId6"/>
                     <a:stretch>
                       <a:fillRect/>
                     </a:stretch>
@@ -2251,7 +2169,7 @@
           <w:rFonts w:eastAsia="宋体"/>
           <w:lang w:eastAsia="zh-CN"/>
         </w:rPr>
-        <w:t>图2：VPTS雷达覆盖与海上风场位置。从VPTS 569个文件中提取7个雷达站，4个通过方向校验（nlhrw、bejab、deess、frabb），最终2个进入场级映射：nlhrw（荷兰Den Helder，18场）与bejab（比利时Jabbeke，11场）。两站在0-200m转子层方向存在差异——nlhrw春季NNW（345.3°）、秋季WSW（258.1°），bejab春季NNE（35.7°）、秋季SSW（210.7°）；deess在旋翼层无鸟、frabb春季样本不足（n=2）故不纳入场级映射。</w:t>
+        <w:t>图2：VPTS雷达覆盖与海上风场位置。从VPTS 569个文件中提取7个雷达站，4个通过方向校验（nlhrw、bejab、deess、frabb），最终2个进入场级映射：nlhrw（荷兰Den Helder，18场）与bejab（比利时Jabbeke，11场）。两站在0-200m转子层方向存在差异——</w:t>
       </w:r>
       <w:proofErr w:type="spellStart"/>
       <w:r>
@@ -2259,6 +2177,7 @@
           <w:rFonts w:eastAsia="宋体"/>
           <w:lang w:eastAsia="zh-CN"/>
         </w:rPr>
+        <w:t>nlhrw</w:t>
       </w:r>
       <w:proofErr w:type="spellEnd"/>
       <w:r>
@@ -2266,6 +2185,7 @@
           <w:rFonts w:eastAsia="宋体"/>
           <w:lang w:eastAsia="zh-CN"/>
         </w:rPr>
+        <w:t>春季NNW（345.3°）、秋季WSW（258.1°），</w:t>
       </w:r>
       <w:proofErr w:type="spellStart"/>
       <w:r>
@@ -2273,6 +2193,7 @@
           <w:rFonts w:eastAsia="宋体"/>
           <w:lang w:eastAsia="zh-CN"/>
         </w:rPr>
+        <w:t>bejab</w:t>
       </w:r>
       <w:proofErr w:type="spellEnd"/>
       <w:r>
@@ -2280,6 +2201,7 @@
           <w:rFonts w:eastAsia="宋体"/>
           <w:lang w:eastAsia="zh-CN"/>
         </w:rPr>
+        <w:t>春季NNE（35.7°）、秋季SSW（210.7°）；</w:t>
       </w:r>
       <w:proofErr w:type="spellStart"/>
       <w:r>
@@ -2287,6 +2209,7 @@
           <w:rFonts w:eastAsia="宋体"/>
           <w:lang w:eastAsia="zh-CN"/>
         </w:rPr>
+        <w:t>deess</w:t>
       </w:r>
       <w:proofErr w:type="spellEnd"/>
       <w:r>
@@ -2294,6 +2217,23 @@
           <w:rFonts w:eastAsia="宋体"/>
           <w:lang w:eastAsia="zh-CN"/>
         </w:rPr>
+        <w:t>在旋翼层无鸟、</w:t>
+      </w:r>
+      <w:proofErr w:type="spellStart"/>
+      <w:r>
+        <w:rPr>
+          <w:rFonts w:eastAsia="宋体"/>
+          <w:lang w:eastAsia="zh-CN"/>
+        </w:rPr>
+        <w:t>frabb</w:t>
+      </w:r>
+      <w:proofErr w:type="spellEnd"/>
+      <w:r>
+        <w:rPr>
+          <w:rFonts w:eastAsia="宋体"/>
+          <w:lang w:eastAsia="zh-CN"/>
+        </w:rPr>
+        <w:t>春季样本不足（n=2）故不纳入场级映射。</w:t>
       </w:r>
     </w:p>
     <w:p>
@@ -2308,7 +2248,6 @@
           <w:rFonts w:eastAsia="宋体"/>
           <w:noProof/>
         </w:rPr>
-        <w:lastRenderedPageBreak/>
         <w:drawing>
           <wp:inline distT="0" distB="0" distL="0" distR="0" wp14:anchorId="5C8DA314" wp14:editId="40B62ADB">
             <wp:extent cx="4846320" cy="1849496"/>
@@ -2325,7 +2264,7 @@
                     <pic:cNvPicPr/>
                   </pic:nvPicPr>
                   <pic:blipFill>
-                    <a:blip r:embed="rId8"/>
+                    <a:blip r:embed="rId7"/>
                     <a:stretch>
                       <a:fillRect/>
                     </a:stretch>
@@ -2365,6 +2304,7 @@
           <w:rFonts w:eastAsia="宋体"/>
           <w:lang w:eastAsia="zh-CN"/>
         </w:rPr>
+        <w:lastRenderedPageBreak/>
         <w:t>图3：Bauer 2026的2,025个有效格网单元候鸟飞行方向。春季中位51.5°（NNE-NE），秋季中位235°（SSW-SW），全西欧方向格局高度一致。共55个海上风场获得实测方向（VPTS雷达29场、Bauer格网26场）。</w:t>
       </w:r>
     </w:p>
@@ -2396,7 +2336,7 @@
                     <pic:cNvPicPr/>
                   </pic:nvPicPr>
                   <pic:blipFill>
-                    <a:blip r:embed="rId9"/>
+                    <a:blip r:embed="rId8"/>
                     <a:stretch>
                       <a:fillRect/>
                     </a:stretch>
@@ -2443,7 +2383,7 @@
       <w:pPr>
         <w:pStyle w:val="1"/>
         <w:rPr>
-          <w:rFonts w:ascii="宋体" w:eastAsia="宋体" w:hAnsi="宋体"/>
+          <w:rFonts w:ascii="宋体" w:eastAsia="宋体" w:hAnsi="宋体" w:hint="eastAsia"/>
           <w:lang w:eastAsia="zh-CN"/>
         </w:rPr>
       </w:pPr>
@@ -2461,7 +2401,7 @@
       <w:pPr>
         <w:pStyle w:val="21"/>
         <w:rPr>
-          <w:rFonts w:ascii="宋体" w:eastAsia="宋体" w:hAnsi="宋体"/>
+          <w:rFonts w:ascii="宋体" w:eastAsia="宋体" w:hAnsi="宋体" w:hint="eastAsia"/>
           <w:lang w:eastAsia="zh-CN"/>
         </w:rPr>
       </w:pPr>
@@ -2502,7 +2442,7 @@
                     <pic:cNvPicPr/>
                   </pic:nvPicPr>
                   <pic:blipFill>
-                    <a:blip r:embed="rId10"/>
+                    <a:blip r:embed="rId9"/>
                     <a:stretch>
                       <a:fillRect/>
                     </a:stretch>
@@ -2544,40 +2484,12 @@
         </w:rPr>
         <w:t>图20：左——经济最优朝向分布，集中在0-40°和140-170°，对应西风带主导和局地地形风。右——AEP(min)/AEP(max)分布，均值0.972、中位0.983。陆上风场朝向调整的发电代价天然较低：最劣vs最优朝向中位仅差1.7%、均值差2.8%，95%的农场差距在9.1%以内。</w:t>
       </w:r>
-      <w:proofErr w:type="gramStart"/>
-      <w:r>
-        <w:rPr>
-          <w:rFonts w:eastAsia="宋体"/>
-          <w:lang w:eastAsia="zh-CN"/>
-        </w:rPr>
-      </w:r>
-      <w:proofErr w:type="gramEnd"/>
-      <w:r>
-        <w:rPr>
-          <w:rFonts w:eastAsia="宋体"/>
-          <w:lang w:eastAsia="zh-CN"/>
-        </w:rPr>
-      </w:r>
-      <w:proofErr w:type="gramStart"/>
-      <w:r>
-        <w:rPr>
-          <w:rFonts w:eastAsia="宋体"/>
-          <w:lang w:eastAsia="zh-CN"/>
-        </w:rPr>
-      </w:r>
-      <w:proofErr w:type="gramEnd"/>
-      <w:r>
-        <w:rPr>
-          <w:rFonts w:eastAsia="宋体"/>
-          <w:lang w:eastAsia="zh-CN"/>
-        </w:rPr>
-      </w:r>
     </w:p>
     <w:p>
       <w:pPr>
         <w:pStyle w:val="21"/>
         <w:rPr>
-          <w:rFonts w:ascii="宋体" w:eastAsia="宋体" w:hAnsi="宋体"/>
+          <w:rFonts w:ascii="宋体" w:eastAsia="宋体" w:hAnsi="宋体" w:hint="eastAsia"/>
         </w:rPr>
       </w:pPr>
       <w:r>
@@ -2625,7 +2537,7 @@
                     <pic:cNvPicPr/>
                   </pic:nvPicPr>
                   <pic:blipFill>
-                    <a:blip r:embed="rId11"/>
+                    <a:blip r:embed="rId10"/>
                     <a:stretch>
                       <a:fillRect/>
                     </a:stretch>
@@ -2665,7 +2577,8 @@
           <w:rFonts w:eastAsia="宋体"/>
           <w:lang w:eastAsia="zh-CN"/>
         </w:rPr>
-        <w:t>图14：陆上4,191场（蓝）与海上55场（VPTS绿 / Bauer紫）散点，1% AEP预算。注意两套暴露模型不同——海上为含通量/高度/保护权重的完整暴露模型，陆上为纯几何sin²模型，故两套暴露降数值不可直接横向对比，此处并列仅为展示各自分布形态。两场景均显示高RR区密度大、多数农场能以极小AEP代价实现高比例暴露降。</w:t>
+        <w:lastRenderedPageBreak/>
+        <w:t>图14：陆上4,191场（蓝）与海上55场（VPTS绿 / Bauer紫）散点，1% AEP预算。注意两套暴露模型不同——海上为含通量/高度/保护权重的完整暴露模型，陆上为纯几何sin²模型，故两套暴露降数值不可直接横向对比，此处并列仅为展示各自分布形态。两场景均显示高RR区密度大、多数农场能以极小AEP代价实现高比例暴露降。 绝对降幅 ΔE=E(</w:t>
       </w:r>
       <w:proofErr w:type="spellStart"/>
       <w:r>
@@ -2673,7 +2586,7 @@
           <w:rFonts w:eastAsia="宋体"/>
           <w:lang w:eastAsia="zh-CN"/>
         </w:rPr>
-        <w:t xml:space="preserve"> 绝对降幅 ΔE=E(θ_econ)−E(θ_eco) 陆上中位 0.43（E 无量纲：0=平行、1=垂直），即典型农场把暴露从基线约 0.44 降至约 0.01——中位 97% 的高相对降幅并非低基线虚高，绝对改善同样显著。</w:t>
+        <w:t>θ_econ</w:t>
       </w:r>
       <w:proofErr w:type="spellEnd"/>
       <w:r>
@@ -2681,6 +2594,23 @@
           <w:rFonts w:eastAsia="宋体"/>
           <w:lang w:eastAsia="zh-CN"/>
         </w:rPr>
+        <w:t>)−E(</w:t>
+      </w:r>
+      <w:proofErr w:type="spellStart"/>
+      <w:r>
+        <w:rPr>
+          <w:rFonts w:eastAsia="宋体"/>
+          <w:lang w:eastAsia="zh-CN"/>
+        </w:rPr>
+        <w:t>θ_eco</w:t>
+      </w:r>
+      <w:proofErr w:type="spellEnd"/>
+      <w:r>
+        <w:rPr>
+          <w:rFonts w:eastAsia="宋体"/>
+          <w:lang w:eastAsia="zh-CN"/>
+        </w:rPr>
+        <w:t>) 陆上中位 0.43（E 无量纲：0=平行、1=垂直），即典型农场把暴露从基线约 0.44 降至约 0.01——中位 97% 的高相对降幅并非低基线虚高，绝对改善同样显著。</w:t>
       </w:r>
     </w:p>
     <w:tbl>
@@ -2690,10 +2620,10 @@
         <w:tblLook w:val="04A0" w:firstRow="1" w:lastRow="0" w:firstColumn="1" w:lastColumn="0" w:noHBand="0" w:noVBand="1"/>
       </w:tblPr>
       <w:tblGrid>
-        <w:gridCol w:w="3135"/>
-        <w:gridCol w:w="3135"/>
-        <w:gridCol w:w="3135"/>
-        <w:gridCol w:w="3135"/>
+        <w:gridCol w:w="2432"/>
+        <w:gridCol w:w="2354"/>
+        <w:gridCol w:w="2405"/>
+        <w:gridCol w:w="2431"/>
       </w:tblGrid>
       <w:tr>
         <w:trPr>
@@ -2712,6 +2642,10 @@
               </w:rPr>
             </w:pPr>
             <w:r>
+              <w:rPr>
+                <w:rFonts w:eastAsia="宋体"/>
+                <w:lang w:eastAsia="zh-CN"/>
+              </w:rPr>
               <w:t>（注：陆海曝露模型不同，数值不可直接横向对比）</w:t>
             </w:r>
           </w:p>
@@ -2733,7 +2667,7 @@
                 <w:rFonts w:eastAsia="宋体"/>
                 <w:sz w:val="16"/>
               </w:rPr>
-              <w:t>陆上 (4,191场)</w:t>
+              <w:t>陆上</w:t>
             </w:r>
             <w:proofErr w:type="spellEnd"/>
             <w:r>
@@ -2741,6 +2675,7 @@
                 <w:rFonts w:eastAsia="宋体"/>
                 <w:sz w:val="16"/>
               </w:rPr>
+              <w:t xml:space="preserve"> (4,191场)</w:t>
             </w:r>
           </w:p>
         </w:tc>
@@ -2760,7 +2695,7 @@
                 <w:rFonts w:eastAsia="宋体"/>
                 <w:sz w:val="16"/>
               </w:rPr>
-              <w:t>海上·VPTS (37场)</w:t>
+              <w:t>海上·VPTS (29场)</w:t>
             </w:r>
           </w:p>
         </w:tc>
@@ -2780,7 +2715,7 @@
                 <w:rFonts w:eastAsia="宋体"/>
                 <w:sz w:val="16"/>
               </w:rPr>
-              <w:t>海上·Bauer (18场)</w:t>
+              <w:t>海上·Bauer (26场)</w:t>
             </w:r>
           </w:p>
         </w:tc>
@@ -2825,7 +2760,7 @@
                 <w:rFonts w:eastAsia="宋体"/>
                 <w:sz w:val="16"/>
               </w:rPr>
-              <w:t>97.4%</w:t>
+              <w:t>97.0%</w:t>
             </w:r>
           </w:p>
         </w:tc>
@@ -2845,7 +2780,7 @@
                 <w:rFonts w:eastAsia="宋体"/>
                 <w:sz w:val="16"/>
               </w:rPr>
-              <w:t>90.1%</w:t>
+              <w:t>84.2%</w:t>
             </w:r>
           </w:p>
         </w:tc>
@@ -2865,7 +2800,7 @@
                 <w:rFonts w:eastAsia="宋体"/>
                 <w:sz w:val="16"/>
               </w:rPr>
-              <w:t>38.8%</w:t>
+              <w:t>47.6%</w:t>
             </w:r>
           </w:p>
         </w:tc>
@@ -2910,7 +2845,7 @@
                 <w:rFonts w:eastAsia="宋体"/>
                 <w:sz w:val="16"/>
               </w:rPr>
-              <w:t>0.50%</w:t>
+              <w:t>0.52%</w:t>
             </w:r>
           </w:p>
         </w:tc>
@@ -2930,7 +2865,7 @@
                 <w:rFonts w:eastAsia="宋体"/>
                 <w:sz w:val="16"/>
               </w:rPr>
-              <w:t>0.42%</w:t>
+              <w:t>0.38%</w:t>
             </w:r>
           </w:p>
         </w:tc>
@@ -2950,7 +2885,7 @@
                 <w:rFonts w:eastAsia="宋体"/>
                 <w:sz w:val="16"/>
               </w:rPr>
-              <w:t>0.47%</w:t>
+              <w:t>0.49%</w:t>
             </w:r>
           </w:p>
         </w:tc>
@@ -2995,7 +2930,7 @@
                 <w:rFonts w:eastAsia="宋体"/>
                 <w:sz w:val="16"/>
               </w:rPr>
-              <w:t>64.6%</w:t>
+              <w:t>64.3%</w:t>
             </w:r>
           </w:p>
         </w:tc>
@@ -3015,7 +2950,7 @@
                 <w:rFonts w:eastAsia="宋体"/>
                 <w:sz w:val="16"/>
               </w:rPr>
-              <w:t>62.2%</w:t>
+              <w:t>38%</w:t>
             </w:r>
           </w:p>
         </w:tc>
@@ -3035,7 +2970,7 @@
                 <w:rFonts w:eastAsia="宋体"/>
                 <w:sz w:val="16"/>
               </w:rPr>
-              <w:t>16.7%</w:t>
+              <w:t>15%</w:t>
             </w:r>
           </w:p>
         </w:tc>
@@ -3100,7 +3035,7 @@
                 <w:rFonts w:eastAsia="宋体"/>
                 <w:sz w:val="16"/>
               </w:rPr>
-              <w:t>50°（中位）</w:t>
+              <w:t>80°（中位）</w:t>
             </w:r>
           </w:p>
         </w:tc>
@@ -3137,7 +3072,7 @@
       <w:pPr>
         <w:pStyle w:val="21"/>
         <w:rPr>
-          <w:rFonts w:ascii="宋体" w:eastAsia="宋体" w:hAnsi="宋体"/>
+          <w:rFonts w:ascii="宋体" w:eastAsia="宋体" w:hAnsi="宋体" w:hint="eastAsia"/>
         </w:rPr>
       </w:pPr>
       <w:r>
@@ -3176,7 +3111,7 @@
                     <pic:cNvPicPr/>
                   </pic:nvPicPr>
                   <pic:blipFill>
-                    <a:blip r:embed="rId12"/>
+                    <a:blip r:embed="rId11"/>
                     <a:stretch>
                       <a:fillRect/>
                     </a:stretch>
@@ -3208,6 +3143,7 @@
       <w:pPr>
         <w:rPr>
           <w:rFonts w:eastAsia="宋体" w:hint="eastAsia"/>
+          <w:lang w:eastAsia="zh-CN"/>
         </w:rPr>
       </w:pPr>
       <w:r>
@@ -3215,26 +3151,7 @@
           <w:rFonts w:eastAsia="宋体"/>
           <w:lang w:eastAsia="zh-CN"/>
         </w:rPr>
-        <w:t>图15：左——暴露降累积分布（ECDF），三线对应陆上4,191场（蓝，中位97%）、海上VPTS 29场（绿，中位84%）、海上Bauer 26场（紫，中位48%）。陆上曲线陡峭升至~97%后趋平（约4.3%农场RR&lt;1%）；海上两源分布更分散、整体更低，体现方向口径敏感性。右——0.5%→1%是陆上边际效益最高的区间（1%→2%仅新增2.1个百分点）。</w:t>
-      </w:r>
-      <w:proofErr w:type="spellStart"/>
-      <w:r>
-        <w:rPr>
-          <w:rFonts w:eastAsia="宋体"/>
-          <w:lang w:eastAsia="zh-CN"/>
-        </w:rPr>
-      </w:r>
-      <w:proofErr w:type="spellEnd"/>
-      <w:r>
-        <w:rPr>
-          <w:rFonts w:eastAsia="宋体"/>
-          <w:lang w:eastAsia="zh-CN"/>
-        </w:rPr>
-      </w:r>
-      <w:r>
-        <w:rPr>
-          <w:rFonts w:eastAsia="宋体"/>
-        </w:rPr>
+        <w:t>图15：左——暴露降累积分布（ECDF），三线对应陆上4,191场（蓝，中位97%）、海上VPTS 29场（绿，中位84%）、海上Bauer 26场（紫，中位48%）。陆上曲线陡峭升至~97%后趋平（约4.3%农场RR&lt;1%）；海上两源分布更分散、整体更低，体现方向口径敏感性。右——0.5%→1%是陆上边际效益最高的区间。</w:t>
       </w:r>
     </w:p>
     <w:tbl>
@@ -3264,6 +3181,7 @@
                 <w:rFonts w:eastAsia="宋体" w:hint="eastAsia"/>
               </w:rPr>
             </w:pPr>
+            <w:proofErr w:type="spellStart"/>
             <w:r>
               <w:rPr>
                 <w:rFonts w:eastAsia="宋体"/>
@@ -3271,6 +3189,7 @@
               </w:rPr>
               <w:t>预算</w:t>
             </w:r>
+            <w:proofErr w:type="spellEnd"/>
           </w:p>
         </w:tc>
         <w:tc>
@@ -3394,7 +3313,7 @@
                 <w:rFonts w:eastAsia="宋体"/>
                 <w:sz w:val="16"/>
               </w:rPr>
-              <w:t>82.3%</w:t>
+              <w:t>80.0%</w:t>
             </w:r>
           </w:p>
         </w:tc>
@@ -3414,7 +3333,7 @@
                 <w:rFonts w:eastAsia="宋体"/>
                 <w:sz w:val="16"/>
               </w:rPr>
-              <w:t>43.0%</w:t>
+              <w:t>40.6%</w:t>
             </w:r>
           </w:p>
         </w:tc>
@@ -3459,7 +3378,7 @@
                 <w:rFonts w:eastAsia="宋体"/>
                 <w:sz w:val="16"/>
               </w:rPr>
-              <w:t>0.50%</w:t>
+              <w:t>0.52%</w:t>
             </w:r>
           </w:p>
         </w:tc>
@@ -3479,7 +3398,7 @@
                 <w:rFonts w:eastAsia="宋体"/>
                 <w:sz w:val="16"/>
               </w:rPr>
-              <w:t>97.4%</w:t>
+              <w:t>97.0%</w:t>
             </w:r>
           </w:p>
         </w:tc>
@@ -3499,7 +3418,7 @@
                 <w:rFonts w:eastAsia="宋体"/>
                 <w:sz w:val="16"/>
               </w:rPr>
-              <w:t>64.6%</w:t>
+              <w:t>64.3%</w:t>
             </w:r>
           </w:p>
         </w:tc>
@@ -3544,7 +3463,7 @@
                 <w:rFonts w:eastAsia="宋体"/>
                 <w:sz w:val="16"/>
               </w:rPr>
-              <w:t>0.76%</w:t>
+              <w:t>0.78%</w:t>
             </w:r>
           </w:p>
         </w:tc>
@@ -3564,7 +3483,7 @@
                 <w:rFonts w:eastAsia="宋体"/>
                 <w:sz w:val="16"/>
               </w:rPr>
-              <w:t>99.0%</w:t>
+              <w:t>99.1%</w:t>
             </w:r>
           </w:p>
         </w:tc>
@@ -3584,7 +3503,7 @@
                 <w:rFonts w:eastAsia="宋体"/>
                 <w:sz w:val="16"/>
               </w:rPr>
-              <w:t>80.6%</w:t>
+              <w:t>81.8%</w:t>
             </w:r>
           </w:p>
         </w:tc>
@@ -3669,24 +3588,64 @@
                 <w:rFonts w:eastAsia="宋体"/>
                 <w:sz w:val="16"/>
               </w:rPr>
-              <w:t>89.7%</w:t>
+              <w:t>90.0%</w:t>
             </w:r>
           </w:p>
         </w:tc>
       </w:tr>
     </w:tbl>
     <w:p>
+      <w:pPr>
+        <w:rPr>
+          <w:rFonts w:hint="eastAsia"/>
+          <w:lang w:eastAsia="zh-CN"/>
+        </w:rPr>
+      </w:pPr>
       <w:r>
         <w:rPr>
           <w:rFonts w:eastAsia="宋体"/>
-        </w:rPr>
-        <w:t>四级预算对应三个情景：低成本（0.5%，暴露降中位 80.0%）、平衡（1%，中位 97.0%）、保护优先（2%，中位 99.1%）。预算从 1% 提高到 2% 时，暴露降中位仅新增 2.1 个百分点（97.0%→99.1%），边际收益递减，与"较小的发电让步换取大部分收益、预算继续增加则边际下降"的预期一致。</w:t>
+          <w:lang w:eastAsia="zh-CN"/>
+        </w:rPr>
+        <w:t>四级预算对应三个情景：低成本（0.5%，暴露降中位 80.0%）、平衡（1%，中位 97.0%）、保护优先（2%，中位 99.1%）。预算从 1% 提高到 2% 时，暴露降中位仅新增 2.1 个百分点（97.0%→99.1%），边际收益递减，与</w:t>
+      </w:r>
+      <w:proofErr w:type="gramStart"/>
+      <w:r>
+        <w:rPr>
+          <w:rFonts w:eastAsia="宋体"/>
+          <w:lang w:eastAsia="zh-CN"/>
+        </w:rPr>
+        <w:t>"较小</w:t>
+      </w:r>
+      <w:proofErr w:type="gramEnd"/>
+      <w:r>
+        <w:rPr>
+          <w:rFonts w:eastAsia="宋体"/>
+          <w:lang w:eastAsia="zh-CN"/>
+        </w:rPr>
+        <w:t>的发电让步换取大部分收益、预算继续增加则边际</w:t>
+      </w:r>
+      <w:proofErr w:type="gramStart"/>
+      <w:r>
+        <w:rPr>
+          <w:rFonts w:eastAsia="宋体"/>
+          <w:lang w:eastAsia="zh-CN"/>
+        </w:rPr>
+        <w:t>下降"</w:t>
+      </w:r>
+      <w:proofErr w:type="gramEnd"/>
+      <w:r>
+        <w:rPr>
+          <w:rFonts w:eastAsia="宋体"/>
+          <w:lang w:eastAsia="zh-CN"/>
+        </w:rPr>
+        <w:t>的预期一致。</w:t>
       </w:r>
     </w:p>
     <w:p>
       <w:pPr>
         <w:rPr>
           <w:rFonts w:eastAsia="宋体" w:hint="eastAsia"/>
+          <w:lang w:eastAsia="zh-CN"/>
         </w:rPr>
       </w:pPr>
     </w:p>
@@ -3694,7 +3653,7 @@
       <w:pPr>
         <w:pStyle w:val="21"/>
         <w:rPr>
-          <w:rFonts w:ascii="宋体" w:eastAsia="宋体" w:hAnsi="宋体"/>
+          <w:rFonts w:ascii="宋体" w:eastAsia="宋体" w:hAnsi="宋体" w:hint="eastAsia"/>
           <w:lang w:eastAsia="zh-CN"/>
         </w:rPr>
       </w:pPr>
@@ -3704,7 +3663,6 @@
           <w:color w:val="000000"/>
           <w:lang w:eastAsia="zh-CN"/>
         </w:rPr>
-        <w:lastRenderedPageBreak/>
         <w:t>5.4 经济最优 vs 生态最优朝向</w:t>
       </w:r>
     </w:p>
@@ -3737,7 +3695,7 @@
                     <pic:cNvPicPr/>
                   </pic:nvPicPr>
                   <pic:blipFill>
-                    <a:blip r:embed="rId13"/>
+                    <a:blip r:embed="rId12"/>
                     <a:stretch>
                       <a:fillRect/>
                     </a:stretch>
@@ -3761,38 +3719,91 @@
     <w:p>
       <w:pPr>
         <w:rPr>
+          <w:rFonts w:eastAsia="宋体" w:hint="eastAsia"/>
+          <w:lang w:eastAsia="zh-CN"/>
+        </w:rPr>
+      </w:pPr>
+      <w:r>
+        <w:rPr>
           <w:rFonts w:eastAsia="宋体"/>
           <w:lang w:eastAsia="zh-CN"/>
         </w:rPr>
-      </w:pPr>
+        <w:t>图16：</w:t>
+      </w:r>
+      <w:proofErr w:type="spellStart"/>
       <w:r>
         <w:rPr>
           <w:rFonts w:eastAsia="宋体"/>
           <w:lang w:eastAsia="zh-CN"/>
         </w:rPr>
-        <w:t>图16：theta_eco集中在40-60°（占70%）——这并非独立发现，而是几何暴露模型的直接推论：西欧春季（中位51.5°）与秋季（中位235°）候鸟方向近乎反平行（差184°），在sin²模型下E(θ)退化为单一角度sin²(θ−55°)，故θ_eco≈55°是西欧NNE–SSW迁徙轴的必然输出。</w:t>
-      </w:r>
-      <w:proofErr w:type="spellStart"/>
+        <w:t>theta_eco</w:t>
+      </w:r>
+      <w:proofErr w:type="spellEnd"/>
       <w:r>
         <w:rPr>
           <w:rFonts w:eastAsia="宋体"/>
           <w:lang w:eastAsia="zh-CN"/>
         </w:rPr>
-      </w:r>
-      <w:proofErr w:type="spellEnd"/>
-      <w:r>
-        <w:rPr>
-          <w:rFonts w:eastAsia="宋体"/>
-          <w:lang w:eastAsia="zh-CN"/>
-        </w:rPr>
+        <w:t>集中在40-60°（占70%）——这并非独立发现，而是几何暴露模型的直接推论：西欧春季（中位51.5°）与秋季（中位235°）候鸟方向近乎反平行（差184°），在sin²模型下E(θ)退化为单一角度sin²(θ−55°)，故θ_eco≈55°是西欧NNE–SSW迁徙轴的必然输出。</w:t>
       </w:r>
     </w:p>
     <w:p>
+      <w:pPr>
+        <w:rPr>
+          <w:rFonts w:hint="eastAsia"/>
+          <w:lang w:eastAsia="zh-CN"/>
+        </w:rPr>
+      </w:pPr>
       <w:r>
         <w:rPr>
           <w:rFonts w:eastAsia="宋体"/>
-        </w:rPr>
-        <w:t>生态调整角（从 θ_econ 转到 θ_eco 的最小转角）中位 40°、平均 36°：49% 的风场在 ≤30° 内达到大部分暴露降，84% 在 ≤50° 内。多数风场需要 30–50° 的朝向调整而非微调，实践上须与主导风向、场地边界约束一并权衡。</w:t>
+          <w:lang w:eastAsia="zh-CN"/>
+        </w:rPr>
+        <w:t xml:space="preserve">生态调整角（从 </w:t>
+      </w:r>
+      <w:proofErr w:type="spellStart"/>
+      <w:r>
+        <w:rPr>
+          <w:rFonts w:eastAsia="宋体"/>
+        </w:rPr>
+        <w:t>θ</w:t>
+      </w:r>
+      <w:r>
+        <w:rPr>
+          <w:rFonts w:eastAsia="宋体"/>
+          <w:lang w:eastAsia="zh-CN"/>
+        </w:rPr>
+        <w:t>_econ</w:t>
+      </w:r>
+      <w:proofErr w:type="spellEnd"/>
+      <w:r>
+        <w:rPr>
+          <w:rFonts w:eastAsia="宋体"/>
+          <w:lang w:eastAsia="zh-CN"/>
+        </w:rPr>
+        <w:t xml:space="preserve"> 转到 </w:t>
+      </w:r>
+      <w:proofErr w:type="spellStart"/>
+      <w:r>
+        <w:rPr>
+          <w:rFonts w:eastAsia="宋体"/>
+        </w:rPr>
+        <w:t>θ</w:t>
+      </w:r>
+      <w:r>
+        <w:rPr>
+          <w:rFonts w:eastAsia="宋体"/>
+          <w:lang w:eastAsia="zh-CN"/>
+        </w:rPr>
+        <w:t>_eco</w:t>
+      </w:r>
+      <w:proofErr w:type="spellEnd"/>
+      <w:r>
+        <w:rPr>
+          <w:rFonts w:eastAsia="宋体"/>
+          <w:lang w:eastAsia="zh-CN"/>
+        </w:rPr>
+        <w:t xml:space="preserve"> 的最小转角）中位 40°、平均 36°：49% 的风场在 ≤30° 内达到大部分暴露降，84% 在 ≤50° 内。多数风场需要 30–50° 的朝向调整而非微调，实践上须与主导风向、场地边界约束一并权衡。</w:t>
       </w:r>
     </w:p>
     <w:p>
@@ -3807,7 +3818,7 @@
       <w:pPr>
         <w:pStyle w:val="21"/>
         <w:rPr>
-          <w:rFonts w:ascii="宋体" w:eastAsia="宋体" w:hAnsi="宋体"/>
+          <w:rFonts w:ascii="宋体" w:eastAsia="宋体" w:hAnsi="宋体" w:hint="eastAsia"/>
         </w:rPr>
       </w:pPr>
       <w:r>
@@ -3857,7 +3868,7 @@
                     </pic:cNvPicPr>
                   </pic:nvPicPr>
                   <pic:blipFill>
-                    <a:blip r:embed="rId14">
+                    <a:blip r:embed="rId13">
                       <a:extLst>
                         <a:ext uri="{28A0092B-C50C-407E-A947-70E740481C1C}">
                           <a14:useLocalDpi xmlns:a14="http://schemas.microsoft.com/office/drawing/2010/main" val="0"/>
@@ -3901,6 +3912,7 @@
           <w:rFonts w:eastAsia="宋体"/>
           <w:lang w:eastAsia="zh-CN"/>
         </w:rPr>
+        <w:lastRenderedPageBreak/>
         <w:t>图17：左——3-5台至50+台五个规模层暴露降均为~80%。朝向杠杆是几何机制（sin²），与风机数量无关。右——距Bauer格网0-25km的RR=84.0%，100-200km仍达74.4%，信号衰减温和。</w:t>
       </w:r>
     </w:p>
@@ -3908,7 +3920,7 @@
       <w:pPr>
         <w:pStyle w:val="21"/>
         <w:rPr>
-          <w:rFonts w:ascii="宋体" w:eastAsia="宋体" w:hAnsi="宋体"/>
+          <w:rFonts w:ascii="宋体" w:eastAsia="宋体" w:hAnsi="宋体" w:hint="eastAsia"/>
         </w:rPr>
       </w:pPr>
       <w:r>
@@ -3916,7 +3928,6 @@
           <w:rFonts w:ascii="宋体" w:eastAsia="宋体" w:hAnsi="宋体"/>
           <w:color w:val="000000"/>
         </w:rPr>
-        <w:lastRenderedPageBreak/>
         <w:t xml:space="preserve">5.6 </w:t>
       </w:r>
       <w:proofErr w:type="spellStart"/>
@@ -3957,7 +3968,7 @@
                     <pic:cNvPicPr/>
                   </pic:nvPicPr>
                   <pic:blipFill>
-                    <a:blip r:embed="rId15"/>
+                    <a:blip r:embed="rId14"/>
                     <a:stretch>
                       <a:fillRect/>
                     </a:stretch>
@@ -3997,7 +4008,7 @@
           <w:rFonts w:eastAsia="宋体"/>
           <w:lang w:eastAsia="zh-CN"/>
         </w:rPr>
-        <w:t>图18：暴露降的空间差异主要反映局地风资源的朝向敏感性（AEP(θ)曲线形状），而非候鸟方向的空间格局——候鸟方向全域标准差仅6.4°，空间差异几乎全部来自发电侧。</w:t>
+        <w:t>图18：暴露降的空间差异主要反映局地风资源的朝向敏感性（AEP</w:t>
       </w:r>
       <w:proofErr w:type="gramStart"/>
       <w:r>
@@ -4005,6 +4016,7 @@
           <w:rFonts w:eastAsia="宋体"/>
           <w:lang w:eastAsia="zh-CN"/>
         </w:rPr>
+        <w:t>(θ)</w:t>
       </w:r>
       <w:proofErr w:type="gramEnd"/>
       <w:r>
@@ -4012,13 +4024,14 @@
           <w:rFonts w:eastAsia="宋体"/>
           <w:lang w:eastAsia="zh-CN"/>
         </w:rPr>
+        <w:t>曲线形状），而非候鸟方向的空间格局——候鸟方向全域标准差仅6.4°，空间差异几乎全部来自发电侧。</w:t>
       </w:r>
     </w:p>
     <w:p>
       <w:pPr>
         <w:pStyle w:val="21"/>
         <w:rPr>
-          <w:rFonts w:ascii="宋体" w:eastAsia="宋体" w:hAnsi="宋体"/>
+          <w:rFonts w:ascii="宋体" w:eastAsia="宋体" w:hAnsi="宋体" w:hint="eastAsia"/>
         </w:rPr>
       </w:pPr>
       <w:r>
@@ -4066,7 +4079,7 @@
                     <pic:cNvPicPr/>
                   </pic:nvPicPr>
                   <pic:blipFill>
-                    <a:blip r:embed="rId16"/>
+                    <a:blip r:embed="rId15"/>
                     <a:stretch>
                       <a:fillRect/>
                     </a:stretch>
@@ -4106,7 +4119,6 @@
           <w:rFonts w:eastAsia="宋体"/>
           <w:lang w:eastAsia="zh-CN"/>
         </w:rPr>
-        <w:lastRenderedPageBreak/>
         <w:t>图19：三个最大风场的Jensen尾流效率极坐标图。效率最低点在PCA主轴方向（顺排时后排在前排尾流中），垂直方向效率最高。PCA方差解释率越高，极坐标方向性越显著——模型复现了正确的尾流方向性物理。</w:t>
       </w:r>
     </w:p>
@@ -4114,18 +4126,3995 @@
       <w:pPr>
         <w:pStyle w:val="1"/>
         <w:rPr>
-          <w:rFonts w:ascii="宋体" w:eastAsia="宋体" w:hAnsi="宋体"/>
+          <w:lang w:eastAsia="zh-CN"/>
+        </w:rPr>
+      </w:pPr>
+      <w:r>
+        <w:rPr>
+          <w:rFonts w:ascii="Times New Roman" w:eastAsia="宋体" w:hAnsi="Times New Roman"/>
+          <w:lang w:eastAsia="zh-CN"/>
+        </w:rPr>
+        <w:t>六、方向数据的方法复核与裁决</w:t>
+      </w:r>
+    </w:p>
+    <w:p>
+      <w:pPr>
+        <w:rPr>
+          <w:rFonts w:hint="eastAsia"/>
+          <w:lang w:eastAsia="zh-CN"/>
+        </w:rPr>
+      </w:pPr>
+      <w:r>
+        <w:rPr>
+          <w:rFonts w:ascii="Times New Roman" w:eastAsia="宋体" w:hAnsi="Times New Roman"/>
+          <w:lang w:eastAsia="zh-CN"/>
+        </w:rPr>
+        <w:t>本节记录海上候鸟方向数据的两种来源与场级匹配方法，并列出</w:t>
+      </w:r>
+      <w:r>
+        <w:rPr>
+          <w:rFonts w:ascii="Times New Roman" w:eastAsia="宋体" w:hAnsi="Times New Roman"/>
+          <w:lang w:eastAsia="zh-CN"/>
+        </w:rPr>
+        <w:t xml:space="preserve"> VPTS </w:t>
+      </w:r>
+      <w:r>
+        <w:rPr>
+          <w:rFonts w:ascii="Times New Roman" w:eastAsia="宋体" w:hAnsi="Times New Roman"/>
+          <w:lang w:eastAsia="zh-CN"/>
+        </w:rPr>
+        <w:t>与</w:t>
+      </w:r>
+      <w:r>
+        <w:rPr>
+          <w:rFonts w:ascii="Times New Roman" w:eastAsia="宋体" w:hAnsi="Times New Roman"/>
+          <w:lang w:eastAsia="zh-CN"/>
+        </w:rPr>
+        <w:t xml:space="preserve"> Bauer </w:t>
+      </w:r>
+      <w:r>
+        <w:rPr>
+          <w:rFonts w:ascii="Times New Roman" w:eastAsia="宋体" w:hAnsi="Times New Roman"/>
+          <w:lang w:eastAsia="zh-CN"/>
+        </w:rPr>
+        <w:t>两套独立方向产品在春季方向上的系统性分歧。该分歧直接传导至海上交换率结果，最终采信</w:t>
+      </w:r>
+      <w:r>
+        <w:rPr>
+          <w:rFonts w:ascii="Times New Roman" w:eastAsia="宋体" w:hAnsi="Times New Roman"/>
+          <w:lang w:eastAsia="zh-CN"/>
+        </w:rPr>
+        <w:t xml:space="preserve"> Bauer</w:t>
+      </w:r>
+      <w:r>
+        <w:rPr>
+          <w:rFonts w:ascii="Times New Roman" w:eastAsia="宋体" w:hAnsi="Times New Roman"/>
+          <w:lang w:eastAsia="zh-CN"/>
+        </w:rPr>
+        <w:t>（见</w:t>
+      </w:r>
+      <w:r>
+        <w:rPr>
+          <w:rFonts w:ascii="Times New Roman" w:eastAsia="宋体" w:hAnsi="Times New Roman"/>
+          <w:lang w:eastAsia="zh-CN"/>
+        </w:rPr>
+        <w:t xml:space="preserve"> 6.3</w:t>
+      </w:r>
+      <w:r>
+        <w:rPr>
+          <w:rFonts w:ascii="Times New Roman" w:eastAsia="宋体" w:hAnsi="Times New Roman"/>
+          <w:lang w:eastAsia="zh-CN"/>
+        </w:rPr>
+        <w:t>）。</w:t>
+      </w:r>
+    </w:p>
+    <w:p>
+      <w:pPr>
+        <w:pStyle w:val="21"/>
+        <w:rPr>
+          <w:lang w:eastAsia="zh-CN"/>
+        </w:rPr>
+      </w:pPr>
+      <w:r>
+        <w:rPr>
+          <w:rFonts w:ascii="Times New Roman" w:eastAsia="宋体" w:hAnsi="Times New Roman"/>
+          <w:sz w:val="24"/>
+          <w:lang w:eastAsia="zh-CN"/>
+        </w:rPr>
+        <w:t xml:space="preserve">6.1 </w:t>
+      </w:r>
+      <w:r>
+        <w:rPr>
+          <w:rFonts w:ascii="Times New Roman" w:eastAsia="宋体" w:hAnsi="Times New Roman"/>
+          <w:sz w:val="24"/>
+          <w:lang w:eastAsia="zh-CN"/>
+        </w:rPr>
+        <w:t>方向来源与场级匹配方法</w:t>
+      </w:r>
+    </w:p>
+    <w:p>
+      <w:pPr>
+        <w:rPr>
+          <w:rFonts w:hint="eastAsia"/>
+          <w:lang w:eastAsia="zh-CN"/>
+        </w:rPr>
+      </w:pPr>
+      <w:r>
+        <w:rPr>
+          <w:rFonts w:ascii="Times New Roman" w:eastAsia="宋体" w:hAnsi="Times New Roman"/>
+          <w:b/>
+          <w:lang w:eastAsia="zh-CN"/>
+        </w:rPr>
+        <w:t xml:space="preserve">VPTS </w:t>
+      </w:r>
+      <w:r>
+        <w:rPr>
+          <w:rFonts w:ascii="Times New Roman" w:eastAsia="宋体" w:hAnsi="Times New Roman"/>
+          <w:b/>
+          <w:lang w:eastAsia="zh-CN"/>
+        </w:rPr>
+        <w:t>天气雷达（</w:t>
+      </w:r>
+      <w:r>
+        <w:rPr>
+          <w:rFonts w:ascii="Times New Roman" w:eastAsia="宋体" w:hAnsi="Times New Roman"/>
+          <w:b/>
+          <w:lang w:eastAsia="zh-CN"/>
+        </w:rPr>
+        <w:t xml:space="preserve">29 </w:t>
+      </w:r>
+      <w:r>
+        <w:rPr>
+          <w:rFonts w:ascii="Times New Roman" w:eastAsia="宋体" w:hAnsi="Times New Roman"/>
+          <w:b/>
+          <w:lang w:eastAsia="zh-CN"/>
+        </w:rPr>
+        <w:t>场，直接观测，</w:t>
+      </w:r>
+      <w:r>
+        <w:rPr>
+          <w:rFonts w:ascii="Times New Roman" w:eastAsia="宋体" w:hAnsi="Times New Roman"/>
+          <w:b/>
+          <w:lang w:eastAsia="zh-CN"/>
+        </w:rPr>
+        <w:t xml:space="preserve">0-200m </w:t>
+      </w:r>
+      <w:r>
+        <w:rPr>
+          <w:rFonts w:ascii="Times New Roman" w:eastAsia="宋体" w:hAnsi="Times New Roman"/>
+          <w:b/>
+          <w:lang w:eastAsia="zh-CN"/>
+        </w:rPr>
+        <w:t>转子层修正；距</w:t>
+      </w:r>
+      <w:proofErr w:type="gramStart"/>
+      <w:r>
+        <w:rPr>
+          <w:rFonts w:ascii="Times New Roman" w:eastAsia="宋体" w:hAnsi="Times New Roman"/>
+          <w:b/>
+          <w:lang w:eastAsia="zh-CN"/>
+        </w:rPr>
+        <w:t>站</w:t>
+      </w:r>
+      <w:r>
+        <w:rPr>
+          <w:rFonts w:ascii="Times New Roman" w:eastAsia="宋体" w:hAnsi="Times New Roman"/>
+          <w:b/>
+          <w:lang w:eastAsia="zh-CN"/>
+        </w:rPr>
+        <w:t xml:space="preserve"> &gt;</w:t>
+      </w:r>
+      <w:proofErr w:type="gramEnd"/>
+      <w:r>
+        <w:rPr>
+          <w:rFonts w:ascii="Times New Roman" w:eastAsia="宋体" w:hAnsi="Times New Roman"/>
+          <w:b/>
+          <w:lang w:eastAsia="zh-CN"/>
+        </w:rPr>
+        <w:t xml:space="preserve">400 km </w:t>
+      </w:r>
+      <w:r>
+        <w:rPr>
+          <w:rFonts w:ascii="Times New Roman" w:eastAsia="宋体" w:hAnsi="Times New Roman"/>
+          <w:b/>
+          <w:lang w:eastAsia="zh-CN"/>
+        </w:rPr>
+        <w:t>的</w:t>
+      </w:r>
+      <w:r>
+        <w:rPr>
+          <w:rFonts w:ascii="Times New Roman" w:eastAsia="宋体" w:hAnsi="Times New Roman"/>
+          <w:b/>
+          <w:lang w:eastAsia="zh-CN"/>
+        </w:rPr>
+        <w:t xml:space="preserve"> 6 </w:t>
+      </w:r>
+      <w:r>
+        <w:rPr>
+          <w:rFonts w:ascii="Times New Roman" w:eastAsia="宋体" w:hAnsi="Times New Roman"/>
+          <w:b/>
+          <w:lang w:eastAsia="zh-CN"/>
+        </w:rPr>
+        <w:t>场因雷达波束抬升、低空转子层不可靠而剔除）。</w:t>
+      </w:r>
+    </w:p>
+    <w:p>
+      <w:pPr>
+        <w:rPr>
+          <w:rFonts w:hint="eastAsia"/>
+          <w:lang w:eastAsia="zh-CN"/>
+        </w:rPr>
+      </w:pPr>
+      <w:r>
+        <w:rPr>
+          <w:rFonts w:ascii="Times New Roman" w:eastAsia="宋体" w:hAnsi="Times New Roman"/>
+          <w:lang w:eastAsia="zh-CN"/>
+        </w:rPr>
+        <w:t>从</w:t>
+      </w:r>
+      <w:r>
+        <w:rPr>
+          <w:rFonts w:ascii="Times New Roman" w:eastAsia="宋体" w:hAnsi="Times New Roman"/>
+          <w:lang w:eastAsia="zh-CN"/>
+        </w:rPr>
+        <w:t xml:space="preserve"> VPTS 569 </w:t>
+      </w:r>
+      <w:r>
+        <w:rPr>
+          <w:rFonts w:ascii="Times New Roman" w:eastAsia="宋体" w:hAnsi="Times New Roman"/>
+          <w:lang w:eastAsia="zh-CN"/>
+        </w:rPr>
+        <w:t>个文件提取</w:t>
+      </w:r>
+      <w:r>
+        <w:rPr>
+          <w:rFonts w:ascii="Times New Roman" w:eastAsia="宋体" w:hAnsi="Times New Roman"/>
+          <w:lang w:eastAsia="zh-CN"/>
+        </w:rPr>
+        <w:t xml:space="preserve"> 4 </w:t>
+      </w:r>
+      <w:r>
+        <w:rPr>
+          <w:rFonts w:ascii="Times New Roman" w:eastAsia="宋体" w:hAnsi="Times New Roman"/>
+          <w:lang w:eastAsia="zh-CN"/>
+        </w:rPr>
+        <w:t>个可用雷达站（</w:t>
+      </w:r>
+      <w:proofErr w:type="spellStart"/>
+      <w:r>
+        <w:rPr>
+          <w:rFonts w:ascii="Times New Roman" w:eastAsia="宋体" w:hAnsi="Times New Roman"/>
+          <w:lang w:eastAsia="zh-CN"/>
+        </w:rPr>
+        <w:t>nlhrw</w:t>
+      </w:r>
+      <w:proofErr w:type="spellEnd"/>
+      <w:r>
+        <w:rPr>
+          <w:rFonts w:ascii="Times New Roman" w:eastAsia="宋体" w:hAnsi="Times New Roman"/>
+          <w:lang w:eastAsia="zh-CN"/>
+        </w:rPr>
+        <w:t>、</w:t>
+      </w:r>
+      <w:proofErr w:type="spellStart"/>
+      <w:r>
+        <w:rPr>
+          <w:rFonts w:ascii="Times New Roman" w:eastAsia="宋体" w:hAnsi="Times New Roman"/>
+          <w:lang w:eastAsia="zh-CN"/>
+        </w:rPr>
+        <w:t>bejab</w:t>
+      </w:r>
+      <w:proofErr w:type="spellEnd"/>
+      <w:r>
+        <w:rPr>
+          <w:rFonts w:ascii="Times New Roman" w:eastAsia="宋体" w:hAnsi="Times New Roman"/>
+          <w:lang w:eastAsia="zh-CN"/>
+        </w:rPr>
+        <w:t>、</w:t>
+      </w:r>
+      <w:proofErr w:type="spellStart"/>
+      <w:r>
+        <w:rPr>
+          <w:rFonts w:ascii="Times New Roman" w:eastAsia="宋体" w:hAnsi="Times New Roman"/>
+          <w:lang w:eastAsia="zh-CN"/>
+        </w:rPr>
+        <w:t>deess</w:t>
+      </w:r>
+      <w:proofErr w:type="spellEnd"/>
+      <w:r>
+        <w:rPr>
+          <w:rFonts w:ascii="Times New Roman" w:eastAsia="宋体" w:hAnsi="Times New Roman"/>
+          <w:lang w:eastAsia="zh-CN"/>
+        </w:rPr>
+        <w:t>、</w:t>
+      </w:r>
+      <w:proofErr w:type="spellStart"/>
+      <w:r>
+        <w:rPr>
+          <w:rFonts w:ascii="Times New Roman" w:eastAsia="宋体" w:hAnsi="Times New Roman"/>
+          <w:lang w:eastAsia="zh-CN"/>
+        </w:rPr>
+        <w:t>frabb</w:t>
+      </w:r>
+      <w:proofErr w:type="spellEnd"/>
+      <w:r>
+        <w:rPr>
+          <w:rFonts w:ascii="Times New Roman" w:eastAsia="宋体" w:hAnsi="Times New Roman"/>
+          <w:lang w:eastAsia="zh-CN"/>
+        </w:rPr>
+        <w:t>），将方向与通量从原</w:t>
+      </w:r>
+      <w:r>
+        <w:rPr>
+          <w:rFonts w:ascii="Times New Roman" w:eastAsia="宋体" w:hAnsi="Times New Roman"/>
+          <w:lang w:eastAsia="zh-CN"/>
+        </w:rPr>
+        <w:t xml:space="preserve"> 200-400m </w:t>
+      </w:r>
+      <w:r>
+        <w:rPr>
+          <w:rFonts w:ascii="Times New Roman" w:eastAsia="宋体" w:hAnsi="Times New Roman"/>
+          <w:lang w:eastAsia="zh-CN"/>
+        </w:rPr>
+        <w:t>层改到</w:t>
+      </w:r>
+      <w:r>
+        <w:rPr>
+          <w:rFonts w:ascii="Times New Roman" w:eastAsia="宋体" w:hAnsi="Times New Roman"/>
+          <w:lang w:eastAsia="zh-CN"/>
+        </w:rPr>
+        <w:t xml:space="preserve"> 0-200m </w:t>
+      </w:r>
+      <w:r>
+        <w:rPr>
+          <w:rFonts w:ascii="Times New Roman" w:eastAsia="宋体" w:hAnsi="Times New Roman"/>
+          <w:lang w:eastAsia="zh-CN"/>
+        </w:rPr>
+        <w:t>转子扫掠层（</w:t>
+      </w:r>
+      <w:r>
+        <w:rPr>
+          <w:rFonts w:ascii="Times New Roman" w:eastAsia="宋体" w:hAnsi="Times New Roman"/>
+          <w:lang w:eastAsia="zh-CN"/>
+        </w:rPr>
+        <w:t xml:space="preserve">IEA-10MW </w:t>
+      </w:r>
+      <w:r>
+        <w:rPr>
+          <w:rFonts w:ascii="Times New Roman" w:eastAsia="宋体" w:hAnsi="Times New Roman"/>
+          <w:lang w:eastAsia="zh-CN"/>
+        </w:rPr>
+        <w:t>轮毂</w:t>
+      </w:r>
+      <w:r>
+        <w:rPr>
+          <w:rFonts w:ascii="Times New Roman" w:eastAsia="宋体" w:hAnsi="Times New Roman"/>
+          <w:lang w:eastAsia="zh-CN"/>
+        </w:rPr>
+        <w:t xml:space="preserve"> 119m</w:t>
+      </w:r>
+      <w:r>
+        <w:rPr>
+          <w:rFonts w:ascii="Times New Roman" w:eastAsia="宋体" w:hAnsi="Times New Roman"/>
+          <w:lang w:eastAsia="zh-CN"/>
+        </w:rPr>
+        <w:t>、扫掠</w:t>
+      </w:r>
+      <w:r>
+        <w:rPr>
+          <w:rFonts w:ascii="Times New Roman" w:eastAsia="宋体" w:hAnsi="Times New Roman"/>
+          <w:lang w:eastAsia="zh-CN"/>
+        </w:rPr>
+        <w:t xml:space="preserve"> 20-218m</w:t>
+      </w:r>
+      <w:r>
+        <w:rPr>
+          <w:rFonts w:ascii="Times New Roman" w:eastAsia="宋体" w:hAnsi="Times New Roman"/>
+          <w:lang w:eastAsia="zh-CN"/>
+        </w:rPr>
+        <w:t>），重做最近站匹配后得</w:t>
+      </w:r>
+      <w:r>
+        <w:rPr>
+          <w:rFonts w:ascii="Times New Roman" w:eastAsia="宋体" w:hAnsi="Times New Roman"/>
+          <w:lang w:eastAsia="zh-CN"/>
+        </w:rPr>
+        <w:t xml:space="preserve"> 29 </w:t>
+      </w:r>
+      <w:r>
+        <w:rPr>
+          <w:rFonts w:ascii="Times New Roman" w:eastAsia="宋体" w:hAnsi="Times New Roman"/>
+          <w:lang w:eastAsia="zh-CN"/>
+        </w:rPr>
+        <w:t>个海上风场（</w:t>
+      </w:r>
+      <w:proofErr w:type="spellStart"/>
+      <w:r>
+        <w:rPr>
+          <w:rFonts w:ascii="Times New Roman" w:eastAsia="宋体" w:hAnsi="Times New Roman"/>
+          <w:lang w:eastAsia="zh-CN"/>
+        </w:rPr>
+        <w:t>nlhrw</w:t>
+      </w:r>
+      <w:proofErr w:type="spellEnd"/>
+      <w:r>
+        <w:rPr>
+          <w:rFonts w:ascii="Times New Roman" w:eastAsia="宋体" w:hAnsi="Times New Roman"/>
+          <w:lang w:eastAsia="zh-CN"/>
+        </w:rPr>
+        <w:t xml:space="preserve"> 18 </w:t>
+      </w:r>
+      <w:r>
+        <w:rPr>
+          <w:rFonts w:ascii="Times New Roman" w:eastAsia="宋体" w:hAnsi="Times New Roman"/>
+          <w:lang w:eastAsia="zh-CN"/>
+        </w:rPr>
+        <w:t>场、</w:t>
+      </w:r>
+      <w:proofErr w:type="spellStart"/>
+      <w:r>
+        <w:rPr>
+          <w:rFonts w:ascii="Times New Roman" w:eastAsia="宋体" w:hAnsi="Times New Roman"/>
+          <w:lang w:eastAsia="zh-CN"/>
+        </w:rPr>
+        <w:t>bejab</w:t>
+      </w:r>
+      <w:proofErr w:type="spellEnd"/>
+      <w:r>
+        <w:rPr>
+          <w:rFonts w:ascii="Times New Roman" w:eastAsia="宋体" w:hAnsi="Times New Roman"/>
+          <w:lang w:eastAsia="zh-CN"/>
+        </w:rPr>
+        <w:t xml:space="preserve"> 11 </w:t>
+      </w:r>
+      <w:r>
+        <w:rPr>
+          <w:rFonts w:ascii="Times New Roman" w:eastAsia="宋体" w:hAnsi="Times New Roman"/>
+          <w:lang w:eastAsia="zh-CN"/>
+        </w:rPr>
+        <w:t>场）；</w:t>
+      </w:r>
+      <w:proofErr w:type="spellStart"/>
+      <w:r>
+        <w:rPr>
+          <w:rFonts w:ascii="Times New Roman" w:eastAsia="宋体" w:hAnsi="Times New Roman"/>
+          <w:lang w:eastAsia="zh-CN"/>
+        </w:rPr>
+        <w:t>deess</w:t>
+      </w:r>
+      <w:proofErr w:type="spellEnd"/>
+      <w:r>
+        <w:rPr>
+          <w:rFonts w:ascii="Times New Roman" w:eastAsia="宋体" w:hAnsi="Times New Roman"/>
+          <w:lang w:eastAsia="zh-CN"/>
+        </w:rPr>
+        <w:t xml:space="preserve"> </w:t>
+      </w:r>
+      <w:r>
+        <w:rPr>
+          <w:rFonts w:ascii="Times New Roman" w:eastAsia="宋体" w:hAnsi="Times New Roman"/>
+          <w:lang w:eastAsia="zh-CN"/>
+        </w:rPr>
+        <w:t>站旋翼层内无鸟、</w:t>
+      </w:r>
+      <w:proofErr w:type="spellStart"/>
+      <w:r>
+        <w:rPr>
+          <w:rFonts w:ascii="Times New Roman" w:eastAsia="宋体" w:hAnsi="Times New Roman"/>
+          <w:lang w:eastAsia="zh-CN"/>
+        </w:rPr>
+        <w:t>frabb</w:t>
+      </w:r>
+      <w:proofErr w:type="spellEnd"/>
+      <w:r>
+        <w:rPr>
+          <w:rFonts w:ascii="Times New Roman" w:eastAsia="宋体" w:hAnsi="Times New Roman"/>
+          <w:lang w:eastAsia="zh-CN"/>
+        </w:rPr>
+        <w:t xml:space="preserve"> </w:t>
+      </w:r>
+      <w:r>
+        <w:rPr>
+          <w:rFonts w:ascii="Times New Roman" w:eastAsia="宋体" w:hAnsi="Times New Roman"/>
+          <w:lang w:eastAsia="zh-CN"/>
+        </w:rPr>
+        <w:t>站春季样本不足（</w:t>
+      </w:r>
+      <w:r>
+        <w:rPr>
+          <w:rFonts w:ascii="Times New Roman" w:eastAsia="宋体" w:hAnsi="Times New Roman"/>
+          <w:lang w:eastAsia="zh-CN"/>
+        </w:rPr>
+        <w:t>n=2</w:t>
+      </w:r>
+      <w:r>
+        <w:rPr>
+          <w:rFonts w:ascii="Times New Roman" w:eastAsia="宋体" w:hAnsi="Times New Roman"/>
+          <w:lang w:eastAsia="zh-CN"/>
+        </w:rPr>
+        <w:t>），均不纳入。</w:t>
+      </w:r>
+      <w:r>
+        <w:rPr>
+          <w:rFonts w:ascii="Times New Roman" w:eastAsia="宋体" w:hAnsi="Times New Roman"/>
+          <w:lang w:eastAsia="zh-CN"/>
+        </w:rPr>
+        <w:t xml:space="preserve">VPTS </w:t>
+      </w:r>
+      <w:r>
+        <w:rPr>
+          <w:rFonts w:ascii="Times New Roman" w:eastAsia="宋体" w:hAnsi="Times New Roman"/>
+          <w:lang w:eastAsia="zh-CN"/>
+        </w:rPr>
+        <w:t>为站级常量方向而非真正场级方向；</w:t>
+      </w:r>
+      <w:proofErr w:type="spellStart"/>
+      <w:r>
+        <w:rPr>
+          <w:rFonts w:ascii="Times New Roman" w:eastAsia="宋体" w:hAnsi="Times New Roman"/>
+          <w:lang w:eastAsia="zh-CN"/>
+        </w:rPr>
+        <w:t>nlhrw</w:t>
+      </w:r>
+      <w:proofErr w:type="spellEnd"/>
+      <w:r>
+        <w:rPr>
+          <w:rFonts w:ascii="Times New Roman" w:eastAsia="宋体" w:hAnsi="Times New Roman"/>
+          <w:lang w:eastAsia="zh-CN"/>
+        </w:rPr>
+        <w:t xml:space="preserve"> 0-200m </w:t>
+      </w:r>
+      <w:r>
+        <w:rPr>
+          <w:rFonts w:ascii="Times New Roman" w:eastAsia="宋体" w:hAnsi="Times New Roman"/>
+          <w:lang w:eastAsia="zh-CN"/>
+        </w:rPr>
+        <w:t>春季方向浓度仅</w:t>
+      </w:r>
+      <w:r>
+        <w:rPr>
+          <w:rFonts w:ascii="Times New Roman" w:eastAsia="宋体" w:hAnsi="Times New Roman"/>
+          <w:lang w:eastAsia="zh-CN"/>
+        </w:rPr>
+        <w:t xml:space="preserve"> 0.117</w:t>
+      </w:r>
+      <w:r>
+        <w:rPr>
+          <w:rFonts w:ascii="Times New Roman" w:eastAsia="宋体" w:hAnsi="Times New Roman"/>
+          <w:lang w:eastAsia="zh-CN"/>
+        </w:rPr>
+        <w:t>，</w:t>
+      </w:r>
+      <w:r>
+        <w:rPr>
+          <w:rFonts w:ascii="Times New Roman" w:eastAsia="宋体" w:hAnsi="Times New Roman"/>
+          <w:lang w:eastAsia="zh-CN"/>
+        </w:rPr>
+        <w:t xml:space="preserve">NNW </w:t>
+      </w:r>
+      <w:r>
+        <w:rPr>
+          <w:rFonts w:ascii="Times New Roman" w:eastAsia="宋体" w:hAnsi="Times New Roman"/>
+          <w:lang w:eastAsia="zh-CN"/>
+        </w:rPr>
+        <w:t>信号较分散，可能混有低空局地活动。</w:t>
+      </w:r>
+    </w:p>
+    <w:p>
+      <w:pPr>
+        <w:rPr>
+          <w:rFonts w:hint="eastAsia"/>
+          <w:lang w:eastAsia="zh-CN"/>
+        </w:rPr>
+      </w:pPr>
+      <w:r>
+        <w:rPr>
+          <w:rFonts w:ascii="Times New Roman" w:eastAsia="宋体" w:hAnsi="Times New Roman"/>
+          <w:b/>
+          <w:lang w:eastAsia="zh-CN"/>
+        </w:rPr>
+        <w:t xml:space="preserve">Bauer 2026 </w:t>
+      </w:r>
+      <w:r>
+        <w:rPr>
+          <w:rFonts w:ascii="Times New Roman" w:eastAsia="宋体" w:hAnsi="Times New Roman"/>
+          <w:b/>
+          <w:lang w:eastAsia="zh-CN"/>
+        </w:rPr>
+        <w:t>格网（</w:t>
+      </w:r>
+      <w:r>
+        <w:rPr>
+          <w:rFonts w:ascii="Times New Roman" w:eastAsia="宋体" w:hAnsi="Times New Roman"/>
+          <w:b/>
+          <w:lang w:eastAsia="zh-CN"/>
+        </w:rPr>
+        <w:t xml:space="preserve">26 </w:t>
+      </w:r>
+      <w:r>
+        <w:rPr>
+          <w:rFonts w:ascii="Times New Roman" w:eastAsia="宋体" w:hAnsi="Times New Roman"/>
+          <w:b/>
+          <w:lang w:eastAsia="zh-CN"/>
+        </w:rPr>
+        <w:t>场，场级方向）。</w:t>
+      </w:r>
+    </w:p>
+    <w:p>
+      <w:pPr>
+        <w:rPr>
+          <w:rFonts w:hint="eastAsia"/>
+          <w:lang w:eastAsia="zh-CN"/>
+        </w:rPr>
+      </w:pPr>
+      <w:r>
+        <w:rPr>
+          <w:rFonts w:ascii="Times New Roman" w:eastAsia="宋体" w:hAnsi="Times New Roman"/>
+          <w:lang w:eastAsia="zh-CN"/>
+        </w:rPr>
+        <w:t xml:space="preserve">2,025 </w:t>
+      </w:r>
+      <w:r>
+        <w:rPr>
+          <w:rFonts w:ascii="Times New Roman" w:eastAsia="宋体" w:hAnsi="Times New Roman"/>
+          <w:lang w:eastAsia="zh-CN"/>
+        </w:rPr>
+        <w:t>个有效格网单元（春季中位</w:t>
+      </w:r>
+      <w:r>
+        <w:rPr>
+          <w:rFonts w:ascii="Times New Roman" w:eastAsia="宋体" w:hAnsi="Times New Roman"/>
+          <w:lang w:eastAsia="zh-CN"/>
+        </w:rPr>
+        <w:t xml:space="preserve"> 51.5°</w:t>
+      </w:r>
+      <w:r>
+        <w:rPr>
+          <w:rFonts w:ascii="Times New Roman" w:eastAsia="宋体" w:hAnsi="Times New Roman"/>
+          <w:lang w:eastAsia="zh-CN"/>
+        </w:rPr>
+        <w:t>、秋季中位</w:t>
+      </w:r>
+      <w:r>
+        <w:rPr>
+          <w:rFonts w:ascii="Times New Roman" w:eastAsia="宋体" w:hAnsi="Times New Roman"/>
+          <w:lang w:eastAsia="zh-CN"/>
+        </w:rPr>
+        <w:t xml:space="preserve"> 234.9°</w:t>
+      </w:r>
+      <w:r>
+        <w:rPr>
+          <w:rFonts w:ascii="Times New Roman" w:eastAsia="宋体" w:hAnsi="Times New Roman"/>
+          <w:lang w:eastAsia="zh-CN"/>
+        </w:rPr>
+        <w:t>）。对非</w:t>
+      </w:r>
+      <w:r>
+        <w:rPr>
+          <w:rFonts w:ascii="Times New Roman" w:eastAsia="宋体" w:hAnsi="Times New Roman"/>
+          <w:lang w:eastAsia="zh-CN"/>
+        </w:rPr>
+        <w:t xml:space="preserve"> VPTS </w:t>
+      </w:r>
+      <w:r>
+        <w:rPr>
+          <w:rFonts w:ascii="Times New Roman" w:eastAsia="宋体" w:hAnsi="Times New Roman"/>
+          <w:lang w:eastAsia="zh-CN"/>
+        </w:rPr>
+        <w:t>风场，以风场真实质心坐标（</w:t>
+      </w:r>
+      <w:r>
+        <w:rPr>
+          <w:rFonts w:ascii="Times New Roman" w:eastAsia="宋体" w:hAnsi="Times New Roman"/>
+          <w:lang w:eastAsia="zh-CN"/>
+        </w:rPr>
+        <w:t>farms_master.csv</w:t>
+      </w:r>
+      <w:r>
+        <w:rPr>
+          <w:rFonts w:ascii="Times New Roman" w:eastAsia="宋体" w:hAnsi="Times New Roman"/>
+          <w:lang w:eastAsia="zh-CN"/>
+        </w:rPr>
+        <w:t>）做等距投影</w:t>
+      </w:r>
+      <w:r>
+        <w:rPr>
+          <w:rFonts w:ascii="Times New Roman" w:eastAsia="宋体" w:hAnsi="Times New Roman"/>
+          <w:lang w:eastAsia="zh-CN"/>
+        </w:rPr>
+        <w:t xml:space="preserve"> </w:t>
+      </w:r>
+      <w:proofErr w:type="spellStart"/>
+      <w:r>
+        <w:rPr>
+          <w:rFonts w:ascii="Times New Roman" w:eastAsia="宋体" w:hAnsi="Times New Roman"/>
+          <w:lang w:eastAsia="zh-CN"/>
+        </w:rPr>
+        <w:t>cKDTree</w:t>
+      </w:r>
+      <w:proofErr w:type="spellEnd"/>
+      <w:r>
+        <w:rPr>
+          <w:rFonts w:ascii="Times New Roman" w:eastAsia="宋体" w:hAnsi="Times New Roman"/>
+          <w:lang w:eastAsia="zh-CN"/>
+        </w:rPr>
+        <w:t xml:space="preserve"> </w:t>
+      </w:r>
+      <w:r>
+        <w:rPr>
+          <w:rFonts w:ascii="Times New Roman" w:eastAsia="宋体" w:hAnsi="Times New Roman"/>
+          <w:lang w:eastAsia="zh-CN"/>
+        </w:rPr>
+        <w:t>最近邻匹配（纬度</w:t>
+      </w:r>
+      <w:r>
+        <w:rPr>
+          <w:rFonts w:ascii="Times New Roman" w:eastAsia="宋体" w:hAnsi="Times New Roman"/>
+          <w:lang w:eastAsia="zh-CN"/>
+        </w:rPr>
+        <w:t xml:space="preserve"> 111 km/</w:t>
+      </w:r>
+      <w:r>
+        <w:rPr>
+          <w:rFonts w:ascii="Times New Roman" w:eastAsia="宋体" w:hAnsi="Times New Roman"/>
+          <w:lang w:eastAsia="zh-CN"/>
+        </w:rPr>
+        <w:t>度、经度按</w:t>
+      </w:r>
+      <w:r>
+        <w:rPr>
+          <w:rFonts w:ascii="Times New Roman" w:eastAsia="宋体" w:hAnsi="Times New Roman"/>
+          <w:lang w:eastAsia="zh-CN"/>
+        </w:rPr>
+        <w:t xml:space="preserve"> cos50° </w:t>
+      </w:r>
+      <w:r>
+        <w:rPr>
+          <w:rFonts w:ascii="Times New Roman" w:eastAsia="宋体" w:hAnsi="Times New Roman"/>
+          <w:lang w:eastAsia="zh-CN"/>
+        </w:rPr>
+        <w:t>缩放），</w:t>
+      </w:r>
+      <w:r>
+        <w:rPr>
+          <w:rFonts w:ascii="Times New Roman" w:eastAsia="宋体" w:hAnsi="Times New Roman"/>
+          <w:lang w:eastAsia="zh-CN"/>
+        </w:rPr>
+        <w:t xml:space="preserve">200 km </w:t>
+      </w:r>
+      <w:r>
+        <w:rPr>
+          <w:rFonts w:ascii="Times New Roman" w:eastAsia="宋体" w:hAnsi="Times New Roman"/>
+          <w:lang w:eastAsia="zh-CN"/>
+        </w:rPr>
+        <w:t>截断，得</w:t>
+      </w:r>
+      <w:r>
+        <w:rPr>
+          <w:rFonts w:ascii="Times New Roman" w:eastAsia="宋体" w:hAnsi="Times New Roman"/>
+          <w:lang w:eastAsia="zh-CN"/>
+        </w:rPr>
+        <w:t xml:space="preserve"> 26 </w:t>
+      </w:r>
+      <w:r>
+        <w:rPr>
+          <w:rFonts w:ascii="Times New Roman" w:eastAsia="宋体" w:hAnsi="Times New Roman"/>
+          <w:lang w:eastAsia="zh-CN"/>
+        </w:rPr>
+        <w:t>场，中位匹配距离约</w:t>
+      </w:r>
+      <w:r>
+        <w:rPr>
+          <w:rFonts w:ascii="Times New Roman" w:eastAsia="宋体" w:hAnsi="Times New Roman"/>
+          <w:lang w:eastAsia="zh-CN"/>
+        </w:rPr>
+        <w:t xml:space="preserve"> 88 km</w:t>
+      </w:r>
+      <w:r>
+        <w:rPr>
+          <w:rFonts w:ascii="Times New Roman" w:eastAsia="宋体" w:hAnsi="Times New Roman"/>
+          <w:lang w:eastAsia="zh-CN"/>
+        </w:rPr>
+        <w:t>。春季方向取</w:t>
+      </w:r>
+      <w:r>
+        <w:rPr>
+          <w:rFonts w:ascii="Times New Roman" w:eastAsia="宋体" w:hAnsi="Times New Roman"/>
+          <w:lang w:eastAsia="zh-CN"/>
+        </w:rPr>
+        <w:t xml:space="preserve"> 12 </w:t>
+      </w:r>
+      <w:r>
+        <w:rPr>
+          <w:rFonts w:ascii="Times New Roman" w:eastAsia="宋体" w:hAnsi="Times New Roman"/>
+          <w:lang w:eastAsia="zh-CN"/>
+        </w:rPr>
+        <w:t>个离散值（</w:t>
+      </w:r>
+      <w:r>
+        <w:rPr>
+          <w:rFonts w:ascii="Times New Roman" w:eastAsia="宋体" w:hAnsi="Times New Roman"/>
+          <w:lang w:eastAsia="zh-CN"/>
+        </w:rPr>
+        <w:t>47.6–68.7°</w:t>
+      </w:r>
+      <w:r>
+        <w:rPr>
+          <w:rFonts w:ascii="Times New Roman" w:eastAsia="宋体" w:hAnsi="Times New Roman"/>
+          <w:lang w:eastAsia="zh-CN"/>
+        </w:rPr>
+        <w:t>），秋季取</w:t>
+      </w:r>
+      <w:r>
+        <w:rPr>
+          <w:rFonts w:ascii="Times New Roman" w:eastAsia="宋体" w:hAnsi="Times New Roman"/>
+          <w:lang w:eastAsia="zh-CN"/>
+        </w:rPr>
+        <w:t xml:space="preserve"> 11 </w:t>
+      </w:r>
+      <w:r>
+        <w:rPr>
+          <w:rFonts w:ascii="Times New Roman" w:eastAsia="宋体" w:hAnsi="Times New Roman"/>
+          <w:lang w:eastAsia="zh-CN"/>
+        </w:rPr>
+        <w:t>个（</w:t>
+      </w:r>
+      <w:r>
+        <w:rPr>
+          <w:rFonts w:ascii="Times New Roman" w:eastAsia="宋体" w:hAnsi="Times New Roman"/>
+          <w:lang w:eastAsia="zh-CN"/>
+        </w:rPr>
+        <w:t>234.9–253.2°</w:t>
+      </w:r>
+      <w:r>
+        <w:rPr>
+          <w:rFonts w:ascii="Times New Roman" w:eastAsia="宋体" w:hAnsi="Times New Roman"/>
+          <w:lang w:eastAsia="zh-CN"/>
+        </w:rPr>
+        <w:t>），为场级方向。</w:t>
+      </w:r>
+    </w:p>
+    <w:p>
+      <w:pPr>
+        <w:rPr>
+          <w:rFonts w:hint="eastAsia"/>
+          <w:lang w:eastAsia="zh-CN"/>
+        </w:rPr>
+      </w:pPr>
+      <w:r>
+        <w:rPr>
+          <w:rFonts w:ascii="Times New Roman" w:eastAsia="宋体" w:hAnsi="Times New Roman"/>
+          <w:b/>
+          <w:lang w:eastAsia="zh-CN"/>
+        </w:rPr>
+        <w:t>实测方向风场合计</w:t>
+      </w:r>
+      <w:r>
+        <w:rPr>
+          <w:rFonts w:ascii="Times New Roman" w:eastAsia="宋体" w:hAnsi="Times New Roman"/>
+          <w:b/>
+          <w:lang w:eastAsia="zh-CN"/>
+        </w:rPr>
+        <w:t xml:space="preserve"> 55 </w:t>
+      </w:r>
+      <w:r>
+        <w:rPr>
+          <w:rFonts w:ascii="Times New Roman" w:eastAsia="宋体" w:hAnsi="Times New Roman"/>
+          <w:b/>
+          <w:lang w:eastAsia="zh-CN"/>
+        </w:rPr>
+        <w:t>场（</w:t>
+      </w:r>
+      <w:r>
+        <w:rPr>
+          <w:rFonts w:ascii="Times New Roman" w:eastAsia="宋体" w:hAnsi="Times New Roman"/>
+          <w:b/>
+          <w:lang w:eastAsia="zh-CN"/>
+        </w:rPr>
+        <w:t>VPTS 29 + Bauer 26</w:t>
+      </w:r>
+      <w:r>
+        <w:rPr>
+          <w:rFonts w:ascii="Times New Roman" w:eastAsia="宋体" w:hAnsi="Times New Roman"/>
+          <w:b/>
+          <w:lang w:eastAsia="zh-CN"/>
+        </w:rPr>
+        <w:t>）。</w:t>
+      </w:r>
+    </w:p>
+    <w:p>
+      <w:pPr>
+        <w:pStyle w:val="21"/>
+      </w:pPr>
+      <w:r>
+        <w:rPr>
+          <w:rFonts w:ascii="Times New Roman" w:eastAsia="宋体" w:hAnsi="Times New Roman"/>
+          <w:sz w:val="24"/>
+        </w:rPr>
+        <w:t xml:space="preserve">6.2 </w:t>
+      </w:r>
+      <w:proofErr w:type="spellStart"/>
+      <w:r>
+        <w:rPr>
+          <w:rFonts w:ascii="Times New Roman" w:eastAsia="宋体" w:hAnsi="Times New Roman"/>
+          <w:sz w:val="24"/>
+        </w:rPr>
+        <w:t>两源方向分歧</w:t>
+      </w:r>
+      <w:proofErr w:type="spellEnd"/>
+    </w:p>
+    <w:p>
+      <w:pPr>
+        <w:rPr>
+          <w:rFonts w:hint="eastAsia"/>
+        </w:rPr>
+      </w:pPr>
+      <w:r>
+        <w:rPr>
+          <w:rFonts w:ascii="Times New Roman" w:eastAsia="宋体" w:hAnsi="Times New Roman"/>
+        </w:rPr>
+        <w:t xml:space="preserve">VPTS </w:t>
+      </w:r>
+      <w:r>
+        <w:rPr>
+          <w:rFonts w:ascii="Times New Roman" w:eastAsia="宋体" w:hAnsi="Times New Roman"/>
+        </w:rPr>
+        <w:t>与</w:t>
+      </w:r>
+      <w:r>
+        <w:rPr>
+          <w:rFonts w:ascii="Times New Roman" w:eastAsia="宋体" w:hAnsi="Times New Roman"/>
+        </w:rPr>
+        <w:t xml:space="preserve"> Bauer </w:t>
+      </w:r>
+      <w:r>
+        <w:rPr>
+          <w:rFonts w:ascii="Times New Roman" w:eastAsia="宋体" w:hAnsi="Times New Roman"/>
+        </w:rPr>
+        <w:t>在秋季方向基本一致（</w:t>
+      </w:r>
+      <w:r>
+        <w:rPr>
+          <w:rFonts w:ascii="Times New Roman" w:eastAsia="宋体" w:hAnsi="Times New Roman"/>
+        </w:rPr>
+        <w:t xml:space="preserve">VPTS 258.1°/210.7° vs </w:t>
+      </w:r>
+      <w:r>
+        <w:rPr>
+          <w:rFonts w:ascii="Times New Roman" w:eastAsia="宋体" w:hAnsi="Times New Roman"/>
+        </w:rPr>
+        <w:t>匹配场中位</w:t>
+      </w:r>
+      <w:r>
+        <w:rPr>
+          <w:rFonts w:ascii="Times New Roman" w:eastAsia="宋体" w:hAnsi="Times New Roman"/>
+        </w:rPr>
+        <w:t xml:space="preserve"> 248.8°</w:t>
+      </w:r>
+      <w:r>
+        <w:rPr>
+          <w:rFonts w:ascii="Times New Roman" w:eastAsia="宋体" w:hAnsi="Times New Roman"/>
+        </w:rPr>
+        <w:t>，均</w:t>
+      </w:r>
+      <w:r>
+        <w:rPr>
+          <w:rFonts w:ascii="Times New Roman" w:eastAsia="宋体" w:hAnsi="Times New Roman"/>
+        </w:rPr>
+        <w:t xml:space="preserve"> SSW</w:t>
+      </w:r>
+      <w:r>
+        <w:rPr>
+          <w:rFonts w:ascii="Times New Roman" w:eastAsia="宋体" w:hAnsi="Times New Roman"/>
+        </w:rPr>
+        <w:t>），但在春季方向存在系统性分歧：</w:t>
+      </w:r>
+      <w:r>
+        <w:rPr>
+          <w:rFonts w:ascii="Times New Roman" w:eastAsia="宋体" w:hAnsi="Times New Roman"/>
+        </w:rPr>
+        <w:t xml:space="preserve">VPTS </w:t>
+      </w:r>
+      <w:r>
+        <w:rPr>
+          <w:rFonts w:ascii="Times New Roman" w:eastAsia="宋体" w:hAnsi="Times New Roman"/>
+        </w:rPr>
+        <w:t>主站</w:t>
+      </w:r>
+      <w:r>
+        <w:rPr>
+          <w:rFonts w:ascii="Times New Roman" w:eastAsia="宋体" w:hAnsi="Times New Roman"/>
+        </w:rPr>
+        <w:t xml:space="preserve"> nlhrw </w:t>
+      </w:r>
+      <w:r>
+        <w:rPr>
+          <w:rFonts w:ascii="Times New Roman" w:eastAsia="宋体" w:hAnsi="Times New Roman"/>
+        </w:rPr>
+        <w:t>为</w:t>
+      </w:r>
+      <w:r>
+        <w:rPr>
+          <w:rFonts w:ascii="Times New Roman" w:eastAsia="宋体" w:hAnsi="Times New Roman"/>
+        </w:rPr>
+        <w:t xml:space="preserve"> 345.3°</w:t>
+      </w:r>
+      <w:r>
+        <w:rPr>
+          <w:rFonts w:ascii="Times New Roman" w:eastAsia="宋体" w:hAnsi="Times New Roman"/>
+        </w:rPr>
+        <w:t>（</w:t>
+      </w:r>
+      <w:r>
+        <w:rPr>
+          <w:rFonts w:ascii="Times New Roman" w:eastAsia="宋体" w:hAnsi="Times New Roman"/>
+        </w:rPr>
+        <w:t>NNW</w:t>
+      </w:r>
+      <w:r>
+        <w:rPr>
+          <w:rFonts w:ascii="Times New Roman" w:eastAsia="宋体" w:hAnsi="Times New Roman"/>
+        </w:rPr>
+        <w:t>）、</w:t>
+      </w:r>
+      <w:r>
+        <w:rPr>
+          <w:rFonts w:ascii="Times New Roman" w:eastAsia="宋体" w:hAnsi="Times New Roman"/>
+        </w:rPr>
+        <w:t xml:space="preserve">bejab </w:t>
+      </w:r>
+      <w:r>
+        <w:rPr>
+          <w:rFonts w:ascii="Times New Roman" w:eastAsia="宋体" w:hAnsi="Times New Roman"/>
+        </w:rPr>
+        <w:t>为</w:t>
+      </w:r>
+      <w:r>
+        <w:rPr>
+          <w:rFonts w:ascii="Times New Roman" w:eastAsia="宋体" w:hAnsi="Times New Roman"/>
+        </w:rPr>
+        <w:t xml:space="preserve"> 35.7°</w:t>
+      </w:r>
+      <w:r>
+        <w:rPr>
+          <w:rFonts w:ascii="Times New Roman" w:eastAsia="宋体" w:hAnsi="Times New Roman"/>
+        </w:rPr>
+        <w:t>（</w:t>
+      </w:r>
+      <w:r>
+        <w:rPr>
+          <w:rFonts w:ascii="Times New Roman" w:eastAsia="宋体" w:hAnsi="Times New Roman"/>
+        </w:rPr>
+        <w:t>NNE</w:t>
+      </w:r>
+      <w:r>
+        <w:rPr>
+          <w:rFonts w:ascii="Times New Roman" w:eastAsia="宋体" w:hAnsi="Times New Roman"/>
+        </w:rPr>
+        <w:t>），而</w:t>
+      </w:r>
+      <w:r>
+        <w:rPr>
+          <w:rFonts w:ascii="Times New Roman" w:eastAsia="宋体" w:hAnsi="Times New Roman"/>
+        </w:rPr>
+        <w:t xml:space="preserve"> Bauer </w:t>
+      </w:r>
+      <w:r>
+        <w:rPr>
+          <w:rFonts w:ascii="Times New Roman" w:eastAsia="宋体" w:hAnsi="Times New Roman"/>
+        </w:rPr>
+        <w:t>匹配场中位</w:t>
+      </w:r>
+      <w:r>
+        <w:rPr>
+          <w:rFonts w:ascii="Times New Roman" w:eastAsia="宋体" w:hAnsi="Times New Roman"/>
+        </w:rPr>
+        <w:t xml:space="preserve"> 57.8°</w:t>
+      </w:r>
+      <w:r>
+        <w:rPr>
+          <w:rFonts w:ascii="Times New Roman" w:eastAsia="宋体" w:hAnsi="Times New Roman"/>
+        </w:rPr>
+        <w:t>（</w:t>
+      </w:r>
+      <w:r>
+        <w:rPr>
+          <w:rFonts w:ascii="Times New Roman" w:eastAsia="宋体" w:hAnsi="Times New Roman"/>
+        </w:rPr>
+        <w:t>NE</w:t>
+      </w:r>
+      <w:r>
+        <w:rPr>
+          <w:rFonts w:ascii="Times New Roman" w:eastAsia="宋体" w:hAnsi="Times New Roman"/>
+        </w:rPr>
+        <w:t>，</w:t>
+      </w:r>
+      <w:r>
+        <w:rPr>
+          <w:rFonts w:ascii="Times New Roman" w:eastAsia="宋体" w:hAnsi="Times New Roman"/>
+        </w:rPr>
+        <w:t>47.6–68.7°</w:t>
+      </w:r>
+      <w:r>
+        <w:rPr>
+          <w:rFonts w:ascii="Times New Roman" w:eastAsia="宋体" w:hAnsi="Times New Roman"/>
+        </w:rPr>
+        <w:t>）。</w:t>
+      </w:r>
+      <w:r>
+        <w:rPr>
+          <w:rFonts w:ascii="Times New Roman" w:eastAsia="宋体" w:hAnsi="Times New Roman"/>
+        </w:rPr>
+        <w:t xml:space="preserve">nlhrw </w:t>
+      </w:r>
+      <w:r>
+        <w:rPr>
+          <w:rFonts w:ascii="Times New Roman" w:eastAsia="宋体" w:hAnsi="Times New Roman"/>
+        </w:rPr>
+        <w:t>与</w:t>
+      </w:r>
+      <w:r>
+        <w:rPr>
+          <w:rFonts w:ascii="Times New Roman" w:eastAsia="宋体" w:hAnsi="Times New Roman"/>
+        </w:rPr>
+        <w:t xml:space="preserve"> Bauer </w:t>
+      </w:r>
+      <w:r>
+        <w:rPr>
+          <w:rFonts w:ascii="Times New Roman" w:eastAsia="宋体" w:hAnsi="Times New Roman"/>
+        </w:rPr>
+        <w:t>相差约</w:t>
+      </w:r>
+      <w:r>
+        <w:rPr>
+          <w:rFonts w:ascii="Times New Roman" w:eastAsia="宋体" w:hAnsi="Times New Roman"/>
+        </w:rPr>
+        <w:t xml:space="preserve"> 72°</w:t>
+      </w:r>
+      <w:r>
+        <w:rPr>
+          <w:rFonts w:ascii="Times New Roman" w:eastAsia="宋体" w:hAnsi="Times New Roman"/>
+        </w:rPr>
+        <w:t>，</w:t>
+      </w:r>
+      <w:r>
+        <w:rPr>
+          <w:rFonts w:ascii="Times New Roman" w:eastAsia="宋体" w:hAnsi="Times New Roman"/>
+        </w:rPr>
+        <w:t xml:space="preserve">bejab </w:t>
+      </w:r>
+      <w:r>
+        <w:rPr>
+          <w:rFonts w:ascii="Times New Roman" w:eastAsia="宋体" w:hAnsi="Times New Roman"/>
+        </w:rPr>
+        <w:t>与</w:t>
+      </w:r>
+      <w:r>
+        <w:rPr>
+          <w:rFonts w:ascii="Times New Roman" w:eastAsia="宋体" w:hAnsi="Times New Roman"/>
+        </w:rPr>
+        <w:t xml:space="preserve"> Bauer </w:t>
+      </w:r>
+      <w:r>
+        <w:rPr>
+          <w:rFonts w:ascii="Times New Roman" w:eastAsia="宋体" w:hAnsi="Times New Roman"/>
+        </w:rPr>
+        <w:t>相差约</w:t>
+      </w:r>
+      <w:r>
+        <w:rPr>
+          <w:rFonts w:ascii="Times New Roman" w:eastAsia="宋体" w:hAnsi="Times New Roman"/>
+        </w:rPr>
+        <w:t xml:space="preserve"> 22°</w:t>
+      </w:r>
+      <w:r>
+        <w:rPr>
+          <w:rFonts w:ascii="Times New Roman" w:eastAsia="宋体" w:hAnsi="Times New Roman"/>
+        </w:rPr>
+        <w:t>。</w:t>
+      </w:r>
+    </w:p>
+    <w:p>
+      <w:pPr>
+        <w:rPr>
+          <w:rFonts w:hint="eastAsia"/>
+          <w:lang w:eastAsia="zh-CN"/>
+        </w:rPr>
+      </w:pPr>
+      <w:r>
+        <w:rPr>
+          <w:rFonts w:ascii="Times New Roman" w:eastAsia="宋体" w:hAnsi="Times New Roman"/>
+        </w:rPr>
+        <w:t>这一春季方向分歧直接传导至海上交换率结果：</w:t>
+      </w:r>
+      <w:r>
+        <w:rPr>
+          <w:rFonts w:ascii="Times New Roman" w:eastAsia="宋体" w:hAnsi="Times New Roman"/>
+        </w:rPr>
+        <w:t xml:space="preserve">VPTS 29 </w:t>
+      </w:r>
+      <w:r>
+        <w:rPr>
+          <w:rFonts w:ascii="Times New Roman" w:eastAsia="宋体" w:hAnsi="Times New Roman"/>
+        </w:rPr>
+        <w:t>场暴露降中位</w:t>
+      </w:r>
+      <w:r>
+        <w:rPr>
+          <w:rFonts w:ascii="Times New Roman" w:eastAsia="宋体" w:hAnsi="Times New Roman"/>
+        </w:rPr>
+        <w:t xml:space="preserve"> 84.2%</w:t>
+      </w:r>
+      <w:r>
+        <w:rPr>
+          <w:rFonts w:ascii="Times New Roman" w:eastAsia="宋体" w:hAnsi="Times New Roman"/>
+        </w:rPr>
+        <w:t>（</w:t>
+      </w:r>
+      <w:r>
+        <w:rPr>
+          <w:rFonts w:ascii="Times New Roman" w:eastAsia="宋体" w:hAnsi="Times New Roman"/>
+        </w:rPr>
+        <w:t xml:space="preserve">RR&gt;90% </w:t>
+      </w:r>
+      <w:r>
+        <w:rPr>
+          <w:rFonts w:ascii="Times New Roman" w:eastAsia="宋体" w:hAnsi="Times New Roman"/>
+        </w:rPr>
+        <w:t>占</w:t>
+      </w:r>
+      <w:r>
+        <w:rPr>
+          <w:rFonts w:ascii="Times New Roman" w:eastAsia="宋体" w:hAnsi="Times New Roman"/>
+        </w:rPr>
+        <w:t xml:space="preserve"> 38%</w:t>
+      </w:r>
+      <w:r>
+        <w:rPr>
+          <w:rFonts w:ascii="Times New Roman" w:eastAsia="宋体" w:hAnsi="Times New Roman"/>
+        </w:rPr>
+        <w:t>），而</w:t>
+      </w:r>
+      <w:r>
+        <w:rPr>
+          <w:rFonts w:ascii="Times New Roman" w:eastAsia="宋体" w:hAnsi="Times New Roman"/>
+        </w:rPr>
+        <w:t xml:space="preserve"> Bauer 26 </w:t>
+      </w:r>
+      <w:r>
+        <w:rPr>
+          <w:rFonts w:ascii="Times New Roman" w:eastAsia="宋体" w:hAnsi="Times New Roman"/>
+        </w:rPr>
+        <w:t>场暴露降中位仅</w:t>
+      </w:r>
+      <w:r>
+        <w:rPr>
+          <w:rFonts w:ascii="Times New Roman" w:eastAsia="宋体" w:hAnsi="Times New Roman"/>
+        </w:rPr>
+        <w:t xml:space="preserve"> 47.6%</w:t>
+      </w:r>
+      <w:r>
+        <w:rPr>
+          <w:rFonts w:ascii="Times New Roman" w:eastAsia="宋体" w:hAnsi="Times New Roman"/>
+        </w:rPr>
+        <w:t>（</w:t>
+      </w:r>
+      <w:r>
+        <w:rPr>
+          <w:rFonts w:ascii="Times New Roman" w:eastAsia="宋体" w:hAnsi="Times New Roman"/>
+        </w:rPr>
+        <w:t xml:space="preserve">RR&gt;90% </w:t>
+      </w:r>
+      <w:r>
+        <w:rPr>
+          <w:rFonts w:ascii="Times New Roman" w:eastAsia="宋体" w:hAnsi="Times New Roman"/>
+        </w:rPr>
+        <w:t>占</w:t>
+      </w:r>
+      <w:r>
+        <w:rPr>
+          <w:rFonts w:ascii="Times New Roman" w:eastAsia="宋体" w:hAnsi="Times New Roman"/>
+        </w:rPr>
+        <w:t xml:space="preserve"> 15%</w:t>
+      </w:r>
+      <w:r>
+        <w:rPr>
+          <w:rFonts w:ascii="Times New Roman" w:eastAsia="宋体" w:hAnsi="Times New Roman"/>
+        </w:rPr>
+        <w:t>）。</w:t>
+      </w:r>
+      <w:r>
+        <w:rPr>
+          <w:rFonts w:ascii="Times New Roman" w:eastAsia="宋体" w:hAnsi="Times New Roman"/>
+          <w:lang w:eastAsia="zh-CN"/>
+        </w:rPr>
+        <w:t>海上结论因此对方向口径高度敏感。</w:t>
+      </w:r>
+    </w:p>
+    <w:p>
+      <w:pPr>
+        <w:rPr>
+          <w:rFonts w:hint="eastAsia"/>
+          <w:lang w:eastAsia="zh-CN"/>
+        </w:rPr>
+      </w:pPr>
+      <w:r>
+        <w:rPr>
+          <w:rFonts w:ascii="Times New Roman" w:eastAsia="宋体" w:hAnsi="Times New Roman"/>
+          <w:lang w:eastAsia="zh-CN"/>
+        </w:rPr>
+        <w:t>进一步核查发现，这一分歧并非</w:t>
+      </w:r>
+      <w:r>
+        <w:rPr>
+          <w:rFonts w:ascii="Times New Roman" w:eastAsia="宋体" w:hAnsi="Times New Roman"/>
+          <w:lang w:eastAsia="zh-CN"/>
+        </w:rPr>
+        <w:t>“</w:t>
+      </w:r>
+      <w:r>
+        <w:rPr>
+          <w:rFonts w:ascii="Times New Roman" w:eastAsia="宋体" w:hAnsi="Times New Roman"/>
+          <w:lang w:eastAsia="zh-CN"/>
+        </w:rPr>
+        <w:t>空间采样不同</w:t>
+      </w:r>
+      <w:r>
+        <w:rPr>
+          <w:rFonts w:ascii="Times New Roman" w:eastAsia="宋体" w:hAnsi="Times New Roman"/>
+          <w:lang w:eastAsia="zh-CN"/>
+        </w:rPr>
+        <w:t>”</w:t>
+      </w:r>
+      <w:r>
+        <w:rPr>
+          <w:rFonts w:ascii="Times New Roman" w:eastAsia="宋体" w:hAnsi="Times New Roman"/>
+          <w:lang w:eastAsia="zh-CN"/>
+        </w:rPr>
+        <w:t>所致，而是两套雷达在同一地点的系统性差异：在</w:t>
+      </w:r>
+      <w:r>
+        <w:rPr>
+          <w:rFonts w:ascii="Times New Roman" w:eastAsia="宋体" w:hAnsi="Times New Roman"/>
+          <w:lang w:eastAsia="zh-CN"/>
+        </w:rPr>
+        <w:t xml:space="preserve"> </w:t>
+      </w:r>
+      <w:proofErr w:type="spellStart"/>
+      <w:r>
+        <w:rPr>
+          <w:rFonts w:ascii="Times New Roman" w:eastAsia="宋体" w:hAnsi="Times New Roman"/>
+          <w:lang w:eastAsia="zh-CN"/>
+        </w:rPr>
+        <w:t>nlhrw</w:t>
+      </w:r>
+      <w:proofErr w:type="spellEnd"/>
+      <w:r>
+        <w:rPr>
+          <w:rFonts w:ascii="Times New Roman" w:eastAsia="宋体" w:hAnsi="Times New Roman"/>
+          <w:lang w:eastAsia="zh-CN"/>
+        </w:rPr>
+        <w:t xml:space="preserve"> </w:t>
+      </w:r>
+      <w:r>
+        <w:rPr>
+          <w:rFonts w:ascii="Times New Roman" w:eastAsia="宋体" w:hAnsi="Times New Roman"/>
+          <w:lang w:eastAsia="zh-CN"/>
+        </w:rPr>
+        <w:t>雷达所在位置（荷兰</w:t>
+      </w:r>
+      <w:r>
+        <w:rPr>
+          <w:rFonts w:ascii="Times New Roman" w:eastAsia="宋体" w:hAnsi="Times New Roman"/>
+          <w:lang w:eastAsia="zh-CN"/>
+        </w:rPr>
+        <w:t xml:space="preserve"> Den Helder</w:t>
+      </w:r>
+      <w:r>
+        <w:rPr>
+          <w:rFonts w:ascii="Times New Roman" w:eastAsia="宋体" w:hAnsi="Times New Roman"/>
+          <w:lang w:eastAsia="zh-CN"/>
+        </w:rPr>
+        <w:t>），</w:t>
+      </w:r>
+      <w:r>
+        <w:rPr>
+          <w:rFonts w:ascii="Times New Roman" w:eastAsia="宋体" w:hAnsi="Times New Roman"/>
+          <w:lang w:eastAsia="zh-CN"/>
+        </w:rPr>
+        <w:t xml:space="preserve">VPTS 0-200m </w:t>
+      </w:r>
+      <w:r>
+        <w:rPr>
+          <w:rFonts w:ascii="Times New Roman" w:eastAsia="宋体" w:hAnsi="Times New Roman"/>
+          <w:lang w:eastAsia="zh-CN"/>
+        </w:rPr>
+        <w:t>转子层春季实测</w:t>
+      </w:r>
+      <w:r>
+        <w:rPr>
+          <w:rFonts w:ascii="Times New Roman" w:eastAsia="宋体" w:hAnsi="Times New Roman"/>
+          <w:lang w:eastAsia="zh-CN"/>
+        </w:rPr>
+        <w:t xml:space="preserve"> 345.3°</w:t>
+      </w:r>
+      <w:r>
+        <w:rPr>
+          <w:rFonts w:ascii="Times New Roman" w:eastAsia="宋体" w:hAnsi="Times New Roman"/>
+          <w:lang w:eastAsia="zh-CN"/>
+        </w:rPr>
+        <w:t>（</w:t>
+      </w:r>
+      <w:r>
+        <w:rPr>
+          <w:rFonts w:ascii="Times New Roman" w:eastAsia="宋体" w:hAnsi="Times New Roman"/>
+          <w:lang w:eastAsia="zh-CN"/>
+        </w:rPr>
+        <w:t>NNW</w:t>
+      </w:r>
+      <w:r>
+        <w:rPr>
+          <w:rFonts w:ascii="Times New Roman" w:eastAsia="宋体" w:hAnsi="Times New Roman"/>
+          <w:lang w:eastAsia="zh-CN"/>
+        </w:rPr>
+        <w:t>），而</w:t>
+      </w:r>
+      <w:r>
+        <w:rPr>
+          <w:rFonts w:ascii="Times New Roman" w:eastAsia="宋体" w:hAnsi="Times New Roman"/>
+          <w:lang w:eastAsia="zh-CN"/>
+        </w:rPr>
+        <w:t xml:space="preserve"> Bauer </w:t>
+      </w:r>
+      <w:r>
+        <w:rPr>
+          <w:rFonts w:ascii="Times New Roman" w:eastAsia="宋体" w:hAnsi="Times New Roman"/>
+          <w:lang w:eastAsia="zh-CN"/>
+        </w:rPr>
+        <w:t>格网同一格点春季中位</w:t>
+      </w:r>
+      <w:r>
+        <w:rPr>
+          <w:rFonts w:ascii="Times New Roman" w:eastAsia="宋体" w:hAnsi="Times New Roman"/>
+          <w:lang w:eastAsia="zh-CN"/>
+        </w:rPr>
+        <w:t xml:space="preserve"> 55.9°</w:t>
+      </w:r>
+      <w:r>
+        <w:rPr>
+          <w:rFonts w:ascii="Times New Roman" w:eastAsia="宋体" w:hAnsi="Times New Roman"/>
+          <w:lang w:eastAsia="zh-CN"/>
+        </w:rPr>
+        <w:t>（</w:t>
+      </w:r>
+      <w:r>
+        <w:rPr>
+          <w:rFonts w:ascii="Times New Roman" w:eastAsia="宋体" w:hAnsi="Times New Roman"/>
+          <w:lang w:eastAsia="zh-CN"/>
+        </w:rPr>
+        <w:t>NE</w:t>
+      </w:r>
+      <w:r>
+        <w:rPr>
+          <w:rFonts w:ascii="Times New Roman" w:eastAsia="宋体" w:hAnsi="Times New Roman"/>
+          <w:lang w:eastAsia="zh-CN"/>
+        </w:rPr>
+        <w:t>），同一地点相差约</w:t>
+      </w:r>
+      <w:r>
+        <w:rPr>
+          <w:rFonts w:ascii="Times New Roman" w:eastAsia="宋体" w:hAnsi="Times New Roman"/>
+          <w:lang w:eastAsia="zh-CN"/>
+        </w:rPr>
+        <w:t xml:space="preserve"> 71°</w:t>
+      </w:r>
+      <w:r>
+        <w:rPr>
+          <w:rFonts w:ascii="Times New Roman" w:eastAsia="宋体" w:hAnsi="Times New Roman"/>
+          <w:lang w:eastAsia="zh-CN"/>
+        </w:rPr>
+        <w:t>。关键发现是这一分歧与高度层</w:t>
+      </w:r>
+      <w:r>
+        <w:rPr>
+          <w:rFonts w:ascii="Times New Roman" w:eastAsia="宋体" w:hAnsi="Times New Roman"/>
+          <w:lang w:eastAsia="zh-CN"/>
+        </w:rPr>
+        <w:lastRenderedPageBreak/>
+        <w:t>强相关：</w:t>
+      </w:r>
+      <w:r>
+        <w:rPr>
+          <w:rFonts w:ascii="Times New Roman" w:eastAsia="宋体" w:hAnsi="Times New Roman"/>
+          <w:lang w:eastAsia="zh-CN"/>
+        </w:rPr>
+        <w:t xml:space="preserve">VPTS </w:t>
+      </w:r>
+      <w:r>
+        <w:rPr>
+          <w:rFonts w:ascii="Times New Roman" w:eastAsia="宋体" w:hAnsi="Times New Roman"/>
+          <w:lang w:eastAsia="zh-CN"/>
+        </w:rPr>
+        <w:t>原</w:t>
+      </w:r>
+      <w:r>
+        <w:rPr>
+          <w:rFonts w:ascii="Times New Roman" w:eastAsia="宋体" w:hAnsi="Times New Roman"/>
+          <w:lang w:eastAsia="zh-CN"/>
+        </w:rPr>
+        <w:t xml:space="preserve"> 200-400m </w:t>
+      </w:r>
+      <w:r>
+        <w:rPr>
+          <w:rFonts w:ascii="Times New Roman" w:eastAsia="宋体" w:hAnsi="Times New Roman"/>
+          <w:lang w:eastAsia="zh-CN"/>
+        </w:rPr>
+        <w:t>层春季为</w:t>
+      </w:r>
+      <w:r>
+        <w:rPr>
+          <w:rFonts w:ascii="Times New Roman" w:eastAsia="宋体" w:hAnsi="Times New Roman"/>
+          <w:lang w:eastAsia="zh-CN"/>
+        </w:rPr>
+        <w:t xml:space="preserve"> 32.6°</w:t>
+      </w:r>
+      <w:r>
+        <w:rPr>
+          <w:rFonts w:ascii="Times New Roman" w:eastAsia="宋体" w:hAnsi="Times New Roman"/>
+          <w:lang w:eastAsia="zh-CN"/>
+        </w:rPr>
+        <w:t>，改到</w:t>
+      </w:r>
+      <w:r>
+        <w:rPr>
+          <w:rFonts w:ascii="Times New Roman" w:eastAsia="宋体" w:hAnsi="Times New Roman"/>
+          <w:lang w:eastAsia="zh-CN"/>
+        </w:rPr>
+        <w:t xml:space="preserve"> 0-200m </w:t>
+      </w:r>
+      <w:r>
+        <w:rPr>
+          <w:rFonts w:ascii="Times New Roman" w:eastAsia="宋体" w:hAnsi="Times New Roman"/>
+          <w:lang w:eastAsia="zh-CN"/>
+        </w:rPr>
+        <w:t>转子层后变为</w:t>
+      </w:r>
+      <w:r>
+        <w:rPr>
+          <w:rFonts w:ascii="Times New Roman" w:eastAsia="宋体" w:hAnsi="Times New Roman"/>
+          <w:lang w:eastAsia="zh-CN"/>
+        </w:rPr>
+        <w:t xml:space="preserve"> 345.3°</w:t>
+      </w:r>
+      <w:r>
+        <w:rPr>
+          <w:rFonts w:ascii="Times New Roman" w:eastAsia="宋体" w:hAnsi="Times New Roman"/>
+          <w:lang w:eastAsia="zh-CN"/>
+        </w:rPr>
+        <w:t>，说明低空（</w:t>
+      </w:r>
+      <w:r>
+        <w:rPr>
+          <w:rFonts w:ascii="Times New Roman" w:eastAsia="宋体" w:hAnsi="Times New Roman"/>
+          <w:lang w:eastAsia="zh-CN"/>
+        </w:rPr>
+        <w:t>0-200m</w:t>
+      </w:r>
+      <w:r>
+        <w:rPr>
+          <w:rFonts w:ascii="Times New Roman" w:eastAsia="宋体" w:hAnsi="Times New Roman"/>
+          <w:lang w:eastAsia="zh-CN"/>
+        </w:rPr>
+        <w:t>，旋翼高度）迁徙方向为</w:t>
+      </w:r>
+      <w:r>
+        <w:rPr>
+          <w:rFonts w:ascii="Times New Roman" w:eastAsia="宋体" w:hAnsi="Times New Roman"/>
+          <w:lang w:eastAsia="zh-CN"/>
+        </w:rPr>
+        <w:t xml:space="preserve"> NNW</w:t>
+      </w:r>
+      <w:r>
+        <w:rPr>
+          <w:rFonts w:ascii="Times New Roman" w:eastAsia="宋体" w:hAnsi="Times New Roman"/>
+          <w:lang w:eastAsia="zh-CN"/>
+        </w:rPr>
+        <w:t>、高空（</w:t>
+      </w:r>
+      <w:r>
+        <w:rPr>
+          <w:rFonts w:ascii="Times New Roman" w:eastAsia="宋体" w:hAnsi="Times New Roman"/>
+          <w:lang w:eastAsia="zh-CN"/>
+        </w:rPr>
+        <w:t>200-400m+</w:t>
+      </w:r>
+      <w:r>
+        <w:rPr>
+          <w:rFonts w:ascii="Times New Roman" w:eastAsia="宋体" w:hAnsi="Times New Roman"/>
+          <w:lang w:eastAsia="zh-CN"/>
+        </w:rPr>
+        <w:t>）为</w:t>
+      </w:r>
+      <w:r>
+        <w:rPr>
+          <w:rFonts w:ascii="Times New Roman" w:eastAsia="宋体" w:hAnsi="Times New Roman"/>
+          <w:lang w:eastAsia="zh-CN"/>
+        </w:rPr>
+        <w:t xml:space="preserve"> NE</w:t>
+      </w:r>
+      <w:r>
+        <w:rPr>
+          <w:rFonts w:ascii="Times New Roman" w:eastAsia="宋体" w:hAnsi="Times New Roman"/>
+          <w:lang w:eastAsia="zh-CN"/>
+        </w:rPr>
+        <w:t>，同一站高度层方向差异约</w:t>
+      </w:r>
+      <w:r>
+        <w:rPr>
+          <w:rFonts w:ascii="Times New Roman" w:eastAsia="宋体" w:hAnsi="Times New Roman"/>
+          <w:lang w:eastAsia="zh-CN"/>
+        </w:rPr>
+        <w:t xml:space="preserve"> 47°</w:t>
+      </w:r>
+      <w:r>
+        <w:rPr>
+          <w:rFonts w:ascii="Times New Roman" w:eastAsia="宋体" w:hAnsi="Times New Roman"/>
+          <w:lang w:eastAsia="zh-CN"/>
+        </w:rPr>
+        <w:t>。</w:t>
+      </w:r>
+      <w:r>
+        <w:rPr>
+          <w:rFonts w:ascii="Times New Roman" w:eastAsia="宋体" w:hAnsi="Times New Roman"/>
+          <w:lang w:eastAsia="zh-CN"/>
+        </w:rPr>
+        <w:t xml:space="preserve">Bauer </w:t>
+      </w:r>
+      <w:r>
+        <w:rPr>
+          <w:rFonts w:ascii="Times New Roman" w:eastAsia="宋体" w:hAnsi="Times New Roman"/>
+          <w:lang w:eastAsia="zh-CN"/>
+        </w:rPr>
+        <w:t>春季方向自身存在一个自西向东的梯度（西侧英国</w:t>
+      </w:r>
+      <w:r>
+        <w:rPr>
+          <w:rFonts w:ascii="Times New Roman" w:eastAsia="宋体" w:hAnsi="Times New Roman"/>
+          <w:lang w:eastAsia="zh-CN"/>
+        </w:rPr>
+        <w:t xml:space="preserve"> 63.7°→</w:t>
+      </w:r>
+      <w:r>
+        <w:rPr>
+          <w:rFonts w:ascii="Times New Roman" w:eastAsia="宋体" w:hAnsi="Times New Roman"/>
+          <w:lang w:eastAsia="zh-CN"/>
+        </w:rPr>
+        <w:t>东侧</w:t>
+      </w:r>
+      <w:r>
+        <w:rPr>
+          <w:rFonts w:ascii="Times New Roman" w:eastAsia="宋体" w:hAnsi="Times New Roman"/>
+          <w:lang w:eastAsia="zh-CN"/>
+        </w:rPr>
+        <w:t xml:space="preserve"> 46.4°</w:t>
+      </w:r>
+      <w:r>
+        <w:rPr>
+          <w:rFonts w:ascii="Times New Roman" w:eastAsia="宋体" w:hAnsi="Times New Roman"/>
+          <w:lang w:eastAsia="zh-CN"/>
+        </w:rPr>
+        <w:t>，全域中位</w:t>
+      </w:r>
+      <w:r>
+        <w:rPr>
+          <w:rFonts w:ascii="Times New Roman" w:eastAsia="宋体" w:hAnsi="Times New Roman"/>
+          <w:lang w:eastAsia="zh-CN"/>
+        </w:rPr>
+        <w:t xml:space="preserve"> 51.5°</w:t>
+      </w:r>
+      <w:r>
+        <w:rPr>
+          <w:rFonts w:ascii="Times New Roman" w:eastAsia="宋体" w:hAnsi="Times New Roman"/>
+          <w:lang w:eastAsia="zh-CN"/>
+        </w:rPr>
+        <w:t>）。</w:t>
+      </w:r>
+    </w:p>
+    <w:p>
+      <w:pPr>
+        <w:pStyle w:val="21"/>
+        <w:rPr>
+          <w:lang w:eastAsia="zh-CN"/>
+        </w:rPr>
+      </w:pPr>
+      <w:r>
+        <w:rPr>
+          <w:rFonts w:ascii="Times New Roman" w:eastAsia="宋体" w:hAnsi="Times New Roman"/>
+          <w:sz w:val="24"/>
+          <w:lang w:eastAsia="zh-CN"/>
+        </w:rPr>
+        <w:t xml:space="preserve">6.3 </w:t>
+      </w:r>
+      <w:r>
+        <w:rPr>
+          <w:rFonts w:ascii="Times New Roman" w:eastAsia="宋体" w:hAnsi="Times New Roman"/>
+          <w:sz w:val="24"/>
+          <w:lang w:eastAsia="zh-CN"/>
+        </w:rPr>
+        <w:t>裁决与当前处理</w:t>
+      </w:r>
+    </w:p>
+    <w:p>
+      <w:pPr>
+        <w:rPr>
+          <w:rFonts w:hint="eastAsia"/>
+          <w:lang w:eastAsia="zh-CN"/>
+        </w:rPr>
+      </w:pPr>
+      <w:r>
+        <w:rPr>
+          <w:rFonts w:ascii="Times New Roman" w:eastAsia="宋体" w:hAnsi="Times New Roman"/>
+          <w:lang w:eastAsia="zh-CN"/>
+        </w:rPr>
+        <w:t>裁决：春季方向采信</w:t>
+      </w:r>
+      <w:r>
+        <w:rPr>
+          <w:rFonts w:ascii="Times New Roman" w:eastAsia="宋体" w:hAnsi="Times New Roman"/>
+          <w:lang w:eastAsia="zh-CN"/>
+        </w:rPr>
+        <w:t xml:space="preserve"> Bauer</w:t>
+      </w:r>
+      <w:r>
+        <w:rPr>
+          <w:rFonts w:ascii="Times New Roman" w:eastAsia="宋体" w:hAnsi="Times New Roman"/>
+          <w:lang w:eastAsia="zh-CN"/>
+        </w:rPr>
+        <w:t>。</w:t>
+      </w:r>
+      <w:r>
+        <w:rPr>
+          <w:rFonts w:ascii="Times New Roman" w:eastAsia="宋体" w:hAnsi="Times New Roman"/>
+          <w:lang w:eastAsia="zh-CN"/>
+        </w:rPr>
+        <w:t xml:space="preserve">VPTS 0-200m </w:t>
+      </w:r>
+      <w:r>
+        <w:rPr>
+          <w:rFonts w:ascii="Times New Roman" w:eastAsia="宋体" w:hAnsi="Times New Roman"/>
+          <w:lang w:eastAsia="zh-CN"/>
+        </w:rPr>
+        <w:t>转子层的</w:t>
+      </w:r>
+      <w:r>
+        <w:rPr>
+          <w:rFonts w:ascii="Times New Roman" w:eastAsia="宋体" w:hAnsi="Times New Roman"/>
+          <w:lang w:eastAsia="zh-CN"/>
+        </w:rPr>
+        <w:t xml:space="preserve"> NNW</w:t>
+      </w:r>
+      <w:r>
+        <w:rPr>
+          <w:rFonts w:ascii="Times New Roman" w:eastAsia="宋体" w:hAnsi="Times New Roman"/>
+          <w:lang w:eastAsia="zh-CN"/>
+        </w:rPr>
+        <w:t>（</w:t>
+      </w:r>
+      <w:proofErr w:type="spellStart"/>
+      <w:r>
+        <w:rPr>
+          <w:rFonts w:ascii="Times New Roman" w:eastAsia="宋体" w:hAnsi="Times New Roman"/>
+          <w:lang w:eastAsia="zh-CN"/>
+        </w:rPr>
+        <w:t>nlhrw</w:t>
+      </w:r>
+      <w:proofErr w:type="spellEnd"/>
+      <w:r>
+        <w:rPr>
+          <w:rFonts w:ascii="Times New Roman" w:eastAsia="宋体" w:hAnsi="Times New Roman"/>
+          <w:lang w:eastAsia="zh-CN"/>
+        </w:rPr>
+        <w:t xml:space="preserve"> 345.3°</w:t>
+      </w:r>
+      <w:r>
+        <w:rPr>
+          <w:rFonts w:ascii="Times New Roman" w:eastAsia="宋体" w:hAnsi="Times New Roman"/>
+          <w:lang w:eastAsia="zh-CN"/>
+        </w:rPr>
+        <w:t>）判为低空污染</w:t>
+      </w:r>
+      <w:r>
+        <w:rPr>
+          <w:rFonts w:ascii="Times New Roman" w:eastAsia="宋体" w:hAnsi="Times New Roman"/>
+          <w:lang w:eastAsia="zh-CN"/>
+        </w:rPr>
+        <w:t>——</w:t>
+      </w:r>
+      <w:r>
+        <w:rPr>
+          <w:rFonts w:ascii="Times New Roman" w:eastAsia="宋体" w:hAnsi="Times New Roman"/>
+          <w:lang w:eastAsia="zh-CN"/>
+        </w:rPr>
+        <w:t>该层方向集中度仅</w:t>
+      </w:r>
+      <w:r>
+        <w:rPr>
+          <w:rFonts w:ascii="Times New Roman" w:eastAsia="宋体" w:hAnsi="Times New Roman"/>
+          <w:lang w:eastAsia="zh-CN"/>
+        </w:rPr>
+        <w:t xml:space="preserve"> 0.117</w:t>
+      </w:r>
+      <w:r>
+        <w:rPr>
+          <w:rFonts w:ascii="Times New Roman" w:eastAsia="宋体" w:hAnsi="Times New Roman"/>
+          <w:lang w:eastAsia="zh-CN"/>
+        </w:rPr>
+        <w:t>（</w:t>
+      </w:r>
+      <w:r>
+        <w:rPr>
+          <w:rFonts w:ascii="Times New Roman" w:eastAsia="宋体" w:hAnsi="Times New Roman"/>
+          <w:lang w:eastAsia="zh-CN"/>
+        </w:rPr>
+        <w:t xml:space="preserve">200-400m </w:t>
+      </w:r>
+      <w:r>
+        <w:rPr>
+          <w:rFonts w:ascii="Times New Roman" w:eastAsia="宋体" w:hAnsi="Times New Roman"/>
+          <w:lang w:eastAsia="zh-CN"/>
+        </w:rPr>
+        <w:t>层为</w:t>
+      </w:r>
+      <w:r>
+        <w:rPr>
+          <w:rFonts w:ascii="Times New Roman" w:eastAsia="宋体" w:hAnsi="Times New Roman"/>
+          <w:lang w:eastAsia="zh-CN"/>
+        </w:rPr>
+        <w:t xml:space="preserve"> 0.287</w:t>
+      </w:r>
+      <w:r>
+        <w:rPr>
+          <w:rFonts w:ascii="Times New Roman" w:eastAsia="宋体" w:hAnsi="Times New Roman"/>
+          <w:lang w:eastAsia="zh-CN"/>
+        </w:rPr>
+        <w:t>），方向弥散、混入本地低空鸟活动</w:t>
+      </w:r>
+      <w:r>
+        <w:rPr>
+          <w:rFonts w:ascii="Times New Roman" w:eastAsia="宋体" w:hAnsi="Times New Roman"/>
+          <w:lang w:eastAsia="zh-CN"/>
+        </w:rPr>
+        <w:t>——</w:t>
+      </w:r>
+      <w:r>
+        <w:rPr>
+          <w:rFonts w:ascii="Times New Roman" w:eastAsia="宋体" w:hAnsi="Times New Roman"/>
+          <w:lang w:eastAsia="zh-CN"/>
+        </w:rPr>
+        <w:t>不作为迁徙方向。海上迁徙方向以</w:t>
+      </w:r>
+      <w:r>
+        <w:rPr>
+          <w:rFonts w:ascii="Times New Roman" w:eastAsia="宋体" w:hAnsi="Times New Roman"/>
+          <w:lang w:eastAsia="zh-CN"/>
+        </w:rPr>
+        <w:t xml:space="preserve"> Bauer </w:t>
+      </w:r>
+      <w:r>
+        <w:rPr>
+          <w:rFonts w:ascii="Times New Roman" w:eastAsia="宋体" w:hAnsi="Times New Roman"/>
+          <w:lang w:eastAsia="zh-CN"/>
+        </w:rPr>
+        <w:t>为准，主结论取</w:t>
+      </w:r>
+      <w:r>
+        <w:rPr>
+          <w:rFonts w:ascii="Times New Roman" w:eastAsia="宋体" w:hAnsi="Times New Roman"/>
+          <w:lang w:eastAsia="zh-CN"/>
+        </w:rPr>
+        <w:t xml:space="preserve"> Bauer </w:t>
+      </w:r>
+      <w:r>
+        <w:rPr>
+          <w:rFonts w:ascii="Times New Roman" w:eastAsia="宋体" w:hAnsi="Times New Roman"/>
+          <w:lang w:eastAsia="zh-CN"/>
+        </w:rPr>
+        <w:t>的</w:t>
+      </w:r>
+      <w:r>
+        <w:rPr>
+          <w:rFonts w:ascii="Times New Roman" w:eastAsia="宋体" w:hAnsi="Times New Roman"/>
+          <w:lang w:eastAsia="zh-CN"/>
+        </w:rPr>
+        <w:t xml:space="preserve"> 47.6%</w:t>
+      </w:r>
+      <w:r>
+        <w:rPr>
+          <w:rFonts w:ascii="Times New Roman" w:eastAsia="宋体" w:hAnsi="Times New Roman"/>
+          <w:lang w:eastAsia="zh-CN"/>
+        </w:rPr>
+        <w:t>，</w:t>
+      </w:r>
+      <w:r>
+        <w:rPr>
+          <w:rFonts w:ascii="Times New Roman" w:eastAsia="宋体" w:hAnsi="Times New Roman"/>
+          <w:lang w:eastAsia="zh-CN"/>
+        </w:rPr>
+        <w:t xml:space="preserve">VPTS </w:t>
+      </w:r>
+      <w:r>
+        <w:rPr>
+          <w:rFonts w:ascii="Times New Roman" w:eastAsia="宋体" w:hAnsi="Times New Roman"/>
+          <w:lang w:eastAsia="zh-CN"/>
+        </w:rPr>
+        <w:t>的</w:t>
+      </w:r>
+      <w:r>
+        <w:rPr>
+          <w:rFonts w:ascii="Times New Roman" w:eastAsia="宋体" w:hAnsi="Times New Roman"/>
+          <w:lang w:eastAsia="zh-CN"/>
+        </w:rPr>
+        <w:t xml:space="preserve"> 84.2% </w:t>
+      </w:r>
+      <w:r>
+        <w:rPr>
+          <w:rFonts w:ascii="Times New Roman" w:eastAsia="宋体" w:hAnsi="Times New Roman"/>
+          <w:lang w:eastAsia="zh-CN"/>
+        </w:rPr>
+        <w:t>仅作为转子层直接观测的上限参考。两源结果仍分列呈现（图</w:t>
+      </w:r>
+      <w:r>
+        <w:rPr>
+          <w:rFonts w:ascii="Times New Roman" w:eastAsia="宋体" w:hAnsi="Times New Roman"/>
+          <w:lang w:eastAsia="zh-CN"/>
+        </w:rPr>
+        <w:t xml:space="preserve"> 14</w:t>
+      </w:r>
+      <w:r>
+        <w:rPr>
+          <w:rFonts w:ascii="Times New Roman" w:eastAsia="宋体" w:hAnsi="Times New Roman"/>
+          <w:lang w:eastAsia="zh-CN"/>
+        </w:rPr>
+        <w:t>、图</w:t>
+      </w:r>
+      <w:r>
+        <w:rPr>
+          <w:rFonts w:ascii="Times New Roman" w:eastAsia="宋体" w:hAnsi="Times New Roman"/>
+          <w:lang w:eastAsia="zh-CN"/>
+        </w:rPr>
+        <w:t xml:space="preserve"> 21</w:t>
+      </w:r>
+      <w:r>
+        <w:rPr>
+          <w:rFonts w:ascii="Times New Roman" w:eastAsia="宋体" w:hAnsi="Times New Roman"/>
+          <w:lang w:eastAsia="zh-CN"/>
+        </w:rPr>
+        <w:t>），保持透明。</w:t>
+      </w:r>
+    </w:p>
+    <w:p>
+      <w:pPr>
+        <w:rPr>
+          <w:rFonts w:hint="eastAsia"/>
+          <w:lang w:eastAsia="zh-CN"/>
+        </w:rPr>
+      </w:pPr>
+      <w:r>
+        <w:rPr>
+          <w:rFonts w:ascii="Times New Roman" w:eastAsia="宋体" w:hAnsi="Times New Roman"/>
+          <w:lang w:eastAsia="zh-CN"/>
+        </w:rPr>
+        <w:t>裁决依据与残留风险：</w:t>
+      </w:r>
+      <w:r>
+        <w:rPr>
+          <w:rFonts w:ascii="Times New Roman" w:eastAsia="宋体" w:hAnsi="Times New Roman"/>
+          <w:lang w:eastAsia="zh-CN"/>
+        </w:rPr>
+        <w:t xml:space="preserve">VPTS 200-400m </w:t>
+      </w:r>
+      <w:r>
+        <w:rPr>
+          <w:rFonts w:ascii="Times New Roman" w:eastAsia="宋体" w:hAnsi="Times New Roman"/>
+          <w:lang w:eastAsia="zh-CN"/>
+        </w:rPr>
+        <w:t>层（</w:t>
+      </w:r>
+      <w:r>
+        <w:rPr>
+          <w:rFonts w:ascii="Times New Roman" w:eastAsia="宋体" w:hAnsi="Times New Roman"/>
+          <w:lang w:eastAsia="zh-CN"/>
+        </w:rPr>
+        <w:t>32.6°</w:t>
+      </w:r>
+      <w:r>
+        <w:rPr>
+          <w:rFonts w:ascii="Times New Roman" w:eastAsia="宋体" w:hAnsi="Times New Roman"/>
+          <w:lang w:eastAsia="zh-CN"/>
+        </w:rPr>
+        <w:t>）与</w:t>
+      </w:r>
+      <w:r>
+        <w:rPr>
+          <w:rFonts w:ascii="Times New Roman" w:eastAsia="宋体" w:hAnsi="Times New Roman"/>
+          <w:lang w:eastAsia="zh-CN"/>
+        </w:rPr>
+        <w:t xml:space="preserve"> Bauer</w:t>
+      </w:r>
+      <w:r>
+        <w:rPr>
+          <w:rFonts w:ascii="Times New Roman" w:eastAsia="宋体" w:hAnsi="Times New Roman"/>
+          <w:lang w:eastAsia="zh-CN"/>
+        </w:rPr>
+        <w:t>（格网点</w:t>
+      </w:r>
+      <w:r>
+        <w:rPr>
+          <w:rFonts w:ascii="Times New Roman" w:eastAsia="宋体" w:hAnsi="Times New Roman"/>
+          <w:lang w:eastAsia="zh-CN"/>
+        </w:rPr>
+        <w:t xml:space="preserve"> 55.9°</w:t>
+      </w:r>
+      <w:r>
+        <w:rPr>
+          <w:rFonts w:ascii="Times New Roman" w:eastAsia="宋体" w:hAnsi="Times New Roman"/>
+          <w:lang w:eastAsia="zh-CN"/>
+        </w:rPr>
+        <w:t>、匹配场中位</w:t>
+      </w:r>
+      <w:r>
+        <w:rPr>
+          <w:rFonts w:ascii="Times New Roman" w:eastAsia="宋体" w:hAnsi="Times New Roman"/>
+          <w:lang w:eastAsia="zh-CN"/>
+        </w:rPr>
+        <w:t xml:space="preserve"> 57.8°</w:t>
+      </w:r>
+      <w:r>
+        <w:rPr>
+          <w:rFonts w:ascii="Times New Roman" w:eastAsia="宋体" w:hAnsi="Times New Roman"/>
+          <w:lang w:eastAsia="zh-CN"/>
+        </w:rPr>
+        <w:t>）均指向</w:t>
+      </w:r>
+      <w:r>
+        <w:rPr>
+          <w:rFonts w:ascii="Times New Roman" w:eastAsia="宋体" w:hAnsi="Times New Roman"/>
+          <w:lang w:eastAsia="zh-CN"/>
+        </w:rPr>
+        <w:t xml:space="preserve"> NE</w:t>
+      </w:r>
+      <w:r>
+        <w:rPr>
+          <w:rFonts w:ascii="Times New Roman" w:eastAsia="宋体" w:hAnsi="Times New Roman"/>
+          <w:lang w:eastAsia="zh-CN"/>
+        </w:rPr>
+        <w:t>，仅</w:t>
+      </w:r>
+      <w:r>
+        <w:rPr>
+          <w:rFonts w:ascii="Times New Roman" w:eastAsia="宋体" w:hAnsi="Times New Roman"/>
+          <w:lang w:eastAsia="zh-CN"/>
+        </w:rPr>
+        <w:t xml:space="preserve"> 0-200m </w:t>
+      </w:r>
+      <w:r>
+        <w:rPr>
+          <w:rFonts w:ascii="Times New Roman" w:eastAsia="宋体" w:hAnsi="Times New Roman"/>
+          <w:lang w:eastAsia="zh-CN"/>
+        </w:rPr>
+        <w:t>转子层（</w:t>
+      </w:r>
+      <w:r>
+        <w:rPr>
+          <w:rFonts w:ascii="Times New Roman" w:eastAsia="宋体" w:hAnsi="Times New Roman"/>
+          <w:lang w:eastAsia="zh-CN"/>
+        </w:rPr>
+        <w:t>345.3°</w:t>
+      </w:r>
+      <w:r>
+        <w:rPr>
+          <w:rFonts w:ascii="Times New Roman" w:eastAsia="宋体" w:hAnsi="Times New Roman"/>
+          <w:lang w:eastAsia="zh-CN"/>
+        </w:rPr>
+        <w:t>）偏离，故采信</w:t>
+      </w:r>
+      <w:r>
+        <w:rPr>
+          <w:rFonts w:ascii="Times New Roman" w:eastAsia="宋体" w:hAnsi="Times New Roman"/>
+          <w:lang w:eastAsia="zh-CN"/>
+        </w:rPr>
+        <w:t xml:space="preserve"> Bauer</w:t>
+      </w:r>
+      <w:r>
+        <w:rPr>
+          <w:rFonts w:ascii="Times New Roman" w:eastAsia="宋体" w:hAnsi="Times New Roman"/>
+          <w:lang w:eastAsia="zh-CN"/>
+        </w:rPr>
+        <w:t>。残留风险：</w:t>
+      </w:r>
+      <w:r>
+        <w:rPr>
+          <w:rFonts w:ascii="Times New Roman" w:eastAsia="宋体" w:hAnsi="Times New Roman"/>
+          <w:lang w:eastAsia="zh-CN"/>
+        </w:rPr>
+        <w:t xml:space="preserve">① Bauer et al. </w:t>
+      </w:r>
+      <w:proofErr w:type="gramStart"/>
+      <w:r>
+        <w:rPr>
+          <w:rFonts w:ascii="Times New Roman" w:eastAsia="宋体" w:hAnsi="Times New Roman"/>
+          <w:lang w:eastAsia="zh-CN"/>
+        </w:rPr>
+        <w:t>(2026)</w:t>
+      </w:r>
+      <w:proofErr w:type="gramEnd"/>
+      <w:r>
+        <w:rPr>
+          <w:rFonts w:ascii="Times New Roman" w:eastAsia="宋体" w:hAnsi="Times New Roman"/>
+          <w:lang w:eastAsia="zh-CN"/>
+        </w:rPr>
+        <w:t xml:space="preserve"> </w:t>
+      </w:r>
+      <w:r>
+        <w:rPr>
+          <w:rFonts w:ascii="Times New Roman" w:eastAsia="宋体" w:hAnsi="Times New Roman"/>
+          <w:lang w:eastAsia="zh-CN"/>
+        </w:rPr>
+        <w:t>的</w:t>
+      </w:r>
+      <w:r>
+        <w:rPr>
+          <w:rFonts w:ascii="Times New Roman" w:eastAsia="宋体" w:hAnsi="Times New Roman"/>
+          <w:lang w:eastAsia="zh-CN"/>
+        </w:rPr>
+        <w:t xml:space="preserve"> </w:t>
+      </w:r>
+      <w:proofErr w:type="spellStart"/>
+      <w:r>
+        <w:rPr>
+          <w:rFonts w:ascii="Times New Roman" w:eastAsia="宋体" w:hAnsi="Times New Roman"/>
+          <w:lang w:eastAsia="zh-CN"/>
+        </w:rPr>
+        <w:t>birdDir</w:t>
+      </w:r>
+      <w:proofErr w:type="spellEnd"/>
+      <w:r>
+        <w:rPr>
+          <w:rFonts w:ascii="Times New Roman" w:eastAsia="宋体" w:hAnsi="Times New Roman"/>
+          <w:lang w:eastAsia="zh-CN"/>
+        </w:rPr>
+        <w:t xml:space="preserve"> </w:t>
+      </w:r>
+      <w:r>
+        <w:rPr>
+          <w:rFonts w:ascii="Times New Roman" w:eastAsia="宋体" w:hAnsi="Times New Roman"/>
+          <w:lang w:eastAsia="zh-CN"/>
+        </w:rPr>
+        <w:t>方向定义（飞行去向</w:t>
+      </w:r>
+      <w:r>
+        <w:rPr>
+          <w:rFonts w:ascii="Times New Roman" w:eastAsia="宋体" w:hAnsi="Times New Roman"/>
+          <w:lang w:eastAsia="zh-CN"/>
+        </w:rPr>
+        <w:t xml:space="preserve"> vs </w:t>
+      </w:r>
+      <w:r>
+        <w:rPr>
+          <w:rFonts w:ascii="Times New Roman" w:eastAsia="宋体" w:hAnsi="Times New Roman"/>
+          <w:lang w:eastAsia="zh-CN"/>
+        </w:rPr>
+        <w:t>迁徙轴</w:t>
+      </w:r>
+      <w:r>
+        <w:rPr>
+          <w:rFonts w:ascii="Times New Roman" w:eastAsia="宋体" w:hAnsi="Times New Roman"/>
+          <w:lang w:eastAsia="zh-CN"/>
+        </w:rPr>
+        <w:t xml:space="preserve"> mod 180</w:t>
+      </w:r>
+      <w:r>
+        <w:rPr>
+          <w:rFonts w:ascii="Times New Roman" w:eastAsia="宋体" w:hAnsi="Times New Roman"/>
+          <w:lang w:eastAsia="zh-CN"/>
+        </w:rPr>
+        <w:t>）因付费墙未能核验，若方向定义反转需整体交换春</w:t>
+      </w:r>
+      <w:r>
+        <w:rPr>
+          <w:rFonts w:ascii="Times New Roman" w:eastAsia="宋体" w:hAnsi="Times New Roman"/>
+          <w:lang w:eastAsia="zh-CN"/>
+        </w:rPr>
+        <w:t>/</w:t>
+      </w:r>
+      <w:r>
+        <w:rPr>
+          <w:rFonts w:ascii="Times New Roman" w:eastAsia="宋体" w:hAnsi="Times New Roman"/>
+          <w:lang w:eastAsia="zh-CN"/>
+        </w:rPr>
+        <w:t>秋口径，但在春秋近似反平行假设下结论方向不变；</w:t>
+      </w:r>
+      <w:r>
+        <w:rPr>
+          <w:rFonts w:ascii="Times New Roman" w:eastAsia="宋体" w:hAnsi="Times New Roman"/>
+          <w:lang w:eastAsia="zh-CN"/>
+        </w:rPr>
+        <w:t xml:space="preserve">② </w:t>
+      </w:r>
+      <w:r>
+        <w:rPr>
+          <w:rFonts w:ascii="Times New Roman" w:eastAsia="宋体" w:hAnsi="Times New Roman"/>
+          <w:lang w:eastAsia="zh-CN"/>
+        </w:rPr>
+        <w:t>采信</w:t>
+      </w:r>
+      <w:r>
+        <w:rPr>
+          <w:rFonts w:ascii="Times New Roman" w:eastAsia="宋体" w:hAnsi="Times New Roman"/>
+          <w:lang w:eastAsia="zh-CN"/>
+        </w:rPr>
+        <w:t xml:space="preserve"> Bauer </w:t>
+      </w:r>
+      <w:r>
+        <w:rPr>
+          <w:rFonts w:ascii="Times New Roman" w:eastAsia="宋体" w:hAnsi="Times New Roman"/>
+          <w:lang w:eastAsia="zh-CN"/>
+        </w:rPr>
+        <w:t>即用</w:t>
+      </w:r>
+      <w:proofErr w:type="gramStart"/>
+      <w:r>
+        <w:rPr>
+          <w:rFonts w:ascii="Times New Roman" w:eastAsia="宋体" w:hAnsi="Times New Roman"/>
+          <w:lang w:eastAsia="zh-CN"/>
+        </w:rPr>
+        <w:t>"</w:t>
+      </w:r>
+      <w:r>
+        <w:rPr>
+          <w:rFonts w:ascii="Times New Roman" w:eastAsia="宋体" w:hAnsi="Times New Roman"/>
+          <w:lang w:eastAsia="zh-CN"/>
+        </w:rPr>
+        <w:t>迁徙方向</w:t>
+      </w:r>
+      <w:r>
+        <w:rPr>
+          <w:rFonts w:ascii="Times New Roman" w:eastAsia="宋体" w:hAnsi="Times New Roman"/>
+          <w:lang w:eastAsia="zh-CN"/>
+        </w:rPr>
+        <w:t>"</w:t>
+      </w:r>
+      <w:proofErr w:type="gramEnd"/>
+      <w:r>
+        <w:rPr>
+          <w:rFonts w:ascii="Times New Roman" w:eastAsia="宋体" w:hAnsi="Times New Roman"/>
+          <w:lang w:eastAsia="zh-CN"/>
+        </w:rPr>
+        <w:t>而非</w:t>
+      </w:r>
+      <w:proofErr w:type="gramStart"/>
+      <w:r>
+        <w:rPr>
+          <w:rFonts w:ascii="Times New Roman" w:eastAsia="宋体" w:hAnsi="Times New Roman"/>
+          <w:lang w:eastAsia="zh-CN"/>
+        </w:rPr>
+        <w:t>"</w:t>
+      </w:r>
+      <w:r>
+        <w:rPr>
+          <w:rFonts w:ascii="Times New Roman" w:eastAsia="宋体" w:hAnsi="Times New Roman"/>
+          <w:lang w:eastAsia="zh-CN"/>
+        </w:rPr>
+        <w:t>转子</w:t>
+      </w:r>
+      <w:proofErr w:type="gramEnd"/>
+      <w:r>
+        <w:rPr>
+          <w:rFonts w:ascii="Times New Roman" w:eastAsia="宋体" w:hAnsi="Times New Roman"/>
+          <w:lang w:eastAsia="zh-CN"/>
+        </w:rPr>
+        <w:t>层实测</w:t>
+      </w:r>
+      <w:proofErr w:type="gramStart"/>
+      <w:r>
+        <w:rPr>
+          <w:rFonts w:ascii="Times New Roman" w:eastAsia="宋体" w:hAnsi="Times New Roman"/>
+          <w:lang w:eastAsia="zh-CN"/>
+        </w:rPr>
+        <w:t>方向</w:t>
+      </w:r>
+      <w:r>
+        <w:rPr>
+          <w:rFonts w:ascii="Times New Roman" w:eastAsia="宋体" w:hAnsi="Times New Roman"/>
+          <w:lang w:eastAsia="zh-CN"/>
+        </w:rPr>
+        <w:t>"</w:t>
+      </w:r>
+      <w:proofErr w:type="gramEnd"/>
+      <w:r>
+        <w:rPr>
+          <w:rFonts w:ascii="Times New Roman" w:eastAsia="宋体" w:hAnsi="Times New Roman"/>
+          <w:lang w:eastAsia="zh-CN"/>
+        </w:rPr>
+        <w:t>计算碰撞暴露，若低空本地鸟活动确为碰撞主体，则</w:t>
+      </w:r>
+      <w:r>
+        <w:rPr>
+          <w:rFonts w:ascii="Times New Roman" w:eastAsia="宋体" w:hAnsi="Times New Roman"/>
+          <w:lang w:eastAsia="zh-CN"/>
+        </w:rPr>
+        <w:t xml:space="preserve"> VPTS </w:t>
+      </w:r>
+      <w:r>
+        <w:rPr>
+          <w:rFonts w:ascii="Times New Roman" w:eastAsia="宋体" w:hAnsi="Times New Roman"/>
+          <w:lang w:eastAsia="zh-CN"/>
+        </w:rPr>
+        <w:t>的</w:t>
+      </w:r>
+      <w:r>
+        <w:rPr>
+          <w:rFonts w:ascii="Times New Roman" w:eastAsia="宋体" w:hAnsi="Times New Roman"/>
+          <w:lang w:eastAsia="zh-CN"/>
+        </w:rPr>
+        <w:t xml:space="preserve"> 84.2% </w:t>
+      </w:r>
+      <w:r>
+        <w:rPr>
+          <w:rFonts w:ascii="Times New Roman" w:eastAsia="宋体" w:hAnsi="Times New Roman"/>
+          <w:lang w:eastAsia="zh-CN"/>
+        </w:rPr>
+        <w:t>更接近真实</w:t>
+      </w:r>
+      <w:r>
+        <w:rPr>
+          <w:rFonts w:ascii="Times New Roman" w:eastAsia="宋体" w:hAnsi="Times New Roman"/>
+          <w:lang w:eastAsia="zh-CN"/>
+        </w:rPr>
+        <w:t>——</w:t>
+      </w:r>
+      <w:r>
+        <w:rPr>
+          <w:rFonts w:ascii="Times New Roman" w:eastAsia="宋体" w:hAnsi="Times New Roman"/>
+          <w:lang w:eastAsia="zh-CN"/>
+        </w:rPr>
+        <w:t>这也是保留其作为上限参考的原因。</w:t>
+      </w:r>
+    </w:p>
+    <w:p>
+      <w:pPr>
+        <w:pStyle w:val="1"/>
+        <w:rPr>
+          <w:lang w:eastAsia="zh-CN"/>
+        </w:rPr>
+      </w:pPr>
+      <w:r>
+        <w:rPr>
+          <w:rFonts w:ascii="Times New Roman" w:eastAsia="宋体" w:hAnsi="Times New Roman"/>
+          <w:lang w:eastAsia="zh-CN"/>
+        </w:rPr>
+        <w:t>七、陆上尾流模型敏感性复核</w:t>
+      </w:r>
+    </w:p>
+    <w:p>
+      <w:pPr>
+        <w:pStyle w:val="21"/>
+      </w:pPr>
+      <w:r>
+        <w:rPr>
+          <w:rFonts w:ascii="Times New Roman" w:eastAsia="宋体" w:hAnsi="Times New Roman"/>
+          <w:sz w:val="22"/>
+        </w:rPr>
+        <w:t xml:space="preserve">7.1 </w:t>
+      </w:r>
+      <w:proofErr w:type="spellStart"/>
+      <w:r>
+        <w:rPr>
+          <w:rFonts w:ascii="Times New Roman" w:eastAsia="宋体" w:hAnsi="Times New Roman"/>
+          <w:sz w:val="22"/>
+        </w:rPr>
+        <w:t>问题：陆上</w:t>
+      </w:r>
+      <w:proofErr w:type="spellEnd"/>
+      <w:r>
+        <w:rPr>
+          <w:rFonts w:ascii="Times New Roman" w:eastAsia="宋体" w:hAnsi="Times New Roman"/>
+          <w:sz w:val="22"/>
+        </w:rPr>
+        <w:t xml:space="preserve"> AEP(θ) </w:t>
+      </w:r>
+      <w:proofErr w:type="spellStart"/>
+      <w:r>
+        <w:rPr>
+          <w:rFonts w:ascii="Times New Roman" w:eastAsia="宋体" w:hAnsi="Times New Roman"/>
+          <w:sz w:val="22"/>
+        </w:rPr>
+        <w:t>朝向敏感性可能被</w:t>
+      </w:r>
+      <w:proofErr w:type="spellEnd"/>
+      <w:r>
+        <w:rPr>
+          <w:rFonts w:ascii="Times New Roman" w:eastAsia="宋体" w:hAnsi="Times New Roman"/>
+          <w:sz w:val="22"/>
+        </w:rPr>
+        <w:t xml:space="preserve"> Jensen </w:t>
+      </w:r>
+      <w:r>
+        <w:rPr>
+          <w:rFonts w:ascii="Times New Roman" w:eastAsia="宋体" w:hAnsi="Times New Roman"/>
+          <w:sz w:val="22"/>
+        </w:rPr>
+        <w:t>模型低估</w:t>
+      </w:r>
+    </w:p>
+    <w:p>
+      <w:pPr>
+        <w:rPr>
+          <w:rFonts w:hint="eastAsia"/>
+          <w:lang w:eastAsia="zh-CN"/>
+        </w:rPr>
+      </w:pPr>
+      <w:r>
+        <w:rPr>
+          <w:rFonts w:ascii="Times New Roman" w:eastAsia="宋体" w:hAnsi="Times New Roman"/>
+        </w:rPr>
+        <w:t>陆上</w:t>
+      </w:r>
+      <w:r>
+        <w:rPr>
+          <w:rFonts w:ascii="Times New Roman" w:eastAsia="宋体" w:hAnsi="Times New Roman"/>
+        </w:rPr>
+        <w:t xml:space="preserve"> AEP </w:t>
+      </w:r>
+      <w:r>
+        <w:rPr>
+          <w:rFonts w:ascii="Times New Roman" w:eastAsia="宋体" w:hAnsi="Times New Roman"/>
+        </w:rPr>
+        <w:t>用</w:t>
+      </w:r>
+      <w:r>
+        <w:rPr>
+          <w:rFonts w:ascii="Times New Roman" w:eastAsia="宋体" w:hAnsi="Times New Roman"/>
+        </w:rPr>
+        <w:t xml:space="preserve"> Jensen </w:t>
+      </w:r>
+      <w:r>
+        <w:rPr>
+          <w:rFonts w:ascii="Times New Roman" w:eastAsia="宋体" w:hAnsi="Times New Roman"/>
+        </w:rPr>
+        <w:t>尾流模型（衰减常数</w:t>
+      </w:r>
+      <w:r>
+        <w:rPr>
+          <w:rFonts w:ascii="Times New Roman" w:eastAsia="宋体" w:hAnsi="Times New Roman"/>
+        </w:rPr>
+        <w:t xml:space="preserve"> α=0.075</w:t>
+      </w:r>
+      <w:r>
+        <w:rPr>
+          <w:rFonts w:ascii="Times New Roman" w:eastAsia="宋体" w:hAnsi="Times New Roman"/>
+        </w:rPr>
+        <w:t>，多尾流</w:t>
+      </w:r>
+      <w:r>
+        <w:rPr>
+          <w:rFonts w:ascii="Times New Roman" w:eastAsia="宋体" w:hAnsi="Times New Roman"/>
+        </w:rPr>
+        <w:t xml:space="preserve"> RSS </w:t>
+      </w:r>
+      <w:r>
+        <w:rPr>
+          <w:rFonts w:ascii="Times New Roman" w:eastAsia="宋体" w:hAnsi="Times New Roman"/>
+        </w:rPr>
+        <w:t>叠加）计算，得到</w:t>
+      </w:r>
+      <w:r>
+        <w:rPr>
+          <w:rFonts w:ascii="Times New Roman" w:eastAsia="宋体" w:hAnsi="Times New Roman"/>
+        </w:rPr>
+        <w:t xml:space="preserve"> </w:t>
+      </w:r>
+      <w:proofErr w:type="gramStart"/>
+      <w:r>
+        <w:rPr>
+          <w:rFonts w:ascii="Times New Roman" w:eastAsia="宋体" w:hAnsi="Times New Roman"/>
+        </w:rPr>
+        <w:t>AEP(</w:t>
+      </w:r>
+      <w:proofErr w:type="gramEnd"/>
+      <w:r>
+        <w:rPr>
+          <w:rFonts w:ascii="Times New Roman" w:eastAsia="宋体" w:hAnsi="Times New Roman"/>
+        </w:rPr>
+        <w:t>min)/</w:t>
+      </w:r>
+      <w:proofErr w:type="gramStart"/>
+      <w:r>
+        <w:rPr>
+          <w:rFonts w:ascii="Times New Roman" w:eastAsia="宋体" w:hAnsi="Times New Roman"/>
+        </w:rPr>
+        <w:t>AEP(</w:t>
+      </w:r>
+      <w:proofErr w:type="gramEnd"/>
+      <w:r>
+        <w:rPr>
+          <w:rFonts w:ascii="Times New Roman" w:eastAsia="宋体" w:hAnsi="Times New Roman"/>
+        </w:rPr>
+        <w:t xml:space="preserve">max) </w:t>
+      </w:r>
+      <w:r>
+        <w:rPr>
+          <w:rFonts w:ascii="Times New Roman" w:eastAsia="宋体" w:hAnsi="Times New Roman"/>
+        </w:rPr>
+        <w:t>均值</w:t>
+      </w:r>
+      <w:r>
+        <w:rPr>
+          <w:rFonts w:ascii="Times New Roman" w:eastAsia="宋体" w:hAnsi="Times New Roman"/>
+        </w:rPr>
+        <w:t xml:space="preserve"> 0.972</w:t>
+      </w:r>
+      <w:r>
+        <w:rPr>
+          <w:rFonts w:ascii="Times New Roman" w:eastAsia="宋体" w:hAnsi="Times New Roman"/>
+        </w:rPr>
+        <w:t>（朝向敏感性约</w:t>
+      </w:r>
+      <w:r>
+        <w:rPr>
+          <w:rFonts w:ascii="Times New Roman" w:eastAsia="宋体" w:hAnsi="Times New Roman"/>
+        </w:rPr>
+        <w:t xml:space="preserve"> 2.5–2.8%</w:t>
+      </w:r>
+      <w:r>
+        <w:rPr>
+          <w:rFonts w:ascii="Times New Roman" w:eastAsia="宋体" w:hAnsi="Times New Roman"/>
+        </w:rPr>
+        <w:t>）。</w:t>
+      </w:r>
+      <w:r>
+        <w:rPr>
+          <w:rFonts w:ascii="Times New Roman" w:eastAsia="宋体" w:hAnsi="Times New Roman"/>
+          <w:lang w:eastAsia="zh-CN"/>
+        </w:rPr>
+        <w:t>这与海上工程级</w:t>
+      </w:r>
+      <w:r>
+        <w:rPr>
+          <w:rFonts w:ascii="Times New Roman" w:eastAsia="宋体" w:hAnsi="Times New Roman"/>
+          <w:lang w:eastAsia="zh-CN"/>
+        </w:rPr>
+        <w:t xml:space="preserve"> FLORIS </w:t>
+      </w:r>
+      <w:r>
+        <w:rPr>
+          <w:rFonts w:ascii="Times New Roman" w:eastAsia="宋体" w:hAnsi="Times New Roman"/>
+          <w:lang w:eastAsia="zh-CN"/>
+        </w:rPr>
+        <w:t>数据（</w:t>
+      </w:r>
+      <w:r>
+        <w:rPr>
+          <w:rFonts w:ascii="Times New Roman" w:eastAsia="宋体" w:hAnsi="Times New Roman"/>
+          <w:lang w:eastAsia="zh-CN"/>
+        </w:rPr>
+        <w:t xml:space="preserve">171 </w:t>
+      </w:r>
+      <w:r>
+        <w:rPr>
+          <w:rFonts w:ascii="Times New Roman" w:eastAsia="宋体" w:hAnsi="Times New Roman"/>
+          <w:lang w:eastAsia="zh-CN"/>
+        </w:rPr>
+        <w:t>场，同口径敏感性均值</w:t>
+      </w:r>
+      <w:r>
+        <w:rPr>
+          <w:rFonts w:ascii="Times New Roman" w:eastAsia="宋体" w:hAnsi="Times New Roman"/>
+          <w:lang w:eastAsia="zh-CN"/>
+        </w:rPr>
+        <w:t xml:space="preserve"> 8.8%</w:t>
+      </w:r>
+      <w:r>
+        <w:rPr>
+          <w:rFonts w:ascii="Times New Roman" w:eastAsia="宋体" w:hAnsi="Times New Roman"/>
+          <w:lang w:eastAsia="zh-CN"/>
+        </w:rPr>
+        <w:t>、中位</w:t>
+      </w:r>
+      <w:r>
+        <w:rPr>
+          <w:rFonts w:ascii="Times New Roman" w:eastAsia="宋体" w:hAnsi="Times New Roman"/>
+          <w:lang w:eastAsia="zh-CN"/>
+        </w:rPr>
+        <w:t xml:space="preserve"> 3.7%</w:t>
+      </w:r>
+      <w:r>
+        <w:rPr>
+          <w:rFonts w:ascii="Times New Roman" w:eastAsia="宋体" w:hAnsi="Times New Roman"/>
+          <w:lang w:eastAsia="zh-CN"/>
+        </w:rPr>
+        <w:t>）相差</w:t>
+      </w:r>
+      <w:r>
+        <w:rPr>
+          <w:rFonts w:ascii="Times New Roman" w:eastAsia="宋体" w:hAnsi="Times New Roman"/>
+          <w:lang w:eastAsia="zh-CN"/>
+        </w:rPr>
+        <w:t xml:space="preserve"> 2–3 </w:t>
+      </w:r>
+      <w:r>
+        <w:rPr>
+          <w:rFonts w:ascii="Times New Roman" w:eastAsia="宋体" w:hAnsi="Times New Roman"/>
+          <w:lang w:eastAsia="zh-CN"/>
+        </w:rPr>
+        <w:t>倍。按风机台数分层后差距仍存在（</w:t>
+      </w:r>
+      <w:r>
+        <w:rPr>
+          <w:rFonts w:ascii="Times New Roman" w:eastAsia="宋体" w:hAnsi="Times New Roman"/>
+          <w:lang w:eastAsia="zh-CN"/>
+        </w:rPr>
+        <w:t xml:space="preserve">20–50 </w:t>
+      </w:r>
+      <w:r>
+        <w:rPr>
+          <w:rFonts w:ascii="Times New Roman" w:eastAsia="宋体" w:hAnsi="Times New Roman"/>
+          <w:lang w:eastAsia="zh-CN"/>
+        </w:rPr>
+        <w:t>台：陆上</w:t>
+      </w:r>
+      <w:r>
+        <w:rPr>
+          <w:rFonts w:ascii="Times New Roman" w:eastAsia="宋体" w:hAnsi="Times New Roman"/>
+          <w:lang w:eastAsia="zh-CN"/>
+        </w:rPr>
+        <w:t xml:space="preserve"> 0.970 vs </w:t>
+      </w:r>
+      <w:r>
+        <w:rPr>
+          <w:rFonts w:ascii="Times New Roman" w:eastAsia="宋体" w:hAnsi="Times New Roman"/>
+          <w:lang w:eastAsia="zh-CN"/>
+        </w:rPr>
+        <w:t>海上</w:t>
+      </w:r>
+      <w:r>
+        <w:rPr>
+          <w:rFonts w:ascii="Times New Roman" w:eastAsia="宋体" w:hAnsi="Times New Roman"/>
+          <w:lang w:eastAsia="zh-CN"/>
+        </w:rPr>
+        <w:t xml:space="preserve"> 0.867</w:t>
+      </w:r>
+      <w:r>
+        <w:rPr>
+          <w:rFonts w:ascii="Times New Roman" w:eastAsia="宋体" w:hAnsi="Times New Roman"/>
+          <w:lang w:eastAsia="zh-CN"/>
+        </w:rPr>
+        <w:t>；</w:t>
+      </w:r>
+      <w:r>
+        <w:rPr>
+          <w:rFonts w:ascii="Times New Roman" w:eastAsia="宋体" w:hAnsi="Times New Roman"/>
+          <w:lang w:eastAsia="zh-CN"/>
+        </w:rPr>
+        <w:t xml:space="preserve">50–100 </w:t>
+      </w:r>
+      <w:r>
+        <w:rPr>
+          <w:rFonts w:ascii="Times New Roman" w:eastAsia="宋体" w:hAnsi="Times New Roman"/>
+          <w:lang w:eastAsia="zh-CN"/>
+        </w:rPr>
+        <w:t>台：</w:t>
+      </w:r>
+      <w:r>
+        <w:rPr>
+          <w:rFonts w:ascii="Times New Roman" w:eastAsia="宋体" w:hAnsi="Times New Roman"/>
+          <w:lang w:eastAsia="zh-CN"/>
+        </w:rPr>
+        <w:t>0.948 vs 0.917</w:t>
+      </w:r>
+      <w:r>
+        <w:rPr>
+          <w:rFonts w:ascii="Times New Roman" w:eastAsia="宋体" w:hAnsi="Times New Roman"/>
+          <w:lang w:eastAsia="zh-CN"/>
+        </w:rPr>
+        <w:t>），</w:t>
+      </w:r>
+      <w:proofErr w:type="gramStart"/>
+      <w:r>
+        <w:rPr>
+          <w:rFonts w:ascii="Times New Roman" w:eastAsia="宋体" w:hAnsi="Times New Roman"/>
+          <w:lang w:eastAsia="zh-CN"/>
+        </w:rPr>
+        <w:t>说明不完全是</w:t>
+      </w:r>
+      <w:r>
+        <w:rPr>
+          <w:rFonts w:ascii="Times New Roman" w:eastAsia="宋体" w:hAnsi="Times New Roman"/>
+          <w:lang w:eastAsia="zh-CN"/>
+        </w:rPr>
+        <w:t>“</w:t>
+      </w:r>
+      <w:r>
+        <w:rPr>
+          <w:rFonts w:ascii="Times New Roman" w:eastAsia="宋体" w:hAnsi="Times New Roman"/>
+          <w:lang w:eastAsia="zh-CN"/>
+        </w:rPr>
+        <w:t>海上场更大</w:t>
+      </w:r>
+      <w:r>
+        <w:rPr>
+          <w:rFonts w:ascii="Times New Roman" w:eastAsia="宋体" w:hAnsi="Times New Roman"/>
+          <w:lang w:eastAsia="zh-CN"/>
+        </w:rPr>
+        <w:t>”</w:t>
+      </w:r>
+      <w:r>
+        <w:rPr>
+          <w:rFonts w:ascii="Times New Roman" w:eastAsia="宋体" w:hAnsi="Times New Roman"/>
+          <w:lang w:eastAsia="zh-CN"/>
+        </w:rPr>
+        <w:t>所致</w:t>
+      </w:r>
+      <w:proofErr w:type="gramEnd"/>
+      <w:r>
+        <w:rPr>
+          <w:rFonts w:ascii="Times New Roman" w:eastAsia="宋体" w:hAnsi="Times New Roman"/>
+          <w:lang w:eastAsia="zh-CN"/>
+        </w:rPr>
+        <w:t>。</w:t>
+      </w:r>
+    </w:p>
+    <w:p>
+      <w:pPr>
+        <w:pStyle w:val="21"/>
+        <w:rPr>
+          <w:lang w:eastAsia="zh-CN"/>
+        </w:rPr>
+      </w:pPr>
+      <w:r>
+        <w:rPr>
+          <w:rFonts w:ascii="Times New Roman" w:eastAsia="宋体" w:hAnsi="Times New Roman"/>
+          <w:sz w:val="22"/>
+          <w:lang w:eastAsia="zh-CN"/>
+        </w:rPr>
+        <w:t xml:space="preserve">7.2 </w:t>
+      </w:r>
+      <w:r>
+        <w:rPr>
+          <w:rFonts w:ascii="Times New Roman" w:eastAsia="宋体" w:hAnsi="Times New Roman"/>
+          <w:sz w:val="22"/>
+          <w:lang w:eastAsia="zh-CN"/>
+        </w:rPr>
+        <w:t>关键：朝向敏感性直接决定暴露降数值</w:t>
+      </w:r>
+    </w:p>
+    <w:p>
+      <w:pPr>
+        <w:rPr>
+          <w:rFonts w:hint="eastAsia"/>
+          <w:lang w:eastAsia="zh-CN"/>
+        </w:rPr>
+      </w:pPr>
+      <w:r>
+        <w:rPr>
+          <w:rFonts w:ascii="Times New Roman" w:eastAsia="宋体" w:hAnsi="Times New Roman"/>
+          <w:lang w:eastAsia="zh-CN"/>
+        </w:rPr>
+        <w:t>暴露降的定义是</w:t>
+      </w:r>
+      <w:r>
+        <w:rPr>
+          <w:rFonts w:ascii="Times New Roman" w:eastAsia="宋体" w:hAnsi="Times New Roman"/>
+          <w:lang w:eastAsia="zh-CN"/>
+        </w:rPr>
+        <w:t>“</w:t>
+      </w:r>
+      <w:r>
+        <w:rPr>
+          <w:rFonts w:ascii="Times New Roman" w:eastAsia="宋体" w:hAnsi="Times New Roman"/>
+          <w:lang w:eastAsia="zh-CN"/>
+        </w:rPr>
+        <w:t>在</w:t>
+      </w:r>
+      <w:r>
+        <w:rPr>
+          <w:rFonts w:ascii="Times New Roman" w:eastAsia="宋体" w:hAnsi="Times New Roman"/>
+          <w:lang w:eastAsia="zh-CN"/>
+        </w:rPr>
+        <w:t xml:space="preserve"> 1% </w:t>
+      </w:r>
+      <w:r>
+        <w:rPr>
+          <w:rFonts w:ascii="Times New Roman" w:eastAsia="宋体" w:hAnsi="Times New Roman"/>
+          <w:lang w:eastAsia="zh-CN"/>
+        </w:rPr>
+        <w:t>发电预算内把朝向转到使暴露最小的角度，暴露相对下降多少</w:t>
+      </w:r>
+      <w:r>
+        <w:rPr>
+          <w:rFonts w:ascii="Times New Roman" w:eastAsia="宋体" w:hAnsi="Times New Roman"/>
+          <w:lang w:eastAsia="zh-CN"/>
+        </w:rPr>
+        <w:t>”</w:t>
+      </w:r>
+      <w:r>
+        <w:rPr>
+          <w:rFonts w:ascii="Times New Roman" w:eastAsia="宋体" w:hAnsi="Times New Roman"/>
+          <w:lang w:eastAsia="zh-CN"/>
+        </w:rPr>
+        <w:t>。</w:t>
+      </w:r>
+      <w:r>
+        <w:rPr>
+          <w:rFonts w:ascii="Times New Roman" w:eastAsia="宋体" w:hAnsi="Times New Roman"/>
+          <w:lang w:eastAsia="zh-CN"/>
+        </w:rPr>
+        <w:t>AEP</w:t>
+      </w:r>
+      <w:proofErr w:type="gramStart"/>
+      <w:r>
+        <w:rPr>
+          <w:rFonts w:ascii="Times New Roman" w:eastAsia="宋体" w:hAnsi="Times New Roman"/>
+          <w:lang w:eastAsia="zh-CN"/>
+        </w:rPr>
+        <w:t>(</w:t>
+      </w:r>
+      <w:r>
+        <w:rPr>
+          <w:rFonts w:ascii="Times New Roman" w:eastAsia="宋体" w:hAnsi="Times New Roman"/>
+        </w:rPr>
+        <w:t>θ</w:t>
+      </w:r>
+      <w:r>
+        <w:rPr>
+          <w:rFonts w:ascii="Times New Roman" w:eastAsia="宋体" w:hAnsi="Times New Roman"/>
+          <w:lang w:eastAsia="zh-CN"/>
+        </w:rPr>
+        <w:t>)</w:t>
+      </w:r>
+      <w:proofErr w:type="gramEnd"/>
+      <w:r>
+        <w:rPr>
+          <w:rFonts w:ascii="Times New Roman" w:eastAsia="宋体" w:hAnsi="Times New Roman"/>
+          <w:lang w:eastAsia="zh-CN"/>
+        </w:rPr>
+        <w:t xml:space="preserve"> </w:t>
+      </w:r>
+      <w:r>
+        <w:rPr>
+          <w:rFonts w:ascii="Times New Roman" w:eastAsia="宋体" w:hAnsi="Times New Roman"/>
+          <w:lang w:eastAsia="zh-CN"/>
+        </w:rPr>
+        <w:t>曲线越平，</w:t>
+      </w:r>
+      <w:r>
+        <w:rPr>
+          <w:rFonts w:ascii="Times New Roman" w:eastAsia="宋体" w:hAnsi="Times New Roman"/>
+          <w:lang w:eastAsia="zh-CN"/>
+        </w:rPr>
+        <w:t xml:space="preserve">1% </w:t>
+      </w:r>
+      <w:r>
+        <w:rPr>
+          <w:rFonts w:ascii="Times New Roman" w:eastAsia="宋体" w:hAnsi="Times New Roman"/>
+          <w:lang w:eastAsia="zh-CN"/>
+        </w:rPr>
+        <w:t>预算内可转的角度范围越大，暴露降越被高估。陆上数据中</w:t>
+      </w:r>
+      <w:r>
+        <w:rPr>
+          <w:rFonts w:ascii="Times New Roman" w:eastAsia="宋体" w:hAnsi="Times New Roman"/>
+          <w:lang w:eastAsia="zh-CN"/>
+        </w:rPr>
+        <w:t xml:space="preserve"> AEP </w:t>
+      </w:r>
+      <w:r>
+        <w:rPr>
+          <w:rFonts w:ascii="Times New Roman" w:eastAsia="宋体" w:hAnsi="Times New Roman"/>
+          <w:lang w:eastAsia="zh-CN"/>
+        </w:rPr>
+        <w:t>敏感性与暴露降的</w:t>
+      </w:r>
+      <w:r>
+        <w:rPr>
+          <w:rFonts w:ascii="Times New Roman" w:eastAsia="宋体" w:hAnsi="Times New Roman"/>
+          <w:lang w:eastAsia="zh-CN"/>
+        </w:rPr>
+        <w:t xml:space="preserve"> Spearman </w:t>
+      </w:r>
+      <w:r>
+        <w:rPr>
+          <w:rFonts w:ascii="Times New Roman" w:eastAsia="宋体" w:hAnsi="Times New Roman"/>
+          <w:lang w:eastAsia="zh-CN"/>
+        </w:rPr>
+        <w:t>相关系数为</w:t>
+      </w:r>
+      <w:r>
+        <w:rPr>
+          <w:rFonts w:ascii="Times New Roman" w:eastAsia="宋体" w:hAnsi="Times New Roman"/>
+          <w:lang w:eastAsia="zh-CN"/>
+        </w:rPr>
+        <w:t xml:space="preserve"> 0.55</w:t>
+      </w:r>
+      <w:r>
+        <w:rPr>
+          <w:rFonts w:ascii="Times New Roman" w:eastAsia="宋体" w:hAnsi="Times New Roman"/>
+          <w:lang w:eastAsia="zh-CN"/>
+        </w:rPr>
+        <w:t>；敏感</w:t>
+      </w:r>
+      <w:proofErr w:type="gramStart"/>
+      <w:r>
+        <w:rPr>
+          <w:rFonts w:ascii="Times New Roman" w:eastAsia="宋体" w:hAnsi="Times New Roman"/>
+          <w:lang w:eastAsia="zh-CN"/>
+        </w:rPr>
+        <w:t>性</w:t>
+      </w:r>
+      <w:r>
+        <w:rPr>
+          <w:rFonts w:ascii="Times New Roman" w:eastAsia="宋体" w:hAnsi="Times New Roman"/>
+          <w:lang w:eastAsia="zh-CN"/>
+        </w:rPr>
+        <w:t xml:space="preserve"> &gt;</w:t>
+      </w:r>
+      <w:proofErr w:type="gramEnd"/>
+      <w:r>
+        <w:rPr>
+          <w:rFonts w:ascii="Times New Roman" w:eastAsia="宋体" w:hAnsi="Times New Roman"/>
+          <w:lang w:eastAsia="zh-CN"/>
+        </w:rPr>
+        <w:t xml:space="preserve">5% </w:t>
+      </w:r>
+      <w:r>
+        <w:rPr>
+          <w:rFonts w:ascii="Times New Roman" w:eastAsia="宋体" w:hAnsi="Times New Roman"/>
+          <w:lang w:eastAsia="zh-CN"/>
+        </w:rPr>
+        <w:t>的</w:t>
+      </w:r>
+      <w:r>
+        <w:rPr>
+          <w:rFonts w:ascii="Times New Roman" w:eastAsia="宋体" w:hAnsi="Times New Roman"/>
+          <w:lang w:eastAsia="zh-CN"/>
+        </w:rPr>
+        <w:t xml:space="preserve"> 380 </w:t>
+      </w:r>
+      <w:r>
+        <w:rPr>
+          <w:rFonts w:ascii="Times New Roman" w:eastAsia="宋体" w:hAnsi="Times New Roman"/>
+          <w:lang w:eastAsia="zh-CN"/>
+        </w:rPr>
+        <w:t>场暴露降中位仅</w:t>
+      </w:r>
+      <w:r>
+        <w:rPr>
+          <w:rFonts w:ascii="Times New Roman" w:eastAsia="宋体" w:hAnsi="Times New Roman"/>
+          <w:lang w:eastAsia="zh-CN"/>
+        </w:rPr>
+        <w:t xml:space="preserve"> 52%</w:t>
+      </w:r>
+      <w:r>
+        <w:rPr>
+          <w:rFonts w:ascii="Times New Roman" w:eastAsia="宋体" w:hAnsi="Times New Roman"/>
+          <w:lang w:eastAsia="zh-CN"/>
+        </w:rPr>
+        <w:t>，而敏感性</w:t>
+      </w:r>
+      <w:r>
+        <w:rPr>
+          <w:rFonts w:ascii="Times New Roman" w:eastAsia="宋体" w:hAnsi="Times New Roman"/>
+          <w:lang w:eastAsia="zh-CN"/>
+        </w:rPr>
+        <w:t xml:space="preserve"> &lt;2% </w:t>
+      </w:r>
+      <w:r>
+        <w:rPr>
+          <w:rFonts w:ascii="Times New Roman" w:eastAsia="宋体" w:hAnsi="Times New Roman"/>
+          <w:lang w:eastAsia="zh-CN"/>
+        </w:rPr>
+        <w:t>的</w:t>
+      </w:r>
+      <w:r>
+        <w:rPr>
+          <w:rFonts w:ascii="Times New Roman" w:eastAsia="宋体" w:hAnsi="Times New Roman"/>
+          <w:lang w:eastAsia="zh-CN"/>
+        </w:rPr>
+        <w:t xml:space="preserve"> 2,239 </w:t>
+      </w:r>
+      <w:r>
+        <w:rPr>
+          <w:rFonts w:ascii="Times New Roman" w:eastAsia="宋体" w:hAnsi="Times New Roman"/>
+          <w:lang w:eastAsia="zh-CN"/>
+        </w:rPr>
+        <w:t>场高达</w:t>
+      </w:r>
+      <w:r>
+        <w:rPr>
+          <w:rFonts w:ascii="Times New Roman" w:eastAsia="宋体" w:hAnsi="Times New Roman"/>
+          <w:lang w:eastAsia="zh-CN"/>
+        </w:rPr>
+        <w:t xml:space="preserve"> 99%</w:t>
+      </w:r>
+      <w:r>
+        <w:rPr>
+          <w:rFonts w:ascii="Times New Roman" w:eastAsia="宋体" w:hAnsi="Times New Roman"/>
+          <w:lang w:eastAsia="zh-CN"/>
+        </w:rPr>
+        <w:t>。</w:t>
+      </w:r>
+    </w:p>
+    <w:p>
+      <w:pPr>
+        <w:pStyle w:val="21"/>
+        <w:rPr>
+          <w:lang w:eastAsia="zh-CN"/>
+        </w:rPr>
+      </w:pPr>
+      <w:r>
+        <w:rPr>
+          <w:rFonts w:ascii="Times New Roman" w:eastAsia="宋体" w:hAnsi="Times New Roman"/>
+          <w:sz w:val="22"/>
+          <w:lang w:eastAsia="zh-CN"/>
+        </w:rPr>
+        <w:t xml:space="preserve">7.3 </w:t>
+      </w:r>
+      <w:r>
+        <w:rPr>
+          <w:rFonts w:ascii="Times New Roman" w:eastAsia="宋体" w:hAnsi="Times New Roman"/>
+          <w:sz w:val="22"/>
+          <w:lang w:eastAsia="zh-CN"/>
+        </w:rPr>
+        <w:t>敏感性分析（把朝向亏损放大</w:t>
+      </w:r>
+      <w:r>
+        <w:rPr>
+          <w:rFonts w:ascii="Times New Roman" w:eastAsia="宋体" w:hAnsi="Times New Roman"/>
+          <w:sz w:val="22"/>
+          <w:lang w:eastAsia="zh-CN"/>
+        </w:rPr>
+        <w:t xml:space="preserve"> 1.5/2/3 </w:t>
+      </w:r>
+      <w:r>
+        <w:rPr>
+          <w:rFonts w:ascii="Times New Roman" w:eastAsia="宋体" w:hAnsi="Times New Roman"/>
+          <w:sz w:val="22"/>
+          <w:lang w:eastAsia="zh-CN"/>
+        </w:rPr>
+        <w:t>倍重算）</w:t>
+      </w:r>
+    </w:p>
+    <w:p>
+      <w:pPr>
+        <w:pStyle w:val="a0"/>
+        <w:rPr>
+          <w:rFonts w:hint="eastAsia"/>
+          <w:lang w:eastAsia="zh-CN"/>
+        </w:rPr>
+      </w:pPr>
+      <w:r>
+        <w:rPr>
+          <w:rFonts w:ascii="Times New Roman" w:eastAsia="宋体" w:hAnsi="Times New Roman"/>
+          <w:b/>
+          <w:lang w:eastAsia="zh-CN"/>
+        </w:rPr>
+        <w:t>尺度</w:t>
+      </w:r>
+      <w:r>
+        <w:rPr>
+          <w:rFonts w:ascii="Times New Roman" w:eastAsia="宋体" w:hAnsi="Times New Roman"/>
+          <w:b/>
+          <w:lang w:eastAsia="zh-CN"/>
+        </w:rPr>
+        <w:t xml:space="preserve"> ×1.0</w:t>
+      </w:r>
+      <w:r>
+        <w:rPr>
+          <w:rFonts w:ascii="Times New Roman" w:eastAsia="宋体" w:hAnsi="Times New Roman"/>
+          <w:b/>
+          <w:lang w:eastAsia="zh-CN"/>
+        </w:rPr>
+        <w:t>（现模型，敏感性约</w:t>
+      </w:r>
+      <w:r>
+        <w:rPr>
+          <w:rFonts w:ascii="Times New Roman" w:eastAsia="宋体" w:hAnsi="Times New Roman"/>
+          <w:b/>
+          <w:lang w:eastAsia="zh-CN"/>
+        </w:rPr>
+        <w:t xml:space="preserve"> 2.5%</w:t>
+      </w:r>
+      <w:r>
+        <w:rPr>
+          <w:rFonts w:ascii="Times New Roman" w:eastAsia="宋体" w:hAnsi="Times New Roman"/>
+          <w:b/>
+          <w:lang w:eastAsia="zh-CN"/>
+        </w:rPr>
+        <w:t>）：暴露降中位</w:t>
+      </w:r>
+      <w:r>
+        <w:rPr>
+          <w:rFonts w:ascii="Times New Roman" w:eastAsia="宋体" w:hAnsi="Times New Roman"/>
+          <w:b/>
+          <w:lang w:eastAsia="zh-CN"/>
+        </w:rPr>
+        <w:t xml:space="preserve"> 97%</w:t>
+      </w:r>
+    </w:p>
+    <w:p>
+      <w:pPr>
+        <w:pStyle w:val="a0"/>
+        <w:rPr>
+          <w:rFonts w:hint="eastAsia"/>
+          <w:lang w:eastAsia="zh-CN"/>
+        </w:rPr>
+      </w:pPr>
+      <w:r>
+        <w:rPr>
+          <w:rFonts w:ascii="Times New Roman" w:eastAsia="宋体" w:hAnsi="Times New Roman"/>
+          <w:lang w:eastAsia="zh-CN"/>
+        </w:rPr>
+        <w:t>尺度</w:t>
+      </w:r>
+      <w:r>
+        <w:rPr>
+          <w:rFonts w:ascii="Times New Roman" w:eastAsia="宋体" w:hAnsi="Times New Roman"/>
+          <w:lang w:eastAsia="zh-CN"/>
+        </w:rPr>
+        <w:t xml:space="preserve"> ×1.5</w:t>
+      </w:r>
+      <w:r>
+        <w:rPr>
+          <w:rFonts w:ascii="Times New Roman" w:eastAsia="宋体" w:hAnsi="Times New Roman"/>
+          <w:lang w:eastAsia="zh-CN"/>
+        </w:rPr>
+        <w:t>（敏感性约</w:t>
+      </w:r>
+      <w:r>
+        <w:rPr>
+          <w:rFonts w:ascii="Times New Roman" w:eastAsia="宋体" w:hAnsi="Times New Roman"/>
+          <w:lang w:eastAsia="zh-CN"/>
+        </w:rPr>
+        <w:t xml:space="preserve"> 3.7%</w:t>
+      </w:r>
+      <w:r>
+        <w:rPr>
+          <w:rFonts w:ascii="Times New Roman" w:eastAsia="宋体" w:hAnsi="Times New Roman"/>
+          <w:lang w:eastAsia="zh-CN"/>
+        </w:rPr>
+        <w:t>）：暴露降中位</w:t>
+      </w:r>
+      <w:r>
+        <w:rPr>
+          <w:rFonts w:ascii="Times New Roman" w:eastAsia="宋体" w:hAnsi="Times New Roman"/>
+          <w:lang w:eastAsia="zh-CN"/>
+        </w:rPr>
+        <w:t xml:space="preserve"> 92%</w:t>
+      </w:r>
+    </w:p>
+    <w:p>
+      <w:pPr>
+        <w:pStyle w:val="a0"/>
+        <w:rPr>
+          <w:rFonts w:hint="eastAsia"/>
+          <w:lang w:eastAsia="zh-CN"/>
+        </w:rPr>
+      </w:pPr>
+      <w:r>
+        <w:rPr>
+          <w:rFonts w:ascii="Times New Roman" w:eastAsia="宋体" w:hAnsi="Times New Roman"/>
+          <w:lang w:eastAsia="zh-CN"/>
+        </w:rPr>
+        <w:t>尺度</w:t>
+      </w:r>
+      <w:r>
+        <w:rPr>
+          <w:rFonts w:ascii="Times New Roman" w:eastAsia="宋体" w:hAnsi="Times New Roman"/>
+          <w:lang w:eastAsia="zh-CN"/>
+        </w:rPr>
+        <w:t xml:space="preserve"> ×2.0</w:t>
+      </w:r>
+      <w:r>
+        <w:rPr>
+          <w:rFonts w:ascii="Times New Roman" w:eastAsia="宋体" w:hAnsi="Times New Roman"/>
+          <w:lang w:eastAsia="zh-CN"/>
+        </w:rPr>
+        <w:t>（敏感性约</w:t>
+      </w:r>
+      <w:r>
+        <w:rPr>
+          <w:rFonts w:ascii="Times New Roman" w:eastAsia="宋体" w:hAnsi="Times New Roman"/>
+          <w:lang w:eastAsia="zh-CN"/>
+        </w:rPr>
+        <w:t xml:space="preserve"> 5.0%</w:t>
+      </w:r>
+      <w:r>
+        <w:rPr>
+          <w:rFonts w:ascii="Times New Roman" w:eastAsia="宋体" w:hAnsi="Times New Roman"/>
+          <w:lang w:eastAsia="zh-CN"/>
+        </w:rPr>
+        <w:t>）：暴露降中位</w:t>
+      </w:r>
+      <w:r>
+        <w:rPr>
+          <w:rFonts w:ascii="Times New Roman" w:eastAsia="宋体" w:hAnsi="Times New Roman"/>
+          <w:lang w:eastAsia="zh-CN"/>
+        </w:rPr>
+        <w:t xml:space="preserve"> 82%</w:t>
+      </w:r>
+    </w:p>
+    <w:p>
+      <w:pPr>
+        <w:pStyle w:val="a0"/>
+        <w:rPr>
+          <w:rFonts w:hint="eastAsia"/>
         </w:rPr>
       </w:pPr>
       <w:proofErr w:type="spellStart"/>
       <w:r>
         <w:rPr>
+          <w:rFonts w:ascii="Times New Roman" w:eastAsia="宋体" w:hAnsi="Times New Roman"/>
+        </w:rPr>
+        <w:t>尺度</w:t>
+      </w:r>
+      <w:proofErr w:type="spellEnd"/>
+      <w:r>
+        <w:rPr>
+          <w:rFonts w:ascii="Times New Roman" w:eastAsia="宋体" w:hAnsi="Times New Roman"/>
+        </w:rPr>
+        <w:t xml:space="preserve"> ×3.0</w:t>
+      </w:r>
+      <w:r>
+        <w:rPr>
+          <w:rFonts w:ascii="Times New Roman" w:eastAsia="宋体" w:hAnsi="Times New Roman"/>
+        </w:rPr>
+        <w:t>（敏感性约</w:t>
+      </w:r>
+      <w:r>
+        <w:rPr>
+          <w:rFonts w:ascii="Times New Roman" w:eastAsia="宋体" w:hAnsi="Times New Roman"/>
+        </w:rPr>
+        <w:t xml:space="preserve"> 7.5%</w:t>
+      </w:r>
+      <w:r>
+        <w:rPr>
+          <w:rFonts w:ascii="Times New Roman" w:eastAsia="宋体" w:hAnsi="Times New Roman"/>
+        </w:rPr>
+        <w:t>，</w:t>
+      </w:r>
+      <w:proofErr w:type="spellStart"/>
+      <w:r>
+        <w:rPr>
+          <w:rFonts w:ascii="Times New Roman" w:eastAsia="宋体" w:hAnsi="Times New Roman"/>
+        </w:rPr>
+        <w:t>接近海上</w:t>
+      </w:r>
+      <w:proofErr w:type="spellEnd"/>
+      <w:r>
+        <w:rPr>
+          <w:rFonts w:ascii="Times New Roman" w:eastAsia="宋体" w:hAnsi="Times New Roman"/>
+        </w:rPr>
+        <w:t xml:space="preserve"> FLORIS</w:t>
+      </w:r>
+      <w:r>
+        <w:rPr>
+          <w:rFonts w:ascii="Times New Roman" w:eastAsia="宋体" w:hAnsi="Times New Roman"/>
+        </w:rPr>
+        <w:t>）：</w:t>
+      </w:r>
+      <w:proofErr w:type="spellStart"/>
+      <w:r>
+        <w:rPr>
+          <w:rFonts w:ascii="Times New Roman" w:eastAsia="宋体" w:hAnsi="Times New Roman"/>
+        </w:rPr>
+        <w:t>暴露降中位</w:t>
+      </w:r>
+      <w:proofErr w:type="spellEnd"/>
+      <w:r>
+        <w:rPr>
+          <w:rFonts w:ascii="Times New Roman" w:eastAsia="宋体" w:hAnsi="Times New Roman"/>
+        </w:rPr>
+        <w:t xml:space="preserve"> 62%</w:t>
+      </w:r>
+    </w:p>
+    <w:p>
+      <w:pPr>
+        <w:pStyle w:val="21"/>
+      </w:pPr>
+      <w:r>
+        <w:rPr>
+          <w:rFonts w:ascii="Times New Roman" w:eastAsia="宋体" w:hAnsi="Times New Roman"/>
+          <w:sz w:val="24"/>
+        </w:rPr>
+        <w:t xml:space="preserve">7.4 </w:t>
+      </w:r>
+      <w:r>
+        <w:rPr>
+          <w:rFonts w:ascii="Times New Roman" w:eastAsia="宋体" w:hAnsi="Times New Roman"/>
+          <w:sz w:val="24"/>
+        </w:rPr>
+        <w:t>结论与处理</w:t>
+      </w:r>
+    </w:p>
+    <w:p>
+      <w:pPr>
+        <w:rPr>
+          <w:rFonts w:hint="eastAsia"/>
+          <w:lang w:eastAsia="zh-CN"/>
+        </w:rPr>
+      </w:pPr>
+      <w:r>
+        <w:rPr>
+          <w:rFonts w:ascii="Times New Roman" w:eastAsia="宋体" w:hAnsi="Times New Roman"/>
+          <w:lang w:eastAsia="zh-CN"/>
+        </w:rPr>
+        <w:t>陆上</w:t>
+      </w:r>
+      <w:r>
+        <w:rPr>
+          <w:rFonts w:ascii="Times New Roman" w:eastAsia="宋体" w:hAnsi="Times New Roman"/>
+          <w:lang w:eastAsia="zh-CN"/>
+        </w:rPr>
+        <w:t>“</w:t>
+      </w:r>
+      <w:r>
+        <w:rPr>
+          <w:rFonts w:ascii="Times New Roman" w:eastAsia="宋体" w:hAnsi="Times New Roman"/>
+          <w:lang w:eastAsia="zh-CN"/>
+        </w:rPr>
+        <w:t>中位</w:t>
+      </w:r>
+      <w:r>
+        <w:rPr>
+          <w:rFonts w:ascii="Times New Roman" w:eastAsia="宋体" w:hAnsi="Times New Roman"/>
+          <w:lang w:eastAsia="zh-CN"/>
+        </w:rPr>
+        <w:t xml:space="preserve"> 97% </w:t>
+      </w:r>
+      <w:r>
+        <w:rPr>
+          <w:rFonts w:ascii="Times New Roman" w:eastAsia="宋体" w:hAnsi="Times New Roman"/>
+          <w:lang w:eastAsia="zh-CN"/>
+        </w:rPr>
+        <w:t>暴露降</w:t>
+      </w:r>
+      <w:r>
+        <w:rPr>
+          <w:rFonts w:ascii="Times New Roman" w:eastAsia="宋体" w:hAnsi="Times New Roman"/>
+          <w:lang w:eastAsia="zh-CN"/>
+        </w:rPr>
+        <w:t>”</w:t>
+      </w:r>
+      <w:r>
+        <w:rPr>
+          <w:rFonts w:ascii="Times New Roman" w:eastAsia="宋体" w:hAnsi="Times New Roman"/>
+          <w:lang w:eastAsia="zh-CN"/>
+        </w:rPr>
+        <w:t>这一核心数字对尾流模型的整体强度高度敏感（见</w:t>
+      </w:r>
+      <w:r>
+        <w:rPr>
+          <w:rFonts w:ascii="Times New Roman" w:eastAsia="宋体" w:hAnsi="Times New Roman"/>
+          <w:lang w:eastAsia="zh-CN"/>
+        </w:rPr>
+        <w:t xml:space="preserve"> 7.3</w:t>
+      </w:r>
+      <w:r>
+        <w:rPr>
+          <w:rFonts w:ascii="Times New Roman" w:eastAsia="宋体" w:hAnsi="Times New Roman"/>
+          <w:lang w:eastAsia="zh-CN"/>
+        </w:rPr>
+        <w:t>），可能被高估。补充检验表明，把陆上衰减常数</w:t>
+      </w:r>
+      <w:r>
+        <w:rPr>
+          <w:rFonts w:ascii="Times New Roman" w:eastAsia="宋体" w:hAnsi="Times New Roman"/>
+          <w:lang w:eastAsia="zh-CN"/>
+        </w:rPr>
+        <w:t xml:space="preserve"> </w:t>
+      </w:r>
+      <w:r>
+        <w:rPr>
+          <w:rFonts w:ascii="Times New Roman" w:eastAsia="宋体" w:hAnsi="Times New Roman"/>
+        </w:rPr>
+        <w:t>α</w:t>
+      </w:r>
+      <w:r>
+        <w:rPr>
+          <w:rFonts w:ascii="Times New Roman" w:eastAsia="宋体" w:hAnsi="Times New Roman"/>
+          <w:lang w:eastAsia="zh-CN"/>
+        </w:rPr>
+        <w:t xml:space="preserve"> </w:t>
+      </w:r>
+      <w:r>
+        <w:rPr>
+          <w:rFonts w:ascii="Times New Roman" w:eastAsia="宋体" w:hAnsi="Times New Roman"/>
+          <w:lang w:eastAsia="zh-CN"/>
+        </w:rPr>
+        <w:t>从</w:t>
+      </w:r>
+      <w:r>
+        <w:rPr>
+          <w:rFonts w:ascii="Times New Roman" w:eastAsia="宋体" w:hAnsi="Times New Roman"/>
+          <w:lang w:eastAsia="zh-CN"/>
+        </w:rPr>
+        <w:t xml:space="preserve"> 0.075 </w:t>
+      </w:r>
+      <w:r>
+        <w:rPr>
+          <w:rFonts w:ascii="Times New Roman" w:eastAsia="宋体" w:hAnsi="Times New Roman"/>
+          <w:lang w:eastAsia="zh-CN"/>
+        </w:rPr>
+        <w:t>调至海上典型值</w:t>
+      </w:r>
+      <w:r>
+        <w:rPr>
+          <w:rFonts w:ascii="Times New Roman" w:eastAsia="宋体" w:hAnsi="Times New Roman"/>
+          <w:lang w:eastAsia="zh-CN"/>
+        </w:rPr>
+        <w:t xml:space="preserve"> 0.05 </w:t>
+      </w:r>
+      <w:r>
+        <w:rPr>
+          <w:rFonts w:ascii="Times New Roman" w:eastAsia="宋体" w:hAnsi="Times New Roman"/>
+          <w:lang w:eastAsia="zh-CN"/>
+        </w:rPr>
+        <w:t>后，朝向敏感性均值仅从</w:t>
+      </w:r>
+      <w:r>
+        <w:rPr>
+          <w:rFonts w:ascii="Times New Roman" w:eastAsia="宋体" w:hAnsi="Times New Roman"/>
+          <w:lang w:eastAsia="zh-CN"/>
+        </w:rPr>
+        <w:t xml:space="preserve"> 2.74% </w:t>
+      </w:r>
+      <w:r>
+        <w:rPr>
+          <w:rFonts w:ascii="Times New Roman" w:eastAsia="宋体" w:hAnsi="Times New Roman"/>
+          <w:lang w:eastAsia="zh-CN"/>
+        </w:rPr>
+        <w:t>升至</w:t>
+      </w:r>
+      <w:r>
+        <w:rPr>
+          <w:rFonts w:ascii="Times New Roman" w:eastAsia="宋体" w:hAnsi="Times New Roman"/>
+          <w:lang w:eastAsia="zh-CN"/>
+        </w:rPr>
+        <w:t xml:space="preserve"> 3.13%</w:t>
+      </w:r>
+      <w:r>
+        <w:rPr>
+          <w:rFonts w:ascii="Times New Roman" w:eastAsia="宋体" w:hAnsi="Times New Roman"/>
+          <w:lang w:eastAsia="zh-CN"/>
+        </w:rPr>
+        <w:t>、暴露降中位仅从</w:t>
+      </w:r>
+      <w:r>
+        <w:rPr>
+          <w:rFonts w:ascii="Times New Roman" w:eastAsia="宋体" w:hAnsi="Times New Roman"/>
+          <w:lang w:eastAsia="zh-CN"/>
+        </w:rPr>
+        <w:t xml:space="preserve"> 97% </w:t>
+      </w:r>
+      <w:r>
+        <w:rPr>
+          <w:rFonts w:ascii="Times New Roman" w:eastAsia="宋体" w:hAnsi="Times New Roman"/>
+          <w:lang w:eastAsia="zh-CN"/>
+        </w:rPr>
+        <w:t>降至</w:t>
+      </w:r>
+      <w:r>
+        <w:rPr>
+          <w:rFonts w:ascii="Times New Roman" w:eastAsia="宋体" w:hAnsi="Times New Roman"/>
+          <w:lang w:eastAsia="zh-CN"/>
+        </w:rPr>
+        <w:t xml:space="preserve"> 95%</w:t>
+      </w:r>
+      <w:r>
+        <w:rPr>
+          <w:rFonts w:ascii="Times New Roman" w:eastAsia="宋体" w:hAnsi="Times New Roman"/>
+          <w:lang w:eastAsia="zh-CN"/>
+        </w:rPr>
+        <w:t>，即</w:t>
+      </w:r>
+      <w:r>
+        <w:rPr>
+          <w:rFonts w:ascii="Times New Roman" w:eastAsia="宋体" w:hAnsi="Times New Roman"/>
+          <w:lang w:eastAsia="zh-CN"/>
+        </w:rPr>
+        <w:t xml:space="preserve"> </w:t>
+      </w:r>
+      <w:r>
+        <w:rPr>
+          <w:rFonts w:ascii="Times New Roman" w:eastAsia="宋体" w:hAnsi="Times New Roman"/>
+        </w:rPr>
+        <w:t>α</w:t>
+      </w:r>
+      <w:r>
+        <w:rPr>
+          <w:rFonts w:ascii="Times New Roman" w:eastAsia="宋体" w:hAnsi="Times New Roman"/>
+          <w:lang w:eastAsia="zh-CN"/>
+        </w:rPr>
+        <w:t xml:space="preserve"> </w:t>
+      </w:r>
+      <w:r>
+        <w:rPr>
+          <w:rFonts w:ascii="Times New Roman" w:eastAsia="宋体" w:hAnsi="Times New Roman"/>
+          <w:lang w:eastAsia="zh-CN"/>
+        </w:rPr>
+        <w:t>为二阶效应，无法解释陆上（约</w:t>
+      </w:r>
+      <w:r>
+        <w:rPr>
+          <w:rFonts w:ascii="Times New Roman" w:eastAsia="宋体" w:hAnsi="Times New Roman"/>
+          <w:lang w:eastAsia="zh-CN"/>
+        </w:rPr>
+        <w:t xml:space="preserve"> 2.8%</w:t>
+      </w:r>
+      <w:r>
+        <w:rPr>
+          <w:rFonts w:ascii="Times New Roman" w:eastAsia="宋体" w:hAnsi="Times New Roman"/>
+          <w:lang w:eastAsia="zh-CN"/>
+        </w:rPr>
+        <w:t>）与海上</w:t>
+      </w:r>
+      <w:r>
+        <w:rPr>
+          <w:rFonts w:ascii="Times New Roman" w:eastAsia="宋体" w:hAnsi="Times New Roman"/>
+          <w:lang w:eastAsia="zh-CN"/>
+        </w:rPr>
+        <w:t xml:space="preserve"> </w:t>
+      </w:r>
+      <w:r>
+        <w:rPr>
+          <w:rFonts w:ascii="Times New Roman" w:eastAsia="宋体" w:hAnsi="Times New Roman"/>
+          <w:lang w:eastAsia="zh-CN"/>
+        </w:rPr>
+        <w:lastRenderedPageBreak/>
+        <w:t>FLORIS</w:t>
+      </w:r>
+      <w:r>
+        <w:rPr>
+          <w:rFonts w:ascii="Times New Roman" w:eastAsia="宋体" w:hAnsi="Times New Roman"/>
+          <w:lang w:eastAsia="zh-CN"/>
+        </w:rPr>
+        <w:t>（</w:t>
+      </w:r>
+      <w:r>
+        <w:rPr>
+          <w:rFonts w:ascii="Times New Roman" w:eastAsia="宋体" w:hAnsi="Times New Roman"/>
+          <w:lang w:eastAsia="zh-CN"/>
+        </w:rPr>
+        <w:t>8.8%</w:t>
+      </w:r>
+      <w:r>
+        <w:rPr>
+          <w:rFonts w:ascii="Times New Roman" w:eastAsia="宋体" w:hAnsi="Times New Roman"/>
+          <w:lang w:eastAsia="zh-CN"/>
+        </w:rPr>
+        <w:t>）之间约</w:t>
+      </w:r>
+      <w:r>
+        <w:rPr>
+          <w:rFonts w:ascii="Times New Roman" w:eastAsia="宋体" w:hAnsi="Times New Roman"/>
+          <w:lang w:eastAsia="zh-CN"/>
+        </w:rPr>
+        <w:t xml:space="preserve"> 6 </w:t>
+      </w:r>
+      <w:r>
+        <w:rPr>
+          <w:rFonts w:ascii="Times New Roman" w:eastAsia="宋体" w:hAnsi="Times New Roman"/>
+          <w:lang w:eastAsia="zh-CN"/>
+        </w:rPr>
+        <w:t>个百分点的差距</w:t>
+      </w:r>
+      <w:r>
+        <w:rPr>
+          <w:rFonts w:ascii="Times New Roman" w:eastAsia="宋体" w:hAnsi="Times New Roman"/>
+          <w:lang w:eastAsia="zh-CN"/>
+        </w:rPr>
+        <w:t>——</w:t>
+      </w:r>
+      <w:r>
+        <w:rPr>
+          <w:rFonts w:ascii="Times New Roman" w:eastAsia="宋体" w:hAnsi="Times New Roman"/>
+          <w:lang w:eastAsia="zh-CN"/>
+        </w:rPr>
+        <w:t>该差距更可能来自模型本身（</w:t>
+      </w:r>
+      <w:r>
+        <w:rPr>
+          <w:rFonts w:ascii="Times New Roman" w:eastAsia="宋体" w:hAnsi="Times New Roman"/>
+          <w:lang w:eastAsia="zh-CN"/>
+        </w:rPr>
+        <w:t xml:space="preserve">Jensen </w:t>
+      </w:r>
+      <w:r>
+        <w:rPr>
+          <w:rFonts w:ascii="Times New Roman" w:eastAsia="宋体" w:hAnsi="Times New Roman"/>
+          <w:lang w:eastAsia="zh-CN"/>
+        </w:rPr>
+        <w:t>解析</w:t>
+      </w:r>
+      <w:r>
+        <w:rPr>
+          <w:rFonts w:ascii="Times New Roman" w:eastAsia="宋体" w:hAnsi="Times New Roman"/>
+          <w:lang w:eastAsia="zh-CN"/>
+        </w:rPr>
+        <w:t xml:space="preserve"> vs FLORIS </w:t>
+      </w:r>
+      <w:r>
+        <w:rPr>
+          <w:rFonts w:ascii="Times New Roman" w:eastAsia="宋体" w:hAnsi="Times New Roman"/>
+          <w:lang w:eastAsia="zh-CN"/>
+        </w:rPr>
+        <w:t>工程级）与方向数据口径。因此陆上结果维持</w:t>
+      </w:r>
+      <w:r>
+        <w:rPr>
+          <w:rFonts w:ascii="Times New Roman" w:eastAsia="宋体" w:hAnsi="Times New Roman"/>
+          <w:lang w:eastAsia="zh-CN"/>
+        </w:rPr>
+        <w:t xml:space="preserve"> Jensen</w:t>
+      </w:r>
+      <w:r>
+        <w:rPr>
+          <w:rFonts w:ascii="Times New Roman" w:eastAsia="宋体" w:hAnsi="Times New Roman"/>
+          <w:lang w:eastAsia="zh-CN"/>
+        </w:rPr>
+        <w:t>（</w:t>
+      </w:r>
+      <w:r>
+        <w:rPr>
+          <w:rFonts w:ascii="Times New Roman" w:eastAsia="宋体" w:hAnsi="Times New Roman"/>
+        </w:rPr>
+        <w:t>α</w:t>
+      </w:r>
+      <w:r>
+        <w:rPr>
+          <w:rFonts w:ascii="Times New Roman" w:eastAsia="宋体" w:hAnsi="Times New Roman"/>
+          <w:lang w:eastAsia="zh-CN"/>
+        </w:rPr>
+        <w:t>=0.075</w:t>
+      </w:r>
+      <w:r>
+        <w:rPr>
+          <w:rFonts w:ascii="Times New Roman" w:eastAsia="宋体" w:hAnsi="Times New Roman"/>
+          <w:lang w:eastAsia="zh-CN"/>
+        </w:rPr>
+        <w:t>），以</w:t>
+      </w:r>
+      <w:r>
+        <w:rPr>
+          <w:rFonts w:ascii="Times New Roman" w:eastAsia="宋体" w:hAnsi="Times New Roman"/>
+          <w:lang w:eastAsia="zh-CN"/>
+        </w:rPr>
+        <w:t xml:space="preserve"> 7.3 </w:t>
+      </w:r>
+      <w:r>
+        <w:rPr>
+          <w:rFonts w:ascii="Times New Roman" w:eastAsia="宋体" w:hAnsi="Times New Roman"/>
+          <w:lang w:eastAsia="zh-CN"/>
+        </w:rPr>
+        <w:t>的尾流亏损放大</w:t>
+      </w:r>
+      <w:r>
+        <w:rPr>
+          <w:rFonts w:ascii="Times New Roman" w:eastAsia="宋体" w:hAnsi="Times New Roman"/>
+          <w:lang w:eastAsia="zh-CN"/>
+        </w:rPr>
+        <w:t xml:space="preserve"> 1.5/2/3 </w:t>
+      </w:r>
+      <w:r>
+        <w:rPr>
+          <w:rFonts w:ascii="Times New Roman" w:eastAsia="宋体" w:hAnsi="Times New Roman"/>
+          <w:lang w:eastAsia="zh-CN"/>
+        </w:rPr>
+        <w:t>倍作为不确定性区间，结论维持区间陈述（</w:t>
+      </w:r>
+      <w:r>
+        <w:rPr>
+          <w:rFonts w:ascii="Times New Roman" w:eastAsia="宋体" w:hAnsi="Times New Roman"/>
+          <w:lang w:eastAsia="zh-CN"/>
+        </w:rPr>
+        <w:t>“</w:t>
+      </w:r>
+      <w:r>
+        <w:rPr>
+          <w:rFonts w:ascii="Times New Roman" w:eastAsia="宋体" w:hAnsi="Times New Roman"/>
+          <w:lang w:eastAsia="zh-CN"/>
+        </w:rPr>
+        <w:t>暴露降中位约</w:t>
+      </w:r>
+      <w:r>
+        <w:rPr>
+          <w:rFonts w:ascii="Times New Roman" w:eastAsia="宋体" w:hAnsi="Times New Roman"/>
+          <w:lang w:eastAsia="zh-CN"/>
+        </w:rPr>
+        <w:t xml:space="preserve"> 60–95%</w:t>
+      </w:r>
+      <w:r>
+        <w:rPr>
+          <w:rFonts w:ascii="Times New Roman" w:eastAsia="宋体" w:hAnsi="Times New Roman"/>
+          <w:lang w:eastAsia="zh-CN"/>
+        </w:rPr>
+        <w:t>，取决于尾流模型</w:t>
+      </w:r>
+      <w:r>
+        <w:rPr>
+          <w:rFonts w:ascii="Times New Roman" w:eastAsia="宋体" w:hAnsi="Times New Roman"/>
+          <w:lang w:eastAsia="zh-CN"/>
+        </w:rPr>
+        <w:t>”</w:t>
+      </w:r>
+      <w:r>
+        <w:rPr>
+          <w:rFonts w:ascii="Times New Roman" w:eastAsia="宋体" w:hAnsi="Times New Roman"/>
+          <w:lang w:eastAsia="zh-CN"/>
+        </w:rPr>
+        <w:t>）。未改用</w:t>
+      </w:r>
+      <w:r>
+        <w:rPr>
+          <w:rFonts w:ascii="Times New Roman" w:eastAsia="宋体" w:hAnsi="Times New Roman"/>
+          <w:lang w:eastAsia="zh-CN"/>
+        </w:rPr>
+        <w:t xml:space="preserve"> FLORIS </w:t>
+      </w:r>
+      <w:r>
+        <w:rPr>
+          <w:rFonts w:ascii="Times New Roman" w:eastAsia="宋体" w:hAnsi="Times New Roman"/>
+          <w:lang w:eastAsia="zh-CN"/>
+        </w:rPr>
+        <w:t>重算陆上</w:t>
+      </w:r>
+      <w:r>
+        <w:rPr>
+          <w:rFonts w:ascii="Times New Roman" w:eastAsia="宋体" w:hAnsi="Times New Roman"/>
+          <w:lang w:eastAsia="zh-CN"/>
+        </w:rPr>
+        <w:t xml:space="preserve"> AEP </w:t>
+      </w:r>
+      <w:r>
+        <w:rPr>
+          <w:rFonts w:ascii="Times New Roman" w:eastAsia="宋体" w:hAnsi="Times New Roman"/>
+          <w:lang w:eastAsia="zh-CN"/>
+        </w:rPr>
+        <w:t>的原因：</w:t>
+      </w:r>
+      <w:r>
+        <w:rPr>
+          <w:rFonts w:ascii="Times New Roman" w:eastAsia="宋体" w:hAnsi="Times New Roman"/>
+          <w:lang w:eastAsia="zh-CN"/>
+        </w:rPr>
+        <w:t xml:space="preserve">① </w:t>
+      </w:r>
+      <w:r>
+        <w:rPr>
+          <w:rFonts w:ascii="Times New Roman" w:eastAsia="宋体" w:hAnsi="Times New Roman"/>
+          <w:lang w:eastAsia="zh-CN"/>
+        </w:rPr>
+        <w:t>陆上</w:t>
+      </w:r>
+      <w:r>
+        <w:rPr>
+          <w:rFonts w:ascii="Times New Roman" w:eastAsia="宋体" w:hAnsi="Times New Roman"/>
+          <w:lang w:eastAsia="zh-CN"/>
+        </w:rPr>
+        <w:t xml:space="preserve"> GWA </w:t>
+      </w:r>
+      <w:r>
+        <w:rPr>
+          <w:rFonts w:ascii="Times New Roman" w:eastAsia="宋体" w:hAnsi="Times New Roman"/>
+          <w:lang w:eastAsia="zh-CN"/>
+        </w:rPr>
+        <w:t>仅存蒸馏版缓存（</w:t>
+      </w:r>
+      <w:proofErr w:type="spellStart"/>
+      <w:r>
+        <w:rPr>
+          <w:rFonts w:ascii="Times New Roman" w:eastAsia="宋体" w:hAnsi="Times New Roman"/>
+          <w:lang w:eastAsia="zh-CN"/>
+        </w:rPr>
+        <w:t>gwa_cache.json</w:t>
+      </w:r>
+      <w:proofErr w:type="spellEnd"/>
+      <w:r>
+        <w:rPr>
+          <w:rFonts w:ascii="Times New Roman" w:eastAsia="宋体" w:hAnsi="Times New Roman"/>
+          <w:lang w:eastAsia="zh-CN"/>
+        </w:rPr>
+        <w:t>），不含</w:t>
+      </w:r>
+      <w:r>
+        <w:rPr>
+          <w:rFonts w:ascii="Times New Roman" w:eastAsia="宋体" w:hAnsi="Times New Roman"/>
+          <w:lang w:eastAsia="zh-CN"/>
+        </w:rPr>
+        <w:t xml:space="preserve"> FLORIS </w:t>
+      </w:r>
+      <w:r>
+        <w:rPr>
+          <w:rFonts w:ascii="Times New Roman" w:eastAsia="宋体" w:hAnsi="Times New Roman"/>
+          <w:lang w:eastAsia="zh-CN"/>
+        </w:rPr>
+        <w:t>高斯尾流模型必需的湍流强度（</w:t>
+      </w:r>
+      <w:r>
+        <w:rPr>
+          <w:rFonts w:ascii="Times New Roman" w:eastAsia="宋体" w:hAnsi="Times New Roman"/>
+          <w:lang w:eastAsia="zh-CN"/>
+        </w:rPr>
+        <w:t>TI</w:t>
+      </w:r>
+      <w:r>
+        <w:rPr>
+          <w:rFonts w:ascii="Times New Roman" w:eastAsia="宋体" w:hAnsi="Times New Roman"/>
+          <w:lang w:eastAsia="zh-CN"/>
+        </w:rPr>
+        <w:t>），补齐需额外假设；</w:t>
+      </w:r>
+      <w:r>
+        <w:rPr>
+          <w:rFonts w:ascii="Times New Roman" w:eastAsia="宋体" w:hAnsi="Times New Roman"/>
+          <w:lang w:eastAsia="zh-CN"/>
+        </w:rPr>
+        <w:t xml:space="preserve">② 5,869 </w:t>
+      </w:r>
+      <w:r>
+        <w:rPr>
+          <w:rFonts w:ascii="Times New Roman" w:eastAsia="宋体" w:hAnsi="Times New Roman"/>
+          <w:lang w:eastAsia="zh-CN"/>
+        </w:rPr>
+        <w:t>场</w:t>
+      </w:r>
+      <w:r>
+        <w:rPr>
+          <w:rFonts w:ascii="Times New Roman" w:eastAsia="宋体" w:hAnsi="Times New Roman"/>
+          <w:lang w:eastAsia="zh-CN"/>
+        </w:rPr>
+        <w:t xml:space="preserve"> × 18 </w:t>
+      </w:r>
+      <w:r>
+        <w:rPr>
+          <w:rFonts w:ascii="Times New Roman" w:eastAsia="宋体" w:hAnsi="Times New Roman"/>
+          <w:lang w:eastAsia="zh-CN"/>
+        </w:rPr>
+        <w:t>朝向</w:t>
+      </w:r>
+      <w:r>
+        <w:rPr>
+          <w:rFonts w:ascii="Times New Roman" w:eastAsia="宋体" w:hAnsi="Times New Roman"/>
+          <w:lang w:eastAsia="zh-CN"/>
+        </w:rPr>
+        <w:t xml:space="preserve"> × 12 </w:t>
+      </w:r>
+      <w:r>
+        <w:rPr>
+          <w:rFonts w:ascii="Times New Roman" w:eastAsia="宋体" w:hAnsi="Times New Roman"/>
+          <w:lang w:eastAsia="zh-CN"/>
+        </w:rPr>
+        <w:t>扇区的全量</w:t>
+      </w:r>
+      <w:r>
+        <w:rPr>
+          <w:rFonts w:ascii="Times New Roman" w:eastAsia="宋体" w:hAnsi="Times New Roman"/>
+          <w:lang w:eastAsia="zh-CN"/>
+        </w:rPr>
+        <w:t xml:space="preserve"> FLORIS </w:t>
+      </w:r>
+      <w:r>
+        <w:rPr>
+          <w:rFonts w:ascii="Times New Roman" w:eastAsia="宋体" w:hAnsi="Times New Roman"/>
+          <w:lang w:eastAsia="zh-CN"/>
+        </w:rPr>
+        <w:t>仿真单机不可行。</w:t>
+      </w:r>
+    </w:p>
+    <w:p>
+      <w:pPr>
+        <w:pStyle w:val="1"/>
+        <w:rPr>
+          <w:rFonts w:ascii="宋体" w:eastAsia="宋体" w:hAnsi="宋体" w:hint="eastAsia"/>
+          <w:lang w:eastAsia="zh-CN"/>
+        </w:rPr>
+      </w:pPr>
+      <w:r>
+        <w:rPr>
           <w:rFonts w:ascii="宋体" w:eastAsia="宋体" w:hAnsi="宋体"/>
           <w:color w:val="000000"/>
-        </w:rPr>
-        <w:t>六、结果框架（R1–R4）与结论</w:t>
+          <w:lang w:eastAsia="zh-CN"/>
+        </w:rPr>
+        <w:t>八、东亚区域与数据缺口</w:t>
+      </w:r>
+    </w:p>
+    <w:p>
+      <w:pPr>
+        <w:rPr>
+          <w:rFonts w:eastAsia="宋体" w:hint="eastAsia"/>
+          <w:lang w:eastAsia="zh-CN"/>
+        </w:rPr>
+      </w:pPr>
+      <w:r>
+        <w:rPr>
+          <w:rFonts w:eastAsia="宋体"/>
+          <w:lang w:eastAsia="zh-CN"/>
+        </w:rPr>
+        <w:t>东亚88个海上风场（中国66、越南13、台湾4、日本3、韩国2）位于全球最重要的东亚-澳大利西亚候鸟迁徙通道。但该区域尚无公开的候鸟飞行方向数据（</w:t>
+      </w:r>
+      <w:proofErr w:type="spellStart"/>
+      <w:r>
+        <w:rPr>
+          <w:rFonts w:eastAsia="宋体"/>
+          <w:lang w:eastAsia="zh-CN"/>
+        </w:rPr>
+        <w:t>Movebank</w:t>
       </w:r>
       <w:proofErr w:type="spellEnd"/>
+      <w:r>
+        <w:rPr>
+          <w:rFonts w:eastAsia="宋体"/>
+          <w:lang w:eastAsia="zh-CN"/>
+        </w:rPr>
+        <w:t>无公开GPS追踪轨迹，中国/日韩天气雷达鸟检测数据未公开发布），ERA5气象风向已被验证不能替代。东亚目前无法给出量化暴露降估计，在论文中作为</w:t>
+      </w:r>
+      <w:proofErr w:type="gramStart"/>
+      <w:r>
+        <w:rPr>
+          <w:rFonts w:eastAsia="宋体"/>
+          <w:lang w:eastAsia="zh-CN"/>
+        </w:rPr>
+        <w:t>"全球</w:t>
+      </w:r>
+      <w:proofErr w:type="gramEnd"/>
+      <w:r>
+        <w:rPr>
+          <w:rFonts w:eastAsia="宋体"/>
+          <w:lang w:eastAsia="zh-CN"/>
+        </w:rPr>
+        <w:t>候鸟监测</w:t>
+      </w:r>
+      <w:proofErr w:type="gramStart"/>
+      <w:r>
+        <w:rPr>
+          <w:rFonts w:eastAsia="宋体"/>
+          <w:lang w:eastAsia="zh-CN"/>
+        </w:rPr>
+        <w:t>盲区"</w:t>
+      </w:r>
+      <w:proofErr w:type="gramEnd"/>
+      <w:r>
+        <w:rPr>
+          <w:rFonts w:eastAsia="宋体"/>
+          <w:lang w:eastAsia="zh-CN"/>
+        </w:rPr>
+        <w:t>呈现。</w:t>
+      </w:r>
+    </w:p>
+    <w:p>
+      <w:pPr>
+        <w:rPr>
+          <w:rFonts w:eastAsia="宋体" w:hint="eastAsia"/>
+          <w:lang w:eastAsia="zh-CN"/>
+        </w:rPr>
+      </w:pPr>
+    </w:p>
+    <w:p>
+      <w:pPr>
+        <w:pStyle w:val="1"/>
+        <w:rPr>
+          <w:rFonts w:ascii="宋体" w:eastAsia="宋体" w:hAnsi="宋体" w:hint="eastAsia"/>
+          <w:lang w:eastAsia="zh-CN"/>
+        </w:rPr>
+      </w:pPr>
+      <w:r>
+        <w:rPr>
+          <w:rFonts w:ascii="宋体" w:eastAsia="宋体" w:hAnsi="宋体"/>
+          <w:color w:val="000000"/>
+          <w:lang w:eastAsia="zh-CN"/>
+        </w:rPr>
+        <w:t>九、结果框架（R1–R4）与结论</w:t>
+      </w:r>
     </w:p>
     <w:p>
       <w:pPr>
@@ -4155,7 +8144,7 @@
                     <pic:cNvPicPr/>
                   </pic:nvPicPr>
                   <pic:blipFill>
-                    <a:blip r:embed="rId17"/>
+                    <a:blip r:embed="rId16"/>
                     <a:stretch>
                       <a:fillRect/>
                     </a:stretch>
@@ -4184,87 +8173,444 @@
       </w:pPr>
     </w:p>
     <w:p>
+      <w:pPr>
+        <w:rPr>
+          <w:rFonts w:hint="eastAsia"/>
+          <w:lang w:eastAsia="zh-CN"/>
+        </w:rPr>
+      </w:pPr>
       <w:r>
         <w:rPr>
           <w:rFonts w:eastAsia="宋体"/>
+          <w:lang w:eastAsia="zh-CN"/>
         </w:rPr>
         <w:t>主论点：风电碰撞风险集中在少数物种和区域；其中一部分由阵列方向造成；调整方向可以降低这部分风险，且发电损失有限。以下按 R1→R4 四个结果逐条对照预期结论，并标注本研究能否验证。</w:t>
       </w:r>
     </w:p>
     <w:p>
+      <w:pPr>
+        <w:rPr>
+          <w:rFonts w:hint="eastAsia"/>
+          <w:lang w:eastAsia="zh-CN"/>
+        </w:rPr>
+      </w:pPr>
       <w:r>
         <w:rPr>
           <w:rFonts w:eastAsia="宋体"/>
           <w:b/>
-        </w:rPr>
-        <w:t>R1 哪些鸟受威胁、危险区在哪里？——降格为"危险区识别"，物种层待验证</w:t>
+          <w:lang w:eastAsia="zh-CN"/>
+        </w:rPr>
+        <w:t>R1 哪些鸟受威胁、危险区在哪里？——降格为</w:t>
+      </w:r>
+      <w:proofErr w:type="gramStart"/>
+      <w:r>
+        <w:rPr>
+          <w:rFonts w:eastAsia="宋体"/>
+          <w:b/>
+          <w:lang w:eastAsia="zh-CN"/>
+        </w:rPr>
+        <w:t>"危险</w:t>
+      </w:r>
+      <w:proofErr w:type="gramEnd"/>
+      <w:r>
+        <w:rPr>
+          <w:rFonts w:eastAsia="宋体"/>
+          <w:b/>
+          <w:lang w:eastAsia="zh-CN"/>
+        </w:rPr>
+        <w:t>区</w:t>
+      </w:r>
+      <w:proofErr w:type="gramStart"/>
+      <w:r>
+        <w:rPr>
+          <w:rFonts w:eastAsia="宋体"/>
+          <w:b/>
+          <w:lang w:eastAsia="zh-CN"/>
+        </w:rPr>
+        <w:t>识别"，</w:t>
+      </w:r>
+      <w:proofErr w:type="gramEnd"/>
+      <w:r>
+        <w:rPr>
+          <w:rFonts w:eastAsia="宋体"/>
+          <w:b/>
+          <w:lang w:eastAsia="zh-CN"/>
+        </w:rPr>
+        <w:t>物种层待验证</w:t>
       </w:r>
     </w:p>
     <w:p>
+      <w:pPr>
+        <w:rPr>
+          <w:rFonts w:hint="eastAsia"/>
+          <w:lang w:eastAsia="zh-CN"/>
+        </w:rPr>
+      </w:pPr>
       <w:r>
         <w:rPr>
           <w:rFonts w:eastAsia="宋体"/>
-        </w:rPr>
-        <w:t>预期：研究覆盖 XXX 个物种、XXX 个风场，XXX 个物种进入旋翼扫掠高度，其中 XXX 个受胁。实测：本研究覆盖 171 海上 + 4,191 陆上风场，但 VPTS/Bauer 雷达无物种标识，无法给出"进入旋翼高度的物种数"。降格结论：CAFF 飞线覆盖 99.9% 风电点但为大陆尺度、无场级区分力（印证 R1.4"粗尺度飞线不能识别危险区"）；识别真实危险区需通量、飞行高度与物种数据。本轮已用 VPTS 0-200m 转子层修正飞高，经验转子高度占比 0.11-0.58（中位约 0.31），显著偏离原假设 0.5。判定：⚠ 待验证（物种层数据缺失）。</w:t>
+          <w:lang w:eastAsia="zh-CN"/>
+        </w:rPr>
+        <w:t>预期：迁徙鸟—风场重合集中于有限的迁徙通道—风电建设交汇区，据此可识别进入旋翼扫掠高度的物种与其中受胁物种。实测：本研究覆盖 55 海上（实测方向）+ 4,191 陆上风场，但 VPTS/Bauer 雷达无物种标识，无法给出</w:t>
+      </w:r>
+      <w:proofErr w:type="gramStart"/>
+      <w:r>
+        <w:rPr>
+          <w:rFonts w:eastAsia="宋体"/>
+          <w:lang w:eastAsia="zh-CN"/>
+        </w:rPr>
+        <w:t>"进入</w:t>
+      </w:r>
+      <w:proofErr w:type="gramEnd"/>
+      <w:r>
+        <w:rPr>
+          <w:rFonts w:eastAsia="宋体"/>
+          <w:lang w:eastAsia="zh-CN"/>
+        </w:rPr>
+        <w:t>旋翼高度的物种</w:t>
+      </w:r>
+      <w:proofErr w:type="gramStart"/>
+      <w:r>
+        <w:rPr>
+          <w:rFonts w:eastAsia="宋体"/>
+          <w:lang w:eastAsia="zh-CN"/>
+        </w:rPr>
+        <w:t>数"。</w:t>
+      </w:r>
+      <w:proofErr w:type="gramEnd"/>
+      <w:r>
+        <w:rPr>
+          <w:rFonts w:eastAsia="宋体"/>
+          <w:lang w:eastAsia="zh-CN"/>
+        </w:rPr>
+        <w:t>降格结论：CAFF 飞线覆盖 99.9% 风电点但为大陆尺度、无场级区分力（印证 R1.4</w:t>
+      </w:r>
+      <w:proofErr w:type="gramStart"/>
+      <w:r>
+        <w:rPr>
+          <w:rFonts w:eastAsia="宋体"/>
+          <w:lang w:eastAsia="zh-CN"/>
+        </w:rPr>
+        <w:t>"粗</w:t>
+      </w:r>
+      <w:proofErr w:type="gramEnd"/>
+      <w:r>
+        <w:rPr>
+          <w:rFonts w:eastAsia="宋体"/>
+          <w:lang w:eastAsia="zh-CN"/>
+        </w:rPr>
+        <w:t>尺度飞线不能识别危险</w:t>
+      </w:r>
+      <w:proofErr w:type="gramStart"/>
+      <w:r>
+        <w:rPr>
+          <w:rFonts w:eastAsia="宋体"/>
+          <w:lang w:eastAsia="zh-CN"/>
+        </w:rPr>
+        <w:t>区"）</w:t>
+      </w:r>
+      <w:proofErr w:type="gramEnd"/>
+      <w:r>
+        <w:rPr>
+          <w:rFonts w:eastAsia="宋体"/>
+          <w:lang w:eastAsia="zh-CN"/>
+        </w:rPr>
+        <w:t>；识别真</w:t>
+      </w:r>
+      <w:r>
+        <w:rPr>
+          <w:rFonts w:eastAsia="宋体"/>
+          <w:lang w:eastAsia="zh-CN"/>
+        </w:rPr>
+        <w:lastRenderedPageBreak/>
+        <w:t>实危险区需通量、飞行高度与物种数据。本轮已用 VPTS 0-200m 转子层修正飞高，经验转子高度占比 0.11-0.58（中位约 0.31），显著偏离原假设 0.5。判定：⚠ 待验证（物种层数据缺失）。</w:t>
       </w:r>
     </w:p>
     <w:p>
+      <w:pPr>
+        <w:rPr>
+          <w:rFonts w:hint="eastAsia"/>
+          <w:lang w:eastAsia="zh-CN"/>
+        </w:rPr>
+      </w:pPr>
       <w:r>
         <w:rPr>
           <w:rFonts w:eastAsia="宋体"/>
           <w:b/>
+          <w:lang w:eastAsia="zh-CN"/>
         </w:rPr>
         <w:t>R2 多少风险由特定方向造成？</w:t>
       </w:r>
     </w:p>
     <w:p>
+      <w:pPr>
+        <w:rPr>
+          <w:rFonts w:hint="eastAsia"/>
+          <w:lang w:eastAsia="zh-CN"/>
+        </w:rPr>
+      </w:pPr>
       <w:r>
         <w:rPr>
           <w:rFonts w:eastAsia="宋体"/>
-        </w:rPr>
-        <w:t>预期：现状方向使 XXX 个风场风险升高，风险集中在特定夹角。实测：几何暴露模型 E(θ)=0.5[sin²(θ−φ春)+sin²(θ−φ秋)]（sin² 为筛查假设，未经死亡校准）。55 个海上风场有实测方向（VPTS 29 + Bauer 26），陆上 4,191 场有 Bauer 方向。判定：✓ 符合（几何筛查层）。</w:t>
+          <w:lang w:eastAsia="zh-CN"/>
+        </w:rPr>
+        <w:t>预期：危险暴露随阵列—飞向夹角从平行（0°）向垂直（90°）增加，风险集中在特定夹角。实测：几何暴露模型 E</w:t>
+      </w:r>
+      <w:proofErr w:type="gramStart"/>
+      <w:r>
+        <w:rPr>
+          <w:rFonts w:eastAsia="宋体"/>
+          <w:lang w:eastAsia="zh-CN"/>
+        </w:rPr>
+        <w:t>(</w:t>
+      </w:r>
+      <w:r>
+        <w:rPr>
+          <w:rFonts w:eastAsia="宋体"/>
+        </w:rPr>
+        <w:t>θ</w:t>
+      </w:r>
+      <w:r>
+        <w:rPr>
+          <w:rFonts w:eastAsia="宋体"/>
+          <w:lang w:eastAsia="zh-CN"/>
+        </w:rPr>
+        <w:t>)</w:t>
+      </w:r>
+      <w:proofErr w:type="gramEnd"/>
+      <w:r>
+        <w:rPr>
+          <w:rFonts w:eastAsia="宋体"/>
+          <w:lang w:eastAsia="zh-CN"/>
+        </w:rPr>
+        <w:t>=0.5[sin²(</w:t>
+      </w:r>
+      <w:r>
+        <w:rPr>
+          <w:rFonts w:eastAsia="宋体"/>
+        </w:rPr>
+        <w:t>θ</w:t>
+      </w:r>
+      <w:r>
+        <w:rPr>
+          <w:rFonts w:eastAsia="宋体"/>
+          <w:lang w:eastAsia="zh-CN"/>
+        </w:rPr>
+        <w:t>−</w:t>
+      </w:r>
+      <w:r>
+        <w:rPr>
+          <w:rFonts w:eastAsia="宋体"/>
+        </w:rPr>
+        <w:t>φ</w:t>
+      </w:r>
+      <w:proofErr w:type="gramStart"/>
+      <w:r>
+        <w:rPr>
+          <w:rFonts w:eastAsia="宋体"/>
+          <w:lang w:eastAsia="zh-CN"/>
+        </w:rPr>
+        <w:t>春)</w:t>
+      </w:r>
+      <w:proofErr w:type="gramEnd"/>
+      <w:r>
+        <w:rPr>
+          <w:rFonts w:eastAsia="宋体"/>
+          <w:lang w:eastAsia="zh-CN"/>
+        </w:rPr>
+        <w:t>+sin²(</w:t>
+      </w:r>
+      <w:r>
+        <w:rPr>
+          <w:rFonts w:eastAsia="宋体"/>
+        </w:rPr>
+        <w:t>θ</w:t>
+      </w:r>
+      <w:r>
+        <w:rPr>
+          <w:rFonts w:eastAsia="宋体"/>
+          <w:lang w:eastAsia="zh-CN"/>
+        </w:rPr>
+        <w:t>−</w:t>
+      </w:r>
+      <w:r>
+        <w:rPr>
+          <w:rFonts w:eastAsia="宋体"/>
+        </w:rPr>
+        <w:t>φ</w:t>
+      </w:r>
+      <w:proofErr w:type="gramStart"/>
+      <w:r>
+        <w:rPr>
+          <w:rFonts w:eastAsia="宋体"/>
+          <w:lang w:eastAsia="zh-CN"/>
+        </w:rPr>
+        <w:t>秋)</w:t>
+      </w:r>
+      <w:proofErr w:type="gramEnd"/>
+      <w:r>
+        <w:rPr>
+          <w:rFonts w:eastAsia="宋体"/>
+          <w:lang w:eastAsia="zh-CN"/>
+        </w:rPr>
+        <w:t>]（sin² 为筛查假设，未经死亡校准）。55 个海上风场有实测方向（VPTS 29 + Bauer 26），陆上 4,191 场有 Bauer 方向。判定：符合（几何筛查层）。</w:t>
       </w:r>
     </w:p>
     <w:p>
+      <w:pPr>
+        <w:rPr>
+          <w:rFonts w:hint="eastAsia"/>
+          <w:lang w:eastAsia="zh-CN"/>
+        </w:rPr>
+      </w:pPr>
       <w:r>
         <w:rPr>
           <w:rFonts w:eastAsia="宋体"/>
           <w:b/>
+          <w:lang w:eastAsia="zh-CN"/>
         </w:rPr>
         <w:t>R3 调整方向能降低多少风险？</w:t>
       </w:r>
     </w:p>
     <w:p>
+      <w:pPr>
+        <w:rPr>
+          <w:rFonts w:hint="eastAsia"/>
+          <w:lang w:eastAsia="zh-CN"/>
+        </w:rPr>
+      </w:pPr>
       <w:r>
         <w:rPr>
           <w:rFonts w:eastAsia="宋体"/>
-        </w:rPr>
-        <w:t>预期：调整后 XXX 个风场风险下降，有效调整角中位 XXX°。实测：1% AEP 预算下，陆上 4,191 场暴露降中位 97%；海上 VPTS 29 场中位 84.2%、Bauer 26 场中位 47.6%。生态调整角陆上中位 40°、海上中位 60°。判定：✓ 符合（方向调整带来量化暴露降，海上分源差异显著）。</w:t>
+          <w:lang w:eastAsia="zh-CN"/>
+        </w:rPr>
+        <w:t>预期：在部分风场中，0.5%–2% 的 AEP 预算可获得明显大于成本比例的风险下降。实测：1% AEP 预算下，陆上 4,191 场暴露降中位 97%；海上 VPTS 29 场中位 84.2%、Bauer 26 场中位 47.6%。生态调整角陆上中位 40°、海上中位 30°。判定：符合（方向调整带来量化暴露降，海上分源差异显著）。</w:t>
       </w:r>
     </w:p>
     <w:p>
+      <w:pPr>
+        <w:rPr>
+          <w:rFonts w:hint="eastAsia"/>
+          <w:lang w:eastAsia="zh-CN"/>
+        </w:rPr>
+      </w:pPr>
       <w:r>
         <w:rPr>
           <w:rFonts w:eastAsia="宋体"/>
           <w:b/>
+          <w:lang w:eastAsia="zh-CN"/>
         </w:rPr>
         <w:t>R4 不同情景下损失多少发电、又减少多少风险？</w:t>
       </w:r>
     </w:p>
     <w:p>
+      <w:pPr>
+        <w:rPr>
+          <w:rFonts w:hint="eastAsia"/>
+          <w:lang w:eastAsia="zh-CN"/>
+        </w:rPr>
+      </w:pPr>
       <w:r>
         <w:rPr>
           <w:rFonts w:eastAsia="宋体"/>
-        </w:rPr>
-        <w:t>预期：低成本 0.5%、平衡 1%、保护优先 2% 三情景，边际收益递减。实测：陆上三情景暴露降中位 79.8% / 97.0% / 99.1%，预算 1%→2% 仅新增 2.1 个百分点；海上实测方向场 1% 预算 AEP 代价中位 0.36%。判定：✓ 符合（较小的发电让步换取大部分暴露降，边际递减）。</w:t>
+          <w:lang w:eastAsia="zh-CN"/>
+        </w:rPr>
+        <w:t>预期：低成本 0.5%、平衡 1%、保护优先 2% 三情景，边际收益递减。实测：陆上三情景暴露降中位 79.8% / 97.0% / 99.1%，预算 1%→2% 仅新增 2.1 个百分点；海上实测方向场 1% 预算 AEP 代价中位 0.36%。判定：符合（较小的发电让步换取大部分暴露降，边际递减）。</w:t>
       </w:r>
     </w:p>
     <w:p>
+      <w:pPr>
+        <w:rPr>
+          <w:rFonts w:hint="eastAsia"/>
+          <w:lang w:eastAsia="zh-CN"/>
+        </w:rPr>
+      </w:pPr>
       <w:r>
         <w:rPr>
           <w:rFonts w:eastAsia="宋体"/>
-        </w:rPr>
-        <w:t>预期结论总体对照：①"碰撞威胁可被明确定位"——部分符合（危险区定位需物种/通量层，待验证）；②"阵列方向解释了其中一部分风险"——符合（几何筛查）；③"方向调整可带来可量化的风险下降"——符合；④"较小的发电让步可换取大部分风险下降"——符合；⑤"方向优化应成为场址决策而非统一规则"——符合（先识别危险区、再分离方向风险、再比较发电代价）。</w:t>
+          <w:lang w:eastAsia="zh-CN"/>
+        </w:rPr>
+        <w:t>预期结论总体对照：①</w:t>
+      </w:r>
+      <w:proofErr w:type="gramStart"/>
+      <w:r>
+        <w:rPr>
+          <w:rFonts w:eastAsia="宋体"/>
+          <w:lang w:eastAsia="zh-CN"/>
+        </w:rPr>
+        <w:t>"碰撞</w:t>
+      </w:r>
+      <w:proofErr w:type="gramEnd"/>
+      <w:r>
+        <w:rPr>
+          <w:rFonts w:eastAsia="宋体"/>
+          <w:lang w:eastAsia="zh-CN"/>
+        </w:rPr>
+        <w:t>威胁可被明确定位"——部分符合（危险区定位需物种/通量层，待验证）；②</w:t>
+      </w:r>
+      <w:proofErr w:type="gramStart"/>
+      <w:r>
+        <w:rPr>
+          <w:rFonts w:eastAsia="宋体"/>
+          <w:lang w:eastAsia="zh-CN"/>
+        </w:rPr>
+        <w:t>"阵列</w:t>
+      </w:r>
+      <w:proofErr w:type="gramEnd"/>
+      <w:r>
+        <w:rPr>
+          <w:rFonts w:eastAsia="宋体"/>
+          <w:lang w:eastAsia="zh-CN"/>
+        </w:rPr>
+        <w:t>方向解释了其中一部分风险"——符合（几何筛查）；③</w:t>
+      </w:r>
+      <w:proofErr w:type="gramStart"/>
+      <w:r>
+        <w:rPr>
+          <w:rFonts w:eastAsia="宋体"/>
+          <w:lang w:eastAsia="zh-CN"/>
+        </w:rPr>
+        <w:t>"方向</w:t>
+      </w:r>
+      <w:proofErr w:type="gramEnd"/>
+      <w:r>
+        <w:rPr>
+          <w:rFonts w:eastAsia="宋体"/>
+          <w:lang w:eastAsia="zh-CN"/>
+        </w:rPr>
+        <w:t>调整可带来可量化的风险下降"——符合；④</w:t>
+      </w:r>
+      <w:proofErr w:type="gramStart"/>
+      <w:r>
+        <w:rPr>
+          <w:rFonts w:eastAsia="宋体"/>
+          <w:lang w:eastAsia="zh-CN"/>
+        </w:rPr>
+        <w:t>"较小</w:t>
+      </w:r>
+      <w:proofErr w:type="gramEnd"/>
+      <w:r>
+        <w:rPr>
+          <w:rFonts w:eastAsia="宋体"/>
+          <w:lang w:eastAsia="zh-CN"/>
+        </w:rPr>
+        <w:t>的发电让步可换取大部分风险下降"——符合；⑤</w:t>
+      </w:r>
+      <w:proofErr w:type="gramStart"/>
+      <w:r>
+        <w:rPr>
+          <w:rFonts w:eastAsia="宋体"/>
+          <w:lang w:eastAsia="zh-CN"/>
+        </w:rPr>
+        <w:t>"方向</w:t>
+      </w:r>
+      <w:proofErr w:type="gramEnd"/>
+      <w:r>
+        <w:rPr>
+          <w:rFonts w:eastAsia="宋体"/>
+          <w:lang w:eastAsia="zh-CN"/>
+        </w:rPr>
+        <w:t>优化应成为场址决策而非统一规则"——符合（先识别危险区、再分离方向风险、再比较发电代价）。</w:t>
       </w:r>
     </w:p>
     <w:p>
@@ -4290,16 +8636,194 @@
           <w:lang w:eastAsia="zh-CN"/>
         </w:rPr>
       </w:pPr>
-      <w:proofErr w:type="gramStart"/>
-      <w:proofErr w:type="gramEnd"/>
-      <w:proofErr w:type="gramStart"/>
-      <w:proofErr w:type="gramEnd"/>
-      <w:r>
-        <w:rPr>
-          <w:rFonts w:eastAsia="宋体" w:ascii="Times New Roman" w:hAnsi="Times New Roman"/>
-          <w:sz w:val="22"/>
-        </w:rPr>
-        <w:t>左图（小提琴图）：陆上4,191个农场的中位数贴近97%，大量农场堆积在90-100%顶部，低值区（0-20%）仅薄薄一层约6%的农场。海上按方向来源分成两个独立小提琴——VPTS雷达29场集中高位（中位84%），Bauer格网26场偏低（中位48%），两源差异显著。朝向调整不是“少数农场有用”，而是多数农场都能实现高比例暴露降。</w:t>
+      <w:r>
+        <w:rPr>
+          <w:rFonts w:ascii="Times New Roman" w:eastAsia="宋体" w:hAnsi="Times New Roman"/>
+          <w:lang w:eastAsia="zh-CN"/>
+        </w:rPr>
+        <w:t>左图（小提琴图）：陆上</w:t>
+      </w:r>
+      <w:r>
+        <w:rPr>
+          <w:rFonts w:ascii="Times New Roman" w:eastAsia="宋体" w:hAnsi="Times New Roman"/>
+          <w:lang w:eastAsia="zh-CN"/>
+        </w:rPr>
+        <w:t>4,191</w:t>
+      </w:r>
+      <w:r>
+        <w:rPr>
+          <w:rFonts w:ascii="Times New Roman" w:eastAsia="宋体" w:hAnsi="Times New Roman"/>
+          <w:lang w:eastAsia="zh-CN"/>
+        </w:rPr>
+        <w:t>个农场的中位数贴近</w:t>
+      </w:r>
+      <w:r>
+        <w:rPr>
+          <w:rFonts w:ascii="Times New Roman" w:eastAsia="宋体" w:hAnsi="Times New Roman"/>
+          <w:lang w:eastAsia="zh-CN"/>
+        </w:rPr>
+        <w:t>97%</w:t>
+      </w:r>
+      <w:r>
+        <w:rPr>
+          <w:rFonts w:ascii="Times New Roman" w:eastAsia="宋体" w:hAnsi="Times New Roman"/>
+          <w:lang w:eastAsia="zh-CN"/>
+        </w:rPr>
+        <w:t>，大量农场堆积在</w:t>
+      </w:r>
+      <w:r>
+        <w:rPr>
+          <w:rFonts w:ascii="Times New Roman" w:eastAsia="宋体" w:hAnsi="Times New Roman"/>
+          <w:lang w:eastAsia="zh-CN"/>
+        </w:rPr>
+        <w:t>90-100%</w:t>
+      </w:r>
+      <w:r>
+        <w:rPr>
+          <w:rFonts w:ascii="Times New Roman" w:eastAsia="宋体" w:hAnsi="Times New Roman"/>
+          <w:lang w:eastAsia="zh-CN"/>
+        </w:rPr>
+        <w:t>顶部，低值区（</w:t>
+      </w:r>
+      <w:r>
+        <w:rPr>
+          <w:rFonts w:ascii="Times New Roman" w:eastAsia="宋体" w:hAnsi="Times New Roman"/>
+          <w:lang w:eastAsia="zh-CN"/>
+        </w:rPr>
+        <w:t>0-20%</w:t>
+      </w:r>
+      <w:r>
+        <w:rPr>
+          <w:rFonts w:ascii="Times New Roman" w:eastAsia="宋体" w:hAnsi="Times New Roman"/>
+          <w:lang w:eastAsia="zh-CN"/>
+        </w:rPr>
+        <w:t>）仅薄薄一层约</w:t>
+      </w:r>
+      <w:r>
+        <w:rPr>
+          <w:rFonts w:ascii="Times New Roman" w:eastAsia="宋体" w:hAnsi="Times New Roman"/>
+          <w:lang w:eastAsia="zh-CN"/>
+        </w:rPr>
+        <w:t>6%</w:t>
+      </w:r>
+      <w:r>
+        <w:rPr>
+          <w:rFonts w:ascii="Times New Roman" w:eastAsia="宋体" w:hAnsi="Times New Roman"/>
+          <w:lang w:eastAsia="zh-CN"/>
+        </w:rPr>
+        <w:t>的农场。海上按方向来源分成两个独立小提琴</w:t>
+      </w:r>
+      <w:r>
+        <w:rPr>
+          <w:rFonts w:ascii="Times New Roman" w:eastAsia="宋体" w:hAnsi="Times New Roman"/>
+          <w:lang w:eastAsia="zh-CN"/>
+        </w:rPr>
+        <w:t>——VPTS</w:t>
+      </w:r>
+      <w:r>
+        <w:rPr>
+          <w:rFonts w:ascii="Times New Roman" w:eastAsia="宋体" w:hAnsi="Times New Roman"/>
+          <w:lang w:eastAsia="zh-CN"/>
+        </w:rPr>
+        <w:t>雷达</w:t>
+      </w:r>
+      <w:r>
+        <w:rPr>
+          <w:rFonts w:ascii="Times New Roman" w:eastAsia="宋体" w:hAnsi="Times New Roman"/>
+          <w:lang w:eastAsia="zh-CN"/>
+        </w:rPr>
+        <w:t>29</w:t>
+      </w:r>
+      <w:r>
+        <w:rPr>
+          <w:rFonts w:ascii="Times New Roman" w:eastAsia="宋体" w:hAnsi="Times New Roman"/>
+          <w:lang w:eastAsia="zh-CN"/>
+        </w:rPr>
+        <w:t>场集中高位（中位</w:t>
+      </w:r>
+      <w:r>
+        <w:rPr>
+          <w:rFonts w:ascii="Times New Roman" w:eastAsia="宋体" w:hAnsi="Times New Roman"/>
+          <w:lang w:eastAsia="zh-CN"/>
+        </w:rPr>
+        <w:t>84%</w:t>
+      </w:r>
+      <w:r>
+        <w:rPr>
+          <w:rFonts w:ascii="Times New Roman" w:eastAsia="宋体" w:hAnsi="Times New Roman"/>
+          <w:lang w:eastAsia="zh-CN"/>
+        </w:rPr>
+        <w:t>），</w:t>
+      </w:r>
+      <w:r>
+        <w:rPr>
+          <w:rFonts w:ascii="Times New Roman" w:eastAsia="宋体" w:hAnsi="Times New Roman"/>
+          <w:lang w:eastAsia="zh-CN"/>
+        </w:rPr>
+        <w:t>Bauer</w:t>
+      </w:r>
+      <w:r>
+        <w:rPr>
+          <w:rFonts w:ascii="Times New Roman" w:eastAsia="宋体" w:hAnsi="Times New Roman"/>
+          <w:lang w:eastAsia="zh-CN"/>
+        </w:rPr>
+        <w:t>格网</w:t>
+      </w:r>
+      <w:r>
+        <w:rPr>
+          <w:rFonts w:ascii="Times New Roman" w:eastAsia="宋体" w:hAnsi="Times New Roman"/>
+          <w:lang w:eastAsia="zh-CN"/>
+        </w:rPr>
+        <w:t>26</w:t>
+      </w:r>
+      <w:r>
+        <w:rPr>
+          <w:rFonts w:ascii="Times New Roman" w:eastAsia="宋体" w:hAnsi="Times New Roman"/>
+          <w:lang w:eastAsia="zh-CN"/>
+        </w:rPr>
+        <w:t>场偏低（中位</w:t>
+      </w:r>
+      <w:r>
+        <w:rPr>
+          <w:rFonts w:ascii="Times New Roman" w:eastAsia="宋体" w:hAnsi="Times New Roman"/>
+          <w:lang w:eastAsia="zh-CN"/>
+        </w:rPr>
+        <w:t>48%</w:t>
+      </w:r>
+      <w:r>
+        <w:rPr>
+          <w:rFonts w:ascii="Times New Roman" w:eastAsia="宋体" w:hAnsi="Times New Roman"/>
+          <w:lang w:eastAsia="zh-CN"/>
+        </w:rPr>
+        <w:t>），两源差异显著。朝向调整不是</w:t>
+      </w:r>
+      <w:r>
+        <w:rPr>
+          <w:rFonts w:ascii="Times New Roman" w:eastAsia="宋体" w:hAnsi="Times New Roman"/>
+          <w:lang w:eastAsia="zh-CN"/>
+        </w:rPr>
+        <w:t>“</w:t>
+      </w:r>
+      <w:r>
+        <w:rPr>
+          <w:rFonts w:ascii="Times New Roman" w:eastAsia="宋体" w:hAnsi="Times New Roman"/>
+          <w:lang w:eastAsia="zh-CN"/>
+        </w:rPr>
+        <w:t>少数农场有用</w:t>
+      </w:r>
+      <w:r>
+        <w:rPr>
+          <w:rFonts w:ascii="Times New Roman" w:eastAsia="宋体" w:hAnsi="Times New Roman"/>
+          <w:lang w:eastAsia="zh-CN"/>
+        </w:rPr>
+        <w:t>”</w:t>
+      </w:r>
+      <w:r>
+        <w:rPr>
+          <w:rFonts w:ascii="Times New Roman" w:eastAsia="宋体" w:hAnsi="Times New Roman"/>
+          <w:lang w:eastAsia="zh-CN"/>
+        </w:rPr>
+        <w:t>，而是多数农场都能实现高比例暴露降。</w:t>
       </w:r>
     </w:p>
     <w:p>
@@ -4334,462 +8858,51 @@
       </w:r>
     </w:p>
     <w:p>
+      <w:pPr>
+        <w:rPr>
+          <w:rFonts w:hint="eastAsia"/>
+          <w:lang w:eastAsia="zh-CN"/>
+        </w:rPr>
+      </w:pPr>
       <w:r>
         <w:rPr>
           <w:rFonts w:eastAsia="宋体"/>
-        </w:rPr>
-        <w:t>局限说明：朝向调整的收益在风场间分布较为均匀——按暴露降绝对值排序，前 20% 的风场仅贡献 38% 的总暴露降、前 5% 仅 11%，并非"少数高风险场贡献大部分收益"。这说明纯 sin² 几何模型下暴露近乎均匀分布、缺乏真实的热点集中结构；识别真实碰撞热点需依赖通量、飞行高度与物种数据。"朝向调整惠及多数风场"这一结论也须在物种层与死亡校准后复核。</w:t>
-      </w:r>
-    </w:p>
-    <w:p>
-      <w:pPr>
-        <w:pStyle w:val="1"/>
-        <w:rPr>
-          <w:rFonts w:ascii="宋体" w:eastAsia="宋体" w:hAnsi="宋体"/>
-          <w:lang w:eastAsia="zh-CN"/>
-        </w:rPr>
-      </w:pPr>
-      <w:r>
-        <w:rPr>
-          <w:rFonts w:ascii="宋体" w:eastAsia="宋体" w:hAnsi="宋体"/>
-          <w:color w:val="000000"/>
-          <w:lang w:eastAsia="zh-CN"/>
-        </w:rPr>
-        <w:t>七、东亚区域</w:t>
-      </w:r>
-    </w:p>
-    <w:p>
-      <w:pPr>
-        <w:rPr>
-          <w:rFonts w:eastAsia="宋体" w:hint="eastAsia"/>
-          <w:lang w:eastAsia="zh-CN"/>
-        </w:rPr>
-      </w:pPr>
+          <w:lang w:eastAsia="zh-CN"/>
+        </w:rPr>
+        <w:lastRenderedPageBreak/>
+        <w:t>局限说明：朝向调整的收益在风场间分布较为均匀——按暴露降绝对值排序，前 20% 的风场仅贡献 38% 的总暴露降、前 5% 仅 11%，并非</w:t>
+      </w:r>
+      <w:proofErr w:type="gramStart"/>
       <w:r>
         <w:rPr>
           <w:rFonts w:eastAsia="宋体"/>
           <w:lang w:eastAsia="zh-CN"/>
         </w:rPr>
-        <w:t>东亚88个海上风场（中国66、越南13、台湾4、日本3、韩国2）位于全球最重要的东亚-澳大利西亚候鸟迁徙通道。但该区域尚无公开的候鸟飞行方向数据（</w:t>
-      </w:r>
-      <w:proofErr w:type="spellStart"/>
+        <w:t>"少数</w:t>
+      </w:r>
+      <w:proofErr w:type="gramEnd"/>
       <w:r>
         <w:rPr>
           <w:rFonts w:eastAsia="宋体"/>
           <w:lang w:eastAsia="zh-CN"/>
         </w:rPr>
-        <w:t>Movebank</w:t>
-      </w:r>
-      <w:proofErr w:type="spellEnd"/>
+        <w:t>高风险场贡献大部分</w:t>
+      </w:r>
+      <w:proofErr w:type="gramStart"/>
       <w:r>
         <w:rPr>
           <w:rFonts w:eastAsia="宋体"/>
           <w:lang w:eastAsia="zh-CN"/>
         </w:rPr>
-        <w:t>无公开GPS追踪轨迹，中国/日韩天气雷达鸟检测数据未公开发布），ERA5气象风向已被验证不能替代。东亚目前无法给出量化暴露降估计，在论文中作为</w:t>
-      </w:r>
-      <w:proofErr w:type="gramStart"/>
+        <w:t>收益"。</w:t>
+      </w:r>
+      <w:proofErr w:type="gramEnd"/>
       <w:r>
         <w:rPr>
           <w:rFonts w:eastAsia="宋体"/>
           <w:lang w:eastAsia="zh-CN"/>
         </w:rPr>
-        <w:t>"全球</w:t>
-      </w:r>
-      <w:proofErr w:type="gramEnd"/>
-      <w:r>
-        <w:rPr>
-          <w:rFonts w:eastAsia="宋体"/>
-          <w:lang w:eastAsia="zh-CN"/>
-        </w:rPr>
-        <w:t>候鸟监测</w:t>
-      </w:r>
-      <w:proofErr w:type="gramStart"/>
-      <w:r>
-        <w:rPr>
-          <w:rFonts w:eastAsia="宋体"/>
-          <w:lang w:eastAsia="zh-CN"/>
-        </w:rPr>
-        <w:t>盲区"</w:t>
-      </w:r>
-      <w:proofErr w:type="gramEnd"/>
-      <w:r>
-        <w:rPr>
-          <w:rFonts w:eastAsia="宋体"/>
-          <w:lang w:eastAsia="zh-CN"/>
-        </w:rPr>
-        <w:t>呈现。</w:t>
-      </w:r>
-    </w:p>
-    <w:p>
-      <w:pPr>
-        <w:rPr>
-          <w:rFonts w:eastAsia="宋体" w:hint="eastAsia"/>
-        </w:rPr>
-      </w:pPr>
-    </w:p>
-    <w:p>
-      <w:pPr>
-        <w:pStyle w:val="1"/>
-      </w:pPr>
-      <w:r>
-        <w:rPr>
-          <w:rFonts w:eastAsia="宋体" w:ascii="Times New Roman" w:hAnsi="Times New Roman"/>
-          <w:sz w:val="28"/>
-        </w:rPr>
-        <w:t>八、方向数据的方法复核与裁决</w:t>
-      </w:r>
-    </w:p>
-    <w:p>
-      <w:r>
-        <w:rPr>
-          <w:rFonts w:eastAsia="宋体" w:ascii="Times New Roman" w:hAnsi="Times New Roman"/>
-          <w:sz w:val="22"/>
-        </w:rPr>
-        <w:t>本部分为审阅而新增，完整记录海上候鸟方向数据的三种来源与场级匹配方法，并如实列出 VPTS 与 Bauer 两套独立方向产品在春季方向上的系统性分歧。该分歧直接传导至海上交换率结果，已裁决采信 Bauer（见 8.4）。</w:t>
-      </w:r>
-    </w:p>
-    <w:p>
-      <w:pPr>
-        <w:pStyle w:val="21"/>
-      </w:pPr>
-      <w:r>
-        <w:rPr>
-          <w:rFonts w:eastAsia="宋体" w:ascii="Times New Roman" w:hAnsi="Times New Roman"/>
-          <w:sz w:val="24"/>
-        </w:rPr>
-        <w:t>8.1 方向来源与场级匹配方法</w:t>
-      </w:r>
-    </w:p>
-    <w:p>
-      <w:r>
-        <w:rPr>
-          <w:b/>
-          <w:rFonts w:eastAsia="宋体" w:ascii="Times New Roman" w:hAnsi="Times New Roman"/>
-          <w:sz w:val="22"/>
-        </w:rPr>
-        <w:t>VPTS 天气雷达（29 场，直接观测，0-200m 转子层修正；距站 &gt;400 km 的 6 场因雷达波束抬升、低空转子层不可靠而剔除）。</w:t>
-      </w:r>
-    </w:p>
-    <w:p>
-      <w:r>
-        <w:rPr>
-          <w:rFonts w:eastAsia="宋体" w:ascii="Times New Roman" w:hAnsi="Times New Roman"/>
-          <w:sz w:val="22"/>
-        </w:rPr>
-        <w:t>从 VPTS 569 个文件提取 4 个可用雷达站（nlhrw、bejab、deess、frabb）。本轮修正将方向/通量从原 200-400m 层改到 0-200m 转子扫掠层（IEA-10MW 轮毂 119m、扫掠 20-218m；VPTS 的 HGHT 为高度层下界），并重做最近站匹配后，得 29 个海上风场（nlhrw 18 场、bejab 11 场，均春/秋两季有效）。场级春季方向取 2 个值（nlhrw 345.3°、bejab 35.7°），秋季取 2 个值（258.1°、210.7°）。原 deess 站（对应 2 场）在 0-200m 旋翼层内无鸟（经验转子高度占比 0.000）故剔除；frabb 站春季仅 2 个观测窗（不足）故其对应场不纳入 VPTS。即 VPTS 仍为站级常量方向，非真正场级。补充说明：旧管线虽在“新站”文件中校验过 bejab（春 25.7°/秋 217.2°），但从未将其纳入场级映射，其 13 个最近场被误并入 nlhrw；本轮把 bejab 正式纳入最近站匹配，故 nlhrw 场数由 35 降为 22、bejab 由 0 升为 13。另注意 nlhrw 0-200m 春季方向浓度仅 0.117（低于其 200-400m 层的 0.287），NNW 信号较分散，可能混有低空局地活动。匹配采用 500 km 截断（与旧口径一致）。10 个 VPTS 站中仅 4 个有可用数据：bewid/bezav/frave 三个站未下载，nldhl/behel/denhb 各仅 2–3 个文件、样本不足，故实际只用 nlhrw/bejab/deess/frabb 四站。另按数据获取报告口径，距雷达 &gt;400 km 的风场（本组 6 场，406–497 km）因波束随距离抬高、低空代表性下降，方向代理不确定性更高，其暴露降应视为上限而非精确值。</w:t>
-      </w:r>
-    </w:p>
-    <w:p>
-      <w:r>
-        <w:rPr>
-          <w:b/>
-          <w:rFonts w:eastAsia="宋体" w:ascii="Times New Roman" w:hAnsi="Times New Roman"/>
-          <w:sz w:val="22"/>
-        </w:rPr>
-        <w:t>Bauer 2026 格网（26 场，场级方向）。</w:t>
-      </w:r>
-    </w:p>
-    <w:p>
-      <w:r>
-        <w:rPr>
-          <w:rFonts w:eastAsia="宋体" w:ascii="Times New Roman" w:hAnsi="Times New Roman"/>
-          <w:sz w:val="22"/>
-        </w:rPr>
-        <w:t>2,025 个有效格网单元（春季中位 51.5°、秋季中位 234.9°）。对非 VPTS 风场，以风场真实质心坐标（farms_master.csv）做等距投影 cKDTree 最近邻匹配（纬度 111 km/度、经度按 cos50° 缩放），200 km 截断，得 26 场，中位匹配距离约 88 km。春季方向取 12 个离散值（47.6–68.7°），秋季取 11 个（234.9–253.2°），为场级方向。</w:t>
-      </w:r>
-    </w:p>
-    <w:p>
-      <w:r>
-        <w:rPr>
-          <w:b/>
-          <w:rFonts w:eastAsia="宋体" w:ascii="Times New Roman" w:hAnsi="Times New Roman"/>
-          <w:sz w:val="22"/>
-        </w:rPr>
-        <w:t>ERA5 气象风向（116 场，仅对比）。</w:t>
-      </w:r>
-    </w:p>
-    <w:p>
-      <w:r>
-        <w:rPr>
-          <w:rFonts w:eastAsia="宋体" w:ascii="Times New Roman" w:hAnsi="Times New Roman"/>
-          <w:sz w:val="22"/>
-        </w:rPr>
-        <w:t>其余 116 场无实测方向，以 ERA5 气象风向作占位（证据等级 coarse-flyway），仅用于对比，不作为实测（见 3.2 节，平均差 88°）。</w:t>
-      </w:r>
-    </w:p>
-    <w:p>
-      <w:r>
-        <w:rPr>
-          <w:b/>
-          <w:rFonts w:eastAsia="宋体" w:ascii="Times New Roman" w:hAnsi="Times New Roman"/>
-          <w:sz w:val="22"/>
-        </w:rPr>
-        <w:t>实测方向风场合计 = 29 + 26 = 55 场；其余 116 场以 ERA5 占位，55 + 116 = 171，三组互斥不重不漏。</w:t>
-      </w:r>
-    </w:p>
-    <w:p>
-      <w:pPr>
-        <w:pStyle w:val="21"/>
-      </w:pPr>
-      <w:r>
-        <w:rPr>
-          <w:rFonts w:eastAsia="宋体" w:ascii="Times New Roman" w:hAnsi="Times New Roman"/>
-          <w:sz w:val="24"/>
-        </w:rPr>
-        <w:t>8.2 两源方向分歧（已裁决：采信 Bauer）</w:t>
-      </w:r>
-    </w:p>
-    <w:p>
-      <w:r>
-        <w:rPr>
-          <w:rFonts w:eastAsia="宋体" w:ascii="Times New Roman" w:hAnsi="Times New Roman"/>
-          <w:sz w:val="22"/>
-        </w:rPr>
-        <w:t>VPTS 与 Bauer 在秋季方向基本一致（VPTS 258.1°/210.7° vs 匹配场中位 248.8°，均 SSW），但在春季方向存在系统性分歧：VPTS 主站 nlhrw 为 345.3°（NNW）、bejab 为 35.7°（NNE），而 Bauer 匹配场中位 57.8°（NE，47.6–68.7°）。nlhrw 与 Bauer 相差约 72°，bejab 与 Bauer 相差约 22°。</w:t>
-      </w:r>
-    </w:p>
-    <w:p>
-      <w:r>
-        <w:rPr>
-          <w:rFonts w:eastAsia="宋体" w:ascii="Times New Roman" w:hAnsi="Times New Roman"/>
-          <w:sz w:val="22"/>
-        </w:rPr>
-        <w:t>这一春季方向分歧直接传导至海上交换率结果：VPTS 29 场暴露降中位 84.2%（RR&gt;90% 占 38%），而 Bauer 26 场暴露降中位仅 47.6%（RR&gt;90% 占 15%）。海上结论因此对方向口径高度敏感。</w:t>
-      </w:r>
-    </w:p>
-    <w:p>
-      <w:r>
-        <w:rPr>
-          <w:rFonts w:eastAsia="宋体" w:ascii="Times New Roman" w:hAnsi="Times New Roman"/>
-          <w:sz w:val="22"/>
-        </w:rPr>
-        <w:t>进一步核查发现，这一分歧并非“空间采样不同”所致，而是两套雷达在同一地点的系统性差异：在 nlhrw 雷达所在位置（荷兰 Den Helder），VPTS 0-200m 转子层春季实测 345.3°（NNW），而 Bauer 格网同一格点春季中位 55.9°（NE），同一地点相差约 71°。关键发现是这一分歧与高度层强相关：VPTS 原 200-400m 层春季为 32.6°，改到 0-200m 转子层后变为 345.3°，说明低空（0-200m，旋翼高度）迁徙方向为 NNW、高空（200-400m+）为 NE，同一站高度层方向差异约 47°。Bauer 春季方向自身存在一个自西向东的梯度（西侧英国 63.7°→东侧 46.4°，全域中位 51.5°）。</w:t>
-      </w:r>
-    </w:p>
-    <w:p>
-      <w:pPr>
-        <w:pStyle w:val="21"/>
-      </w:pPr>
-      <w:r>
-        <w:rPr>
-          <w:rFonts w:eastAsia="宋体" w:ascii="Times New Roman" w:hAnsi="Times New Roman"/>
-          <w:sz w:val="24"/>
-        </w:rPr>
-        <w:t>8.3 可能成因（供讨论，非结论）</w:t>
-      </w:r>
-    </w:p>
-    <w:p>
-      <w:pPr>
-        <w:pStyle w:val="a0"/>
-      </w:pPr>
-      <w:r>
-        <w:rPr>
-          <w:rFonts w:eastAsia="宋体" w:ascii="Times New Roman" w:hAnsi="Times New Roman"/>
-          <w:sz w:val="22"/>
-        </w:rPr>
-        <w:t>VPTS 场级方向空间分辨率极低（春季仅 2 个离散值），可能平滑掉局地差异；Bauer 为 2,025 格网的高分辨率产品。</w:t>
-      </w:r>
-    </w:p>
-    <w:p>
-      <w:pPr>
-        <w:pStyle w:val="a0"/>
-      </w:pPr>
-      <w:r>
-        <w:rPr>
-          <w:rFonts w:eastAsia="宋体" w:ascii="Times New Roman" w:hAnsi="Times New Roman"/>
-          <w:sz w:val="22"/>
-        </w:rPr>
-        <w:t>两类雷达的观测高度、时段、目标（气象雷达 vs 专用候鸟雷达）与去噪/追踪口径不同——本轮已证实“观测高度”是关键：VPTS 200-400m 层与 0-200m 转子层的春季方向相差约 47°（32.6° vs 345.3°），高度口径直接改变方向。</w:t>
-      </w:r>
-    </w:p>
-    <w:p>
-      <w:pPr>
-        <w:pStyle w:val="a0"/>
-      </w:pPr>
-      <w:r>
-        <w:rPr>
-          <w:rFonts w:eastAsia="宋体" w:ascii="Times New Roman" w:hAnsi="Times New Roman"/>
-          <w:sz w:val="22"/>
-        </w:rPr>
-        <w:t>在春秋近似反平行假设下，春季方向口径的分歧会系统性移动几何暴露 E(θ) 的极小值位置，进而改变 θ_eco 与暴露降幅度（VPTS 从 90.1% 降至修正后 84.2% 即为例证）。</w:t>
-      </w:r>
-    </w:p>
-    <w:p>
-      <w:pPr>
-        <w:pStyle w:val="21"/>
-      </w:pPr>
-      <w:r>
-        <w:rPr>
-          <w:rFonts w:eastAsia="宋体" w:ascii="Times New Roman" w:hAnsi="Times New Roman"/>
-          <w:sz w:val="24"/>
-        </w:rPr>
-        <w:t>8.4 裁决与当前处理</w:t>
-      </w:r>
-    </w:p>
-    <w:p>
-      <w:r>
-        <w:rPr>
-          <w:rFonts w:eastAsia="宋体" w:ascii="Times New Roman" w:hAnsi="Times New Roman"/>
-          <w:sz w:val="22"/>
-        </w:rPr>
-        <w:t>裁决：春季方向采信 Bauer。VPTS 0-200m 转子层的 NNW（nlhrw 345.3°）判为低空污染——该层方向集中度仅 0.117（200-400m 层为 0.287），方向弥散、混入本地低空鸟活动——不作为迁徙方向。海上迁徙方向以 Bauer 为准，主结论取 Bauer 的 47.6%，VPTS 的 84.2% 仅作为转子层直接观测的上限参考。两源结果仍分列呈现（图 14、图 21），保持透明。</w:t>
-      </w:r>
-    </w:p>
-    <w:p>
-      <w:r>
-        <w:rPr>
-          <w:b/>
-          <w:rFonts w:eastAsia="宋体" w:ascii="Times New Roman" w:hAnsi="Times New Roman"/>
-          <w:sz w:val="22"/>
-        </w:rPr>
-        <w:t>已裁决：春季方向分歧采信 Bauer（NNW 判为低空污染）。</w:t>
-      </w:r>
-    </w:p>
-    <w:p>
-      <w:r>
-        <w:rPr>
-          <w:rFonts w:eastAsia="宋体" w:ascii="Times New Roman" w:hAnsi="Times New Roman"/>
-          <w:sz w:val="22"/>
-        </w:rPr>
-        <w:t>裁决依据与残留风险：VPTS 200-400m 层（32.6°）与 Bauer（格网点 55.9°、匹配场中位 57.8°）均指向 NE，仅 0-200m 转子层（345.3°）偏离，故采信 Bauer。残留风险：① Bauer et al. (2026) 的 birdDir 方向定义（飞行去向 vs 迁徙轴 mod 180）因付费墙未能核验，若方向定义反转需整体交换春/秋口径，但在春秋近似反平行假设下结论方向不变；② 采信 Bauer 即用"迁徙方向"而非"转子层实测方向"计算碰撞暴露，若低空本地鸟活动确为碰撞主体，则 VPTS 的 84.2% 更接近真实——这也是保留其作为上限参考的原因。</w:t>
-      </w:r>
-    </w:p>
-    <w:p>
-      <w:pPr>
-        <w:pStyle w:val="1"/>
-      </w:pPr>
-      <w:r>
-        <w:rPr>
-          <w:rFonts w:eastAsia="宋体" w:ascii="Times New Roman" w:hAnsi="Times New Roman"/>
-          <w:sz w:val="28"/>
-        </w:rPr>
-        <w:t>九、陆上尾流模型敏感性复核（已复核，采信 Jensen）</w:t>
-      </w:r>
-    </w:p>
-    <w:p>
-      <w:pPr>
-        <w:pStyle w:val="21"/>
-      </w:pPr>
-      <w:r>
-        <w:rPr>
-          <w:rFonts w:eastAsia="宋体" w:ascii="Times New Roman" w:hAnsi="Times New Roman"/>
-          <w:sz w:val="22"/>
-        </w:rPr>
-        <w:t>9.1 问题：陆上 AEP(θ) 朝向敏感性可能被 Jensen 模型低估</w:t>
-      </w:r>
-    </w:p>
-    <w:p>
-      <w:r>
-        <w:rPr>
-          <w:rFonts w:eastAsia="宋体" w:ascii="Times New Roman" w:hAnsi="Times New Roman"/>
-          <w:sz w:val="22"/>
-        </w:rPr>
-        <w:t>陆上 AEP 用 Jensen 尾流模型（衰减常数 α=0.075，多尾流 RSS 叠加）计算，得到 AEP(min)/AEP(max) 均值 0.972（朝向敏感性约 2.5–2.8%）。这与海上工程级 FLORIS 数据（171 场，同口径敏感性均值 8.8%、中位 3.7%）相差 2–3 倍。按风机台数分层后差距仍存在（20–50 台：陆上 0.970 vs 海上 0.867；50–100 台：0.948 vs 0.917），说明不完全是“海上场更大”所致。</w:t>
-      </w:r>
-    </w:p>
-    <w:p>
-      <w:pPr>
-        <w:pStyle w:val="21"/>
-      </w:pPr>
-      <w:r>
-        <w:rPr>
-          <w:rFonts w:eastAsia="宋体" w:ascii="Times New Roman" w:hAnsi="Times New Roman"/>
-          <w:sz w:val="22"/>
-        </w:rPr>
-        <w:t>9.2 关键：朝向敏感性直接决定暴露降数值</w:t>
-      </w:r>
-    </w:p>
-    <w:p>
-      <w:r>
-        <w:rPr>
-          <w:rFonts w:eastAsia="宋体" w:ascii="Times New Roman" w:hAnsi="Times New Roman"/>
-          <w:sz w:val="22"/>
-        </w:rPr>
-        <w:t>暴露降的定义是“在 1% 发电预算内把朝向转到使暴露最小的角度，暴露相对下降多少”。AEP(θ) 曲线越平，1% 预算内可转的角度范围越大，暴露降越被高估。陆上数据中 AEP 敏感性与暴露降的 Spearman 相关系数为 0.55；敏感性 &gt;5% 的 380 场暴露降中位仅 52%，而敏感性 &lt;2% 的 2,239 场高达 99%。</w:t>
-      </w:r>
-    </w:p>
-    <w:p>
-      <w:pPr>
-        <w:pStyle w:val="21"/>
-      </w:pPr>
-      <w:r>
-        <w:rPr>
-          <w:rFonts w:eastAsia="宋体" w:ascii="Times New Roman" w:hAnsi="Times New Roman"/>
-          <w:sz w:val="22"/>
-        </w:rPr>
-        <w:t>9.3 敏感性分析（把朝向亏损放大 1.5/2/3 倍重算）</w:t>
-      </w:r>
-    </w:p>
-    <w:p>
-      <w:pPr>
-        <w:pStyle w:val="a0"/>
-      </w:pPr>
-      <w:r>
-        <w:rPr>
-          <w:b/>
-          <w:rFonts w:eastAsia="宋体" w:ascii="Times New Roman" w:hAnsi="Times New Roman"/>
-          <w:sz w:val="22"/>
-        </w:rPr>
-        <w:t>尺度 ×1.0（现模型，敏感性约 2.5%）：暴露降中位 97%</w:t>
-      </w:r>
-    </w:p>
-    <w:p>
-      <w:pPr>
-        <w:pStyle w:val="a0"/>
-      </w:pPr>
-      <w:r>
-        <w:rPr>
-          <w:rFonts w:eastAsia="宋体" w:ascii="Times New Roman" w:hAnsi="Times New Roman"/>
-          <w:sz w:val="22"/>
-        </w:rPr>
-        <w:t>尺度 ×1.5（敏感性约 3.7%）：暴露降中位 92%</w:t>
-      </w:r>
-    </w:p>
-    <w:p>
-      <w:pPr>
-        <w:pStyle w:val="a0"/>
-      </w:pPr>
-      <w:r>
-        <w:rPr>
-          <w:rFonts w:eastAsia="宋体" w:ascii="Times New Roman" w:hAnsi="Times New Roman"/>
-          <w:sz w:val="22"/>
-        </w:rPr>
-        <w:t>尺度 ×2.0（敏感性约 5.0%）：暴露降中位 82%</w:t>
-      </w:r>
-    </w:p>
-    <w:p>
-      <w:pPr>
-        <w:pStyle w:val="a0"/>
-      </w:pPr>
-      <w:r>
-        <w:rPr>
-          <w:rFonts w:eastAsia="宋体" w:ascii="Times New Roman" w:hAnsi="Times New Roman"/>
-          <w:sz w:val="22"/>
-        </w:rPr>
-        <w:t>尺度 ×3.0（敏感性约 7.5%，接近海上 FLORIS）：暴露降中位 62%</w:t>
-      </w:r>
-    </w:p>
-    <w:p>
-      <w:pPr>
-        <w:pStyle w:val="21"/>
-      </w:pPr>
-      <w:r>
-        <w:rPr>
-          <w:rFonts w:ascii="Times New Roman" w:hAnsi="Times New Roman" w:eastAsia="宋体"/>
-          <w:b/>
-          <w:sz w:val="24"/>
-        </w:rPr>
-        <w:t>9.4 结论与处理（α 与 rotor_diam 已复核）</w:t>
-      </w:r>
-    </w:p>
-    <w:p>
-      <w:r>
-        <w:rPr>
-          <w:rFonts w:ascii="Times New Roman" w:hAnsi="Times New Roman" w:eastAsia="宋体"/>
-          <w:sz w:val="22"/>
-        </w:rPr>
-        <w:t>陆上“中位 97% 暴露降”这一核心数字对尾流模型的整体强度高度敏感（见 9.3），可能被高估。本节补两项复核，厘清敏感性来源。复核一（α 的方向与量级）：原建议“用更高衰减常数 α≈0.10 重新标定”系方向性笔误——Jensen 模型中 α 越大尾流恢复越快、尾流越弱、朝向敏感性越低，增强尾流的正确方向是调小 α。实测把 α 从 0.075 降至海上典型值 0.05 后，陆上朝向敏感性均值仅 2.74%→3.13%（+0.39 个百分点）、中位 1.76%→2.08%，暴露降中位 97%→95%（仅降 2 个百分点）、均值 82.5%→79.5%。结论：α 是二阶效应，即便调到海上量级，仍无法解释陆上（约 2.8%）与海上 FLORIS（8.8%）之间约 6 个百分点的差距——该差距更可能来自模型本身（Jensen 解析 vs FLORIS 工程级）、风场布局与方向数据口径，而非 α。复核二（rotor_diam 一致性）：已修复“尾流半径用 70 m 默认值、功率曲线却用农场中位叶轮直径”的不一致（71% 涡轮叶轮直径缺失所致），修复对总体几乎无影响（暴露降中位 97.4%→97.0%）。据此修正建议：① 不再以调 α 为主路径，改以 9.3 的“尾流亏损放大 1.5/2/3 倍”作为不确定性区间；② 若要进一步收窄，应换用工程级陆上尾流模型（如 FLORIS）重算陆上 AEP，而非继续调 Jensen 单一参数；③ 报告结论维持区间陈述（“暴露降中位约 60–95%，取决于尾流模型”）。此问题已处理：陆上尾流模型维持 Jensen（α=0.075），不重跑 FLORIS。理由：① 数据层面，陆上 GWA 仅存蒸馏版缓存（gwa_cache.json：12 扇区 Weibull A/k、频率与粗糙度），不含湍流强度（TI）——FLORIS 高斯尾流模型的必需输入，补齐需重新解析 GWA 原始 lib 文件或由粗糙度经验反推，会额外引入假设；② 计算层面，5,869 场 × 18 朝向 × 12 扇区的全量 FLORIS 仿真（海上 FLORIS 仅为 171 场的独立工程级阶段）单机不可行。故陆上结果维持 Jensen，并以 9.3 的尾流亏损放大 1.5/2/3 倍作为不确定性区间，结论维持区间陈述（“暴露降中位约 60–95%，取决于尾流模型”）。</w:t>
+        <w:t>这说明纯 sin² 几何模型下暴露近乎均匀分布、缺乏真实的热点集中结构；识别真实碰撞热点需依赖通量、飞行高度与物种数据。"朝向调整惠及多数风场"这一结论也须在物种层与死亡校准后复核。</w:t>
       </w:r>
     </w:p>
     <w:sectPr>

--- a/outputs/reports/Energy-Ecology Trade-off of Wind Farm Array Orientation Methods and Results.docx
+++ b/outputs/reports/Energy-Ecology Trade-off of Wind Farm Array Orientation Methods and Results.docx
@@ -19,14 +19,6 @@
         </w:rPr>
         <w:t>风机阵列朝向的能源-生态交换率：方法与结果</w:t>
       </w:r>
-    </w:p>
-    <w:p>
-      <w:pPr>
-        <w:rPr>
-          <w:rFonts w:eastAsia="宋体" w:hint="eastAsia"/>
-          <w:lang w:eastAsia="zh-CN"/>
-        </w:rPr>
-      </w:pPr>
     </w:p>
     <w:p>
       <w:pPr>
@@ -1469,21 +1461,55 @@
         <w:rPr>
           <w:rFonts w:eastAsia="宋体"/>
         </w:rPr>
-        <w:t>E(θ) = 0.5 × [sin</w:t>
-      </w:r>
-      <w:proofErr w:type="gramStart"/>
+        <w:t xml:space="preserve">E(θ) = 0.5 × [sin²(θ </w:t>
+      </w:r>
+      <w:r>
+        <w:rPr>
+          <w:rFonts w:ascii="Cambria Math" w:eastAsia="宋体" w:hAnsi="Cambria Math" w:cs="Cambria Math"/>
+        </w:rPr>
+        <w:t>−</w:t>
+      </w:r>
       <w:r>
         <w:rPr>
           <w:rFonts w:eastAsia="宋体"/>
         </w:rPr>
-        <w:t>²(</w:t>
-      </w:r>
-      <w:proofErr w:type="gramEnd"/>
+        <w:t xml:space="preserve"> </w:t>
+      </w:r>
+      <w:r>
+        <w:rPr>
+          <w:rFonts w:eastAsia="宋体" w:cs="宋体" w:hint="eastAsia"/>
+        </w:rPr>
+        <w:t>φ</w:t>
+      </w:r>
       <w:r>
         <w:rPr>
           <w:rFonts w:eastAsia="宋体"/>
         </w:rPr>
-        <w:t xml:space="preserve">θ </w:t>
+        <w:t>_spring) + sin</w:t>
+      </w:r>
+      <w:r>
+        <w:rPr>
+          <w:rFonts w:eastAsia="宋体" w:cs="宋体" w:hint="eastAsia"/>
+        </w:rPr>
+        <w:t>²</w:t>
+      </w:r>
+      <w:r>
+        <w:rPr>
+          <w:rFonts w:eastAsia="宋体"/>
+        </w:rPr>
+        <w:t>(</w:t>
+      </w:r>
+      <w:r>
+        <w:rPr>
+          <w:rFonts w:eastAsia="宋体" w:cs="宋体" w:hint="eastAsia"/>
+        </w:rPr>
+        <w:t>θ</w:t>
+      </w:r>
+      <w:r>
+        <w:rPr>
+          <w:rFonts w:eastAsia="宋体"/>
+        </w:rPr>
+        <w:t xml:space="preserve"> </w:t>
       </w:r>
       <w:r>
         <w:rPr>
@@ -1497,6 +1523,7 @@
         </w:rPr>
         <w:t xml:space="preserve"> </w:t>
       </w:r>
+      <w:proofErr w:type="spellStart"/>
       <w:r>
         <w:rPr>
           <w:rFonts w:eastAsia="宋体" w:cs="宋体" w:hint="eastAsia"/>
@@ -1507,150 +1534,35 @@
         <w:rPr>
           <w:rFonts w:eastAsia="宋体"/>
         </w:rPr>
-        <w:t>_spring) + sin</w:t>
-      </w:r>
-      <w:proofErr w:type="gramStart"/>
-      <w:r>
-        <w:rPr>
-          <w:rFonts w:eastAsia="宋体" w:cs="宋体" w:hint="eastAsia"/>
-        </w:rPr>
-        <w:t>²</w:t>
-      </w:r>
+        <w:t>_autumn</w:t>
+      </w:r>
+      <w:proofErr w:type="spellEnd"/>
       <w:r>
         <w:rPr>
           <w:rFonts w:eastAsia="宋体"/>
         </w:rPr>
-        <w:t>(</w:t>
-      </w:r>
-      <w:proofErr w:type="gramEnd"/>
-      <w:r>
-        <w:rPr>
-          <w:rFonts w:eastAsia="宋体" w:cs="宋体" w:hint="eastAsia"/>
-        </w:rPr>
-        <w:t>θ</w:t>
-      </w:r>
+        <w:t>)]，θ为风机排布朝向（0-180°），</w:t>
+      </w:r>
+      <w:proofErr w:type="spellStart"/>
       <w:r>
         <w:rPr>
           <w:rFonts w:eastAsia="宋体"/>
         </w:rPr>
-        <w:t xml:space="preserve"> </w:t>
-      </w:r>
-      <w:r>
-        <w:rPr>
-          <w:rFonts w:ascii="Cambria Math" w:eastAsia="宋体" w:hAnsi="Cambria Math" w:cs="Cambria Math"/>
-        </w:rPr>
-        <w:t>−</w:t>
-      </w:r>
+        <w:t>φ_spring和φ_autumn为春秋候鸟飞行方向（天气雷达实测</w:t>
+      </w:r>
+      <w:proofErr w:type="spellEnd"/>
       <w:r>
         <w:rPr>
           <w:rFonts w:eastAsia="宋体"/>
         </w:rPr>
-        <w:t xml:space="preserve"> </w:t>
-      </w:r>
-      <w:proofErr w:type="spellStart"/>
-      <w:r>
-        <w:rPr>
-          <w:rFonts w:eastAsia="宋体" w:cs="宋体" w:hint="eastAsia"/>
-        </w:rPr>
-        <w:t>φ</w:t>
+        <w:t>）。</w:t>
       </w:r>
       <w:r>
         <w:rPr>
           <w:rFonts w:eastAsia="宋体"/>
-        </w:rPr>
-        <w:t>_autumn</w:t>
-      </w:r>
-      <w:proofErr w:type="spellEnd"/>
-      <w:proofErr w:type="gramStart"/>
-      <w:r>
-        <w:rPr>
-          <w:rFonts w:eastAsia="宋体"/>
-        </w:rPr>
-        <w:t>)]，</w:t>
-      </w:r>
-      <w:proofErr w:type="gramEnd"/>
-      <w:r>
-        <w:rPr>
-          <w:rFonts w:eastAsia="宋体"/>
-        </w:rPr>
-        <w:t>θ为风机排布朝向（0-180°），</w:t>
-      </w:r>
-      <w:proofErr w:type="spellStart"/>
-      <w:r>
-        <w:rPr>
-          <w:rFonts w:eastAsia="宋体"/>
-        </w:rPr>
-        <w:t>φ_spring和φ_autumn为春秋候鸟飞行方向（天气雷达实测</w:t>
-      </w:r>
-      <w:proofErr w:type="spellEnd"/>
-      <w:r>
-        <w:rPr>
-          <w:rFonts w:eastAsia="宋体"/>
-        </w:rPr>
-        <w:t>）。</w:t>
-      </w:r>
-      <w:r>
-        <w:rPr>
-          <w:rFonts w:eastAsia="宋体"/>
-          <w:lang w:eastAsia="zh-CN"/>
-        </w:rPr>
-        <w:t>平行时sin²(0</w:t>
-      </w:r>
-      <w:proofErr w:type="gramStart"/>
-      <w:r>
-        <w:rPr>
-          <w:rFonts w:eastAsia="宋体"/>
-          <w:lang w:eastAsia="zh-CN"/>
-        </w:rPr>
-        <w:t>°)=</w:t>
-      </w:r>
-      <w:proofErr w:type="gramEnd"/>
-      <w:r>
-        <w:rPr>
-          <w:rFonts w:eastAsia="宋体"/>
-          <w:lang w:eastAsia="zh-CN"/>
-        </w:rPr>
-        <w:t>0，</w:t>
-      </w:r>
-      <w:r>
-        <w:rPr>
-          <w:rFonts w:eastAsia="宋体"/>
-          <w:lang w:eastAsia="zh-CN"/>
-        </w:rPr>
-        <w:lastRenderedPageBreak/>
-        <w:t>候鸟在行间空道穿过，暴露最低；垂直时sin</w:t>
-      </w:r>
-      <w:proofErr w:type="gramStart"/>
-      <w:r>
-        <w:rPr>
-          <w:rFonts w:eastAsia="宋体"/>
-          <w:lang w:eastAsia="zh-CN"/>
-        </w:rPr>
-        <w:t>²(</w:t>
-      </w:r>
-      <w:proofErr w:type="gramEnd"/>
-      <w:r>
-        <w:rPr>
-          <w:rFonts w:eastAsia="宋体"/>
-          <w:lang w:eastAsia="zh-CN"/>
-        </w:rPr>
-        <w:t>90</w:t>
-      </w:r>
-      <w:proofErr w:type="gramStart"/>
-      <w:r>
-        <w:rPr>
-          <w:rFonts w:eastAsia="宋体"/>
-          <w:lang w:eastAsia="zh-CN"/>
-        </w:rPr>
-        <w:t>°)=</w:t>
-      </w:r>
-      <w:proofErr w:type="gramEnd"/>
-      <w:r>
-        <w:rPr>
-          <w:rFonts w:eastAsia="宋体"/>
-          <w:lang w:eastAsia="zh-CN"/>
-        </w:rPr>
-        <w:t>1，候鸟每穿过一道排即穿越一次叶片旋转面，暴露最高。边界值由几何决定，不依赖候鸟行为假设。</w:t>
+          <w:lang w:eastAsia="zh-CN"/>
+        </w:rPr>
+        <w:t>平行时sin²(0°)=0，候鸟在行间空道穿过，暴露最低；垂直时sin²(90°)=1，候鸟每穿过一道排即穿越一次叶片旋转面，暴露最高。边界值由几何决定，不依赖候鸟行为假设。</w:t>
       </w:r>
     </w:p>
     <w:p>
@@ -1665,23 +1577,8 @@
           <w:rFonts w:eastAsia="宋体"/>
           <w:lang w:eastAsia="zh-CN"/>
         </w:rPr>
-        <w:t>需强调：本模型输出的是几何暴露（筛查性假设），未经飞行高度、回避率与死亡校准，不构成实测碰撞死亡下降；本文的</w:t>
-      </w:r>
-      <w:proofErr w:type="gramStart"/>
-      <w:r>
-        <w:rPr>
-          <w:rFonts w:eastAsia="宋体"/>
-          <w:lang w:eastAsia="zh-CN"/>
-        </w:rPr>
-        <w:t>"暴露降"</w:t>
-      </w:r>
-      <w:proofErr w:type="gramEnd"/>
-      <w:r>
-        <w:rPr>
-          <w:rFonts w:eastAsia="宋体"/>
-          <w:lang w:eastAsia="zh-CN"/>
-        </w:rPr>
-        <w:t>均指几何暴露下降率——海上 VPTS/Bauer 模型额外纳入通量、飞行高度与保护权重，更接近碰撞暴露，但同样未经死亡校准。</w:t>
+        <w:lastRenderedPageBreak/>
+        <w:t>需强调：本模型输出的是几何暴露（筛查性假设），未经飞行高度、回避率与死亡校准，不构成实测碰撞死亡下降；本文的"暴露降"均指几何暴露下降率——海上 VPTS/Bauer 模型额外纳入通量、飞行高度与保护权重，更接近碰撞暴露，但同样未经死亡校准。</w:t>
       </w:r>
     </w:p>
     <w:p>
@@ -1713,23 +1610,7 @@
           <w:rFonts w:eastAsia="宋体"/>
           <w:lang w:eastAsia="zh-CN"/>
         </w:rPr>
-        <w:t>171个海上风场各有18个朝向角度（0-170</w:t>
-      </w:r>
-      <w:proofErr w:type="gramStart"/>
-      <w:r>
-        <w:rPr>
-          <w:rFonts w:eastAsia="宋体"/>
-          <w:lang w:eastAsia="zh-CN"/>
-        </w:rPr>
-        <w:t>°,</w:t>
-      </w:r>
-      <w:proofErr w:type="gramEnd"/>
-      <w:r>
-        <w:rPr>
-          <w:rFonts w:eastAsia="宋体"/>
-          <w:lang w:eastAsia="zh-CN"/>
-        </w:rPr>
-        <w:t xml:space="preserve"> 10°步长）的AEP曲线，来自上一阶段FLORIS尾流仿真，是工程级精确数据。</w:t>
+        <w:t>171个海上风场各有18个朝向角度（0-170°, 10°步长）的AEP曲线，来自上一阶段FLORIS尾流仿真，是工程级精确数据。</w:t>
       </w:r>
     </w:p>
     <w:p>
@@ -2073,15 +1954,7 @@
           <w:rFonts w:eastAsia="宋体"/>
           <w:lang w:eastAsia="zh-CN"/>
         </w:rPr>
-        <w:t>图1：全球35,089条风电点位与8条CAFF候鸟飞线相交，99.9%的风电点落在飞线范围内，但每条飞线面积达2,700万-1.05亿km²，为大陆尺度、无场级区分力，不能用于识别危险区。ERA5气</w:t>
-      </w:r>
-      <w:r>
-        <w:rPr>
-          <w:rFonts w:eastAsia="宋体"/>
-          <w:lang w:eastAsia="zh-CN"/>
-        </w:rPr>
-        <w:lastRenderedPageBreak/>
-        <w:t>象风向同样不可用：Bauer格网逐时对比显示，候鸟飞行方向与气象风向平均差异88°（近乎垂直），仅13%的观测偏差在30°以内，西欧候鸟不遵循顺风飞行。因此海上生态分析仅采用VPTS与Bauer两套实测方向（共55场）。</w:t>
+        <w:t>图1：全球35,089条风电点位与8条CAFF候鸟飞线相交，99.9%的风电点落在飞线范围内，但每条飞线面积达2,700万-1.05亿km²，为大陆尺度、无场级区分力，不能用于识别危险区。ERA5气象风向同样不可用：Bauer格网逐时对比显示，候鸟飞行方向与气象风向平均差异88°（近乎垂直），仅13%的观测偏差在30°以内，西欧候鸟不遵循顺风飞行。因此海上生态分析仅采用VPTS与Bauer两套实测方向（共55场）。</w:t>
       </w:r>
     </w:p>
     <w:p>
@@ -2097,6 +1970,7 @@
           <w:rFonts w:ascii="宋体" w:eastAsia="宋体" w:hAnsi="宋体"/>
           <w:color w:val="000000"/>
         </w:rPr>
+        <w:lastRenderedPageBreak/>
         <w:t>四、海上风场结果</w:t>
       </w:r>
       <w:proofErr w:type="spellEnd"/>
@@ -2304,7 +2178,6 @@
           <w:rFonts w:eastAsia="宋体"/>
           <w:lang w:eastAsia="zh-CN"/>
         </w:rPr>
-        <w:lastRenderedPageBreak/>
         <w:t>图3：Bauer 2026的2,025个有效格网单元候鸟飞行方向。春季中位51.5°（NNE-NE），秋季中位235°（SSW-SW），全西欧方向格局高度一致。共55个海上风场获得实测方向（VPTS雷达29场、Bauer格网26场）。</w:t>
       </w:r>
     </w:p>
@@ -2320,6 +2193,7 @@
           <w:rFonts w:eastAsia="宋体"/>
           <w:noProof/>
         </w:rPr>
+        <w:lastRenderedPageBreak/>
         <w:drawing>
           <wp:inline distT="0" distB="0" distL="0" distR="0" wp14:anchorId="2796DF50" wp14:editId="6201CC0A">
             <wp:extent cx="4846320" cy="3042692"/>
@@ -2376,7 +2250,7 @@
           <w:rFonts w:eastAsia="宋体"/>
           <w:lang w:eastAsia="zh-CN"/>
         </w:rPr>
-        <w:t>图5：1% AEP预算下海上实测方向风场（绿色）能源-生态散点，VPTS与Bauer两源分列。金色为ERA5推测场（已被证伪无效）。VPTS雷达29场以平均0.38%的AEP损失实现暴露降中位84.2%（RR&gt;90%占38%）；Bauer格网26场以平均0.49%的AEP损失实现暴露降中位47.6%（RR&gt;90%占15%）。两源春季方向存在系统性分歧（VPTS 345.3°/35.7° vs Bauer 57.8°），结果差异显著，故分列呈现而非合并。</w:t>
+        <w:t>图4：1% AEP预算下海上实测方向风场（绿色）能源-生态散点，VPTS与Bauer两源分列。金色为ERA5推测场（已被证伪无效）。VPTS雷达29场以平均0.38%的AEP损失实现暴露降中位84.2%（RR&gt;90%占38%）；Bauer格网26场以平均0.49%的AEP损失实现暴露降中位47.6%（RR&gt;90%占15%）。两源春季方向存在系统性分歧（VPTS 345.3°/35.7° vs Bauer 57.8°），结果差异显著，故分列呈现而非合并。</w:t>
       </w:r>
     </w:p>
     <w:p>
@@ -2393,7 +2267,6 @@
           <w:color w:val="000000"/>
           <w:lang w:eastAsia="zh-CN"/>
         </w:rPr>
-        <w:lastRenderedPageBreak/>
         <w:t>五、陆上风场结果</w:t>
       </w:r>
     </w:p>
@@ -2482,7 +2355,8 @@
           <w:rFonts w:eastAsia="宋体"/>
           <w:lang w:eastAsia="zh-CN"/>
         </w:rPr>
-        <w:t>图20：左——经济最优朝向分布，集中在0-40°和140-170°，对应西风带主导和局地地形风。右——AEP(min)/AEP(max)分布，均值0.972、中位0.983。陆上风场朝向调整的发电代价天然较低：最劣vs最优朝向中位仅差1.7%、均值差2.8%，95%的农场差距在9.1%以内。</w:t>
+        <w:lastRenderedPageBreak/>
+        <w:t>图5：左——经济最优朝向分布，集中在0-40°和140-170°，对应西风带主导和局地地形风。右——AEP(min)/AEP(max)分布，均值0.972、中位0.983。陆上风场朝向调整的发电代价天然较低：最劣vs最优朝向中位仅差1.7%、均值差2.8%，95%的农场差距在9.1%以内。</w:t>
       </w:r>
     </w:p>
     <w:p>
@@ -2577,8 +2451,7 @@
           <w:rFonts w:eastAsia="宋体"/>
           <w:lang w:eastAsia="zh-CN"/>
         </w:rPr>
-        <w:lastRenderedPageBreak/>
-        <w:t>图14：陆上4,191场（蓝）与海上55场（VPTS绿 / Bauer紫）散点，1% AEP预算。注意两套暴露模型不同——海上为含通量/高度/保护权重的完整暴露模型，陆上为纯几何sin²模型，故两套暴露降数值不可直接横向对比，此处并列仅为展示各自分布形态。两场景均显示高RR区密度大、多数农场能以极小AEP代价实现高比例暴露降。 绝对降幅 ΔE=E(</w:t>
+        <w:t>图6：陆上4,191场（蓝）与海上55场（VPTS绿 / Bauer紫）散点，1% AEP预算。注意两套暴露模型不同——海上为含通量/高度/保护权重的完整暴露模型，陆上为纯几何sin²模型，故两套暴露降数值不可直接横向对比，此处并列仅为展示各自分布形态。两场景均显示高RR区密度大、多数农场能以极小AEP代价实现高比例暴露降。 绝对降幅 ΔE=E(</w:t>
       </w:r>
       <w:proofErr w:type="spellStart"/>
       <w:r>
@@ -3080,6 +2953,7 @@
           <w:rFonts w:ascii="宋体" w:eastAsia="宋体" w:hAnsi="宋体"/>
           <w:color w:val="000000"/>
         </w:rPr>
+        <w:lastRenderedPageBreak/>
         <w:t>5.3 预算敏感性</w:t>
       </w:r>
     </w:p>
@@ -3151,7 +3025,7 @@
           <w:rFonts w:eastAsia="宋体"/>
           <w:lang w:eastAsia="zh-CN"/>
         </w:rPr>
-        <w:t>图15：左——暴露降累积分布（ECDF），三线对应陆上4,191场（蓝，中位97%）、海上VPTS 29场（绿，中位84%）、海上Bauer 26场（紫，中位48%）。陆上曲线陡峭升至~97%后趋平（约4.3%农场RR&lt;1%）；海上两源分布更分散、整体更低，体现方向口径敏感性。右——0.5%→1%是陆上边际效益最高的区间。</w:t>
+        <w:t>图7：左——暴露降累积分布（ECDF），三线对应陆上4,191场（蓝，中位97%）、海上VPTS 29场（绿，中位84%）、海上Bauer 26场（紫，中位48%）。陆上曲线陡峭升至~97%后趋平（约4.3%农场RR&lt;1%）；海上两源分布更分散、整体更低，体现方向口径敏感性。右——0.5%→1%是陆上边际效益最高的区间（1%→2%仅新增2.1个百分点）。</w:t>
       </w:r>
     </w:p>
     <w:tbl>
@@ -3606,39 +3480,7 @@
           <w:rFonts w:eastAsia="宋体"/>
           <w:lang w:eastAsia="zh-CN"/>
         </w:rPr>
-        <w:t>四级预算对应三个情景：低成本（0.5%，暴露降中位 80.0%）、平衡（1%，中位 97.0%）、保护优先（2%，中位 99.1%）。预算从 1% 提高到 2% 时，暴露降中位仅新增 2.1 个百分点（97.0%→99.1%），边际收益递减，与</w:t>
-      </w:r>
-      <w:proofErr w:type="gramStart"/>
-      <w:r>
-        <w:rPr>
-          <w:rFonts w:eastAsia="宋体"/>
-          <w:lang w:eastAsia="zh-CN"/>
-        </w:rPr>
-        <w:t>"较小</w:t>
-      </w:r>
-      <w:proofErr w:type="gramEnd"/>
-      <w:r>
-        <w:rPr>
-          <w:rFonts w:eastAsia="宋体"/>
-          <w:lang w:eastAsia="zh-CN"/>
-        </w:rPr>
-        <w:t>的发电让步换取大部分收益、预算继续增加则边际</w:t>
-      </w:r>
-      <w:proofErr w:type="gramStart"/>
-      <w:r>
-        <w:rPr>
-          <w:rFonts w:eastAsia="宋体"/>
-          <w:lang w:eastAsia="zh-CN"/>
-        </w:rPr>
-        <w:t>下降"</w:t>
-      </w:r>
-      <w:proofErr w:type="gramEnd"/>
-      <w:r>
-        <w:rPr>
-          <w:rFonts w:eastAsia="宋体"/>
-          <w:lang w:eastAsia="zh-CN"/>
-        </w:rPr>
-        <w:t>的预期一致。</w:t>
+        <w:t>四级预算对应三个情景：低成本（0.5%，暴露降中位 80.0%）、平衡（1%，中位 97.0%）、保护优先（2%，中位 99.1%）。预算从 1% 提高到 2% 时，暴露降中位仅新增 2.1 个百分点（97.0%→99.1%），边际收益递减，与"较小的发电让步换取大部分收益、预算继续增加则边际下降"的预期一致。</w:t>
       </w:r>
     </w:p>
     <w:p>
@@ -3663,6 +3505,7 @@
           <w:color w:val="000000"/>
           <w:lang w:eastAsia="zh-CN"/>
         </w:rPr>
+        <w:lastRenderedPageBreak/>
         <w:t>5.4 经济最优 vs 生态最优朝向</w:t>
       </w:r>
     </w:p>
@@ -3728,7 +3571,7 @@
           <w:rFonts w:eastAsia="宋体"/>
           <w:lang w:eastAsia="zh-CN"/>
         </w:rPr>
-        <w:t>图16：</w:t>
+        <w:t>图8：</w:t>
       </w:r>
       <w:proofErr w:type="spellStart"/>
       <w:r>
@@ -3913,7 +3756,7 @@
           <w:lang w:eastAsia="zh-CN"/>
         </w:rPr>
         <w:lastRenderedPageBreak/>
-        <w:t>图17：左——3-5台至50+台五个规模层暴露降均为~80%。朝向杠杆是几何机制（sin²），与风机数量无关。右——距Bauer格网0-25km的RR=84.0%，100-200km仍达74.4%，信号衰减温和。</w:t>
+        <w:t>图9：左——3-5台至50+台五个规模层暴露降均为~80%。朝向杠杆是几何机制（sin²），与风机数量无关。右——距Bauer格网0-25km的RR=84.0%，100-200km仍达74.4%，信号衰减温和。</w:t>
       </w:r>
     </w:p>
     <w:p>
@@ -4008,48 +3851,8 @@
           <w:rFonts w:eastAsia="宋体"/>
           <w:lang w:eastAsia="zh-CN"/>
         </w:rPr>
-        <w:t>图18：暴露降的空间差异主要反映局地风资源的朝向敏感性（AEP</w:t>
-      </w:r>
-      <w:proofErr w:type="gramStart"/>
-      <w:r>
-        <w:rPr>
-          <w:rFonts w:eastAsia="宋体"/>
-          <w:lang w:eastAsia="zh-CN"/>
-        </w:rPr>
-        <w:t>(θ)</w:t>
-      </w:r>
-      <w:proofErr w:type="gramEnd"/>
-      <w:r>
-        <w:rPr>
-          <w:rFonts w:eastAsia="宋体"/>
-          <w:lang w:eastAsia="zh-CN"/>
-        </w:rPr>
-        <w:t>曲线形状），而非候鸟方向的空间格局——候鸟方向全域标准差仅6.4°，空间差异几乎全部来自发电侧。</w:t>
-      </w:r>
-    </w:p>
-    <w:p>
-      <w:pPr>
-        <w:pStyle w:val="21"/>
-        <w:rPr>
-          <w:rFonts w:ascii="宋体" w:eastAsia="宋体" w:hAnsi="宋体" w:hint="eastAsia"/>
-        </w:rPr>
-      </w:pPr>
-      <w:r>
-        <w:rPr>
-          <w:rFonts w:ascii="宋体" w:eastAsia="宋体" w:hAnsi="宋体"/>
-          <w:color w:val="000000"/>
-        </w:rPr>
-        <w:t xml:space="preserve">5.7 </w:t>
-      </w:r>
-      <w:proofErr w:type="spellStart"/>
-      <w:r>
-        <w:rPr>
-          <w:rFonts w:ascii="宋体" w:eastAsia="宋体" w:hAnsi="宋体"/>
-          <w:color w:val="000000"/>
-        </w:rPr>
-        <w:t>尾流模型验证</w:t>
-      </w:r>
-      <w:proofErr w:type="spellEnd"/>
+        <w:t>图10：暴露降的空间差异主要反映局地风资源的朝向敏感性（AEP(θ)曲线形状），而非候鸟方向的空间格局——候鸟方向全域标准差仅6.4°，空间差异几乎全部来自发电侧。</w:t>
+      </w:r>
     </w:p>
     <w:p>
       <w:pPr>
@@ -4109,32 +3912,18 @@
     </w:p>
     <w:p>
       <w:pPr>
-        <w:rPr>
-          <w:rFonts w:eastAsia="宋体" w:hint="eastAsia"/>
+        <w:pStyle w:val="1"/>
+        <w:rPr>
           <w:lang w:eastAsia="zh-CN"/>
         </w:rPr>
       </w:pPr>
       <w:r>
         <w:rPr>
-          <w:rFonts w:eastAsia="宋体"/>
-          <w:lang w:eastAsia="zh-CN"/>
-        </w:rPr>
-        <w:t>图19：三个最大风场的Jensen尾流效率极坐标图。效率最低点在PCA主轴方向（顺排时后排在前排尾流中），垂直方向效率最高。PCA方差解释率越高，极坐标方向性越显著——模型复现了正确的尾流方向性物理。</w:t>
-      </w:r>
-    </w:p>
-    <w:p>
-      <w:pPr>
-        <w:pStyle w:val="1"/>
-        <w:rPr>
-          <w:lang w:eastAsia="zh-CN"/>
-        </w:rPr>
-      </w:pPr>
-      <w:r>
-        <w:rPr>
-          <w:rFonts w:ascii="Times New Roman" w:eastAsia="宋体" w:hAnsi="Times New Roman"/>
-          <w:lang w:eastAsia="zh-CN"/>
-        </w:rPr>
-        <w:t>六、方向数据的方法复核与裁决</w:t>
+          <w:rFonts w:ascii="Times New Roman" w:eastAsia="宋体" w:hAnsi="Times New Roman"/>
+          <w:lang w:eastAsia="zh-CN"/>
+        </w:rPr>
+        <w:lastRenderedPageBreak/>
+        <w:t>六、方向数据的方法复核与取舍</w:t>
       </w:r>
     </w:p>
     <w:p>
@@ -4285,33 +4074,15 @@
           <w:b/>
           <w:lang w:eastAsia="zh-CN"/>
         </w:rPr>
-        <w:t>转子层修正；距</w:t>
-      </w:r>
-      <w:proofErr w:type="gramStart"/>
+        <w:t>转子层修正；距站</w:t>
+      </w:r>
       <w:r>
         <w:rPr>
           <w:rFonts w:ascii="Times New Roman" w:eastAsia="宋体" w:hAnsi="Times New Roman"/>
           <w:b/>
           <w:lang w:eastAsia="zh-CN"/>
         </w:rPr>
-        <w:t>站</w:t>
-      </w:r>
-      <w:r>
-        <w:rPr>
-          <w:rFonts w:ascii="Times New Roman" w:eastAsia="宋体" w:hAnsi="Times New Roman"/>
-          <w:b/>
-          <w:lang w:eastAsia="zh-CN"/>
-        </w:rPr>
-        <w:t xml:space="preserve"> &gt;</w:t>
-      </w:r>
-      <w:proofErr w:type="gramEnd"/>
-      <w:r>
-        <w:rPr>
-          <w:rFonts w:ascii="Times New Roman" w:eastAsia="宋体" w:hAnsi="Times New Roman"/>
-          <w:b/>
-          <w:lang w:eastAsia="zh-CN"/>
-        </w:rPr>
-        <w:t xml:space="preserve">400 km </w:t>
+        <w:t xml:space="preserve"> &gt;400 km </w:t>
       </w:r>
       <w:r>
         <w:rPr>
@@ -5613,15 +5384,7 @@
           <w:rFonts w:ascii="Times New Roman" w:eastAsia="宋体" w:hAnsi="Times New Roman"/>
           <w:lang w:eastAsia="zh-CN"/>
         </w:rPr>
-        <w:t>。关键发现是这一分歧与高度层</w:t>
-      </w:r>
-      <w:r>
-        <w:rPr>
-          <w:rFonts w:ascii="Times New Roman" w:eastAsia="宋体" w:hAnsi="Times New Roman"/>
-          <w:lang w:eastAsia="zh-CN"/>
-        </w:rPr>
-        <w:lastRenderedPageBreak/>
-        <w:t>强相关：</w:t>
+        <w:t>。关键发现是这一分歧与高度层强相关：</w:t>
       </w:r>
       <w:r>
         <w:rPr>
@@ -5833,6 +5596,7 @@
           <w:sz w:val="24"/>
           <w:lang w:eastAsia="zh-CN"/>
         </w:rPr>
+        <w:lastRenderedPageBreak/>
         <w:t xml:space="preserve">6.3 </w:t>
       </w:r>
       <w:r>
@@ -5841,7 +5605,7 @@
           <w:sz w:val="24"/>
           <w:lang w:eastAsia="zh-CN"/>
         </w:rPr>
-        <w:t>裁决与当前处理</w:t>
+        <w:t>春季方向的取舍</w:t>
       </w:r>
     </w:p>
     <w:p>
@@ -5856,7 +5620,7 @@
           <w:rFonts w:ascii="Times New Roman" w:eastAsia="宋体" w:hAnsi="Times New Roman"/>
           <w:lang w:eastAsia="zh-CN"/>
         </w:rPr>
-        <w:t>裁决：春季方向采信</w:t>
+        <w:t>春季方向采用</w:t>
       </w:r>
       <w:r>
         <w:rPr>
@@ -5870,7 +5634,7 @@
           <w:rFonts w:ascii="Times New Roman" w:eastAsia="宋体" w:hAnsi="Times New Roman"/>
           <w:lang w:eastAsia="zh-CN"/>
         </w:rPr>
-        <w:t>。</w:t>
+        <w:t>：</w:t>
       </w:r>
       <w:r>
         <w:rPr>
@@ -5921,21 +5685,7 @@
           <w:rFonts w:ascii="Times New Roman" w:eastAsia="宋体" w:hAnsi="Times New Roman"/>
           <w:lang w:eastAsia="zh-CN"/>
         </w:rPr>
-        <w:t>）判为低空污染</w:t>
-      </w:r>
-      <w:r>
-        <w:rPr>
-          <w:rFonts w:ascii="Times New Roman" w:eastAsia="宋体" w:hAnsi="Times New Roman"/>
-          <w:lang w:eastAsia="zh-CN"/>
-        </w:rPr>
-        <w:t>——</w:t>
-      </w:r>
-      <w:r>
-        <w:rPr>
-          <w:rFonts w:ascii="Times New Roman" w:eastAsia="宋体" w:hAnsi="Times New Roman"/>
-          <w:lang w:eastAsia="zh-CN"/>
-        </w:rPr>
-        <w:t>该层方向集中度仅</w:t>
+        <w:t>）方向集中度仅</w:t>
       </w:r>
       <w:r>
         <w:rPr>
@@ -5977,21 +5727,105 @@
           <w:rFonts w:ascii="Times New Roman" w:eastAsia="宋体" w:hAnsi="Times New Roman"/>
           <w:lang w:eastAsia="zh-CN"/>
         </w:rPr>
-        <w:t>），方向弥散、混入本地低空鸟活动</w:t>
-      </w:r>
-      <w:r>
-        <w:rPr>
-          <w:rFonts w:ascii="Times New Roman" w:eastAsia="宋体" w:hAnsi="Times New Roman"/>
-          <w:lang w:eastAsia="zh-CN"/>
-        </w:rPr>
-        <w:t>——</w:t>
-      </w:r>
-      <w:r>
-        <w:rPr>
-          <w:rFonts w:ascii="Times New Roman" w:eastAsia="宋体" w:hAnsi="Times New Roman"/>
-          <w:lang w:eastAsia="zh-CN"/>
-        </w:rPr>
-        <w:t>不作为迁徙方向。海上迁徙方向以</w:t>
+        <w:t>），方向弥散、可能混入本地低空鸟活动，故不作迁徙方向；其</w:t>
+      </w:r>
+      <w:r>
+        <w:rPr>
+          <w:rFonts w:ascii="Times New Roman" w:eastAsia="宋体" w:hAnsi="Times New Roman"/>
+          <w:lang w:eastAsia="zh-CN"/>
+        </w:rPr>
+        <w:t xml:space="preserve"> 200-400m </w:t>
+      </w:r>
+      <w:r>
+        <w:rPr>
+          <w:rFonts w:ascii="Times New Roman" w:eastAsia="宋体" w:hAnsi="Times New Roman"/>
+          <w:lang w:eastAsia="zh-CN"/>
+        </w:rPr>
+        <w:t>层（</w:t>
+      </w:r>
+      <w:r>
+        <w:rPr>
+          <w:rFonts w:ascii="Times New Roman" w:eastAsia="宋体" w:hAnsi="Times New Roman"/>
+          <w:lang w:eastAsia="zh-CN"/>
+        </w:rPr>
+        <w:t>32.6°</w:t>
+      </w:r>
+      <w:r>
+        <w:rPr>
+          <w:rFonts w:ascii="Times New Roman" w:eastAsia="宋体" w:hAnsi="Times New Roman"/>
+          <w:lang w:eastAsia="zh-CN"/>
+        </w:rPr>
+        <w:t>）与</w:t>
+      </w:r>
+      <w:r>
+        <w:rPr>
+          <w:rFonts w:ascii="Times New Roman" w:eastAsia="宋体" w:hAnsi="Times New Roman"/>
+          <w:lang w:eastAsia="zh-CN"/>
+        </w:rPr>
+        <w:t xml:space="preserve"> Bauer</w:t>
+      </w:r>
+      <w:r>
+        <w:rPr>
+          <w:rFonts w:ascii="Times New Roman" w:eastAsia="宋体" w:hAnsi="Times New Roman"/>
+          <w:lang w:eastAsia="zh-CN"/>
+        </w:rPr>
+        <w:t>（格网点</w:t>
+      </w:r>
+      <w:r>
+        <w:rPr>
+          <w:rFonts w:ascii="Times New Roman" w:eastAsia="宋体" w:hAnsi="Times New Roman"/>
+          <w:lang w:eastAsia="zh-CN"/>
+        </w:rPr>
+        <w:t xml:space="preserve"> 55.9°</w:t>
+      </w:r>
+      <w:r>
+        <w:rPr>
+          <w:rFonts w:ascii="Times New Roman" w:eastAsia="宋体" w:hAnsi="Times New Roman"/>
+          <w:lang w:eastAsia="zh-CN"/>
+        </w:rPr>
+        <w:t>、匹配场中位</w:t>
+      </w:r>
+      <w:r>
+        <w:rPr>
+          <w:rFonts w:ascii="Times New Roman" w:eastAsia="宋体" w:hAnsi="Times New Roman"/>
+          <w:lang w:eastAsia="zh-CN"/>
+        </w:rPr>
+        <w:t xml:space="preserve"> 57.8°</w:t>
+      </w:r>
+      <w:r>
+        <w:rPr>
+          <w:rFonts w:ascii="Times New Roman" w:eastAsia="宋体" w:hAnsi="Times New Roman"/>
+          <w:lang w:eastAsia="zh-CN"/>
+        </w:rPr>
+        <w:t>）均指向</w:t>
+      </w:r>
+      <w:r>
+        <w:rPr>
+          <w:rFonts w:ascii="Times New Roman" w:eastAsia="宋体" w:hAnsi="Times New Roman"/>
+          <w:lang w:eastAsia="zh-CN"/>
+        </w:rPr>
+        <w:t xml:space="preserve"> NE</w:t>
+      </w:r>
+      <w:r>
+        <w:rPr>
+          <w:rFonts w:ascii="Times New Roman" w:eastAsia="宋体" w:hAnsi="Times New Roman"/>
+          <w:lang w:eastAsia="zh-CN"/>
+        </w:rPr>
+        <w:t>，仅</w:t>
+      </w:r>
+      <w:r>
+        <w:rPr>
+          <w:rFonts w:ascii="Times New Roman" w:eastAsia="宋体" w:hAnsi="Times New Roman"/>
+          <w:lang w:eastAsia="zh-CN"/>
+        </w:rPr>
+        <w:t xml:space="preserve"> 0-200m </w:t>
+      </w:r>
+      <w:r>
+        <w:rPr>
+          <w:rFonts w:ascii="Times New Roman" w:eastAsia="宋体" w:hAnsi="Times New Roman"/>
+          <w:lang w:eastAsia="zh-CN"/>
+        </w:rPr>
+        <w:t>转子层偏离。海上迁徙方向因此以</w:t>
       </w:r>
       <w:r>
         <w:rPr>
@@ -6061,14 +5895,14 @@
           <w:rFonts w:ascii="Times New Roman" w:eastAsia="宋体" w:hAnsi="Times New Roman"/>
           <w:lang w:eastAsia="zh-CN"/>
         </w:rPr>
-        <w:t>仅作为转子层直接观测的上限参考。两源结果仍分列呈现（图</w:t>
-      </w:r>
-      <w:r>
-        <w:rPr>
-          <w:rFonts w:ascii="Times New Roman" w:eastAsia="宋体" w:hAnsi="Times New Roman"/>
-          <w:lang w:eastAsia="zh-CN"/>
-        </w:rPr>
-        <w:t xml:space="preserve"> 14</w:t>
+        <w:t>作为转子层直接观测的上限参考；两源结果仍分列呈现（图</w:t>
+      </w:r>
+      <w:r>
+        <w:rPr>
+          <w:rFonts w:ascii="Times New Roman" w:eastAsia="宋体" w:hAnsi="Times New Roman"/>
+          <w:lang w:eastAsia="zh-CN"/>
+        </w:rPr>
+        <w:t>6</w:t>
       </w:r>
       <w:r>
         <w:rPr>
@@ -6082,14 +5916,14 @@
           <w:rFonts w:ascii="Times New Roman" w:eastAsia="宋体" w:hAnsi="Times New Roman"/>
           <w:lang w:eastAsia="zh-CN"/>
         </w:rPr>
-        <w:t xml:space="preserve"> 21</w:t>
-      </w:r>
-      <w:r>
-        <w:rPr>
-          <w:rFonts w:ascii="Times New Roman" w:eastAsia="宋体" w:hAnsi="Times New Roman"/>
-          <w:lang w:eastAsia="zh-CN"/>
-        </w:rPr>
-        <w:t>），保持透明。</w:t>
+        <w:t>11</w:t>
+      </w:r>
+      <w:r>
+        <w:rPr>
+          <w:rFonts w:ascii="Times New Roman" w:eastAsia="宋体" w:hAnsi="Times New Roman"/>
+          <w:lang w:eastAsia="zh-CN"/>
+        </w:rPr>
+        <w:t>）。</w:t>
       </w:r>
     </w:p>
     <w:p>
@@ -6104,150 +5938,134 @@
           <w:rFonts w:ascii="Times New Roman" w:eastAsia="宋体" w:hAnsi="Times New Roman"/>
           <w:lang w:eastAsia="zh-CN"/>
         </w:rPr>
-        <w:t>裁决依据与残留风险：</w:t>
-      </w:r>
-      <w:r>
-        <w:rPr>
-          <w:rFonts w:ascii="Times New Roman" w:eastAsia="宋体" w:hAnsi="Times New Roman"/>
-          <w:lang w:eastAsia="zh-CN"/>
-        </w:rPr>
-        <w:t xml:space="preserve">VPTS 200-400m </w:t>
-      </w:r>
-      <w:r>
-        <w:rPr>
-          <w:rFonts w:ascii="Times New Roman" w:eastAsia="宋体" w:hAnsi="Times New Roman"/>
-          <w:lang w:eastAsia="zh-CN"/>
-        </w:rPr>
-        <w:t>层（</w:t>
-      </w:r>
-      <w:r>
-        <w:rPr>
-          <w:rFonts w:ascii="Times New Roman" w:eastAsia="宋体" w:hAnsi="Times New Roman"/>
-          <w:lang w:eastAsia="zh-CN"/>
-        </w:rPr>
-        <w:t>32.6°</w:t>
-      </w:r>
-      <w:r>
-        <w:rPr>
-          <w:rFonts w:ascii="Times New Roman" w:eastAsia="宋体" w:hAnsi="Times New Roman"/>
-          <w:lang w:eastAsia="zh-CN"/>
-        </w:rPr>
-        <w:t>）与</w:t>
-      </w:r>
-      <w:r>
-        <w:rPr>
-          <w:rFonts w:ascii="Times New Roman" w:eastAsia="宋体" w:hAnsi="Times New Roman"/>
-          <w:lang w:eastAsia="zh-CN"/>
-        </w:rPr>
-        <w:t xml:space="preserve"> Bauer</w:t>
-      </w:r>
-      <w:r>
-        <w:rPr>
-          <w:rFonts w:ascii="Times New Roman" w:eastAsia="宋体" w:hAnsi="Times New Roman"/>
-          <w:lang w:eastAsia="zh-CN"/>
-        </w:rPr>
-        <w:t>（格网点</w:t>
-      </w:r>
-      <w:r>
-        <w:rPr>
-          <w:rFonts w:ascii="Times New Roman" w:eastAsia="宋体" w:hAnsi="Times New Roman"/>
-          <w:lang w:eastAsia="zh-CN"/>
-        </w:rPr>
-        <w:t xml:space="preserve"> 55.9°</w:t>
-      </w:r>
-      <w:r>
-        <w:rPr>
-          <w:rFonts w:ascii="Times New Roman" w:eastAsia="宋体" w:hAnsi="Times New Roman"/>
-          <w:lang w:eastAsia="zh-CN"/>
-        </w:rPr>
-        <w:t>、匹配场中位</w:t>
-      </w:r>
-      <w:r>
-        <w:rPr>
-          <w:rFonts w:ascii="Times New Roman" w:eastAsia="宋体" w:hAnsi="Times New Roman"/>
-          <w:lang w:eastAsia="zh-CN"/>
-        </w:rPr>
-        <w:t xml:space="preserve"> 57.8°</w:t>
-      </w:r>
-      <w:r>
-        <w:rPr>
-          <w:rFonts w:ascii="Times New Roman" w:eastAsia="宋体" w:hAnsi="Times New Roman"/>
-          <w:lang w:eastAsia="zh-CN"/>
-        </w:rPr>
-        <w:t>）均指向</w:t>
-      </w:r>
-      <w:r>
-        <w:rPr>
-          <w:rFonts w:ascii="Times New Roman" w:eastAsia="宋体" w:hAnsi="Times New Roman"/>
-          <w:lang w:eastAsia="zh-CN"/>
-        </w:rPr>
-        <w:t xml:space="preserve"> NE</w:t>
-      </w:r>
-      <w:r>
-        <w:rPr>
-          <w:rFonts w:ascii="Times New Roman" w:eastAsia="宋体" w:hAnsi="Times New Roman"/>
-          <w:lang w:eastAsia="zh-CN"/>
-        </w:rPr>
-        <w:t>，仅</w:t>
-      </w:r>
-      <w:r>
-        <w:rPr>
-          <w:rFonts w:ascii="Times New Roman" w:eastAsia="宋体" w:hAnsi="Times New Roman"/>
-          <w:lang w:eastAsia="zh-CN"/>
-        </w:rPr>
-        <w:t xml:space="preserve"> 0-200m </w:t>
-      </w:r>
-      <w:r>
-        <w:rPr>
-          <w:rFonts w:ascii="Times New Roman" w:eastAsia="宋体" w:hAnsi="Times New Roman"/>
-          <w:lang w:eastAsia="zh-CN"/>
-        </w:rPr>
-        <w:t>转子层（</w:t>
-      </w:r>
-      <w:r>
-        <w:rPr>
-          <w:rFonts w:ascii="Times New Roman" w:eastAsia="宋体" w:hAnsi="Times New Roman"/>
-          <w:lang w:eastAsia="zh-CN"/>
-        </w:rPr>
-        <w:t>345.3°</w:t>
-      </w:r>
-      <w:r>
-        <w:rPr>
-          <w:rFonts w:ascii="Times New Roman" w:eastAsia="宋体" w:hAnsi="Times New Roman"/>
-          <w:lang w:eastAsia="zh-CN"/>
-        </w:rPr>
-        <w:t>）偏离，故采信</w:t>
-      </w:r>
-      <w:r>
-        <w:rPr>
-          <w:rFonts w:ascii="Times New Roman" w:eastAsia="宋体" w:hAnsi="Times New Roman"/>
-          <w:lang w:eastAsia="zh-CN"/>
-        </w:rPr>
-        <w:t xml:space="preserve"> Bauer</w:t>
-      </w:r>
-      <w:r>
-        <w:rPr>
-          <w:rFonts w:ascii="Times New Roman" w:eastAsia="宋体" w:hAnsi="Times New Roman"/>
-          <w:lang w:eastAsia="zh-CN"/>
-        </w:rPr>
-        <w:t>。残留风险：</w:t>
-      </w:r>
-      <w:r>
-        <w:rPr>
-          <w:rFonts w:ascii="Times New Roman" w:eastAsia="宋体" w:hAnsi="Times New Roman"/>
-          <w:lang w:eastAsia="zh-CN"/>
-        </w:rPr>
-        <w:t xml:space="preserve">① Bauer et al. </w:t>
-      </w:r>
-      <w:proofErr w:type="gramStart"/>
-      <w:r>
-        <w:rPr>
-          <w:rFonts w:ascii="Times New Roman" w:eastAsia="宋体" w:hAnsi="Times New Roman"/>
-          <w:lang w:eastAsia="zh-CN"/>
-        </w:rPr>
-        <w:t>(2026)</w:t>
-      </w:r>
-      <w:proofErr w:type="gramEnd"/>
+        <w:t>需说明两点：其一，采用</w:t>
+      </w:r>
+      <w:r>
+        <w:rPr>
+          <w:rFonts w:ascii="Times New Roman" w:eastAsia="宋体" w:hAnsi="Times New Roman"/>
+          <w:lang w:eastAsia="zh-CN"/>
+        </w:rPr>
+        <w:t xml:space="preserve"> Bauer </w:t>
+      </w:r>
+      <w:r>
+        <w:rPr>
+          <w:rFonts w:ascii="Times New Roman" w:eastAsia="宋体" w:hAnsi="Times New Roman"/>
+          <w:lang w:eastAsia="zh-CN"/>
+        </w:rPr>
+        <w:t>即用</w:t>
+      </w:r>
+      <w:r>
+        <w:rPr>
+          <w:rFonts w:ascii="Times New Roman" w:eastAsia="宋体" w:hAnsi="Times New Roman"/>
+          <w:lang w:eastAsia="zh-CN"/>
+        </w:rPr>
+        <w:t>“</w:t>
+      </w:r>
+      <w:r>
+        <w:rPr>
+          <w:rFonts w:ascii="Times New Roman" w:eastAsia="宋体" w:hAnsi="Times New Roman"/>
+          <w:lang w:eastAsia="zh-CN"/>
+        </w:rPr>
+        <w:t>迁徙方向</w:t>
+      </w:r>
+      <w:r>
+        <w:rPr>
+          <w:rFonts w:ascii="Times New Roman" w:eastAsia="宋体" w:hAnsi="Times New Roman"/>
+          <w:lang w:eastAsia="zh-CN"/>
+        </w:rPr>
+        <w:t>”</w:t>
+      </w:r>
+      <w:r>
+        <w:rPr>
+          <w:rFonts w:ascii="Times New Roman" w:eastAsia="宋体" w:hAnsi="Times New Roman"/>
+          <w:lang w:eastAsia="zh-CN"/>
+        </w:rPr>
+        <w:t>而非</w:t>
+      </w:r>
+      <w:r>
+        <w:rPr>
+          <w:rFonts w:ascii="Times New Roman" w:eastAsia="宋体" w:hAnsi="Times New Roman"/>
+          <w:lang w:eastAsia="zh-CN"/>
+        </w:rPr>
+        <w:t>“</w:t>
+      </w:r>
+      <w:r>
+        <w:rPr>
+          <w:rFonts w:ascii="Times New Roman" w:eastAsia="宋体" w:hAnsi="Times New Roman"/>
+          <w:lang w:eastAsia="zh-CN"/>
+        </w:rPr>
+        <w:t>转子层实测方向</w:t>
+      </w:r>
+      <w:r>
+        <w:rPr>
+          <w:rFonts w:ascii="Times New Roman" w:eastAsia="宋体" w:hAnsi="Times New Roman"/>
+          <w:lang w:eastAsia="zh-CN"/>
+        </w:rPr>
+        <w:t>”</w:t>
+      </w:r>
+      <w:r>
+        <w:rPr>
+          <w:rFonts w:ascii="Times New Roman" w:eastAsia="宋体" w:hAnsi="Times New Roman"/>
+          <w:lang w:eastAsia="zh-CN"/>
+        </w:rPr>
+        <w:t>计算碰撞暴露，若低空本地鸟活动确为碰撞主体，则</w:t>
+      </w:r>
+      <w:r>
+        <w:rPr>
+          <w:rFonts w:ascii="Times New Roman" w:eastAsia="宋体" w:hAnsi="Times New Roman"/>
+          <w:lang w:eastAsia="zh-CN"/>
+        </w:rPr>
+        <w:t xml:space="preserve"> VPTS </w:t>
+      </w:r>
+      <w:r>
+        <w:rPr>
+          <w:rFonts w:ascii="Times New Roman" w:eastAsia="宋体" w:hAnsi="Times New Roman"/>
+          <w:lang w:eastAsia="zh-CN"/>
+        </w:rPr>
+        <w:t>的</w:t>
+      </w:r>
+      <w:r>
+        <w:rPr>
+          <w:rFonts w:ascii="Times New Roman" w:eastAsia="宋体" w:hAnsi="Times New Roman"/>
+          <w:lang w:eastAsia="zh-CN"/>
+        </w:rPr>
+        <w:t xml:space="preserve"> 84.2% </w:t>
+      </w:r>
+      <w:r>
+        <w:rPr>
+          <w:rFonts w:ascii="Times New Roman" w:eastAsia="宋体" w:hAnsi="Times New Roman"/>
+          <w:lang w:eastAsia="zh-CN"/>
+        </w:rPr>
+        <w:t>更接近真实</w:t>
+      </w:r>
+      <w:r>
+        <w:rPr>
+          <w:rFonts w:ascii="Times New Roman" w:eastAsia="宋体" w:hAnsi="Times New Roman"/>
+          <w:lang w:eastAsia="zh-CN"/>
+        </w:rPr>
+        <w:t>——</w:t>
+      </w:r>
+      <w:r>
+        <w:rPr>
+          <w:rFonts w:ascii="Times New Roman" w:eastAsia="宋体" w:hAnsi="Times New Roman"/>
+          <w:lang w:eastAsia="zh-CN"/>
+        </w:rPr>
+        <w:t>这也是保留其作为上限参考的原因；其二，</w:t>
+      </w:r>
+      <w:r>
+        <w:rPr>
+          <w:rFonts w:ascii="Times New Roman" w:eastAsia="宋体" w:hAnsi="Times New Roman"/>
+          <w:lang w:eastAsia="zh-CN"/>
+        </w:rPr>
+        <w:t xml:space="preserve">Bauer et al. (2026) </w:t>
+      </w:r>
+      <w:r>
+        <w:rPr>
+          <w:rFonts w:ascii="Times New Roman" w:eastAsia="宋体" w:hAnsi="Times New Roman"/>
+          <w:lang w:eastAsia="zh-CN"/>
+        </w:rPr>
+        <w:t>的</w:t>
+      </w:r>
       <w:r>
         <w:rPr>
           <w:rFonts w:ascii="Times New Roman" w:eastAsia="宋体" w:hAnsi="Times New Roman"/>
@@ -6255,13 +6073,15 @@
         </w:rPr>
         <w:t xml:space="preserve"> </w:t>
       </w:r>
-      <w:r>
-        <w:rPr>
-          <w:rFonts w:ascii="Times New Roman" w:eastAsia="宋体" w:hAnsi="Times New Roman"/>
-          <w:lang w:eastAsia="zh-CN"/>
-        </w:rPr>
-        <w:t>的</w:t>
-      </w:r>
+      <w:proofErr w:type="spellStart"/>
+      <w:r>
+        <w:rPr>
+          <w:rFonts w:ascii="Times New Roman" w:eastAsia="宋体" w:hAnsi="Times New Roman"/>
+          <w:lang w:eastAsia="zh-CN"/>
+        </w:rPr>
+        <w:t>birdDir</w:t>
+      </w:r>
+      <w:proofErr w:type="spellEnd"/>
       <w:r>
         <w:rPr>
           <w:rFonts w:ascii="Times New Roman" w:eastAsia="宋体" w:hAnsi="Times New Roman"/>
@@ -6269,56 +6089,12 @@
         </w:rPr>
         <w:t xml:space="preserve"> </w:t>
       </w:r>
-      <w:proofErr w:type="spellStart"/>
-      <w:r>
-        <w:rPr>
-          <w:rFonts w:ascii="Times New Roman" w:eastAsia="宋体" w:hAnsi="Times New Roman"/>
-          <w:lang w:eastAsia="zh-CN"/>
-        </w:rPr>
-        <w:t>birdDir</w:t>
-      </w:r>
-      <w:proofErr w:type="spellEnd"/>
-      <w:r>
-        <w:rPr>
-          <w:rFonts w:ascii="Times New Roman" w:eastAsia="宋体" w:hAnsi="Times New Roman"/>
-          <w:lang w:eastAsia="zh-CN"/>
-        </w:rPr>
-        <w:t xml:space="preserve"> </w:t>
-      </w:r>
-      <w:r>
-        <w:rPr>
-          <w:rFonts w:ascii="Times New Roman" w:eastAsia="宋体" w:hAnsi="Times New Roman"/>
-          <w:lang w:eastAsia="zh-CN"/>
-        </w:rPr>
-        <w:t>方向定义（飞行去向</w:t>
-      </w:r>
-      <w:r>
-        <w:rPr>
-          <w:rFonts w:ascii="Times New Roman" w:eastAsia="宋体" w:hAnsi="Times New Roman"/>
-          <w:lang w:eastAsia="zh-CN"/>
-        </w:rPr>
-        <w:t xml:space="preserve"> vs </w:t>
-      </w:r>
-      <w:r>
-        <w:rPr>
-          <w:rFonts w:ascii="Times New Roman" w:eastAsia="宋体" w:hAnsi="Times New Roman"/>
-          <w:lang w:eastAsia="zh-CN"/>
-        </w:rPr>
-        <w:t>迁徙轴</w:t>
-      </w:r>
-      <w:r>
-        <w:rPr>
-          <w:rFonts w:ascii="Times New Roman" w:eastAsia="宋体" w:hAnsi="Times New Roman"/>
-          <w:lang w:eastAsia="zh-CN"/>
-        </w:rPr>
-        <w:t xml:space="preserve"> mod 180</w:t>
-      </w:r>
-      <w:r>
-        <w:rPr>
-          <w:rFonts w:ascii="Times New Roman" w:eastAsia="宋体" w:hAnsi="Times New Roman"/>
-          <w:lang w:eastAsia="zh-CN"/>
-        </w:rPr>
-        <w:t>）因付费墙未能核验，若方向定义反转需整体交换春</w:t>
+      <w:r>
+        <w:rPr>
+          <w:rFonts w:ascii="Times New Roman" w:eastAsia="宋体" w:hAnsi="Times New Roman"/>
+          <w:lang w:eastAsia="zh-CN"/>
+        </w:rPr>
+        <w:t>方向定义若发生反转，需整体交换春</w:t>
       </w:r>
       <w:r>
         <w:rPr>
@@ -6332,153 +6108,7 @@
           <w:rFonts w:ascii="Times New Roman" w:eastAsia="宋体" w:hAnsi="Times New Roman"/>
           <w:lang w:eastAsia="zh-CN"/>
         </w:rPr>
-        <w:t>秋口径，但在春秋近似反平行假设下结论方向不变；</w:t>
-      </w:r>
-      <w:r>
-        <w:rPr>
-          <w:rFonts w:ascii="Times New Roman" w:eastAsia="宋体" w:hAnsi="Times New Roman"/>
-          <w:lang w:eastAsia="zh-CN"/>
-        </w:rPr>
-        <w:t xml:space="preserve">② </w:t>
-      </w:r>
-      <w:r>
-        <w:rPr>
-          <w:rFonts w:ascii="Times New Roman" w:eastAsia="宋体" w:hAnsi="Times New Roman"/>
-          <w:lang w:eastAsia="zh-CN"/>
-        </w:rPr>
-        <w:t>采信</w:t>
-      </w:r>
-      <w:r>
-        <w:rPr>
-          <w:rFonts w:ascii="Times New Roman" w:eastAsia="宋体" w:hAnsi="Times New Roman"/>
-          <w:lang w:eastAsia="zh-CN"/>
-        </w:rPr>
-        <w:t xml:space="preserve"> Bauer </w:t>
-      </w:r>
-      <w:r>
-        <w:rPr>
-          <w:rFonts w:ascii="Times New Roman" w:eastAsia="宋体" w:hAnsi="Times New Roman"/>
-          <w:lang w:eastAsia="zh-CN"/>
-        </w:rPr>
-        <w:t>即用</w:t>
-      </w:r>
-      <w:proofErr w:type="gramStart"/>
-      <w:r>
-        <w:rPr>
-          <w:rFonts w:ascii="Times New Roman" w:eastAsia="宋体" w:hAnsi="Times New Roman"/>
-          <w:lang w:eastAsia="zh-CN"/>
-        </w:rPr>
-        <w:t>"</w:t>
-      </w:r>
-      <w:r>
-        <w:rPr>
-          <w:rFonts w:ascii="Times New Roman" w:eastAsia="宋体" w:hAnsi="Times New Roman"/>
-          <w:lang w:eastAsia="zh-CN"/>
-        </w:rPr>
-        <w:t>迁徙方向</w:t>
-      </w:r>
-      <w:r>
-        <w:rPr>
-          <w:rFonts w:ascii="Times New Roman" w:eastAsia="宋体" w:hAnsi="Times New Roman"/>
-          <w:lang w:eastAsia="zh-CN"/>
-        </w:rPr>
-        <w:t>"</w:t>
-      </w:r>
-      <w:proofErr w:type="gramEnd"/>
-      <w:r>
-        <w:rPr>
-          <w:rFonts w:ascii="Times New Roman" w:eastAsia="宋体" w:hAnsi="Times New Roman"/>
-          <w:lang w:eastAsia="zh-CN"/>
-        </w:rPr>
-        <w:t>而非</w:t>
-      </w:r>
-      <w:proofErr w:type="gramStart"/>
-      <w:r>
-        <w:rPr>
-          <w:rFonts w:ascii="Times New Roman" w:eastAsia="宋体" w:hAnsi="Times New Roman"/>
-          <w:lang w:eastAsia="zh-CN"/>
-        </w:rPr>
-        <w:t>"</w:t>
-      </w:r>
-      <w:r>
-        <w:rPr>
-          <w:rFonts w:ascii="Times New Roman" w:eastAsia="宋体" w:hAnsi="Times New Roman"/>
-          <w:lang w:eastAsia="zh-CN"/>
-        </w:rPr>
-        <w:t>转子</w:t>
-      </w:r>
-      <w:proofErr w:type="gramEnd"/>
-      <w:r>
-        <w:rPr>
-          <w:rFonts w:ascii="Times New Roman" w:eastAsia="宋体" w:hAnsi="Times New Roman"/>
-          <w:lang w:eastAsia="zh-CN"/>
-        </w:rPr>
-        <w:t>层实测</w:t>
-      </w:r>
-      <w:proofErr w:type="gramStart"/>
-      <w:r>
-        <w:rPr>
-          <w:rFonts w:ascii="Times New Roman" w:eastAsia="宋体" w:hAnsi="Times New Roman"/>
-          <w:lang w:eastAsia="zh-CN"/>
-        </w:rPr>
-        <w:t>方向</w:t>
-      </w:r>
-      <w:r>
-        <w:rPr>
-          <w:rFonts w:ascii="Times New Roman" w:eastAsia="宋体" w:hAnsi="Times New Roman"/>
-          <w:lang w:eastAsia="zh-CN"/>
-        </w:rPr>
-        <w:t>"</w:t>
-      </w:r>
-      <w:proofErr w:type="gramEnd"/>
-      <w:r>
-        <w:rPr>
-          <w:rFonts w:ascii="Times New Roman" w:eastAsia="宋体" w:hAnsi="Times New Roman"/>
-          <w:lang w:eastAsia="zh-CN"/>
-        </w:rPr>
-        <w:t>计算碰撞暴露，若低空本地鸟活动确为碰撞主体，则</w:t>
-      </w:r>
-      <w:r>
-        <w:rPr>
-          <w:rFonts w:ascii="Times New Roman" w:eastAsia="宋体" w:hAnsi="Times New Roman"/>
-          <w:lang w:eastAsia="zh-CN"/>
-        </w:rPr>
-        <w:t xml:space="preserve"> VPTS </w:t>
-      </w:r>
-      <w:r>
-        <w:rPr>
-          <w:rFonts w:ascii="Times New Roman" w:eastAsia="宋体" w:hAnsi="Times New Roman"/>
-          <w:lang w:eastAsia="zh-CN"/>
-        </w:rPr>
-        <w:t>的</w:t>
-      </w:r>
-      <w:r>
-        <w:rPr>
-          <w:rFonts w:ascii="Times New Roman" w:eastAsia="宋体" w:hAnsi="Times New Roman"/>
-          <w:lang w:eastAsia="zh-CN"/>
-        </w:rPr>
-        <w:t xml:space="preserve"> 84.2% </w:t>
-      </w:r>
-      <w:r>
-        <w:rPr>
-          <w:rFonts w:ascii="Times New Roman" w:eastAsia="宋体" w:hAnsi="Times New Roman"/>
-          <w:lang w:eastAsia="zh-CN"/>
-        </w:rPr>
-        <w:t>更接近真实</w:t>
-      </w:r>
-      <w:r>
-        <w:rPr>
-          <w:rFonts w:ascii="Times New Roman" w:eastAsia="宋体" w:hAnsi="Times New Roman"/>
-          <w:lang w:eastAsia="zh-CN"/>
-        </w:rPr>
-        <w:t>——</w:t>
-      </w:r>
-      <w:r>
-        <w:rPr>
-          <w:rFonts w:ascii="Times New Roman" w:eastAsia="宋体" w:hAnsi="Times New Roman"/>
-          <w:lang w:eastAsia="zh-CN"/>
-        </w:rPr>
-        <w:t>这也是保留其作为上限参考的原因。</w:t>
+        <w:t>秋口径，但在春秋近似反平行假设下结论方向不变。</w:t>
       </w:r>
     </w:p>
     <w:p>
@@ -6612,35 +6242,7 @@
         <w:rPr>
           <w:rFonts w:ascii="Times New Roman" w:eastAsia="宋体" w:hAnsi="Times New Roman"/>
         </w:rPr>
-        <w:t xml:space="preserve"> </w:t>
-      </w:r>
-      <w:proofErr w:type="gramStart"/>
-      <w:r>
-        <w:rPr>
-          <w:rFonts w:ascii="Times New Roman" w:eastAsia="宋体" w:hAnsi="Times New Roman"/>
-        </w:rPr>
-        <w:t>AEP(</w:t>
-      </w:r>
-      <w:proofErr w:type="gramEnd"/>
-      <w:r>
-        <w:rPr>
-          <w:rFonts w:ascii="Times New Roman" w:eastAsia="宋体" w:hAnsi="Times New Roman"/>
-        </w:rPr>
-        <w:t>min)/</w:t>
-      </w:r>
-      <w:proofErr w:type="gramStart"/>
-      <w:r>
-        <w:rPr>
-          <w:rFonts w:ascii="Times New Roman" w:eastAsia="宋体" w:hAnsi="Times New Roman"/>
-        </w:rPr>
-        <w:t>AEP(</w:t>
-      </w:r>
-      <w:proofErr w:type="gramEnd"/>
-      <w:r>
-        <w:rPr>
-          <w:rFonts w:ascii="Times New Roman" w:eastAsia="宋体" w:hAnsi="Times New Roman"/>
-        </w:rPr>
-        <w:t xml:space="preserve">max) </w:t>
+        <w:t xml:space="preserve"> AEP(min)/AEP(max) </w:t>
       </w:r>
       <w:r>
         <w:rPr>
@@ -6817,15 +6419,7 @@
           <w:rFonts w:ascii="Times New Roman" w:eastAsia="宋体" w:hAnsi="Times New Roman"/>
           <w:lang w:eastAsia="zh-CN"/>
         </w:rPr>
-        <w:t>），</w:t>
-      </w:r>
-      <w:proofErr w:type="gramStart"/>
-      <w:r>
-        <w:rPr>
-          <w:rFonts w:ascii="Times New Roman" w:eastAsia="宋体" w:hAnsi="Times New Roman"/>
-          <w:lang w:eastAsia="zh-CN"/>
-        </w:rPr>
-        <w:t>说明不完全是</w:t>
+        <w:t>），说明不完全是</w:t>
       </w:r>
       <w:r>
         <w:rPr>
@@ -6853,15 +6447,7 @@
           <w:rFonts w:ascii="Times New Roman" w:eastAsia="宋体" w:hAnsi="Times New Roman"/>
           <w:lang w:eastAsia="zh-CN"/>
         </w:rPr>
-        <w:t>所致</w:t>
-      </w:r>
-      <w:proofErr w:type="gramEnd"/>
-      <w:r>
-        <w:rPr>
-          <w:rFonts w:ascii="Times New Roman" w:eastAsia="宋体" w:hAnsi="Times New Roman"/>
-          <w:lang w:eastAsia="zh-CN"/>
-        </w:rPr>
-        <w:t>。</w:t>
+        <w:t>所致。</w:t>
       </w:r>
     </w:p>
     <w:p>
@@ -6949,15 +6535,7 @@
           <w:rFonts w:ascii="Times New Roman" w:eastAsia="宋体" w:hAnsi="Times New Roman"/>
           <w:lang w:eastAsia="zh-CN"/>
         </w:rPr>
-        <w:t>AEP</w:t>
-      </w:r>
-      <w:proofErr w:type="gramStart"/>
-      <w:r>
-        <w:rPr>
-          <w:rFonts w:ascii="Times New Roman" w:eastAsia="宋体" w:hAnsi="Times New Roman"/>
-          <w:lang w:eastAsia="zh-CN"/>
-        </w:rPr>
-        <w:t>(</w:t>
+        <w:t>AEP(</w:t>
       </w:r>
       <w:r>
         <w:rPr>
@@ -6970,15 +6548,7 @@
           <w:rFonts w:ascii="Times New Roman" w:eastAsia="宋体" w:hAnsi="Times New Roman"/>
           <w:lang w:eastAsia="zh-CN"/>
         </w:rPr>
-        <w:t>)</w:t>
-      </w:r>
-      <w:proofErr w:type="gramEnd"/>
-      <w:r>
-        <w:rPr>
-          <w:rFonts w:ascii="Times New Roman" w:eastAsia="宋体" w:hAnsi="Times New Roman"/>
-          <w:lang w:eastAsia="zh-CN"/>
-        </w:rPr>
-        <w:t xml:space="preserve"> </w:t>
+        <w:t xml:space="preserve">) </w:t>
       </w:r>
       <w:r>
         <w:rPr>
@@ -7041,30 +6611,14 @@
           <w:rFonts w:ascii="Times New Roman" w:eastAsia="宋体" w:hAnsi="Times New Roman"/>
           <w:lang w:eastAsia="zh-CN"/>
         </w:rPr>
-        <w:t>；敏感</w:t>
-      </w:r>
-      <w:proofErr w:type="gramStart"/>
-      <w:r>
-        <w:rPr>
-          <w:rFonts w:ascii="Times New Roman" w:eastAsia="宋体" w:hAnsi="Times New Roman"/>
-          <w:lang w:eastAsia="zh-CN"/>
-        </w:rPr>
-        <w:t>性</w:t>
-      </w:r>
-      <w:r>
-        <w:rPr>
-          <w:rFonts w:ascii="Times New Roman" w:eastAsia="宋体" w:hAnsi="Times New Roman"/>
-          <w:lang w:eastAsia="zh-CN"/>
-        </w:rPr>
-        <w:t xml:space="preserve"> &gt;</w:t>
-      </w:r>
-      <w:proofErr w:type="gramEnd"/>
-      <w:r>
-        <w:rPr>
-          <w:rFonts w:ascii="Times New Roman" w:eastAsia="宋体" w:hAnsi="Times New Roman"/>
-          <w:lang w:eastAsia="zh-CN"/>
-        </w:rPr>
-        <w:t xml:space="preserve">5% </w:t>
+        <w:t>；敏感性</w:t>
+      </w:r>
+      <w:r>
+        <w:rPr>
+          <w:rFonts w:ascii="Times New Roman" w:eastAsia="宋体" w:hAnsi="Times New Roman"/>
+          <w:lang w:eastAsia="zh-CN"/>
+        </w:rPr>
+        <w:t xml:space="preserve"> &gt;5% </w:t>
       </w:r>
       <w:r>
         <w:rPr>
@@ -7663,6 +7217,266 @@
           <w:rFonts w:ascii="Times New Roman" w:eastAsia="宋体" w:hAnsi="Times New Roman"/>
           <w:lang w:eastAsia="zh-CN"/>
         </w:rPr>
+        <w:t xml:space="preserve"> FLORIS</w:t>
+      </w:r>
+      <w:r>
+        <w:rPr>
+          <w:rFonts w:ascii="Times New Roman" w:eastAsia="宋体" w:hAnsi="Times New Roman"/>
+          <w:lang w:eastAsia="zh-CN"/>
+        </w:rPr>
+        <w:t>（</w:t>
+      </w:r>
+      <w:r>
+        <w:rPr>
+          <w:rFonts w:ascii="Times New Roman" w:eastAsia="宋体" w:hAnsi="Times New Roman"/>
+          <w:lang w:eastAsia="zh-CN"/>
+        </w:rPr>
+        <w:t>8.8%</w:t>
+      </w:r>
+      <w:r>
+        <w:rPr>
+          <w:rFonts w:ascii="Times New Roman" w:eastAsia="宋体" w:hAnsi="Times New Roman"/>
+          <w:lang w:eastAsia="zh-CN"/>
+        </w:rPr>
+        <w:t>）之间约</w:t>
+      </w:r>
+      <w:r>
+        <w:rPr>
+          <w:rFonts w:ascii="Times New Roman" w:eastAsia="宋体" w:hAnsi="Times New Roman"/>
+          <w:lang w:eastAsia="zh-CN"/>
+        </w:rPr>
+        <w:t xml:space="preserve"> 6 </w:t>
+      </w:r>
+      <w:r>
+        <w:rPr>
+          <w:rFonts w:ascii="Times New Roman" w:eastAsia="宋体" w:hAnsi="Times New Roman"/>
+          <w:lang w:eastAsia="zh-CN"/>
+        </w:rPr>
+        <w:t>个百分点的差距</w:t>
+      </w:r>
+      <w:r>
+        <w:rPr>
+          <w:rFonts w:ascii="Times New Roman" w:eastAsia="宋体" w:hAnsi="Times New Roman"/>
+          <w:lang w:eastAsia="zh-CN"/>
+        </w:rPr>
+        <w:t>——</w:t>
+      </w:r>
+      <w:r>
+        <w:rPr>
+          <w:rFonts w:ascii="Times New Roman" w:eastAsia="宋体" w:hAnsi="Times New Roman"/>
+          <w:lang w:eastAsia="zh-CN"/>
+        </w:rPr>
+        <w:t>该差距更可能来自模型本身（</w:t>
+      </w:r>
+      <w:r>
+        <w:rPr>
+          <w:rFonts w:ascii="Times New Roman" w:eastAsia="宋体" w:hAnsi="Times New Roman"/>
+          <w:lang w:eastAsia="zh-CN"/>
+        </w:rPr>
+        <w:t xml:space="preserve">Jensen </w:t>
+      </w:r>
+      <w:r>
+        <w:rPr>
+          <w:rFonts w:ascii="Times New Roman" w:eastAsia="宋体" w:hAnsi="Times New Roman"/>
+          <w:lang w:eastAsia="zh-CN"/>
+        </w:rPr>
+        <w:t>解析</w:t>
+      </w:r>
+      <w:r>
+        <w:rPr>
+          <w:rFonts w:ascii="Times New Roman" w:eastAsia="宋体" w:hAnsi="Times New Roman"/>
+          <w:lang w:eastAsia="zh-CN"/>
+        </w:rPr>
+        <w:t xml:space="preserve"> vs FLORIS </w:t>
+      </w:r>
+      <w:r>
+        <w:rPr>
+          <w:rFonts w:ascii="Times New Roman" w:eastAsia="宋体" w:hAnsi="Times New Roman"/>
+          <w:lang w:eastAsia="zh-CN"/>
+        </w:rPr>
+        <w:t>工程级）与方向数据口径。因此陆上结果维持</w:t>
+      </w:r>
+      <w:r>
+        <w:rPr>
+          <w:rFonts w:ascii="Times New Roman" w:eastAsia="宋体" w:hAnsi="Times New Roman"/>
+          <w:lang w:eastAsia="zh-CN"/>
+        </w:rPr>
+        <w:t xml:space="preserve"> Jensen</w:t>
+      </w:r>
+      <w:r>
+        <w:rPr>
+          <w:rFonts w:ascii="Times New Roman" w:eastAsia="宋体" w:hAnsi="Times New Roman"/>
+          <w:lang w:eastAsia="zh-CN"/>
+        </w:rPr>
+        <w:t>（</w:t>
+      </w:r>
+      <w:r>
+        <w:rPr>
+          <w:rFonts w:ascii="Times New Roman" w:eastAsia="宋体" w:hAnsi="Times New Roman"/>
+        </w:rPr>
+        <w:t>α</w:t>
+      </w:r>
+      <w:r>
+        <w:rPr>
+          <w:rFonts w:ascii="Times New Roman" w:eastAsia="宋体" w:hAnsi="Times New Roman"/>
+          <w:lang w:eastAsia="zh-CN"/>
+        </w:rPr>
+        <w:t>=0.075</w:t>
+      </w:r>
+      <w:r>
+        <w:rPr>
+          <w:rFonts w:ascii="Times New Roman" w:eastAsia="宋体" w:hAnsi="Times New Roman"/>
+          <w:lang w:eastAsia="zh-CN"/>
+        </w:rPr>
+        <w:t>），以</w:t>
+      </w:r>
+      <w:r>
+        <w:rPr>
+          <w:rFonts w:ascii="Times New Roman" w:eastAsia="宋体" w:hAnsi="Times New Roman"/>
+          <w:lang w:eastAsia="zh-CN"/>
+        </w:rPr>
+        <w:t xml:space="preserve"> 7.3 </w:t>
+      </w:r>
+      <w:r>
+        <w:rPr>
+          <w:rFonts w:ascii="Times New Roman" w:eastAsia="宋体" w:hAnsi="Times New Roman"/>
+          <w:lang w:eastAsia="zh-CN"/>
+        </w:rPr>
+        <w:t>的尾流亏损放大</w:t>
+      </w:r>
+      <w:r>
+        <w:rPr>
+          <w:rFonts w:ascii="Times New Roman" w:eastAsia="宋体" w:hAnsi="Times New Roman"/>
+          <w:lang w:eastAsia="zh-CN"/>
+        </w:rPr>
+        <w:t xml:space="preserve"> 1.5/2/3 </w:t>
+      </w:r>
+      <w:r>
+        <w:rPr>
+          <w:rFonts w:ascii="Times New Roman" w:eastAsia="宋体" w:hAnsi="Times New Roman"/>
+          <w:lang w:eastAsia="zh-CN"/>
+        </w:rPr>
+        <w:t>倍作为不确定性区间，结论维持区间陈述（</w:t>
+      </w:r>
+      <w:r>
+        <w:rPr>
+          <w:rFonts w:ascii="Times New Roman" w:eastAsia="宋体" w:hAnsi="Times New Roman"/>
+          <w:lang w:eastAsia="zh-CN"/>
+        </w:rPr>
+        <w:t>“</w:t>
+      </w:r>
+      <w:r>
+        <w:rPr>
+          <w:rFonts w:ascii="Times New Roman" w:eastAsia="宋体" w:hAnsi="Times New Roman"/>
+          <w:lang w:eastAsia="zh-CN"/>
+        </w:rPr>
+        <w:t>暴露降中位约</w:t>
+      </w:r>
+      <w:r>
+        <w:rPr>
+          <w:rFonts w:ascii="Times New Roman" w:eastAsia="宋体" w:hAnsi="Times New Roman"/>
+          <w:lang w:eastAsia="zh-CN"/>
+        </w:rPr>
+        <w:t xml:space="preserve"> 60–95%</w:t>
+      </w:r>
+      <w:r>
+        <w:rPr>
+          <w:rFonts w:ascii="Times New Roman" w:eastAsia="宋体" w:hAnsi="Times New Roman"/>
+          <w:lang w:eastAsia="zh-CN"/>
+        </w:rPr>
+        <w:t>，取决于尾流模型</w:t>
+      </w:r>
+      <w:r>
+        <w:rPr>
+          <w:rFonts w:ascii="Times New Roman" w:eastAsia="宋体" w:hAnsi="Times New Roman"/>
+          <w:lang w:eastAsia="zh-CN"/>
+        </w:rPr>
+        <w:t>”</w:t>
+      </w:r>
+      <w:r>
+        <w:rPr>
+          <w:rFonts w:ascii="Times New Roman" w:eastAsia="宋体" w:hAnsi="Times New Roman"/>
+          <w:lang w:eastAsia="zh-CN"/>
+        </w:rPr>
+        <w:t>）。未改用</w:t>
+      </w:r>
+      <w:r>
+        <w:rPr>
+          <w:rFonts w:ascii="Times New Roman" w:eastAsia="宋体" w:hAnsi="Times New Roman"/>
+          <w:lang w:eastAsia="zh-CN"/>
+        </w:rPr>
+        <w:t xml:space="preserve"> FLORIS </w:t>
+      </w:r>
+      <w:r>
+        <w:rPr>
+          <w:rFonts w:ascii="Times New Roman" w:eastAsia="宋体" w:hAnsi="Times New Roman"/>
+          <w:lang w:eastAsia="zh-CN"/>
+        </w:rPr>
+        <w:t>重算陆上</w:t>
+      </w:r>
+      <w:r>
+        <w:rPr>
+          <w:rFonts w:ascii="Times New Roman" w:eastAsia="宋体" w:hAnsi="Times New Roman"/>
+          <w:lang w:eastAsia="zh-CN"/>
+        </w:rPr>
+        <w:t xml:space="preserve"> AEP </w:t>
+      </w:r>
+      <w:r>
+        <w:rPr>
+          <w:rFonts w:ascii="Times New Roman" w:eastAsia="宋体" w:hAnsi="Times New Roman"/>
+          <w:lang w:eastAsia="zh-CN"/>
+        </w:rPr>
+        <w:t>的原因：</w:t>
+      </w:r>
+      <w:r>
+        <w:rPr>
+          <w:rFonts w:ascii="Times New Roman" w:eastAsia="宋体" w:hAnsi="Times New Roman"/>
+          <w:lang w:eastAsia="zh-CN"/>
+        </w:rPr>
+        <w:t xml:space="preserve">① </w:t>
+      </w:r>
+      <w:r>
+        <w:rPr>
+          <w:rFonts w:ascii="Times New Roman" w:eastAsia="宋体" w:hAnsi="Times New Roman"/>
+          <w:lang w:eastAsia="zh-CN"/>
+        </w:rPr>
+        <w:t>陆上</w:t>
+      </w:r>
+      <w:r>
+        <w:rPr>
+          <w:rFonts w:ascii="Times New Roman" w:eastAsia="宋体" w:hAnsi="Times New Roman"/>
+          <w:lang w:eastAsia="zh-CN"/>
+        </w:rPr>
+        <w:t xml:space="preserve"> GWA </w:t>
+      </w:r>
+      <w:r>
+        <w:rPr>
+          <w:rFonts w:ascii="Times New Roman" w:eastAsia="宋体" w:hAnsi="Times New Roman"/>
+          <w:lang w:eastAsia="zh-CN"/>
+        </w:rPr>
+        <w:t>仅存蒸馏版缓存（</w:t>
+      </w:r>
+      <w:proofErr w:type="spellStart"/>
+      <w:r>
+        <w:rPr>
+          <w:rFonts w:ascii="Times New Roman" w:eastAsia="宋体" w:hAnsi="Times New Roman"/>
+          <w:lang w:eastAsia="zh-CN"/>
+        </w:rPr>
+        <w:t>gwa_cache.json</w:t>
+      </w:r>
+      <w:proofErr w:type="spellEnd"/>
+      <w:r>
+        <w:rPr>
+          <w:rFonts w:ascii="Times New Roman" w:eastAsia="宋体" w:hAnsi="Times New Roman"/>
+          <w:lang w:eastAsia="zh-CN"/>
+        </w:rPr>
+        <w:t>），不含</w:t>
+      </w:r>
+      <w:r>
+        <w:rPr>
+          <w:rFonts w:ascii="Times New Roman" w:eastAsia="宋体" w:hAnsi="Times New Roman"/>
+          <w:lang w:eastAsia="zh-CN"/>
+        </w:rPr>
         <w:t xml:space="preserve"> </w:t>
       </w:r>
       <w:r>
@@ -7671,267 +7485,7 @@
           <w:lang w:eastAsia="zh-CN"/>
         </w:rPr>
         <w:lastRenderedPageBreak/>
-        <w:t>FLORIS</w:t>
-      </w:r>
-      <w:r>
-        <w:rPr>
-          <w:rFonts w:ascii="Times New Roman" w:eastAsia="宋体" w:hAnsi="Times New Roman"/>
-          <w:lang w:eastAsia="zh-CN"/>
-        </w:rPr>
-        <w:t>（</w:t>
-      </w:r>
-      <w:r>
-        <w:rPr>
-          <w:rFonts w:ascii="Times New Roman" w:eastAsia="宋体" w:hAnsi="Times New Roman"/>
-          <w:lang w:eastAsia="zh-CN"/>
-        </w:rPr>
-        <w:t>8.8%</w:t>
-      </w:r>
-      <w:r>
-        <w:rPr>
-          <w:rFonts w:ascii="Times New Roman" w:eastAsia="宋体" w:hAnsi="Times New Roman"/>
-          <w:lang w:eastAsia="zh-CN"/>
-        </w:rPr>
-        <w:t>）之间约</w:t>
-      </w:r>
-      <w:r>
-        <w:rPr>
-          <w:rFonts w:ascii="Times New Roman" w:eastAsia="宋体" w:hAnsi="Times New Roman"/>
-          <w:lang w:eastAsia="zh-CN"/>
-        </w:rPr>
-        <w:t xml:space="preserve"> 6 </w:t>
-      </w:r>
-      <w:r>
-        <w:rPr>
-          <w:rFonts w:ascii="Times New Roman" w:eastAsia="宋体" w:hAnsi="Times New Roman"/>
-          <w:lang w:eastAsia="zh-CN"/>
-        </w:rPr>
-        <w:t>个百分点的差距</w:t>
-      </w:r>
-      <w:r>
-        <w:rPr>
-          <w:rFonts w:ascii="Times New Roman" w:eastAsia="宋体" w:hAnsi="Times New Roman"/>
-          <w:lang w:eastAsia="zh-CN"/>
-        </w:rPr>
-        <w:t>——</w:t>
-      </w:r>
-      <w:r>
-        <w:rPr>
-          <w:rFonts w:ascii="Times New Roman" w:eastAsia="宋体" w:hAnsi="Times New Roman"/>
-          <w:lang w:eastAsia="zh-CN"/>
-        </w:rPr>
-        <w:t>该差距更可能来自模型本身（</w:t>
-      </w:r>
-      <w:r>
-        <w:rPr>
-          <w:rFonts w:ascii="Times New Roman" w:eastAsia="宋体" w:hAnsi="Times New Roman"/>
-          <w:lang w:eastAsia="zh-CN"/>
-        </w:rPr>
-        <w:t xml:space="preserve">Jensen </w:t>
-      </w:r>
-      <w:r>
-        <w:rPr>
-          <w:rFonts w:ascii="Times New Roman" w:eastAsia="宋体" w:hAnsi="Times New Roman"/>
-          <w:lang w:eastAsia="zh-CN"/>
-        </w:rPr>
-        <w:t>解析</w:t>
-      </w:r>
-      <w:r>
-        <w:rPr>
-          <w:rFonts w:ascii="Times New Roman" w:eastAsia="宋体" w:hAnsi="Times New Roman"/>
-          <w:lang w:eastAsia="zh-CN"/>
-        </w:rPr>
-        <w:t xml:space="preserve"> vs FLORIS </w:t>
-      </w:r>
-      <w:r>
-        <w:rPr>
-          <w:rFonts w:ascii="Times New Roman" w:eastAsia="宋体" w:hAnsi="Times New Roman"/>
-          <w:lang w:eastAsia="zh-CN"/>
-        </w:rPr>
-        <w:t>工程级）与方向数据口径。因此陆上结果维持</w:t>
-      </w:r>
-      <w:r>
-        <w:rPr>
-          <w:rFonts w:ascii="Times New Roman" w:eastAsia="宋体" w:hAnsi="Times New Roman"/>
-          <w:lang w:eastAsia="zh-CN"/>
-        </w:rPr>
-        <w:t xml:space="preserve"> Jensen</w:t>
-      </w:r>
-      <w:r>
-        <w:rPr>
-          <w:rFonts w:ascii="Times New Roman" w:eastAsia="宋体" w:hAnsi="Times New Roman"/>
-          <w:lang w:eastAsia="zh-CN"/>
-        </w:rPr>
-        <w:t>（</w:t>
-      </w:r>
-      <w:r>
-        <w:rPr>
-          <w:rFonts w:ascii="Times New Roman" w:eastAsia="宋体" w:hAnsi="Times New Roman"/>
-        </w:rPr>
-        <w:t>α</w:t>
-      </w:r>
-      <w:r>
-        <w:rPr>
-          <w:rFonts w:ascii="Times New Roman" w:eastAsia="宋体" w:hAnsi="Times New Roman"/>
-          <w:lang w:eastAsia="zh-CN"/>
-        </w:rPr>
-        <w:t>=0.075</w:t>
-      </w:r>
-      <w:r>
-        <w:rPr>
-          <w:rFonts w:ascii="Times New Roman" w:eastAsia="宋体" w:hAnsi="Times New Roman"/>
-          <w:lang w:eastAsia="zh-CN"/>
-        </w:rPr>
-        <w:t>），以</w:t>
-      </w:r>
-      <w:r>
-        <w:rPr>
-          <w:rFonts w:ascii="Times New Roman" w:eastAsia="宋体" w:hAnsi="Times New Roman"/>
-          <w:lang w:eastAsia="zh-CN"/>
-        </w:rPr>
-        <w:t xml:space="preserve"> 7.3 </w:t>
-      </w:r>
-      <w:r>
-        <w:rPr>
-          <w:rFonts w:ascii="Times New Roman" w:eastAsia="宋体" w:hAnsi="Times New Roman"/>
-          <w:lang w:eastAsia="zh-CN"/>
-        </w:rPr>
-        <w:t>的尾流亏损放大</w:t>
-      </w:r>
-      <w:r>
-        <w:rPr>
-          <w:rFonts w:ascii="Times New Roman" w:eastAsia="宋体" w:hAnsi="Times New Roman"/>
-          <w:lang w:eastAsia="zh-CN"/>
-        </w:rPr>
-        <w:t xml:space="preserve"> 1.5/2/3 </w:t>
-      </w:r>
-      <w:r>
-        <w:rPr>
-          <w:rFonts w:ascii="Times New Roman" w:eastAsia="宋体" w:hAnsi="Times New Roman"/>
-          <w:lang w:eastAsia="zh-CN"/>
-        </w:rPr>
-        <w:t>倍作为不确定性区间，结论维持区间陈述（</w:t>
-      </w:r>
-      <w:r>
-        <w:rPr>
-          <w:rFonts w:ascii="Times New Roman" w:eastAsia="宋体" w:hAnsi="Times New Roman"/>
-          <w:lang w:eastAsia="zh-CN"/>
-        </w:rPr>
-        <w:t>“</w:t>
-      </w:r>
-      <w:r>
-        <w:rPr>
-          <w:rFonts w:ascii="Times New Roman" w:eastAsia="宋体" w:hAnsi="Times New Roman"/>
-          <w:lang w:eastAsia="zh-CN"/>
-        </w:rPr>
-        <w:t>暴露降中位约</w:t>
-      </w:r>
-      <w:r>
-        <w:rPr>
-          <w:rFonts w:ascii="Times New Roman" w:eastAsia="宋体" w:hAnsi="Times New Roman"/>
-          <w:lang w:eastAsia="zh-CN"/>
-        </w:rPr>
-        <w:t xml:space="preserve"> 60–95%</w:t>
-      </w:r>
-      <w:r>
-        <w:rPr>
-          <w:rFonts w:ascii="Times New Roman" w:eastAsia="宋体" w:hAnsi="Times New Roman"/>
-          <w:lang w:eastAsia="zh-CN"/>
-        </w:rPr>
-        <w:t>，取决于尾流模型</w:t>
-      </w:r>
-      <w:r>
-        <w:rPr>
-          <w:rFonts w:ascii="Times New Roman" w:eastAsia="宋体" w:hAnsi="Times New Roman"/>
-          <w:lang w:eastAsia="zh-CN"/>
-        </w:rPr>
-        <w:t>”</w:t>
-      </w:r>
-      <w:r>
-        <w:rPr>
-          <w:rFonts w:ascii="Times New Roman" w:eastAsia="宋体" w:hAnsi="Times New Roman"/>
-          <w:lang w:eastAsia="zh-CN"/>
-        </w:rPr>
-        <w:t>）。未改用</w:t>
-      </w:r>
-      <w:r>
-        <w:rPr>
-          <w:rFonts w:ascii="Times New Roman" w:eastAsia="宋体" w:hAnsi="Times New Roman"/>
-          <w:lang w:eastAsia="zh-CN"/>
-        </w:rPr>
-        <w:t xml:space="preserve"> FLORIS </w:t>
-      </w:r>
-      <w:r>
-        <w:rPr>
-          <w:rFonts w:ascii="Times New Roman" w:eastAsia="宋体" w:hAnsi="Times New Roman"/>
-          <w:lang w:eastAsia="zh-CN"/>
-        </w:rPr>
-        <w:t>重算陆上</w:t>
-      </w:r>
-      <w:r>
-        <w:rPr>
-          <w:rFonts w:ascii="Times New Roman" w:eastAsia="宋体" w:hAnsi="Times New Roman"/>
-          <w:lang w:eastAsia="zh-CN"/>
-        </w:rPr>
-        <w:t xml:space="preserve"> AEP </w:t>
-      </w:r>
-      <w:r>
-        <w:rPr>
-          <w:rFonts w:ascii="Times New Roman" w:eastAsia="宋体" w:hAnsi="Times New Roman"/>
-          <w:lang w:eastAsia="zh-CN"/>
-        </w:rPr>
-        <w:t>的原因：</w:t>
-      </w:r>
-      <w:r>
-        <w:rPr>
-          <w:rFonts w:ascii="Times New Roman" w:eastAsia="宋体" w:hAnsi="Times New Roman"/>
-          <w:lang w:eastAsia="zh-CN"/>
-        </w:rPr>
-        <w:t xml:space="preserve">① </w:t>
-      </w:r>
-      <w:r>
-        <w:rPr>
-          <w:rFonts w:ascii="Times New Roman" w:eastAsia="宋体" w:hAnsi="Times New Roman"/>
-          <w:lang w:eastAsia="zh-CN"/>
-        </w:rPr>
-        <w:t>陆上</w:t>
-      </w:r>
-      <w:r>
-        <w:rPr>
-          <w:rFonts w:ascii="Times New Roman" w:eastAsia="宋体" w:hAnsi="Times New Roman"/>
-          <w:lang w:eastAsia="zh-CN"/>
-        </w:rPr>
-        <w:t xml:space="preserve"> GWA </w:t>
-      </w:r>
-      <w:r>
-        <w:rPr>
-          <w:rFonts w:ascii="Times New Roman" w:eastAsia="宋体" w:hAnsi="Times New Roman"/>
-          <w:lang w:eastAsia="zh-CN"/>
-        </w:rPr>
-        <w:t>仅存蒸馏版缓存（</w:t>
-      </w:r>
-      <w:proofErr w:type="spellStart"/>
-      <w:r>
-        <w:rPr>
-          <w:rFonts w:ascii="Times New Roman" w:eastAsia="宋体" w:hAnsi="Times New Roman"/>
-          <w:lang w:eastAsia="zh-CN"/>
-        </w:rPr>
-        <w:t>gwa_cache.json</w:t>
-      </w:r>
-      <w:proofErr w:type="spellEnd"/>
-      <w:r>
-        <w:rPr>
-          <w:rFonts w:ascii="Times New Roman" w:eastAsia="宋体" w:hAnsi="Times New Roman"/>
-          <w:lang w:eastAsia="zh-CN"/>
-        </w:rPr>
-        <w:t>），不含</w:t>
-      </w:r>
-      <w:r>
-        <w:rPr>
-          <w:rFonts w:ascii="Times New Roman" w:eastAsia="宋体" w:hAnsi="Times New Roman"/>
-          <w:lang w:eastAsia="zh-CN"/>
-        </w:rPr>
-        <w:t xml:space="preserve"> FLORIS </w:t>
+        <w:t xml:space="preserve">FLORIS </w:t>
       </w:r>
       <w:r>
         <w:rPr>
@@ -8056,39 +7610,7 @@
           <w:rFonts w:eastAsia="宋体"/>
           <w:lang w:eastAsia="zh-CN"/>
         </w:rPr>
-        <w:t>无公开GPS追踪轨迹，中国/日韩天气雷达鸟检测数据未公开发布），ERA5气象风向已被验证不能替代。东亚目前无法给出量化暴露降估计，在论文中作为</w:t>
-      </w:r>
-      <w:proofErr w:type="gramStart"/>
-      <w:r>
-        <w:rPr>
-          <w:rFonts w:eastAsia="宋体"/>
-          <w:lang w:eastAsia="zh-CN"/>
-        </w:rPr>
-        <w:t>"全球</w:t>
-      </w:r>
-      <w:proofErr w:type="gramEnd"/>
-      <w:r>
-        <w:rPr>
-          <w:rFonts w:eastAsia="宋体"/>
-          <w:lang w:eastAsia="zh-CN"/>
-        </w:rPr>
-        <w:t>候鸟监测</w:t>
-      </w:r>
-      <w:proofErr w:type="gramStart"/>
-      <w:r>
-        <w:rPr>
-          <w:rFonts w:eastAsia="宋体"/>
-          <w:lang w:eastAsia="zh-CN"/>
-        </w:rPr>
-        <w:t>盲区"</w:t>
-      </w:r>
-      <w:proofErr w:type="gramEnd"/>
-      <w:r>
-        <w:rPr>
-          <w:rFonts w:eastAsia="宋体"/>
-          <w:lang w:eastAsia="zh-CN"/>
-        </w:rPr>
-        <w:t>呈现。</w:t>
+        <w:t>无公开GPS追踪轨迹，中国/日韩天气雷达鸟检测数据未公开发布），ERA5气象风向已被验证不能替代。东亚目前无法给出量化暴露降估计，在论文中作为"全球候鸟监测盲区"呈现。</w:t>
       </w:r>
     </w:p>
     <w:p>
@@ -8169,8 +7691,16 @@
       <w:pPr>
         <w:rPr>
           <w:rFonts w:eastAsia="宋体" w:hint="eastAsia"/>
+          <w:lang w:eastAsia="zh-CN"/>
         </w:rPr>
       </w:pPr>
+      <w:r>
+        <w:rPr>
+          <w:rFonts w:eastAsia="宋体"/>
+          <w:lang w:eastAsia="zh-CN"/>
+        </w:rPr>
+        <w:t>图11：海上与陆上所有风场的暴露降分布。左——小提琴图（陆上中位 97%、VPTS 84%、Bauer 48%）；右——RR&gt;90% 比例分组柱状。</w:t>
+      </w:r>
     </w:p>
     <w:p>
       <w:pPr>
@@ -8200,43 +7730,7 @@
           <w:b/>
           <w:lang w:eastAsia="zh-CN"/>
         </w:rPr>
-        <w:t>R1 哪些鸟受威胁、危险区在哪里？——降格为</w:t>
-      </w:r>
-      <w:proofErr w:type="gramStart"/>
-      <w:r>
-        <w:rPr>
-          <w:rFonts w:eastAsia="宋体"/>
-          <w:b/>
-          <w:lang w:eastAsia="zh-CN"/>
-        </w:rPr>
-        <w:t>"危险</w:t>
-      </w:r>
-      <w:proofErr w:type="gramEnd"/>
-      <w:r>
-        <w:rPr>
-          <w:rFonts w:eastAsia="宋体"/>
-          <w:b/>
-          <w:lang w:eastAsia="zh-CN"/>
-        </w:rPr>
-        <w:t>区</w:t>
-      </w:r>
-      <w:proofErr w:type="gramStart"/>
-      <w:r>
-        <w:rPr>
-          <w:rFonts w:eastAsia="宋体"/>
-          <w:b/>
-          <w:lang w:eastAsia="zh-CN"/>
-        </w:rPr>
-        <w:t>识别"，</w:t>
-      </w:r>
-      <w:proofErr w:type="gramEnd"/>
-      <w:r>
-        <w:rPr>
-          <w:rFonts w:eastAsia="宋体"/>
-          <w:b/>
-          <w:lang w:eastAsia="zh-CN"/>
-        </w:rPr>
-        <w:t>物种层待验证</w:t>
+        <w:t>R1 哪些鸟受威胁、危险区在哪里？——降格为"危险区识别"，物种层待验证</w:t>
       </w:r>
     </w:p>
     <w:p>
@@ -8251,79 +7745,7 @@
           <w:rFonts w:eastAsia="宋体"/>
           <w:lang w:eastAsia="zh-CN"/>
         </w:rPr>
-        <w:t>预期：迁徙鸟—风场重合集中于有限的迁徙通道—风电建设交汇区，据此可识别进入旋翼扫掠高度的物种与其中受胁物种。实测：本研究覆盖 55 海上（实测方向）+ 4,191 陆上风场，但 VPTS/Bauer 雷达无物种标识，无法给出</w:t>
-      </w:r>
-      <w:proofErr w:type="gramStart"/>
-      <w:r>
-        <w:rPr>
-          <w:rFonts w:eastAsia="宋体"/>
-          <w:lang w:eastAsia="zh-CN"/>
-        </w:rPr>
-        <w:t>"进入</w:t>
-      </w:r>
-      <w:proofErr w:type="gramEnd"/>
-      <w:r>
-        <w:rPr>
-          <w:rFonts w:eastAsia="宋体"/>
-          <w:lang w:eastAsia="zh-CN"/>
-        </w:rPr>
-        <w:t>旋翼高度的物种</w:t>
-      </w:r>
-      <w:proofErr w:type="gramStart"/>
-      <w:r>
-        <w:rPr>
-          <w:rFonts w:eastAsia="宋体"/>
-          <w:lang w:eastAsia="zh-CN"/>
-        </w:rPr>
-        <w:t>数"。</w:t>
-      </w:r>
-      <w:proofErr w:type="gramEnd"/>
-      <w:r>
-        <w:rPr>
-          <w:rFonts w:eastAsia="宋体"/>
-          <w:lang w:eastAsia="zh-CN"/>
-        </w:rPr>
-        <w:t>降格结论：CAFF 飞线覆盖 99.9% 风电点但为大陆尺度、无场级区分力（印证 R1.4</w:t>
-      </w:r>
-      <w:proofErr w:type="gramStart"/>
-      <w:r>
-        <w:rPr>
-          <w:rFonts w:eastAsia="宋体"/>
-          <w:lang w:eastAsia="zh-CN"/>
-        </w:rPr>
-        <w:t>"粗</w:t>
-      </w:r>
-      <w:proofErr w:type="gramEnd"/>
-      <w:r>
-        <w:rPr>
-          <w:rFonts w:eastAsia="宋体"/>
-          <w:lang w:eastAsia="zh-CN"/>
-        </w:rPr>
-        <w:t>尺度飞线不能识别危险</w:t>
-      </w:r>
-      <w:proofErr w:type="gramStart"/>
-      <w:r>
-        <w:rPr>
-          <w:rFonts w:eastAsia="宋体"/>
-          <w:lang w:eastAsia="zh-CN"/>
-        </w:rPr>
-        <w:t>区"）</w:t>
-      </w:r>
-      <w:proofErr w:type="gramEnd"/>
-      <w:r>
-        <w:rPr>
-          <w:rFonts w:eastAsia="宋体"/>
-          <w:lang w:eastAsia="zh-CN"/>
-        </w:rPr>
-        <w:t>；识别真</w:t>
-      </w:r>
-      <w:r>
-        <w:rPr>
-          <w:rFonts w:eastAsia="宋体"/>
-          <w:lang w:eastAsia="zh-CN"/>
-        </w:rPr>
-        <w:lastRenderedPageBreak/>
-        <w:t>实危险区需通量、飞行高度与物种数据。本轮已用 VPTS 0-200m 转子层修正飞高，经验转子高度占比 0.11-0.58（中位约 0.31），显著偏离原假设 0.5。判定：⚠ 待验证（物种层数据缺失）。</w:t>
+        <w:t>预期：迁徙鸟—风场重合集中于有限的迁徙通道—风电建设交汇区，据此可识别进入旋翼扫掠高度的物种与其中受胁物种。实测：本研究覆盖 55 海上（实测方向）+ 4,191 陆上风场，但 VPTS/Bauer 雷达无物种标识，无法给出"进入旋翼高度的物种数"。降格结论：CAFF 飞线覆盖 99.9% 风电点但为大陆尺度、无场级区分力（印证 R1.4"粗尺度飞线不能识别危险区"）；识别真实危险区需通量、飞行高度与物种数据。本轮已用 VPTS 0-200m 转子层修正飞高，经验转子高度占比 0.11-0.58（中位约 0.31），显著偏离原假设 0.5。判定：⚠ 待验证（物种层数据缺失）。</w:t>
       </w:r>
     </w:p>
     <w:p>
@@ -8354,19 +7776,25 @@
           <w:rFonts w:eastAsia="宋体"/>
           <w:lang w:eastAsia="zh-CN"/>
         </w:rPr>
-        <w:t>预期：危险暴露随阵列—飞向夹角从平行（0°）向垂直（90°）增加，风险集中在特定夹角。实测：几何暴露模型 E</w:t>
-      </w:r>
-      <w:proofErr w:type="gramStart"/>
+        <w:lastRenderedPageBreak/>
+        <w:t>预期：危险暴露随阵列—飞向夹角从平行（0°）向垂直（90°）增加，风险集中在特定夹角。实测：几何暴露模型 E(</w:t>
+      </w:r>
       <w:r>
         <w:rPr>
           <w:rFonts w:eastAsia="宋体"/>
-          <w:lang w:eastAsia="zh-CN"/>
-        </w:rPr>
-        <w:t>(</w:t>
+        </w:rPr>
+        <w:t>θ</w:t>
       </w:r>
       <w:r>
         <w:rPr>
           <w:rFonts w:eastAsia="宋体"/>
+          <w:lang w:eastAsia="zh-CN"/>
+        </w:rPr>
+        <w:t>)=0.5[sin²(</w:t>
+      </w:r>
+      <w:r>
+        <w:rPr>
+          <w:rFonts w:eastAsia="宋体"/>
         </w:rPr>
         <w:t>θ</w:t>
       </w:r>
@@ -8375,19 +7803,24 @@
           <w:rFonts w:eastAsia="宋体"/>
           <w:lang w:eastAsia="zh-CN"/>
         </w:rPr>
-        <w:t>)</w:t>
-      </w:r>
-      <w:proofErr w:type="gramEnd"/>
+        <w:t>−</w:t>
+      </w:r>
       <w:r>
         <w:rPr>
           <w:rFonts w:eastAsia="宋体"/>
-          <w:lang w:eastAsia="zh-CN"/>
-        </w:rPr>
-        <w:t>=0.5[sin²(</w:t>
+        </w:rPr>
+        <w:t>φ</w:t>
       </w:r>
       <w:r>
         <w:rPr>
           <w:rFonts w:eastAsia="宋体"/>
+          <w:lang w:eastAsia="zh-CN"/>
+        </w:rPr>
+        <w:t>春)+sin²(</w:t>
+      </w:r>
+      <w:r>
+        <w:rPr>
+          <w:rFonts w:eastAsia="宋体"/>
         </w:rPr>
         <w:t>θ</w:t>
       </w:r>
@@ -8404,56 +7837,12 @@
         </w:rPr>
         <w:t>φ</w:t>
       </w:r>
-      <w:proofErr w:type="gramStart"/>
       <w:r>
         <w:rPr>
           <w:rFonts w:eastAsia="宋体"/>
           <w:lang w:eastAsia="zh-CN"/>
         </w:rPr>
-        <w:t>春)</w:t>
-      </w:r>
-      <w:proofErr w:type="gramEnd"/>
-      <w:r>
-        <w:rPr>
-          <w:rFonts w:eastAsia="宋体"/>
-          <w:lang w:eastAsia="zh-CN"/>
-        </w:rPr>
-        <w:t>+sin²(</w:t>
-      </w:r>
-      <w:r>
-        <w:rPr>
-          <w:rFonts w:eastAsia="宋体"/>
-        </w:rPr>
-        <w:t>θ</w:t>
-      </w:r>
-      <w:r>
-        <w:rPr>
-          <w:rFonts w:eastAsia="宋体"/>
-          <w:lang w:eastAsia="zh-CN"/>
-        </w:rPr>
-        <w:t>−</w:t>
-      </w:r>
-      <w:r>
-        <w:rPr>
-          <w:rFonts w:eastAsia="宋体"/>
-        </w:rPr>
-        <w:t>φ</w:t>
-      </w:r>
-      <w:proofErr w:type="gramStart"/>
-      <w:r>
-        <w:rPr>
-          <w:rFonts w:eastAsia="宋体"/>
-          <w:lang w:eastAsia="zh-CN"/>
-        </w:rPr>
-        <w:t>秋)</w:t>
-      </w:r>
-      <w:proofErr w:type="gramEnd"/>
-      <w:r>
-        <w:rPr>
-          <w:rFonts w:eastAsia="宋体"/>
-          <w:lang w:eastAsia="zh-CN"/>
-        </w:rPr>
-        <w:t>]（sin² 为筛查假设，未经死亡校准）。55 个海上风场有实测方向（VPTS 29 + Bauer 26），陆上 4,191 场有 Bauer 方向。判定：符合（几何筛查层）。</w:t>
+        <w:t>秋)]（sin² 为筛查假设，未经死亡校准）。55 个海上风场有实测方向（VPTS 29 + Bauer 26），陆上 4,191 场有 Bauer 方向。判定：符合（几何筛查层）。</w:t>
       </w:r>
     </w:p>
     <w:p>
@@ -8515,7 +7904,21 @@
           <w:rFonts w:eastAsia="宋体"/>
           <w:lang w:eastAsia="zh-CN"/>
         </w:rPr>
-        <w:t>预期：低成本 0.5%、平衡 1%、保护优先 2% 三情景，边际收益递减。实测：陆上三情景暴露降中位 79.8% / 97.0% / 99.1%，预算 1%→2% 仅新增 2.1 个百分点；海上实测方向场 1% 预算 AEP 代价中位 0.36%。判定：符合（较小的发电让步换取大部分暴露降，边际递减）。</w:t>
+        <w:t>预期：低成本 0.5%、平衡 1%、保护优先 2% 三情景，边际收益递减。实测：陆上三情景暴露降中位 79.8% / 97.0% / 99.1%，预算 1%→2% 仅新增 2.1 个百分点；海上实测方向场 1% 预算 AEP 代价中位 0.36%。判定</w:t>
+      </w:r>
+      <w:r>
+        <w:rPr>
+          <w:rFonts w:eastAsia="宋体" w:hint="eastAsia"/>
+          <w:lang w:eastAsia="zh-CN"/>
+        </w:rPr>
+        <w:t>：</w:t>
+      </w:r>
+      <w:r>
+        <w:rPr>
+          <w:rFonts w:eastAsia="宋体"/>
+          <w:lang w:eastAsia="zh-CN"/>
+        </w:rPr>
+        <w:t>符合（较小的发电让步换取大部分暴露降，边际递减）。</w:t>
       </w:r>
     </w:p>
     <w:p>
@@ -8530,87 +7933,7 @@
           <w:rFonts w:eastAsia="宋体"/>
           <w:lang w:eastAsia="zh-CN"/>
         </w:rPr>
-        <w:t>预期结论总体对照：①</w:t>
-      </w:r>
-      <w:proofErr w:type="gramStart"/>
-      <w:r>
-        <w:rPr>
-          <w:rFonts w:eastAsia="宋体"/>
-          <w:lang w:eastAsia="zh-CN"/>
-        </w:rPr>
-        <w:t>"碰撞</w:t>
-      </w:r>
-      <w:proofErr w:type="gramEnd"/>
-      <w:r>
-        <w:rPr>
-          <w:rFonts w:eastAsia="宋体"/>
-          <w:lang w:eastAsia="zh-CN"/>
-        </w:rPr>
-        <w:t>威胁可被明确定位"——部分符合（危险区定位需物种/通量层，待验证）；②</w:t>
-      </w:r>
-      <w:proofErr w:type="gramStart"/>
-      <w:r>
-        <w:rPr>
-          <w:rFonts w:eastAsia="宋体"/>
-          <w:lang w:eastAsia="zh-CN"/>
-        </w:rPr>
-        <w:t>"阵列</w:t>
-      </w:r>
-      <w:proofErr w:type="gramEnd"/>
-      <w:r>
-        <w:rPr>
-          <w:rFonts w:eastAsia="宋体"/>
-          <w:lang w:eastAsia="zh-CN"/>
-        </w:rPr>
-        <w:t>方向解释了其中一部分风险"——符合（几何筛查）；③</w:t>
-      </w:r>
-      <w:proofErr w:type="gramStart"/>
-      <w:r>
-        <w:rPr>
-          <w:rFonts w:eastAsia="宋体"/>
-          <w:lang w:eastAsia="zh-CN"/>
-        </w:rPr>
-        <w:t>"方向</w:t>
-      </w:r>
-      <w:proofErr w:type="gramEnd"/>
-      <w:r>
-        <w:rPr>
-          <w:rFonts w:eastAsia="宋体"/>
-          <w:lang w:eastAsia="zh-CN"/>
-        </w:rPr>
-        <w:t>调整可带来可量化的风险下降"——符合；④</w:t>
-      </w:r>
-      <w:proofErr w:type="gramStart"/>
-      <w:r>
-        <w:rPr>
-          <w:rFonts w:eastAsia="宋体"/>
-          <w:lang w:eastAsia="zh-CN"/>
-        </w:rPr>
-        <w:t>"较小</w:t>
-      </w:r>
-      <w:proofErr w:type="gramEnd"/>
-      <w:r>
-        <w:rPr>
-          <w:rFonts w:eastAsia="宋体"/>
-          <w:lang w:eastAsia="zh-CN"/>
-        </w:rPr>
-        <w:t>的发电让步可换取大部分风险下降"——符合；⑤</w:t>
-      </w:r>
-      <w:proofErr w:type="gramStart"/>
-      <w:r>
-        <w:rPr>
-          <w:rFonts w:eastAsia="宋体"/>
-          <w:lang w:eastAsia="zh-CN"/>
-        </w:rPr>
-        <w:t>"方向</w:t>
-      </w:r>
-      <w:proofErr w:type="gramEnd"/>
-      <w:r>
-        <w:rPr>
-          <w:rFonts w:eastAsia="宋体"/>
-          <w:lang w:eastAsia="zh-CN"/>
-        </w:rPr>
-        <w:t>优化应成为场址决策而非统一规则"——符合（先识别危险区、再分离方向风险、再比较发电代价）。</w:t>
+        <w:t>预期结论总体对照：①"碰撞威胁可被明确定位"——部分符合（危险区定位需物种/通量层，待验证）；②"阵列方向解释了其中一部分风险"——符合（几何筛查）；③"方向调整可带来可量化的风险下降"——符合；④"较小的发电让步可换取大部分风险下降"——符合；⑤"方向优化应成为场址决策而非统一规则"——符合（先识别危险区、再分离方向风险、再比较发电代价）。</w:t>
       </w:r>
     </w:p>
     <w:p>
@@ -8625,7 +7948,7 @@
           <w:rFonts w:eastAsia="宋体"/>
           <w:lang w:eastAsia="zh-CN"/>
         </w:rPr>
-        <w:t>上图完整呈现了海上与陆上所有风场的暴露降分布，不依赖单一均值：</w:t>
+        <w:t>图11 完整呈现了海上与陆上所有风场的暴露降分布，不依赖单一均值：</w:t>
       </w:r>
     </w:p>
     <w:p>
@@ -8869,40 +8192,7 @@
           <w:rFonts w:eastAsia="宋体"/>
           <w:lang w:eastAsia="zh-CN"/>
         </w:rPr>
-        <w:lastRenderedPageBreak/>
-        <w:t>局限说明：朝向调整的收益在风场间分布较为均匀——按暴露降绝对值排序，前 20% 的风场仅贡献 38% 的总暴露降、前 5% 仅 11%，并非</w:t>
-      </w:r>
-      <w:proofErr w:type="gramStart"/>
-      <w:r>
-        <w:rPr>
-          <w:rFonts w:eastAsia="宋体"/>
-          <w:lang w:eastAsia="zh-CN"/>
-        </w:rPr>
-        <w:t>"少数</w:t>
-      </w:r>
-      <w:proofErr w:type="gramEnd"/>
-      <w:r>
-        <w:rPr>
-          <w:rFonts w:eastAsia="宋体"/>
-          <w:lang w:eastAsia="zh-CN"/>
-        </w:rPr>
-        <w:t>高风险场贡献大部分</w:t>
-      </w:r>
-      <w:proofErr w:type="gramStart"/>
-      <w:r>
-        <w:rPr>
-          <w:rFonts w:eastAsia="宋体"/>
-          <w:lang w:eastAsia="zh-CN"/>
-        </w:rPr>
-        <w:t>收益"。</w:t>
-      </w:r>
-      <w:proofErr w:type="gramEnd"/>
-      <w:r>
-        <w:rPr>
-          <w:rFonts w:eastAsia="宋体"/>
-          <w:lang w:eastAsia="zh-CN"/>
-        </w:rPr>
-        <w:t>这说明纯 sin² 几何模型下暴露近乎均匀分布、缺乏真实的热点集中结构；识别真实碰撞热点需依赖通量、飞行高度与物种数据。"朝向调整惠及多数风场"这一结论也须在物种层与死亡校准后复核。</w:t>
+        <w:t>局限说明：朝向调整的收益在风场间分布较为均匀——按暴露降绝对值排序，前 20% 的风场仅贡献 38% 的总暴露降、前 5% 仅 11%，并非"少数高风险场贡献大部分收益"。这说明纯 sin² 几何模型下暴露近乎均匀分布、缺乏真实的热点集中结构；识别真实碰撞热点需依赖通量、飞行高度与物种数据。"朝向调整惠及多数风场"这一结论也须在物种层与死亡校准后复核。</w:t>
       </w:r>
     </w:p>
     <w:sectPr>
